--- a/public/Mahendharsoma-Resume.docx
+++ b/public/Mahendharsoma-Resume.docx
@@ -104,8 +104,13 @@
         <w:spacing w:before="40" w:after="40" w:line="269" w:lineRule="auto"/>
       </w:pPr>
       <w:r>
-        <w:t>Full Stack Web Developer with 8+ years of experience building scalable business applications using PHP, CodeIgniter 4, Next.js, JavaScript, and MySQL. Delivered ERP, SaaS, CMS, and custom platforms across education, transport, hospitality, and operations. Capable of building modern Next.js + MySQL applications and creating AI-assisted solutions for faster development, automation, and smarter workflows. Strong ownership from requirements through secure production deployment on Linux/cPanel with Git.</w:t>
+        <w:t>Full Stack Web Developer with 8+ years of experience building scalable business applications using PHP, CodeIgniter 4, Next.js, JavaScript, and MySQL. Delivered ERP, SaaS, CMS, and custom platforms across education, transport, hospitality, and operations. Capable of building modern Next.js + MySQL applications and creating AI-assisted solutions for faster development, automation, and smarter workflows. Strong ownership from requirements through secure production deployment on Linux/</w:t>
       </w:r>
+      <w:proofErr w:type="gramStart"/>
+      <w:r>
+        <w:t>cPanel .</w:t>
+      </w:r>
+      <w:proofErr w:type="gramEnd"/>
     </w:p>
     <w:p>
       <w:pPr>
@@ -463,7 +468,7 @@
         <w:rPr>
           <w:sz w:val="19"/>
         </w:rPr>
-        <w:t>Hardened security with validation, RBAC, and session management across multi-tenant products; owned Linux/cPanel and Git-based releases.</w:t>
+        <w:t>Hardened security with validation, RBAC, and session management across multi-tenant products; owned Linux/cPanel and production releases.</w:t>
       </w:r>
     </w:p>
     <w:p>
@@ -1051,7 +1056,7 @@
   <w:abstractNum w:abstractNumId="8" w15:restartNumberingAfterBreak="0">
     <w:nsid w:val="FFFFFF89"/>
     <w:multiLevelType w:val="singleLevel"/>
-    <w:tmpl w:val="29761A62"/>
+    <w:tmpl w:val="647C4C3C"/>
     <w:lvl w:ilvl="0">
       <w:start w:val="1"/>
       <w:numFmt w:val="bullet"/>
@@ -1705,7 +1710,6 @@
   <w:style w:type="character" w:default="1" w:styleId="DefaultParagraphFont">
     <w:name w:val="Default Paragraph Font"/>
     <w:uiPriority w:val="1"/>
-    <w:semiHidden/>
     <w:unhideWhenUsed/>
   </w:style>
   <w:style w:type="table" w:default="1" w:styleId="TableNormal">

--- a/public/Mahendharsoma-Resume.docx
+++ b/public/Mahendharsoma-Resume.docx
@@ -4,35 +4,104 @@
   <w:body>
     <w:p>
       <w:pPr>
-        <w:spacing w:after="80" w:line="240" w:lineRule="auto"/>
+        <w:spacing w:before="40" w:after="20" w:line="240" w:lineRule="auto"/>
         <w:jc w:val="center"/>
       </w:pPr>
+      <w:r>
+        <w:rPr>
+          <w:b/>
+          <w:bCs/>
+          <w:color w:val="2563EB"/>
+          <w:sz w:val="44"/>
+          <w:szCs w:val="44"/>
+        </w:rPr>
+        <w:t>MAHENDHAR SOMA</w:t>
+      </w:r>
     </w:p>
     <w:p>
       <w:pPr>
-        <w:spacing w:before="40" w:after="20" w:line="240" w:lineRule="auto"/>
-        <w:jc w:val="center"/>
-      </w:pPr>
-      <w:r>
-        <w:rPr>
-          <w:b/>
-          <w:color w:val="2563EB"/>
-          <w:sz w:val="44"/>
-        </w:rPr>
-        <w:t>MAHENDHAR SOMA</w:t>
-      </w:r>
-    </w:p>
-    <w:p>
-      <w:pPr>
         <w:spacing w:after="40" w:line="240" w:lineRule="auto"/>
         <w:jc w:val="center"/>
       </w:pPr>
       <w:r>
         <w:rPr>
           <w:b/>
+          <w:bCs/>
           <w:color w:val="2563EB"/>
         </w:rPr>
-        <w:t>Full Stack Web Developer  |  CodeIgniter 4  |  Next.js  |  MySQL  |  AI-Powered Apps</w:t>
+        <w:t xml:space="preserve">Full Stack Web </w:t>
+      </w:r>
+      <w:proofErr w:type="gramStart"/>
+      <w:r>
+        <w:rPr>
+          <w:b/>
+          <w:bCs/>
+          <w:color w:val="2563EB"/>
+        </w:rPr>
+        <w:t>Developer  |</w:t>
+      </w:r>
+      <w:proofErr w:type="gramEnd"/>
+      <w:r>
+        <w:rPr>
+          <w:b/>
+          <w:bCs/>
+          <w:color w:val="2563EB"/>
+        </w:rPr>
+        <w:t xml:space="preserve">  CodeIgniter </w:t>
+      </w:r>
+      <w:proofErr w:type="gramStart"/>
+      <w:r>
+        <w:rPr>
+          <w:b/>
+          <w:bCs/>
+          <w:color w:val="2563EB"/>
+        </w:rPr>
+        <w:t>4  |</w:t>
+      </w:r>
+      <w:proofErr w:type="gramEnd"/>
+      <w:r>
+        <w:rPr>
+          <w:b/>
+          <w:bCs/>
+          <w:color w:val="2563EB"/>
+        </w:rPr>
+        <w:t xml:space="preserve">  </w:t>
+      </w:r>
+      <w:proofErr w:type="gramStart"/>
+      <w:r>
+        <w:rPr>
+          <w:b/>
+          <w:bCs/>
+          <w:color w:val="2563EB"/>
+        </w:rPr>
+        <w:t>Next.js  |</w:t>
+      </w:r>
+      <w:proofErr w:type="gramEnd"/>
+      <w:r>
+        <w:rPr>
+          <w:b/>
+          <w:bCs/>
+          <w:color w:val="2563EB"/>
+        </w:rPr>
+        <w:t xml:space="preserve">  </w:t>
+      </w:r>
+      <w:proofErr w:type="gramStart"/>
+      <w:r>
+        <w:rPr>
+          <w:b/>
+          <w:bCs/>
+          <w:color w:val="2563EB"/>
+        </w:rPr>
+        <w:t>MySQL  |</w:t>
+      </w:r>
+      <w:proofErr w:type="gramEnd"/>
+      <w:r>
+        <w:rPr>
+          <w:b/>
+          <w:bCs/>
+          <w:color w:val="2563EB"/>
+        </w:rPr>
+        <w:t xml:space="preserve">  AI-Powered Apps</w:t>
       </w:r>
     </w:p>
     <w:p>
@@ -55,6 +124,7 @@
         <w:rPr>
           <w:color w:val="666666"/>
           <w:sz w:val="19"/>
+          <w:szCs w:val="19"/>
         </w:rPr>
         <w:t xml:space="preserve">  |  </w:t>
       </w:r>
@@ -73,6 +143,7 @@
         <w:rPr>
           <w:color w:val="666666"/>
           <w:sz w:val="19"/>
+          <w:szCs w:val="19"/>
         </w:rPr>
         <w:t xml:space="preserve">  |  </w:t>
       </w:r>
@@ -80,6 +151,7 @@
         <w:rPr>
           <w:color w:val="444444"/>
           <w:sz w:val="19"/>
+          <w:szCs w:val="19"/>
         </w:rPr>
         <w:t>Mahabubabad, India</w:t>
       </w:r>
@@ -94,7 +166,7 @@
       </w:pPr>
       <w:r>
         <w:rPr>
-          <w:rFonts w:ascii="Calibri" w:eastAsia="Calibri" w:hAnsi="Calibri"/>
+          <w:rFonts w:ascii="Calibri" w:eastAsia="Calibri" w:hAnsi="Calibri" w:cs="Calibri"/>
         </w:rPr>
         <w:t>Professional Summary</w:t>
       </w:r>
@@ -104,13 +176,8 @@
         <w:spacing w:before="40" w:after="40" w:line="269" w:lineRule="auto"/>
       </w:pPr>
       <w:r>
-        <w:t>Full Stack Web Developer with 8+ years of experience building scalable business applications using PHP, CodeIgniter 4, Next.js, JavaScript, and MySQL. Delivered ERP, SaaS, CMS, and custom platforms across education, transport, hospitality, and operations. Capable of building modern Next.js + MySQL applications and creating AI-assisted solutions for faster development, automation, and smarter workflows. Strong ownership from requirements through secure production deployment on Linux/</w:t>
-      </w:r>
-      <w:proofErr w:type="gramStart"/>
-      <w:r>
-        <w:t>cPanel .</w:t>
-      </w:r>
-      <w:proofErr w:type="gramEnd"/>
+        <w:t>Full Stack Web Developer with 8+ years of experience building scalable business applications using PHP, CodeIgniter 4, Next.js, JavaScript, and MySQL. Delivered ERP, SaaS, CMS, and custom platforms across education, transport, hospitality, and operations. Capable of building modern Next.js + MySQL applications and creating AI-assisted solutions for faster development, automation, and smarter workflows. Strong ownership from requirements through secure production deployment on Linux/cPanel with Git.</w:t>
+      </w:r>
     </w:p>
     <w:p>
       <w:pPr>
@@ -122,14 +189,14 @@
       </w:pPr>
       <w:r>
         <w:rPr>
-          <w:rFonts w:ascii="Calibri" w:eastAsia="Calibri" w:hAnsi="Calibri"/>
+          <w:rFonts w:ascii="Calibri" w:eastAsia="Calibri" w:hAnsi="Calibri" w:cs="Calibri"/>
         </w:rPr>
         <w:t>Technical Skills</w:t>
       </w:r>
     </w:p>
     <w:tbl>
       <w:tblPr>
-        <w:tblW w:w="0" w:type="auto"/>
+        <w:tblW w:w="10080" w:type="dxa"/>
         <w:tblBorders>
           <w:top w:val="nil"/>
           <w:left w:val="nil"/>
@@ -138,16 +205,17 @@
           <w:insideH w:val="nil"/>
           <w:insideV w:val="nil"/>
         </w:tblBorders>
-        <w:tblLook w:val="04A0" w:firstRow="1" w:lastRow="0" w:firstColumn="1" w:lastColumn="0" w:noHBand="0" w:noVBand="1"/>
+        <w:tblLayout w:type="fixed"/>
+        <w:tblLook w:val="0400" w:firstRow="0" w:lastRow="0" w:firstColumn="0" w:lastColumn="0" w:noHBand="0" w:noVBand="1"/>
       </w:tblPr>
       <w:tblGrid>
-        <w:gridCol w:w="5040"/>
-        <w:gridCol w:w="5040"/>
+        <w:gridCol w:w="5103"/>
+        <w:gridCol w:w="4977"/>
       </w:tblGrid>
       <w:tr>
         <w:tc>
           <w:tcPr>
-            <w:tcW w:w="5040" w:type="dxa"/>
+            <w:tcW w:w="5103" w:type="dxa"/>
             <w:tcMar>
               <w:top w:w="0" w:type="dxa"/>
               <w:left w:w="0" w:type="dxa"/>
@@ -157,84 +225,162 @@
           </w:tcPr>
           <w:p>
             <w:pPr>
-              <w:pStyle w:val="ListBullet"/>
-              <w:spacing w:after="20" w:line="252" w:lineRule="auto"/>
-              <w:ind w:left="216"/>
+              <w:pBdr>
+                <w:top w:val="nil"/>
+                <w:left w:val="nil"/>
+                <w:bottom w:val="nil"/>
+                <w:right w:val="nil"/>
+                <w:between w:val="nil"/>
+              </w:pBdr>
+              <w:spacing w:after="0" w:line="252" w:lineRule="auto"/>
+              <w:ind w:left="360" w:hanging="360"/>
             </w:pPr>
             <w:r>
-              <w:t>PHP, JavaScript, TypeScript (basic), SQL, HTML5, CSS</w:t>
+              <w:rPr>
+                <w:rFonts w:cs="Calibri"/>
+                <w:szCs w:val="20"/>
+              </w:rPr>
+              <w:t>PHP, JavaScript, SQL, HTML5, CSS</w:t>
             </w:r>
           </w:p>
           <w:p>
             <w:pPr>
-              <w:pStyle w:val="ListBullet"/>
-              <w:spacing w:after="20" w:line="252" w:lineRule="auto"/>
-              <w:ind w:left="216"/>
+              <w:pBdr>
+                <w:top w:val="nil"/>
+                <w:left w:val="nil"/>
+                <w:bottom w:val="nil"/>
+                <w:right w:val="nil"/>
+                <w:between w:val="nil"/>
+              </w:pBdr>
+              <w:spacing w:after="0" w:line="252" w:lineRule="auto"/>
+              <w:ind w:left="360" w:hanging="360"/>
             </w:pPr>
             <w:r>
+              <w:rPr>
+                <w:rFonts w:cs="Calibri"/>
+                <w:szCs w:val="20"/>
+              </w:rPr>
               <w:t>CodeIgniter 4, Next.js, CMS Development</w:t>
             </w:r>
           </w:p>
           <w:p>
             <w:pPr>
-              <w:pStyle w:val="ListBullet"/>
-              <w:spacing w:after="20" w:line="252" w:lineRule="auto"/>
-              <w:ind w:left="216"/>
+              <w:pBdr>
+                <w:top w:val="nil"/>
+                <w:left w:val="nil"/>
+                <w:bottom w:val="nil"/>
+                <w:right w:val="nil"/>
+                <w:between w:val="nil"/>
+              </w:pBdr>
+              <w:spacing w:after="0" w:line="252" w:lineRule="auto"/>
+              <w:ind w:left="360" w:hanging="360"/>
             </w:pPr>
             <w:r>
-              <w:t>MySQL</w:t>
-            </w:r>
-            <w:r>
-              <w:t>,</w:t>
+              <w:rPr>
+                <w:rFonts w:cs="Calibri"/>
+                <w:szCs w:val="20"/>
+              </w:rPr>
+              <w:t>MySQL,</w:t>
             </w:r>
           </w:p>
           <w:p>
             <w:pPr>
-              <w:pStyle w:val="ListBullet"/>
-              <w:spacing w:after="20" w:line="252" w:lineRule="auto"/>
-              <w:ind w:left="216"/>
+              <w:pBdr>
+                <w:top w:val="nil"/>
+                <w:left w:val="nil"/>
+                <w:bottom w:val="nil"/>
+                <w:right w:val="nil"/>
+                <w:between w:val="nil"/>
+              </w:pBdr>
+              <w:spacing w:after="0" w:line="252" w:lineRule="auto"/>
+              <w:ind w:left="360" w:hanging="360"/>
             </w:pPr>
             <w:r>
-              <w:t>jQuery, Bootstrap, AJAX, DataTables, Next.js</w:t>
+              <w:rPr>
+                <w:rFonts w:cs="Calibri"/>
+                <w:szCs w:val="20"/>
+              </w:rPr>
+              <w:t xml:space="preserve">jQuery, Bootstrap, AJAX, </w:t>
             </w:r>
             <w:r>
-              <w:t>(basics)</w:t>
+              <w:rPr>
+                <w:rFonts w:cs="Calibri"/>
+                <w:szCs w:val="20"/>
+              </w:rPr>
+              <w:t>Data Tables</w:t>
+            </w:r>
+            <w:r>
+              <w:rPr>
+                <w:rFonts w:cs="Calibri"/>
+                <w:szCs w:val="20"/>
+              </w:rPr>
+              <w:t>, Next.js(basics)</w:t>
             </w:r>
           </w:p>
           <w:p>
             <w:pPr>
-              <w:pStyle w:val="ListBullet"/>
-              <w:spacing w:after="20" w:line="252" w:lineRule="auto"/>
-              <w:ind w:left="216"/>
+              <w:pBdr>
+                <w:top w:val="nil"/>
+                <w:left w:val="nil"/>
+                <w:bottom w:val="nil"/>
+                <w:right w:val="nil"/>
+                <w:between w:val="nil"/>
+              </w:pBdr>
+              <w:spacing w:after="0" w:line="252" w:lineRule="auto"/>
+              <w:ind w:left="360" w:hanging="360"/>
             </w:pPr>
             <w:r>
+              <w:rPr>
+                <w:rFonts w:cs="Calibri"/>
+                <w:szCs w:val="20"/>
+              </w:rPr>
               <w:t>REST API, JSON, Firebase FCM, SMS (2Factor)</w:t>
             </w:r>
           </w:p>
           <w:p>
             <w:pPr>
-              <w:pStyle w:val="ListBullet"/>
-              <w:spacing w:after="20" w:line="252" w:lineRule="auto"/>
-              <w:ind w:left="216"/>
+              <w:pBdr>
+                <w:top w:val="nil"/>
+                <w:left w:val="nil"/>
+                <w:bottom w:val="nil"/>
+                <w:right w:val="nil"/>
+                <w:between w:val="nil"/>
+              </w:pBdr>
+              <w:spacing w:after="0" w:line="252" w:lineRule="auto"/>
+              <w:ind w:left="360" w:hanging="360"/>
             </w:pPr>
             <w:r>
+              <w:rPr>
+                <w:rFonts w:cs="Calibri"/>
+                <w:szCs w:val="20"/>
+              </w:rPr>
               <w:t>AI-assisted app development &amp; automation workflows</w:t>
             </w:r>
           </w:p>
           <w:p>
             <w:pPr>
-              <w:pStyle w:val="ListBullet"/>
+              <w:pBdr>
+                <w:top w:val="nil"/>
+                <w:left w:val="nil"/>
+                <w:bottom w:val="nil"/>
+                <w:right w:val="nil"/>
+                <w:between w:val="nil"/>
+              </w:pBdr>
               <w:spacing w:after="20" w:line="252" w:lineRule="auto"/>
-              <w:ind w:left="216"/>
+              <w:ind w:left="360" w:hanging="360"/>
             </w:pPr>
             <w:r>
+              <w:rPr>
+                <w:rFonts w:cs="Calibri"/>
+                <w:szCs w:val="20"/>
+              </w:rPr>
               <w:t xml:space="preserve">Google Places API &amp; Geo Search </w:t>
             </w:r>
           </w:p>
         </w:tc>
         <w:tc>
           <w:tcPr>
-            <w:tcW w:w="5040" w:type="dxa"/>
+            <w:tcW w:w="4977" w:type="dxa"/>
             <w:tcMar>
               <w:top w:w="0" w:type="dxa"/>
               <w:left w:w="40" w:type="dxa"/>
@@ -244,70 +390,121 @@
           </w:tcPr>
           <w:p>
             <w:pPr>
-              <w:pStyle w:val="ListBullet"/>
-              <w:spacing w:after="20" w:line="252" w:lineRule="auto"/>
-              <w:ind w:left="216"/>
+              <w:pBdr>
+                <w:top w:val="nil"/>
+                <w:left w:val="nil"/>
+                <w:bottom w:val="nil"/>
+                <w:right w:val="nil"/>
+                <w:between w:val="nil"/>
+              </w:pBdr>
+              <w:spacing w:after="0" w:line="252" w:lineRule="auto"/>
+              <w:ind w:left="576" w:hanging="360"/>
             </w:pPr>
             <w:r>
-              <w:t xml:space="preserve">cPanel, Postman, VS Code, </w:t>
+              <w:rPr>
+                <w:rFonts w:cs="Calibri"/>
+                <w:szCs w:val="20"/>
+              </w:rPr>
+              <w:t>cPanel, Postman, VS Code, Git</w:t>
             </w:r>
           </w:p>
           <w:p>
             <w:pPr>
-              <w:pStyle w:val="ListBullet"/>
-              <w:spacing w:after="20" w:line="252" w:lineRule="auto"/>
-              <w:ind w:left="216"/>
+              <w:pBdr>
+                <w:top w:val="nil"/>
+                <w:left w:val="nil"/>
+                <w:bottom w:val="nil"/>
+                <w:right w:val="nil"/>
+                <w:between w:val="nil"/>
+              </w:pBdr>
+              <w:spacing w:after="0" w:line="252" w:lineRule="auto"/>
+              <w:ind w:left="576" w:hanging="360"/>
             </w:pPr>
             <w:r>
-              <w:t>Shared/VPS Hosting</w:t>
-            </w:r>
-            <w:r>
-              <w:t>,</w:t>
+              <w:rPr>
+                <w:rFonts w:cs="Calibri"/>
+                <w:szCs w:val="20"/>
+              </w:rPr>
+              <w:t>Shared/VPS Hosting,</w:t>
             </w:r>
           </w:p>
           <w:p>
             <w:pPr>
-              <w:pStyle w:val="ListBullet"/>
-              <w:spacing w:after="20" w:line="252" w:lineRule="auto"/>
-              <w:ind w:left="216"/>
+              <w:pBdr>
+                <w:top w:val="nil"/>
+                <w:left w:val="nil"/>
+                <w:bottom w:val="nil"/>
+                <w:right w:val="nil"/>
+                <w:between w:val="nil"/>
+              </w:pBdr>
+              <w:spacing w:after="0" w:line="252" w:lineRule="auto"/>
+              <w:ind w:left="576" w:hanging="360"/>
             </w:pPr>
             <w:r>
+              <w:rPr>
+                <w:rFonts w:cs="Calibri"/>
+                <w:szCs w:val="20"/>
+              </w:rPr>
               <w:t>Payment Gateway &amp; GST Invoicing</w:t>
             </w:r>
           </w:p>
           <w:p>
             <w:pPr>
-              <w:pStyle w:val="ListBullet"/>
-              <w:spacing w:after="20" w:line="252" w:lineRule="auto"/>
-              <w:ind w:left="216"/>
+              <w:pBdr>
+                <w:top w:val="nil"/>
+                <w:left w:val="nil"/>
+                <w:bottom w:val="nil"/>
+                <w:right w:val="nil"/>
+                <w:between w:val="nil"/>
+              </w:pBdr>
+              <w:spacing w:after="0" w:line="252" w:lineRule="auto"/>
+              <w:ind w:left="576" w:hanging="360"/>
             </w:pPr>
             <w:r>
-              <w:t>OTP / QR</w:t>
-            </w:r>
-            <w:r>
-              <w:t xml:space="preserve"> </w:t>
-            </w:r>
-            <w:r>
-              <w:t>Auth</w:t>
+              <w:rPr>
+                <w:rFonts w:cs="Calibri"/>
+                <w:szCs w:val="20"/>
+              </w:rPr>
+              <w:t>OTP / QR Auth</w:t>
             </w:r>
           </w:p>
           <w:p>
             <w:pPr>
-              <w:pStyle w:val="ListBullet"/>
-              <w:spacing w:after="20" w:line="252" w:lineRule="auto"/>
-              <w:ind w:left="216"/>
+              <w:pBdr>
+                <w:top w:val="nil"/>
+                <w:left w:val="nil"/>
+                <w:bottom w:val="nil"/>
+                <w:right w:val="nil"/>
+                <w:between w:val="nil"/>
+              </w:pBdr>
+              <w:spacing w:after="0" w:line="252" w:lineRule="auto"/>
+              <w:ind w:left="576" w:hanging="360"/>
             </w:pPr>
             <w:r>
+              <w:rPr>
+                <w:rFonts w:cs="Calibri"/>
+                <w:szCs w:val="20"/>
+              </w:rPr>
               <w:t>CMS website build &amp; long-term maintenance</w:t>
             </w:r>
           </w:p>
           <w:p>
             <w:pPr>
-              <w:pStyle w:val="ListBullet"/>
+              <w:pBdr>
+                <w:top w:val="nil"/>
+                <w:left w:val="nil"/>
+                <w:bottom w:val="nil"/>
+                <w:right w:val="nil"/>
+                <w:between w:val="nil"/>
+              </w:pBdr>
               <w:spacing w:after="20" w:line="252" w:lineRule="auto"/>
-              <w:ind w:left="216"/>
+              <w:ind w:left="576" w:hanging="360"/>
             </w:pPr>
             <w:r>
+              <w:rPr>
+                <w:rFonts w:cs="Calibri"/>
+                <w:szCs w:val="20"/>
+              </w:rPr>
               <w:t>Full Stack delivery &amp; production ownership</w:t>
             </w:r>
           </w:p>
@@ -329,7 +526,7 @@
       </w:pPr>
       <w:r>
         <w:rPr>
-          <w:rFonts w:ascii="Calibri" w:eastAsia="Calibri" w:hAnsi="Calibri"/>
+          <w:rFonts w:ascii="Calibri" w:eastAsia="Calibri" w:hAnsi="Calibri" w:cs="Calibri"/>
         </w:rPr>
         <w:t>Experience</w:t>
       </w:r>
@@ -341,6 +538,7 @@
       <w:r>
         <w:rPr>
           <w:b/>
+          <w:bCs/>
           <w:sz w:val="22"/>
         </w:rPr>
         <w:t>Software Engineer</w:t>
@@ -348,6 +546,11 @@
     </w:p>
     <w:p>
       <w:pPr>
+        <w:pStyle w:val="ListParagraph"/>
+        <w:numPr>
+          <w:ilvl w:val="0"/>
+          <w:numId w:val="17"/>
+        </w:numPr>
         <w:tabs>
           <w:tab w:val="right" w:pos="10080"/>
         </w:tabs>
@@ -357,7 +560,19 @@
         <w:rPr>
           <w:color w:val="444444"/>
         </w:rPr>
-        <w:t>Innisoft Pvt Ltd | Hyderabad, India</w:t>
+        <w:t>In</w:t>
+      </w:r>
+      <w:r>
+        <w:rPr>
+          <w:color w:val="444444"/>
+        </w:rPr>
+        <w:t>r</w:t>
+      </w:r>
+      <w:r>
+        <w:rPr>
+          <w:color w:val="444444"/>
+        </w:rPr>
+        <w:t>isoft Pvt Ltd | Hyderabad, India</w:t>
       </w:r>
       <w:r>
         <w:rPr>
@@ -369,117 +584,240 @@
     </w:p>
     <w:p>
       <w:pPr>
-        <w:pStyle w:val="ListBullet"/>
-        <w:spacing w:before="20" w:after="20" w:line="259" w:lineRule="auto"/>
-        <w:ind w:left="288"/>
-      </w:pPr>
-      <w:r>
-        <w:rPr>
+        <w:pStyle w:val="ListParagraph"/>
+        <w:numPr>
+          <w:ilvl w:val="0"/>
+          <w:numId w:val="17"/>
+        </w:numPr>
+        <w:pBdr>
+          <w:top w:val="nil"/>
+          <w:left w:val="nil"/>
+          <w:bottom w:val="nil"/>
+          <w:right w:val="nil"/>
+          <w:between w:val="nil"/>
+        </w:pBdr>
+        <w:spacing w:before="20" w:after="0" w:line="259" w:lineRule="auto"/>
+      </w:pPr>
+      <w:r>
+        <w:rPr>
+          <w:rFonts w:cs="Calibri"/>
           <w:sz w:val="19"/>
-        </w:rPr>
-        <w:t>Architected and delivered 6+ enterprise PHP/CodeIgniter platforms serving education, transport, inventory, hospitality, and HR operations with 99.5%+ uptime.</w:t>
+          <w:szCs w:val="19"/>
+        </w:rPr>
+        <w:t xml:space="preserve">Architected and delivered </w:t>
+      </w:r>
+      <w:r>
+        <w:rPr>
+          <w:sz w:val="19"/>
+          <w:szCs w:val="19"/>
+        </w:rPr>
+        <w:t>8</w:t>
+      </w:r>
+      <w:r>
+        <w:rPr>
+          <w:rFonts w:cs="Calibri"/>
+          <w:sz w:val="19"/>
+          <w:szCs w:val="19"/>
+        </w:rPr>
+        <w:t>+ enterprise PHP/CodeIgniter platforms serving education, transport, inventory, hospitality operations with 99.5%+ uptime.</w:t>
       </w:r>
     </w:p>
     <w:p>
       <w:pPr>
-        <w:pStyle w:val="ListBullet"/>
-        <w:spacing w:before="20" w:after="20" w:line="259" w:lineRule="auto"/>
-        <w:ind w:left="288"/>
-      </w:pPr>
-      <w:r>
-        <w:rPr>
+        <w:pStyle w:val="ListParagraph"/>
+        <w:numPr>
+          <w:ilvl w:val="0"/>
+          <w:numId w:val="17"/>
+        </w:numPr>
+        <w:pBdr>
+          <w:top w:val="nil"/>
+          <w:left w:val="nil"/>
+          <w:bottom w:val="nil"/>
+          <w:right w:val="nil"/>
+          <w:between w:val="nil"/>
+        </w:pBdr>
+        <w:spacing w:after="0" w:line="259" w:lineRule="auto"/>
+      </w:pPr>
+      <w:r>
+        <w:rPr>
+          <w:rFonts w:cs="Calibri"/>
           <w:sz w:val="19"/>
+          <w:szCs w:val="19"/>
         </w:rPr>
         <w:t>Designed and optimized MySQL schemas and indexed queries, reducing average report load time by ~45% across ERP and inventory modules.</w:t>
       </w:r>
     </w:p>
     <w:p>
       <w:pPr>
-        <w:pStyle w:val="ListBullet"/>
-        <w:spacing w:before="20" w:after="20" w:line="259" w:lineRule="auto"/>
-        <w:ind w:left="288"/>
-      </w:pPr>
-      <w:r>
-        <w:rPr>
+        <w:pStyle w:val="ListParagraph"/>
+        <w:numPr>
+          <w:ilvl w:val="0"/>
+          <w:numId w:val="17"/>
+        </w:numPr>
+        <w:pBdr>
+          <w:top w:val="nil"/>
+          <w:left w:val="nil"/>
+          <w:bottom w:val="nil"/>
+          <w:right w:val="nil"/>
+          <w:between w:val="nil"/>
+        </w:pBdr>
+        <w:spacing w:after="0" w:line="259" w:lineRule="auto"/>
+      </w:pPr>
+      <w:r>
+        <w:rPr>
+          <w:rFonts w:cs="Calibri"/>
           <w:sz w:val="19"/>
+          <w:szCs w:val="19"/>
         </w:rPr>
         <w:t>Built secure REST APIs for mobile and third-party integrations, enabling real-time data sync for 10,000+ daily transactions.</w:t>
       </w:r>
     </w:p>
     <w:p>
       <w:pPr>
-        <w:pStyle w:val="ListBullet"/>
-        <w:spacing w:before="20" w:after="20" w:line="259" w:lineRule="auto"/>
-        <w:ind w:left="288"/>
-      </w:pPr>
-      <w:r>
-        <w:rPr>
+        <w:pStyle w:val="ListParagraph"/>
+        <w:numPr>
+          <w:ilvl w:val="0"/>
+          <w:numId w:val="17"/>
+        </w:numPr>
+        <w:pBdr>
+          <w:top w:val="nil"/>
+          <w:left w:val="nil"/>
+          <w:bottom w:val="nil"/>
+          <w:right w:val="nil"/>
+          <w:between w:val="nil"/>
+        </w:pBdr>
+        <w:spacing w:after="0" w:line="259" w:lineRule="auto"/>
+      </w:pPr>
+      <w:r>
+        <w:rPr>
+          <w:rFonts w:cs="Calibri"/>
           <w:sz w:val="19"/>
+          <w:szCs w:val="19"/>
         </w:rPr>
         <w:t>Implemented Payment Gateway Integration and GST-compliant SaaS invoicing with multi-tenant RBAC, improving online collection and billing accuracy.</w:t>
       </w:r>
     </w:p>
     <w:p>
       <w:pPr>
-        <w:pStyle w:val="ListBullet"/>
-        <w:spacing w:before="20" w:after="20" w:line="259" w:lineRule="auto"/>
-        <w:ind w:left="288"/>
-      </w:pPr>
-      <w:r>
-        <w:rPr>
+        <w:pStyle w:val="ListParagraph"/>
+        <w:numPr>
+          <w:ilvl w:val="0"/>
+          <w:numId w:val="17"/>
+        </w:numPr>
+        <w:pBdr>
+          <w:top w:val="nil"/>
+          <w:left w:val="nil"/>
+          <w:bottom w:val="nil"/>
+          <w:right w:val="nil"/>
+          <w:between w:val="nil"/>
+        </w:pBdr>
+        <w:spacing w:after="0" w:line="259" w:lineRule="auto"/>
+      </w:pPr>
+      <w:r>
+        <w:rPr>
+          <w:rFonts w:cs="Calibri"/>
           <w:sz w:val="19"/>
+          <w:szCs w:val="19"/>
         </w:rPr>
         <w:t>Developed reusable jQuery/Bootstrap UI components and AJAX workflows, cutting frontend delivery time for new modules by ~30%.</w:t>
       </w:r>
     </w:p>
     <w:p>
       <w:pPr>
-        <w:pStyle w:val="ListBullet"/>
-        <w:spacing w:before="20" w:after="20" w:line="259" w:lineRule="auto"/>
-        <w:ind w:left="288"/>
-      </w:pPr>
-      <w:r>
-        <w:rPr>
+        <w:pStyle w:val="ListParagraph"/>
+        <w:numPr>
+          <w:ilvl w:val="0"/>
+          <w:numId w:val="17"/>
+        </w:numPr>
+        <w:pBdr>
+          <w:top w:val="nil"/>
+          <w:left w:val="nil"/>
+          <w:bottom w:val="nil"/>
+          <w:right w:val="nil"/>
+          <w:between w:val="nil"/>
+        </w:pBdr>
+        <w:spacing w:after="0" w:line="259" w:lineRule="auto"/>
+      </w:pPr>
+      <w:r>
+        <w:rPr>
+          <w:rFonts w:cs="Calibri"/>
           <w:sz w:val="19"/>
+          <w:szCs w:val="19"/>
         </w:rPr>
         <w:t>Built and maintained multiple CMS websites on CodeIgniter 4 and MySQL—content admin, dynamic pages, and ongoing production support.</w:t>
       </w:r>
     </w:p>
     <w:p>
       <w:pPr>
-        <w:pStyle w:val="ListBullet"/>
-        <w:spacing w:before="20" w:after="20" w:line="259" w:lineRule="auto"/>
-        <w:ind w:left="288"/>
-      </w:pPr>
-      <w:r>
-        <w:rPr>
+        <w:pStyle w:val="ListParagraph"/>
+        <w:numPr>
+          <w:ilvl w:val="0"/>
+          <w:numId w:val="17"/>
+        </w:numPr>
+        <w:pBdr>
+          <w:top w:val="nil"/>
+          <w:left w:val="nil"/>
+          <w:bottom w:val="nil"/>
+          <w:right w:val="nil"/>
+          <w:between w:val="nil"/>
+        </w:pBdr>
+        <w:spacing w:after="0" w:line="259" w:lineRule="auto"/>
+      </w:pPr>
+      <w:r>
+        <w:rPr>
+          <w:rFonts w:cs="Calibri"/>
           <w:sz w:val="19"/>
+          <w:szCs w:val="19"/>
         </w:rPr>
         <w:t>Developing modern full-stack applications with Next.js and MySQL, and leveraging AI tools to design, build, and ship features faster.</w:t>
       </w:r>
     </w:p>
     <w:p>
       <w:pPr>
-        <w:pStyle w:val="ListBullet"/>
-        <w:spacing w:before="20" w:after="20" w:line="259" w:lineRule="auto"/>
-        <w:ind w:left="288"/>
-      </w:pPr>
-      <w:r>
-        <w:rPr>
+        <w:pStyle w:val="ListParagraph"/>
+        <w:numPr>
+          <w:ilvl w:val="0"/>
+          <w:numId w:val="17"/>
+        </w:numPr>
+        <w:pBdr>
+          <w:top w:val="nil"/>
+          <w:left w:val="nil"/>
+          <w:bottom w:val="nil"/>
+          <w:right w:val="nil"/>
+          <w:between w:val="nil"/>
+        </w:pBdr>
+        <w:spacing w:after="0" w:line="259" w:lineRule="auto"/>
+      </w:pPr>
+      <w:r>
+        <w:rPr>
+          <w:rFonts w:cs="Calibri"/>
           <w:sz w:val="19"/>
-        </w:rPr>
-        <w:t>Hardened security with validation, RBAC, and session management across multi-tenant products; owned Linux/cPanel and production releases.</w:t>
+          <w:szCs w:val="19"/>
+        </w:rPr>
+        <w:t>Hardened security with validation, RBAC, and session management across multi-tenant products; owned Linux/cPanel and Git-based releases.</w:t>
       </w:r>
     </w:p>
     <w:p>
       <w:pPr>
-        <w:pStyle w:val="ListBullet"/>
-        <w:spacing w:before="20" w:after="20" w:line="259" w:lineRule="auto"/>
-        <w:ind w:left="288"/>
-      </w:pPr>
-      <w:r>
-        <w:rPr>
+        <w:pStyle w:val="ListParagraph"/>
+        <w:numPr>
+          <w:ilvl w:val="0"/>
+          <w:numId w:val="17"/>
+        </w:numPr>
+        <w:pBdr>
+          <w:top w:val="nil"/>
+          <w:left w:val="nil"/>
+          <w:bottom w:val="nil"/>
+          <w:right w:val="nil"/>
+          <w:between w:val="nil"/>
+        </w:pBdr>
+        <w:spacing w:after="20" w:line="259" w:lineRule="auto"/>
+      </w:pPr>
+      <w:r>
+        <w:rPr>
+          <w:rFonts w:cs="Calibri"/>
           <w:sz w:val="19"/>
+          <w:szCs w:val="19"/>
         </w:rPr>
         <w:t>Mentored juniors on PHP, Git, and code reviews; maintained production systems with fewer deployment defects.</w:t>
       </w:r>
@@ -494,7 +832,7 @@
       </w:pPr>
       <w:r>
         <w:rPr>
-          <w:rFonts w:ascii="Calibri" w:eastAsia="Calibri" w:hAnsi="Calibri"/>
+          <w:rFonts w:ascii="Calibri" w:eastAsia="Calibri" w:hAnsi="Calibri" w:cs="Calibri"/>
         </w:rPr>
         <w:t>Education</w:t>
       </w:r>
@@ -509,7 +847,9 @@
       <w:r>
         <w:rPr>
           <w:b/>
+          <w:bCs/>
           <w:sz w:val="21"/>
+          <w:szCs w:val="21"/>
         </w:rPr>
         <w:t>SSJ Engineering College</w:t>
       </w:r>
@@ -518,30 +858,26 @@
           <w:color w:val="666666"/>
         </w:rPr>
         <w:tab/>
-        <w:t>0</w:t>
-      </w:r>
-      <w:r>
-        <w:rPr>
-          <w:color w:val="666666"/>
-        </w:rPr>
-        <w:t>6</w:t>
-      </w:r>
-      <w:r>
-        <w:rPr>
-          <w:color w:val="666666"/>
-        </w:rPr>
-        <w:t>/2014</w:t>
+        <w:t>06/2014</w:t>
       </w:r>
     </w:p>
     <w:p>
       <w:pPr>
         <w:spacing w:after="40" w:line="240" w:lineRule="auto"/>
       </w:pPr>
-      <w:r>
-        <w:rPr>
-          <w:color w:val="444444"/>
-        </w:rPr>
-        <w:t>B.Tech in Electronics and Communication Engineering</w:t>
+      <w:proofErr w:type="gramStart"/>
+      <w:r>
+        <w:rPr>
+          <w:color w:val="444444"/>
+        </w:rPr>
+        <w:t>B.Tech</w:t>
+      </w:r>
+      <w:proofErr w:type="gramEnd"/>
+      <w:r>
+        <w:rPr>
+          <w:color w:val="444444"/>
+        </w:rPr>
+        <w:t xml:space="preserve"> in Electronics and Communication Engineering</w:t>
       </w:r>
     </w:p>
     <w:p>
@@ -552,321 +888,6 @@
         </w:pBdr>
         <w:spacing w:before="240" w:after="40" w:line="240" w:lineRule="auto"/>
       </w:pPr>
-      <w:r>
-        <w:rPr>
-          <w:rFonts w:ascii="Calibri" w:eastAsia="Calibri" w:hAnsi="Calibri"/>
-        </w:rPr>
-        <w:lastRenderedPageBreak/>
-        <w:t>Projects</w:t>
-      </w:r>
-    </w:p>
-    <w:p>
-      <w:pPr>
-        <w:pStyle w:val="Heading2"/>
-        <w:spacing w:before="120" w:after="20" w:line="240" w:lineRule="auto"/>
-      </w:pPr>
-      <w:r>
-        <w:rPr>
-          <w:rFonts w:ascii="Calibri" w:eastAsia="Calibri" w:hAnsi="Calibri"/>
-          <w:color w:val="222222"/>
-          <w:sz w:val="21"/>
-        </w:rPr>
-        <w:t>RAOS School ERP</w:t>
-      </w:r>
-    </w:p>
-    <w:p>
-      <w:pPr>
-        <w:spacing w:after="20" w:line="259" w:lineRule="auto"/>
-      </w:pPr>
-      <w:r>
-        <w:rPr>
-          <w:sz w:val="19"/>
-        </w:rPr>
-        <w:t>Multi-campus School ERP: admission, academics, term fees (OTP concessions), finance, inventory, hostel, GPS transport, RFID/biometric, payroll, branch reports.</w:t>
-      </w:r>
-    </w:p>
-    <w:p>
-      <w:pPr>
-        <w:spacing w:after="40" w:line="252" w:lineRule="auto"/>
-      </w:pPr>
-      <w:r>
-        <w:rPr>
-          <w:b/>
-          <w:sz w:val="19"/>
-        </w:rPr>
-        <w:t xml:space="preserve">Technologies Used: </w:t>
-      </w:r>
-      <w:r>
-        <w:rPr>
-          <w:color w:val="444444"/>
-          <w:sz w:val="19"/>
-        </w:rPr>
-        <w:t>PHP, CodeIgniter 4, MySQL, jQuery, AJAX, Bootstrap, DataTables, Firebase, SMS, RFID/Biometric</w:t>
-      </w:r>
-    </w:p>
-    <w:p>
-      <w:pPr>
-        <w:pStyle w:val="Heading2"/>
-        <w:spacing w:before="120" w:after="20" w:line="240" w:lineRule="auto"/>
-      </w:pPr>
-      <w:r>
-        <w:rPr>
-          <w:rFonts w:ascii="Calibri" w:eastAsia="Calibri" w:hAnsi="Calibri"/>
-          <w:color w:val="222222"/>
-          <w:sz w:val="21"/>
-        </w:rPr>
-        <w:t>Motor Transport Management System</w:t>
-      </w:r>
-    </w:p>
-    <w:p>
-      <w:pPr>
-        <w:spacing w:after="20" w:line="259" w:lineRule="auto"/>
-      </w:pPr>
-      <w:r>
-        <w:rPr>
-          <w:sz w:val="19"/>
-        </w:rPr>
-        <w:t>Fleet/Workshop/Inventory: vehicle masters, barcode spare parts, lubricants, job cards, allotment, fuel, inspections, gate pass, Excel/PDF reports.</w:t>
-      </w:r>
-    </w:p>
-    <w:p>
-      <w:pPr>
-        <w:spacing w:after="40" w:line="252" w:lineRule="auto"/>
-      </w:pPr>
-      <w:r>
-        <w:rPr>
-          <w:b/>
-          <w:sz w:val="19"/>
-        </w:rPr>
-        <w:t xml:space="preserve">Technologies Used: </w:t>
-      </w:r>
-      <w:r>
-        <w:rPr>
-          <w:color w:val="444444"/>
-          <w:sz w:val="19"/>
-        </w:rPr>
-        <w:t>PHP, CodeIgniter 4, MySQL, Bootstrap, jQuery, AJAX, DataTables</w:t>
-      </w:r>
-    </w:p>
-    <w:p>
-      <w:pPr>
-        <w:pStyle w:val="Heading2"/>
-        <w:spacing w:before="120" w:after="20" w:line="240" w:lineRule="auto"/>
-      </w:pPr>
-      <w:r>
-        <w:rPr>
-          <w:rFonts w:ascii="Calibri" w:eastAsia="Calibri" w:hAnsi="Calibri"/>
-          <w:color w:val="222222"/>
-          <w:sz w:val="21"/>
-        </w:rPr>
-        <w:t>Infowealth — Hostel Discovery App &amp; Admin</w:t>
-      </w:r>
-    </w:p>
-    <w:p>
-      <w:pPr>
-        <w:spacing w:after="20" w:line="259" w:lineRule="auto"/>
-      </w:pPr>
-      <w:r>
-        <w:rPr>
-          <w:sz w:val="19"/>
-        </w:rPr>
-        <w:t>Hostel discovery: OTP auth, device binding, geo/filter search, SMS leads, favorites; admin for providers, listings, CMS, and analytics.</w:t>
-      </w:r>
-    </w:p>
-    <w:p>
-      <w:pPr>
-        <w:spacing w:after="40" w:line="252" w:lineRule="auto"/>
-      </w:pPr>
-      <w:r>
-        <w:rPr>
-          <w:b/>
-          <w:sz w:val="19"/>
-        </w:rPr>
-        <w:t xml:space="preserve">Technologies Used: </w:t>
-      </w:r>
-      <w:r>
-        <w:rPr>
-          <w:color w:val="444444"/>
-          <w:sz w:val="19"/>
-        </w:rPr>
-        <w:t>PHP, CodeIgniter 4, MySQL, jQuery, Bootstrap, AJAX, DataTables, CKEditor, Google Places, SMS (2Factor)</w:t>
-      </w:r>
-    </w:p>
-    <w:p>
-      <w:pPr>
-        <w:pStyle w:val="Heading2"/>
-        <w:spacing w:before="120" w:after="20" w:line="240" w:lineRule="auto"/>
-      </w:pPr>
-      <w:r>
-        <w:rPr>
-          <w:rFonts w:ascii="Calibri" w:eastAsia="Calibri" w:hAnsi="Calibri"/>
-          <w:color w:val="222222"/>
-          <w:sz w:val="21"/>
-        </w:rPr>
-        <w:t>Hotel Management ERP + Guest Mobile Portal</w:t>
-      </w:r>
-    </w:p>
-    <w:p>
-      <w:pPr>
-        <w:spacing w:after="20" w:line="259" w:lineRule="auto"/>
-      </w:pPr>
-      <w:r>
-        <w:rPr>
-          <w:sz w:val="19"/>
-        </w:rPr>
-        <w:t>Multi-hotel ERP (rooms, bookings, food/KOT, housekeeping, laundry, SOS, GST billing) plus guest portal with OTP/QR login and FCM alerts.</w:t>
-      </w:r>
-    </w:p>
-    <w:p>
-      <w:pPr>
-        <w:spacing w:after="40" w:line="252" w:lineRule="auto"/>
-      </w:pPr>
-      <w:r>
-        <w:rPr>
-          <w:b/>
-          <w:sz w:val="19"/>
-        </w:rPr>
-        <w:t xml:space="preserve">Technologies Used: </w:t>
-      </w:r>
-      <w:r>
-        <w:rPr>
-          <w:color w:val="444444"/>
-          <w:sz w:val="19"/>
-        </w:rPr>
-        <w:t>PHP, CodeIgniter 4, MySQL, Bootstrap, jQuery, AJAX, Firebase Cloud Messaging (FCM)</w:t>
-      </w:r>
-    </w:p>
-    <w:p>
-      <w:pPr>
-        <w:pStyle w:val="Heading2"/>
-        <w:spacing w:before="120" w:after="20" w:line="240" w:lineRule="auto"/>
-      </w:pPr>
-      <w:r>
-        <w:rPr>
-          <w:rFonts w:ascii="Calibri" w:eastAsia="Calibri" w:hAnsi="Calibri"/>
-          <w:color w:val="222222"/>
-          <w:sz w:val="21"/>
-        </w:rPr>
-        <w:t>DeepSea ERP (Shop-Floor)</w:t>
-      </w:r>
-    </w:p>
-    <w:p>
-      <w:pPr>
-        <w:spacing w:after="20" w:line="259" w:lineRule="auto"/>
-      </w:pPr>
-      <w:r>
-        <w:rPr>
-          <w:sz w:val="19"/>
-        </w:rPr>
-        <w:t>Shop-floor ERP: Project → Parts → Jobcard → Operations with QR scan execution, time logs, inventory issue, and utilization reports.</w:t>
-      </w:r>
-    </w:p>
-    <w:p>
-      <w:pPr>
-        <w:spacing w:after="40" w:line="252" w:lineRule="auto"/>
-      </w:pPr>
-      <w:r>
-        <w:rPr>
-          <w:b/>
-          <w:sz w:val="19"/>
-        </w:rPr>
-        <w:t xml:space="preserve">Technologies Used: </w:t>
-      </w:r>
-      <w:r>
-        <w:rPr>
-          <w:color w:val="444444"/>
-          <w:sz w:val="19"/>
-        </w:rPr>
-        <w:t>PHP, CodeIgniter, MySQL, Bootstrap, jQuery, AJAX, QR Scanning, RBAC</w:t>
-      </w:r>
-    </w:p>
-    <w:p>
-      <w:pPr>
-        <w:pStyle w:val="Heading2"/>
-        <w:spacing w:before="120" w:after="20" w:line="240" w:lineRule="auto"/>
-      </w:pPr>
-      <w:r>
-        <w:rPr>
-          <w:rFonts w:ascii="Calibri" w:eastAsia="Calibri" w:hAnsi="Calibri"/>
-          <w:color w:val="222222"/>
-          <w:sz w:val="21"/>
-        </w:rPr>
-        <w:t>CMS Websites (Build &amp; Maintain)</w:t>
-      </w:r>
-    </w:p>
-    <w:p>
-      <w:pPr>
-        <w:spacing w:after="20" w:line="259" w:lineRule="auto"/>
-      </w:pPr>
-      <w:r>
-        <w:rPr>
-          <w:sz w:val="19"/>
-        </w:rPr>
-        <w:t>Built and maintained multiple CMS websites on CodeIgniter 4 and MySQL—admin content, dynamic pages, media, and production/hosting support.</w:t>
-      </w:r>
-    </w:p>
-    <w:p>
-      <w:pPr>
-        <w:spacing w:after="40" w:line="252" w:lineRule="auto"/>
-      </w:pPr>
-      <w:r>
-        <w:rPr>
-          <w:b/>
-          <w:sz w:val="19"/>
-        </w:rPr>
-        <w:t xml:space="preserve">Technologies Used: </w:t>
-      </w:r>
-      <w:r>
-        <w:rPr>
-          <w:color w:val="444444"/>
-          <w:sz w:val="19"/>
-        </w:rPr>
-        <w:t>PHP, CodeIgniter 4, MySQL, Bootstrap, jQuery, AJAX, CKEditor, cPanel</w:t>
-      </w:r>
-    </w:p>
-    <w:p>
-      <w:pPr>
-        <w:pStyle w:val="Heading2"/>
-        <w:spacing w:before="120" w:after="20" w:line="240" w:lineRule="auto"/>
-      </w:pPr>
-      <w:r>
-        <w:rPr>
-          <w:rFonts w:ascii="Calibri" w:eastAsia="Calibri" w:hAnsi="Calibri"/>
-          <w:color w:val="222222"/>
-          <w:sz w:val="21"/>
-        </w:rPr>
-        <w:t>GST Invoice Management System (SaaS)</w:t>
-      </w:r>
-    </w:p>
-    <w:p>
-      <w:pPr>
-        <w:spacing w:after="20" w:line="259" w:lineRule="auto"/>
-      </w:pPr>
-      <w:r>
-        <w:rPr>
-          <w:sz w:val="19"/>
-        </w:rPr>
-        <w:t>Multi-tenant GST invoicing with auto CGST/SGST/IGST, FY numbers, transactional save, PDF export, and RBAC.</w:t>
-      </w:r>
-    </w:p>
-    <w:p>
-      <w:pPr>
-        <w:spacing w:after="40" w:line="252" w:lineRule="auto"/>
-      </w:pPr>
-      <w:r>
-        <w:rPr>
-          <w:b/>
-          <w:sz w:val="19"/>
-        </w:rPr>
-        <w:t xml:space="preserve">Technologies Used: </w:t>
-      </w:r>
-      <w:r>
-        <w:rPr>
-          <w:color w:val="444444"/>
-          <w:sz w:val="19"/>
-        </w:rPr>
-        <w:t>PHP, CodeIgniter 4, MySQL, Bootstrap, jQuery, AJAX, REST API, PDF Generation, RBAC</w:t>
-      </w:r>
     </w:p>
     <w:p>
       <w:pPr>
@@ -878,24 +899,3942 @@
       </w:pPr>
       <w:r>
         <w:rPr>
-          <w:rFonts w:ascii="Calibri" w:eastAsia="Calibri" w:hAnsi="Calibri"/>
-        </w:rPr>
-        <w:t>Languages</w:t>
+          <w:rFonts w:ascii="Calibri" w:eastAsia="Calibri" w:hAnsi="Calibri" w:cs="Calibri"/>
+        </w:rPr>
+        <w:t>Projects</w:t>
       </w:r>
     </w:p>
     <w:p>
       <w:pPr>
+        <w:pStyle w:val="Heading2"/>
+        <w:spacing w:before="120" w:after="20" w:line="240" w:lineRule="auto"/>
+        <w:rPr>
+          <w:color w:val="222222"/>
+          <w:sz w:val="21"/>
+          <w:szCs w:val="21"/>
+        </w:rPr>
+      </w:pPr>
+      <w:r>
+        <w:rPr>
+          <w:rFonts w:ascii="Calibri" w:eastAsia="Calibri" w:hAnsi="Calibri" w:cs="Calibri"/>
+          <w:color w:val="222222"/>
+          <w:sz w:val="21"/>
+          <w:szCs w:val="21"/>
+        </w:rPr>
+        <w:t>RAOS School ERP</w:t>
+      </w:r>
+    </w:p>
+    <w:p>
+      <w:pPr>
+        <w:spacing w:after="0" w:line="252" w:lineRule="auto"/>
+        <w:ind w:left="720" w:hanging="360"/>
+        <w:rPr>
+          <w:sz w:val="19"/>
+          <w:szCs w:val="19"/>
+        </w:rPr>
+      </w:pPr>
+      <w:r>
+        <w:rPr>
+          <w:b/>
+          <w:bCs/>
+          <w:sz w:val="19"/>
+          <w:szCs w:val="19"/>
+        </w:rPr>
+        <w:t xml:space="preserve">Technologies Used: </w:t>
+      </w:r>
+      <w:r>
+        <w:rPr>
+          <w:color w:val="444444"/>
+          <w:sz w:val="19"/>
+          <w:szCs w:val="19"/>
+        </w:rPr>
+        <w:t xml:space="preserve">PHP, CodeIgniter 4, MySQL, jQuery, AJAX, Bootstrap, </w:t>
+      </w:r>
+      <w:proofErr w:type="spellStart"/>
+      <w:r>
+        <w:rPr>
+          <w:color w:val="444444"/>
+          <w:sz w:val="19"/>
+          <w:szCs w:val="19"/>
+        </w:rPr>
+        <w:t>DataTables</w:t>
+      </w:r>
+      <w:proofErr w:type="spellEnd"/>
+      <w:r>
+        <w:rPr>
+          <w:color w:val="444444"/>
+          <w:sz w:val="19"/>
+          <w:szCs w:val="19"/>
+        </w:rPr>
+        <w:t>, Firebase, SMS, RFID/Biometric</w:t>
+      </w:r>
+    </w:p>
+    <w:p>
+      <w:pPr>
+        <w:pStyle w:val="ListParagraph"/>
+        <w:numPr>
+          <w:ilvl w:val="0"/>
+          <w:numId w:val="16"/>
+        </w:numPr>
+        <w:spacing w:after="0" w:line="259" w:lineRule="auto"/>
+      </w:pPr>
+      <w:r>
+        <w:t xml:space="preserve">Developed and maintained a comprehensive </w:t>
+      </w:r>
+      <w:r>
+        <w:rPr>
+          <w:b/>
+          <w:bCs/>
+        </w:rPr>
+        <w:t>School ERP application</w:t>
+      </w:r>
+      <w:r>
+        <w:t xml:space="preserve"> using </w:t>
+      </w:r>
+      <w:r>
+        <w:rPr>
+          <w:b/>
+          <w:bCs/>
+        </w:rPr>
+        <w:t xml:space="preserve">PHP, CodeIgniter 4, MySQL, JavaScript, jQuery, AJAX, Bootstrap, and </w:t>
+      </w:r>
+      <w:proofErr w:type="spellStart"/>
+      <w:r>
+        <w:rPr>
+          <w:b/>
+          <w:bCs/>
+        </w:rPr>
+        <w:t>DataTables</w:t>
+      </w:r>
+      <w:proofErr w:type="spellEnd"/>
+      <w:r>
+        <w:t xml:space="preserve">. </w:t>
+      </w:r>
+    </w:p>
+    <w:p>
+      <w:pPr>
+        <w:pStyle w:val="ListParagraph"/>
+        <w:numPr>
+          <w:ilvl w:val="0"/>
+          <w:numId w:val="16"/>
+        </w:numPr>
+        <w:spacing w:after="0" w:line="259" w:lineRule="auto"/>
+      </w:pPr>
+      <w:r>
+        <w:t xml:space="preserve">Implemented </w:t>
+      </w:r>
+      <w:r>
+        <w:rPr>
+          <w:b/>
+          <w:bCs/>
+        </w:rPr>
+        <w:t>Tally integration</w:t>
+      </w:r>
+      <w:r>
+        <w:t xml:space="preserve"> using XML-based communication to exchange financial and accounting data between the School ERP and Tally. </w:t>
+      </w:r>
+    </w:p>
+    <w:p>
+      <w:pPr>
+        <w:pStyle w:val="ListParagraph"/>
+        <w:numPr>
+          <w:ilvl w:val="0"/>
+          <w:numId w:val="16"/>
+        </w:numPr>
+        <w:spacing w:after="0" w:line="259" w:lineRule="auto"/>
+      </w:pPr>
+      <w:r>
+        <w:t xml:space="preserve">Integrated </w:t>
+      </w:r>
+      <w:r>
+        <w:rPr>
+          <w:b/>
+          <w:bCs/>
+        </w:rPr>
+        <w:t>Firebase Cloud Messaging (FCM)</w:t>
+      </w:r>
+      <w:r>
+        <w:t xml:space="preserve"> to implement web push notifications, including notification token management and service-worker integration. </w:t>
+      </w:r>
+    </w:p>
+    <w:p>
+      <w:pPr>
+        <w:pStyle w:val="ListParagraph"/>
+        <w:numPr>
+          <w:ilvl w:val="0"/>
+          <w:numId w:val="16"/>
+        </w:numPr>
+        <w:spacing w:after="0" w:line="259" w:lineRule="auto"/>
+      </w:pPr>
+      <w:r>
+        <w:t xml:space="preserve">Integrated </w:t>
+      </w:r>
+      <w:r>
+        <w:rPr>
+          <w:b/>
+          <w:bCs/>
+        </w:rPr>
+        <w:t>Google Maps and Google Places APIs</w:t>
+      </w:r>
+      <w:r>
+        <w:t xml:space="preserve"> for location search, place autocomplete, current-location handling, and location-based functionality. </w:t>
+      </w:r>
+    </w:p>
+    <w:p>
+      <w:pPr>
+        <w:pStyle w:val="ListParagraph"/>
+        <w:numPr>
+          <w:ilvl w:val="0"/>
+          <w:numId w:val="16"/>
+        </w:numPr>
+        <w:spacing w:after="0" w:line="259" w:lineRule="auto"/>
+      </w:pPr>
+      <w:r>
+        <w:t xml:space="preserve">Integrated </w:t>
+      </w:r>
+      <w:r>
+        <w:rPr>
+          <w:b/>
+          <w:bCs/>
+        </w:rPr>
+        <w:t>Twilio SMS</w:t>
+      </w:r>
+      <w:r>
+        <w:t xml:space="preserve"> for sending application-based SMS notifications and communication.</w:t>
+      </w:r>
+    </w:p>
+    <w:p>
+      <w:pPr>
+        <w:pStyle w:val="ListParagraph"/>
+        <w:numPr>
+          <w:ilvl w:val="0"/>
+          <w:numId w:val="16"/>
+        </w:numPr>
+        <w:spacing w:after="0" w:line="259" w:lineRule="auto"/>
+      </w:pPr>
+      <w:r>
+        <w:rPr>
+          <w:b/>
+          <w:bCs/>
+        </w:rPr>
+        <w:t>AJAX-based API Integration</w:t>
+      </w:r>
+      <w:r>
+        <w:t xml:space="preserve"> – Implemented asynchronous frontend/backend communication using </w:t>
+      </w:r>
+      <w:r>
+        <w:rPr>
+          <w:b/>
+          <w:bCs/>
+        </w:rPr>
+        <w:t>jQuery AJAX</w:t>
+      </w:r>
+      <w:r>
+        <w:t xml:space="preserve"> for ERP operations, searches, updates, and form submissions.</w:t>
+      </w:r>
+    </w:p>
+    <w:p>
+      <w:pPr>
+        <w:pStyle w:val="ListParagraph"/>
+        <w:numPr>
+          <w:ilvl w:val="0"/>
+          <w:numId w:val="16"/>
+        </w:numPr>
+        <w:spacing w:after="0" w:line="259" w:lineRule="auto"/>
+      </w:pPr>
+      <w:r>
+        <w:t xml:space="preserve">Implemented </w:t>
+      </w:r>
+      <w:r>
+        <w:rPr>
+          <w:b/>
+          <w:bCs/>
+        </w:rPr>
+        <w:t>AJAX-based operations</w:t>
+      </w:r>
+      <w:r>
+        <w:t xml:space="preserve"> for dynamic data loading, searching, filtering, form submissions, updates, and CRUD operations without full-page refreshes.</w:t>
+      </w:r>
+    </w:p>
+    <w:p>
+      <w:pPr>
+        <w:pStyle w:val="ListParagraph"/>
+        <w:numPr>
+          <w:ilvl w:val="0"/>
+          <w:numId w:val="16"/>
+        </w:numPr>
+        <w:spacing w:after="0" w:line="259" w:lineRule="auto"/>
+      </w:pPr>
+      <w:r>
+        <w:t xml:space="preserve">Developed and maintained </w:t>
+      </w:r>
+      <w:r>
+        <w:rPr>
+          <w:b/>
+          <w:bCs/>
+        </w:rPr>
+        <w:t>financial modules and reports</w:t>
+      </w:r>
+      <w:r>
+        <w:t>, including Loan Amount, Bank Expenditure, Free Transactions, Concession Requests, and Profit &amp; Loss reporting.</w:t>
+      </w:r>
+    </w:p>
+    <w:p>
+      <w:pPr>
+        <w:pStyle w:val="ListParagraph"/>
+        <w:numPr>
+          <w:ilvl w:val="0"/>
+          <w:numId w:val="16"/>
+        </w:numPr>
+        <w:spacing w:after="0" w:line="259" w:lineRule="auto"/>
+      </w:pPr>
+      <w:r>
+        <w:t xml:space="preserve">Implemented </w:t>
+      </w:r>
+      <w:r>
+        <w:rPr>
+          <w:b/>
+          <w:bCs/>
+        </w:rPr>
+        <w:t>server-side validation and business logic</w:t>
+      </w:r>
+      <w:r>
+        <w:t xml:space="preserve"> for financial transactions, payment modes, phone numbers, OTP status, bank accounts, and other ERP operations.</w:t>
+      </w:r>
+    </w:p>
+    <w:p>
+      <w:pPr>
+        <w:pStyle w:val="ListParagraph"/>
+        <w:numPr>
+          <w:ilvl w:val="0"/>
+          <w:numId w:val="16"/>
+        </w:numPr>
+        <w:spacing w:after="0" w:line="259" w:lineRule="auto"/>
+      </w:pPr>
+      <w:r>
+        <w:t xml:space="preserve">Worked extensively with </w:t>
+      </w:r>
+      <w:r>
+        <w:rPr>
+          <w:b/>
+          <w:bCs/>
+        </w:rPr>
+        <w:t>MySQL</w:t>
+      </w:r>
+      <w:r>
+        <w:t xml:space="preserve"> for database design, queries, joins, data processing, updates, and table modifications.</w:t>
+      </w:r>
+    </w:p>
+    <w:p>
+      <w:pPr>
+        <w:pStyle w:val="ListParagraph"/>
+        <w:numPr>
+          <w:ilvl w:val="0"/>
+          <w:numId w:val="16"/>
+        </w:numPr>
+        <w:spacing w:after="0" w:line="259" w:lineRule="auto"/>
+      </w:pPr>
+      <w:r>
+        <w:t xml:space="preserve">Integrated and supported </w:t>
+      </w:r>
+      <w:r>
+        <w:rPr>
+          <w:b/>
+          <w:bCs/>
+        </w:rPr>
+        <w:t>RFID/Biometric-based attendance functionality</w:t>
+      </w:r>
+      <w:r>
+        <w:t xml:space="preserve"> for managing staff/student attendance records.</w:t>
+      </w:r>
+    </w:p>
+    <w:p>
+      <w:pPr>
+        <w:pStyle w:val="ListParagraph"/>
+        <w:numPr>
+          <w:ilvl w:val="0"/>
+          <w:numId w:val="16"/>
+        </w:numPr>
+        <w:spacing w:after="0" w:line="259" w:lineRule="auto"/>
+      </w:pPr>
+      <w:r>
+        <w:t xml:space="preserve">Developed interactive </w:t>
+      </w:r>
+      <w:r>
+        <w:rPr>
+          <w:b/>
+          <w:bCs/>
+        </w:rPr>
+        <w:t>dashboards and reports</w:t>
+      </w:r>
+      <w:r>
+        <w:t xml:space="preserve"> using </w:t>
+      </w:r>
+      <w:proofErr w:type="spellStart"/>
+      <w:r>
+        <w:t>DataTables</w:t>
+      </w:r>
+      <w:proofErr w:type="spellEnd"/>
+      <w:r>
+        <w:t xml:space="preserve"> and dynamic AJAX-based data processing.</w:t>
+      </w:r>
+    </w:p>
+    <w:p>
+      <w:pPr>
+        <w:pStyle w:val="ListParagraph"/>
+        <w:numPr>
+          <w:ilvl w:val="0"/>
+          <w:numId w:val="16"/>
+        </w:numPr>
+        <w:spacing w:after="0" w:line="259" w:lineRule="auto"/>
+      </w:pPr>
+      <w:r>
+        <w:t xml:space="preserve">Investigated and resolved application issues related to </w:t>
+      </w:r>
+      <w:r>
+        <w:rPr>
+          <w:b/>
+          <w:bCs/>
+        </w:rPr>
+        <w:t>database operations, transaction processing, dashboard counts, timestamps, notifications, and module-specific business logic</w:t>
+      </w:r>
+      <w:r>
+        <w:t>.</w:t>
+      </w:r>
+    </w:p>
+    <w:p>
+      <w:pPr>
+        <w:pStyle w:val="ListParagraph"/>
+        <w:numPr>
+          <w:ilvl w:val="0"/>
+          <w:numId w:val="16"/>
+        </w:numPr>
+        <w:spacing w:after="0" w:line="259" w:lineRule="auto"/>
+      </w:pPr>
+      <w:r>
+        <w:t>Worked closely with business requirements to implement new features, modify existing functionality, troubleshoot production issues, and improve overall ERP operations.</w:t>
+      </w:r>
+    </w:p>
+    <w:p>
+      <w:pPr>
+        <w:pStyle w:val="ListParagraph"/>
+        <w:numPr>
+          <w:ilvl w:val="0"/>
+          <w:numId w:val="16"/>
+        </w:numPr>
+        <w:spacing w:after="20" w:line="259" w:lineRule="auto"/>
+      </w:pPr>
+      <w:r>
+        <w:t xml:space="preserve">Followed </w:t>
+      </w:r>
+      <w:r>
+        <w:rPr>
+          <w:b/>
+          <w:bCs/>
+        </w:rPr>
+        <w:t>CodeIgniter 4 MVC architecture</w:t>
+      </w:r>
+      <w:r>
+        <w:t>, working with Controllers, Models, Libraries, Helpers, Routes, and database layers</w:t>
+      </w:r>
+    </w:p>
+    <w:p>
+      <w:pPr>
+        <w:spacing w:after="20" w:line="259" w:lineRule="auto"/>
+        <w:ind w:left="720"/>
+      </w:pPr>
+    </w:p>
+    <w:p>
+      <w:pPr>
+        <w:spacing w:line="240" w:lineRule="auto"/>
+        <w:rPr>
+          <w:b/>
+          <w:bCs/>
+        </w:rPr>
+      </w:pPr>
+      <w:r>
+        <w:rPr>
+          <w:b/>
+          <w:bCs/>
+        </w:rPr>
+        <w:t>Key Features:</w:t>
+      </w:r>
+    </w:p>
+    <w:p>
+      <w:r>
+        <w:t xml:space="preserve">Student &amp; Staff Management · Student Admission &amp; Enrollment · Fee Collection &amp; Payment Management · Loan Management · Bank Expenditure Management · Concession Management · Attendance Management · RFID/Biometric Attendance · Tally Integration · Firebase Push Notifications · SMS Integration · OTP Authentication · Branch Management &amp; Dashboard · Financial &amp; Collection Reports · Profit &amp; Loss Reports · AJAX-Based Operations · </w:t>
+      </w:r>
+      <w:proofErr w:type="spellStart"/>
+      <w:r>
+        <w:t>DataTables</w:t>
+      </w:r>
+      <w:proofErr w:type="spellEnd"/>
+      <w:r>
+        <w:t xml:space="preserve"> &amp; Dynamic Reports · Role-Based Access Control · Admin Panel · MySQL Database Management </w:t>
+      </w:r>
+    </w:p>
+    <w:p>
+      <w:pPr>
+        <w:spacing w:after="20" w:line="259" w:lineRule="auto"/>
+        <w:ind w:left="720"/>
+      </w:pPr>
+      <w:r>
+        <w:t>.</w:t>
+      </w:r>
+    </w:p>
+    <w:p>
+      <w:pPr>
+        <w:pStyle w:val="Heading2"/>
+        <w:spacing w:after="20" w:line="259" w:lineRule="auto"/>
+        <w:rPr>
+          <w:color w:val="000000"/>
+          <w:sz w:val="20"/>
+          <w:szCs w:val="20"/>
+        </w:rPr>
+      </w:pPr>
+      <w:bookmarkStart w:id="0" w:name="_heading=h.1b1srnhi5vzl" w:colFirst="0" w:colLast="0"/>
+      <w:bookmarkEnd w:id="0"/>
+      <w:r>
+        <w:rPr>
+          <w:sz w:val="20"/>
+          <w:szCs w:val="20"/>
+        </w:rPr>
+        <w:t xml:space="preserve"> </w:t>
+      </w:r>
+      <w:proofErr w:type="spellStart"/>
+      <w:r>
+        <w:rPr>
+          <w:color w:val="222222"/>
+          <w:sz w:val="21"/>
+          <w:szCs w:val="21"/>
+        </w:rPr>
+        <w:t>Infowealth</w:t>
+      </w:r>
+      <w:proofErr w:type="spellEnd"/>
+      <w:r>
+        <w:rPr>
+          <w:color w:val="222222"/>
+          <w:sz w:val="21"/>
+          <w:szCs w:val="21"/>
+        </w:rPr>
+        <w:t xml:space="preserve"> — Hostel Discovery App &amp; Admin</w:t>
+      </w:r>
+    </w:p>
+    <w:p>
+      <w:pPr>
+        <w:numPr>
+          <w:ilvl w:val="0"/>
+          <w:numId w:val="10"/>
+        </w:numPr>
+        <w:spacing w:after="0"/>
+        <w:jc w:val="both"/>
+      </w:pPr>
+      <w:r>
+        <w:rPr>
+          <w:b/>
+          <w:bCs/>
+        </w:rPr>
+        <w:t xml:space="preserve">Technologies: </w:t>
+      </w:r>
+      <w:r>
+        <w:t xml:space="preserve">CodeIgniter 4, MySQL, JavaScript, jQuery, AJAX, Google Maps API, Google Places API, Bootstrap </w:t>
+      </w:r>
+    </w:p>
+    <w:p>
+      <w:pPr>
+        <w:numPr>
+          <w:ilvl w:val="0"/>
+          <w:numId w:val="10"/>
+        </w:numPr>
+        <w:spacing w:after="0"/>
+        <w:jc w:val="both"/>
+      </w:pPr>
+      <w:r>
+        <w:t xml:space="preserve">Developed a </w:t>
+      </w:r>
+      <w:r>
+        <w:rPr>
+          <w:b/>
+          <w:bCs/>
+        </w:rPr>
+        <w:t>location-based hostel discovery web application</w:t>
+      </w:r>
+      <w:r>
+        <w:t xml:space="preserve"> using PHP, CodeIgniter 4, MySQL, JavaScript, jQuery, AJAX, and Google Maps APIs.</w:t>
+      </w:r>
+    </w:p>
+    <w:p>
+      <w:pPr>
+        <w:numPr>
+          <w:ilvl w:val="0"/>
+          <w:numId w:val="10"/>
+        </w:numPr>
+        <w:spacing w:after="0"/>
+        <w:jc w:val="both"/>
+      </w:pPr>
+      <w:r>
+        <w:t xml:space="preserve">Implemented </w:t>
+      </w:r>
+      <w:r>
+        <w:rPr>
+          <w:b/>
+          <w:bCs/>
+        </w:rPr>
+        <w:t>mobile number authentication with OTP verification</w:t>
+      </w:r>
+      <w:r>
+        <w:t>, allowing users to securely register and log in using their mobile numbers.</w:t>
+      </w:r>
+    </w:p>
+    <w:p>
+      <w:pPr>
+        <w:numPr>
+          <w:ilvl w:val="0"/>
+          <w:numId w:val="10"/>
+        </w:numPr>
+        <w:spacing w:after="0"/>
+        <w:jc w:val="both"/>
+      </w:pPr>
+      <w:r>
+        <w:t xml:space="preserve">Developed </w:t>
+      </w:r>
+      <w:r>
+        <w:rPr>
+          <w:b/>
+          <w:bCs/>
+        </w:rPr>
+        <w:t>location-based hostel search functionality</w:t>
+      </w:r>
+      <w:r>
+        <w:t xml:space="preserve"> to find hostels around the user's current location.</w:t>
+      </w:r>
+    </w:p>
+    <w:p>
+      <w:pPr>
+        <w:numPr>
+          <w:ilvl w:val="0"/>
+          <w:numId w:val="10"/>
+        </w:numPr>
+        <w:spacing w:after="0"/>
+        <w:jc w:val="both"/>
+      </w:pPr>
+      <w:r>
+        <w:lastRenderedPageBreak/>
+        <w:t xml:space="preserve">Implemented </w:t>
+      </w:r>
+      <w:r>
+        <w:rPr>
+          <w:b/>
+          <w:bCs/>
+        </w:rPr>
+        <w:t>distance calculation</w:t>
+      </w:r>
+      <w:r>
+        <w:t xml:space="preserve"> to display the approximate distance between the user's location and nearby hostels.</w:t>
+      </w:r>
+    </w:p>
+    <w:p>
+      <w:pPr>
+        <w:numPr>
+          <w:ilvl w:val="0"/>
+          <w:numId w:val="10"/>
+        </w:numPr>
+        <w:spacing w:after="0"/>
+        <w:jc w:val="both"/>
+      </w:pPr>
+      <w:r>
+        <w:t xml:space="preserve">Integrated </w:t>
+      </w:r>
+      <w:r>
+        <w:rPr>
+          <w:b/>
+          <w:bCs/>
+        </w:rPr>
+        <w:t>Google Maps</w:t>
+      </w:r>
+      <w:r>
+        <w:t xml:space="preserve"> to display hostel locations using latitude and longitude coordinates.</w:t>
+      </w:r>
+    </w:p>
+    <w:p>
+      <w:pPr>
+        <w:numPr>
+          <w:ilvl w:val="0"/>
+          <w:numId w:val="10"/>
+        </w:numPr>
+        <w:spacing w:after="0"/>
+        <w:jc w:val="both"/>
+      </w:pPr>
+      <w:r>
+        <w:t xml:space="preserve">Implemented </w:t>
+      </w:r>
+      <w:r>
+        <w:rPr>
+          <w:b/>
+          <w:bCs/>
+        </w:rPr>
+        <w:t>route navigation functionality</w:t>
+      </w:r>
+      <w:r>
+        <w:t xml:space="preserve"> to provide directions from the user's current location to the selected hostel.</w:t>
+      </w:r>
+    </w:p>
+    <w:p>
+      <w:pPr>
+        <w:numPr>
+          <w:ilvl w:val="0"/>
+          <w:numId w:val="10"/>
+        </w:numPr>
+        <w:spacing w:after="0"/>
+        <w:jc w:val="both"/>
+      </w:pPr>
+      <w:r>
+        <w:t xml:space="preserve">Developed an </w:t>
+      </w:r>
+      <w:r>
+        <w:rPr>
+          <w:b/>
+          <w:bCs/>
+        </w:rPr>
+        <w:t>admin panel</w:t>
+      </w:r>
+      <w:r>
+        <w:t xml:space="preserve"> for adding and managing hostel information, including hostel details, address, contact information, owner details, and geographical coordinates.</w:t>
+      </w:r>
+    </w:p>
+    <w:p>
+      <w:pPr>
+        <w:numPr>
+          <w:ilvl w:val="0"/>
+          <w:numId w:val="10"/>
+        </w:numPr>
+        <w:spacing w:after="0"/>
+        <w:jc w:val="both"/>
+      </w:pPr>
+      <w:r>
+        <w:t xml:space="preserve">Implemented </w:t>
+      </w:r>
+      <w:r>
+        <w:rPr>
+          <w:b/>
+          <w:bCs/>
+        </w:rPr>
+        <w:t>hostel listing and search functionality</w:t>
+      </w:r>
+      <w:r>
+        <w:t xml:space="preserve"> with location-based filtering and dynamic data loading using AJAX.</w:t>
+      </w:r>
+    </w:p>
+    <w:p>
+      <w:pPr>
+        <w:numPr>
+          <w:ilvl w:val="0"/>
+          <w:numId w:val="10"/>
+        </w:numPr>
+        <w:spacing w:after="0"/>
+        <w:jc w:val="both"/>
+      </w:pPr>
+      <w:r>
+        <w:t xml:space="preserve">Developed a separate </w:t>
+      </w:r>
+      <w:r>
+        <w:rPr>
+          <w:b/>
+          <w:bCs/>
+        </w:rPr>
+        <w:t>Hostel Owner application/portal</w:t>
+      </w:r>
+      <w:r>
+        <w:t>, allowing owners to log in and manage their assigned hostel information.</w:t>
+      </w:r>
+    </w:p>
+    <w:p>
+      <w:pPr>
+        <w:numPr>
+          <w:ilvl w:val="0"/>
+          <w:numId w:val="10"/>
+        </w:numPr>
+        <w:spacing w:after="0"/>
+        <w:jc w:val="both"/>
+      </w:pPr>
+      <w:r>
+        <w:t xml:space="preserve">Implemented owner-side functionality to </w:t>
+      </w:r>
+      <w:r>
+        <w:rPr>
+          <w:b/>
+          <w:bCs/>
+        </w:rPr>
+        <w:t>view, add, update, and manage hostel details</w:t>
+      </w:r>
+      <w:r>
+        <w:t xml:space="preserve"> from the owner application.</w:t>
+      </w:r>
+    </w:p>
+    <w:p>
+      <w:pPr>
+        <w:numPr>
+          <w:ilvl w:val="0"/>
+          <w:numId w:val="10"/>
+        </w:numPr>
+        <w:spacing w:after="0"/>
+        <w:jc w:val="both"/>
+      </w:pPr>
+      <w:r>
+        <w:t xml:space="preserve">Developed backend APIs and database operations to support communication between the </w:t>
+      </w:r>
+      <w:r>
+        <w:rPr>
+          <w:b/>
+          <w:bCs/>
+        </w:rPr>
+        <w:t>user application, admin panel, and hostel owner application</w:t>
+      </w:r>
+      <w:r>
+        <w:t>.</w:t>
+      </w:r>
+    </w:p>
+    <w:p>
+      <w:pPr>
+        <w:numPr>
+          <w:ilvl w:val="0"/>
+          <w:numId w:val="10"/>
+        </w:numPr>
+        <w:spacing w:after="0"/>
+        <w:jc w:val="both"/>
+      </w:pPr>
+      <w:r>
+        <w:t xml:space="preserve">Designed and maintained </w:t>
+      </w:r>
+      <w:r>
+        <w:rPr>
+          <w:b/>
+          <w:bCs/>
+        </w:rPr>
+        <w:t>MySQL database structures and queries</w:t>
+      </w:r>
+      <w:r>
+        <w:t xml:space="preserve"> for users, hostels, owners, locations, and related application data.</w:t>
+      </w:r>
+    </w:p>
+    <w:p>
+      <w:pPr>
+        <w:numPr>
+          <w:ilvl w:val="0"/>
+          <w:numId w:val="10"/>
+        </w:numPr>
+        <w:spacing w:after="0"/>
+        <w:jc w:val="both"/>
+      </w:pPr>
+      <w:r>
+        <w:t xml:space="preserve">Implemented validation, authentication, session management, and role-based access for </w:t>
+      </w:r>
+      <w:r>
+        <w:rPr>
+          <w:b/>
+          <w:bCs/>
+        </w:rPr>
+        <w:t>users, administrators, and hostel owners</w:t>
+      </w:r>
+      <w:r>
+        <w:t>.</w:t>
+      </w:r>
+    </w:p>
+    <w:p>
+      <w:pPr>
+        <w:numPr>
+          <w:ilvl w:val="0"/>
+          <w:numId w:val="10"/>
+        </w:numPr>
+        <w:jc w:val="both"/>
+      </w:pPr>
+      <w:r>
+        <w:t>Worked on debugging, performance improvements, feature enhancements, and production issue resolution across the application.</w:t>
+      </w:r>
+    </w:p>
+    <w:p>
+      <w:pPr>
+        <w:spacing w:line="240" w:lineRule="auto"/>
+        <w:rPr>
+          <w:b/>
+          <w:bCs/>
+        </w:rPr>
+      </w:pPr>
+      <w:r>
+        <w:rPr>
+          <w:b/>
+          <w:bCs/>
+        </w:rPr>
+        <w:t>Key Features:</w:t>
+      </w:r>
+    </w:p>
+    <w:p>
+      <w:r>
+        <w:t xml:space="preserve">OTP Authentication · Location-Based Search · Google Maps · Distance Calculation · Route Navigation · Geolocation · Admin Panel · Hostel Management · Owner Portal · REST APIs · AJAX · MySQL </w:t>
+      </w:r>
+    </w:p>
+    <w:p>
+      <w:pPr>
+        <w:pStyle w:val="Heading2"/>
+        <w:spacing w:before="120" w:after="20" w:line="240" w:lineRule="auto"/>
+      </w:pPr>
+      <w:r>
+        <w:rPr>
+          <w:color w:val="222222"/>
+          <w:sz w:val="21"/>
+          <w:szCs w:val="21"/>
+        </w:rPr>
+        <w:t xml:space="preserve">Motor Transport Management System  </w:t>
+      </w:r>
+    </w:p>
+    <w:p>
+      <w:pPr>
+        <w:spacing w:after="40" w:line="252" w:lineRule="auto"/>
+        <w:rPr>
+          <w:color w:val="444444"/>
+          <w:sz w:val="19"/>
+          <w:szCs w:val="19"/>
+        </w:rPr>
+      </w:pPr>
+      <w:r>
+        <w:rPr>
+          <w:b/>
+          <w:bCs/>
+          <w:sz w:val="19"/>
+          <w:szCs w:val="19"/>
+        </w:rPr>
+        <w:t xml:space="preserve">Technologies Used: </w:t>
+      </w:r>
+      <w:r>
+        <w:rPr>
+          <w:color w:val="444444"/>
+          <w:sz w:val="19"/>
+          <w:szCs w:val="19"/>
+        </w:rPr>
+        <w:t xml:space="preserve">PHP, CodeIgniter 4, MySQL, Bootstrap, jQuery, AJAX, </w:t>
+      </w:r>
+      <w:r>
+        <w:rPr>
+          <w:color w:val="444444"/>
+          <w:sz w:val="19"/>
+          <w:szCs w:val="19"/>
+        </w:rPr>
+        <w:t>Data Tables</w:t>
+      </w:r>
+      <w:r>
+        <w:rPr>
+          <w:color w:val="444444"/>
+          <w:sz w:val="19"/>
+          <w:szCs w:val="19"/>
+        </w:rPr>
+        <w:t xml:space="preserve">, SMS Gateway </w:t>
+      </w:r>
+    </w:p>
+    <w:p>
+      <w:pPr>
+        <w:numPr>
+          <w:ilvl w:val="0"/>
+          <w:numId w:val="11"/>
+        </w:numPr>
+        <w:spacing w:after="0" w:line="252" w:lineRule="auto"/>
+        <w:rPr>
+          <w:color w:val="444444"/>
+          <w:sz w:val="19"/>
+          <w:szCs w:val="19"/>
+        </w:rPr>
+      </w:pPr>
+      <w:r>
+        <w:rPr>
+          <w:color w:val="444444"/>
+          <w:sz w:val="19"/>
+          <w:szCs w:val="19"/>
+        </w:rPr>
+        <w:t xml:space="preserve">Developed and maintained a </w:t>
+      </w:r>
+      <w:r>
+        <w:rPr>
+          <w:b/>
+          <w:bCs/>
+          <w:color w:val="444444"/>
+          <w:sz w:val="19"/>
+          <w:szCs w:val="19"/>
+        </w:rPr>
+        <w:t>Motor Transport Management System</w:t>
+      </w:r>
+      <w:r>
+        <w:rPr>
+          <w:color w:val="444444"/>
+          <w:sz w:val="19"/>
+          <w:szCs w:val="19"/>
+        </w:rPr>
+        <w:t xml:space="preserve"> using PHP, CodeIgniter 4, MySQL, Bootstrap, jQuery, AJAX, and </w:t>
+      </w:r>
+      <w:r>
+        <w:rPr>
+          <w:color w:val="444444"/>
+          <w:sz w:val="19"/>
+          <w:szCs w:val="19"/>
+        </w:rPr>
+        <w:t>Data Tables</w:t>
+      </w:r>
+      <w:r>
+        <w:rPr>
+          <w:color w:val="444444"/>
+          <w:sz w:val="19"/>
+          <w:szCs w:val="19"/>
+        </w:rPr>
+        <w:t xml:space="preserve"> for managing fleet, workshop, inventory, and vehicle operations.</w:t>
+      </w:r>
+    </w:p>
+    <w:p>
+      <w:pPr>
+        <w:numPr>
+          <w:ilvl w:val="0"/>
+          <w:numId w:val="11"/>
+        </w:numPr>
+        <w:spacing w:after="0" w:line="252" w:lineRule="auto"/>
+        <w:rPr>
+          <w:color w:val="444444"/>
+          <w:sz w:val="19"/>
+          <w:szCs w:val="19"/>
+        </w:rPr>
+      </w:pPr>
+      <w:r>
+        <w:rPr>
+          <w:color w:val="444444"/>
+          <w:sz w:val="19"/>
+          <w:szCs w:val="19"/>
+        </w:rPr>
+        <w:t xml:space="preserve">Developed </w:t>
+      </w:r>
+      <w:r>
+        <w:rPr>
+          <w:b/>
+          <w:bCs/>
+          <w:color w:val="444444"/>
+          <w:sz w:val="19"/>
+          <w:szCs w:val="19"/>
+        </w:rPr>
+        <w:t>vehicle master and fleet management</w:t>
+      </w:r>
+      <w:r>
+        <w:rPr>
+          <w:color w:val="444444"/>
+          <w:sz w:val="19"/>
+          <w:szCs w:val="19"/>
+        </w:rPr>
+        <w:t xml:space="preserve"> functionality including vehicle details, </w:t>
+      </w:r>
+      <w:r>
+        <w:rPr>
+          <w:color w:val="444444"/>
+          <w:sz w:val="19"/>
+          <w:szCs w:val="19"/>
+        </w:rPr>
+        <w:t>Commissionerate</w:t>
+      </w:r>
+      <w:r>
+        <w:rPr>
+          <w:color w:val="444444"/>
+          <w:sz w:val="19"/>
+          <w:szCs w:val="19"/>
+        </w:rPr>
+        <w:t xml:space="preserve"> mapping, officer assignment, and vehicle-to-officer allocation.</w:t>
+      </w:r>
+    </w:p>
+    <w:p>
+      <w:pPr>
+        <w:numPr>
+          <w:ilvl w:val="0"/>
+          <w:numId w:val="11"/>
+        </w:numPr>
+        <w:spacing w:after="0" w:line="252" w:lineRule="auto"/>
+        <w:rPr>
+          <w:color w:val="444444"/>
+          <w:sz w:val="19"/>
+          <w:szCs w:val="19"/>
+        </w:rPr>
+      </w:pPr>
+      <w:r>
+        <w:rPr>
+          <w:color w:val="444444"/>
+          <w:sz w:val="19"/>
+          <w:szCs w:val="19"/>
+        </w:rPr>
+        <w:t xml:space="preserve">Implemented </w:t>
+      </w:r>
+      <w:r>
+        <w:rPr>
+          <w:b/>
+          <w:bCs/>
+          <w:color w:val="444444"/>
+          <w:sz w:val="19"/>
+          <w:szCs w:val="19"/>
+        </w:rPr>
+        <w:t>inventory and stock management</w:t>
+      </w:r>
+      <w:r>
+        <w:rPr>
+          <w:color w:val="444444"/>
+          <w:sz w:val="19"/>
+          <w:szCs w:val="19"/>
+        </w:rPr>
+        <w:t xml:space="preserve"> for spare parts, items, lubricants, and other vehicle maintenance materials.</w:t>
+      </w:r>
+    </w:p>
+    <w:p>
+      <w:pPr>
+        <w:numPr>
+          <w:ilvl w:val="0"/>
+          <w:numId w:val="11"/>
+        </w:numPr>
+        <w:spacing w:after="0" w:line="252" w:lineRule="auto"/>
+        <w:rPr>
+          <w:color w:val="444444"/>
+          <w:sz w:val="19"/>
+          <w:szCs w:val="19"/>
+        </w:rPr>
+      </w:pPr>
+      <w:r>
+        <w:rPr>
+          <w:color w:val="444444"/>
+          <w:sz w:val="19"/>
+          <w:szCs w:val="19"/>
+        </w:rPr>
+        <w:t xml:space="preserve">Developed </w:t>
+      </w:r>
+      <w:r>
+        <w:rPr>
+          <w:b/>
+          <w:bCs/>
+          <w:color w:val="444444"/>
+          <w:sz w:val="19"/>
+          <w:szCs w:val="19"/>
+        </w:rPr>
+        <w:t>Purchase Order and stock receipt functionality</w:t>
+      </w:r>
+      <w:r>
+        <w:rPr>
+          <w:color w:val="444444"/>
+          <w:sz w:val="19"/>
+          <w:szCs w:val="19"/>
+        </w:rPr>
+        <w:t xml:space="preserve"> for adding and maintaining inventory quantities.</w:t>
+      </w:r>
+    </w:p>
+    <w:p>
+      <w:pPr>
+        <w:numPr>
+          <w:ilvl w:val="0"/>
+          <w:numId w:val="11"/>
+        </w:numPr>
+        <w:spacing w:after="0" w:line="252" w:lineRule="auto"/>
+        <w:rPr>
+          <w:color w:val="444444"/>
+          <w:sz w:val="19"/>
+          <w:szCs w:val="19"/>
+        </w:rPr>
+      </w:pPr>
+      <w:r>
+        <w:rPr>
+          <w:color w:val="444444"/>
+          <w:sz w:val="19"/>
+          <w:szCs w:val="19"/>
+        </w:rPr>
+        <w:t xml:space="preserve">Implemented </w:t>
+      </w:r>
+      <w:r>
+        <w:rPr>
+          <w:b/>
+          <w:bCs/>
+          <w:color w:val="444444"/>
+          <w:sz w:val="19"/>
+          <w:szCs w:val="19"/>
+        </w:rPr>
+        <w:t>lubricant voucher-based stock management</w:t>
+      </w:r>
+      <w:r>
+        <w:rPr>
+          <w:color w:val="444444"/>
+          <w:sz w:val="19"/>
+          <w:szCs w:val="19"/>
+        </w:rPr>
+        <w:t>, allowing lubricant quantities to be received and tracked based on individual vouchers and containers.</w:t>
+      </w:r>
+    </w:p>
+    <w:p>
+      <w:pPr>
+        <w:numPr>
+          <w:ilvl w:val="0"/>
+          <w:numId w:val="11"/>
+        </w:numPr>
+        <w:spacing w:after="0" w:line="252" w:lineRule="auto"/>
+        <w:rPr>
+          <w:color w:val="444444"/>
+          <w:sz w:val="19"/>
+          <w:szCs w:val="19"/>
+        </w:rPr>
+      </w:pPr>
+      <w:r>
+        <w:rPr>
+          <w:color w:val="444444"/>
+          <w:sz w:val="19"/>
+          <w:szCs w:val="19"/>
+        </w:rPr>
+        <w:t xml:space="preserve">Developed </w:t>
+      </w:r>
+      <w:r>
+        <w:rPr>
+          <w:b/>
+          <w:bCs/>
+          <w:color w:val="444444"/>
+          <w:sz w:val="19"/>
+          <w:szCs w:val="19"/>
+        </w:rPr>
+        <w:t>barcode generation and item identification</w:t>
+      </w:r>
+      <w:r>
+        <w:rPr>
+          <w:color w:val="444444"/>
+          <w:sz w:val="19"/>
+          <w:szCs w:val="19"/>
+        </w:rPr>
+        <w:t xml:space="preserve"> functionality for spare parts and inventory items.</w:t>
+      </w:r>
+    </w:p>
+    <w:p>
+      <w:pPr>
+        <w:numPr>
+          <w:ilvl w:val="0"/>
+          <w:numId w:val="11"/>
+        </w:numPr>
+        <w:spacing w:after="0" w:line="252" w:lineRule="auto"/>
+        <w:rPr>
+          <w:color w:val="444444"/>
+          <w:sz w:val="19"/>
+          <w:szCs w:val="19"/>
+        </w:rPr>
+      </w:pPr>
+      <w:r>
+        <w:rPr>
+          <w:color w:val="444444"/>
+          <w:sz w:val="19"/>
+          <w:szCs w:val="19"/>
+        </w:rPr>
+        <w:t xml:space="preserve">Implemented </w:t>
+      </w:r>
+      <w:r>
+        <w:rPr>
+          <w:b/>
+          <w:bCs/>
+          <w:color w:val="444444"/>
+          <w:sz w:val="19"/>
+          <w:szCs w:val="19"/>
+        </w:rPr>
+        <w:t>Workshop Job Card management</w:t>
+      </w:r>
+      <w:r>
+        <w:rPr>
+          <w:color w:val="444444"/>
+          <w:sz w:val="19"/>
+          <w:szCs w:val="19"/>
+        </w:rPr>
+        <w:t>, allowing workshop users to create job cards for vehicles and request required spare parts, items, and lubricants.</w:t>
+      </w:r>
+    </w:p>
+    <w:p>
+      <w:pPr>
+        <w:numPr>
+          <w:ilvl w:val="0"/>
+          <w:numId w:val="11"/>
+        </w:numPr>
+        <w:spacing w:after="0" w:line="252" w:lineRule="auto"/>
+        <w:rPr>
+          <w:color w:val="444444"/>
+          <w:sz w:val="19"/>
+          <w:szCs w:val="19"/>
+        </w:rPr>
+      </w:pPr>
+      <w:r>
+        <w:rPr>
+          <w:color w:val="444444"/>
+          <w:sz w:val="19"/>
+          <w:szCs w:val="19"/>
+        </w:rPr>
+        <w:t xml:space="preserve">Developed a </w:t>
+      </w:r>
+      <w:r>
+        <w:rPr>
+          <w:b/>
+          <w:bCs/>
+          <w:color w:val="444444"/>
+          <w:sz w:val="19"/>
+          <w:szCs w:val="19"/>
+        </w:rPr>
+        <w:t>multi-level approval workflow</w:t>
+      </w:r>
+      <w:r>
+        <w:rPr>
+          <w:color w:val="444444"/>
+          <w:sz w:val="19"/>
+          <w:szCs w:val="19"/>
+        </w:rPr>
+        <w:t xml:space="preserve"> where administrators review and approve workshop job card requests before materials are issued.</w:t>
+      </w:r>
+    </w:p>
+    <w:p>
+      <w:pPr>
+        <w:numPr>
+          <w:ilvl w:val="0"/>
+          <w:numId w:val="11"/>
+        </w:numPr>
+        <w:spacing w:after="0" w:line="252" w:lineRule="auto"/>
+        <w:rPr>
+          <w:color w:val="444444"/>
+          <w:sz w:val="19"/>
+          <w:szCs w:val="19"/>
+        </w:rPr>
+      </w:pPr>
+      <w:r>
+        <w:rPr>
+          <w:color w:val="444444"/>
+          <w:sz w:val="19"/>
+          <w:szCs w:val="19"/>
+        </w:rPr>
+        <w:t xml:space="preserve">Implemented </w:t>
+      </w:r>
+      <w:r>
+        <w:rPr>
+          <w:b/>
+          <w:bCs/>
+          <w:color w:val="444444"/>
+          <w:sz w:val="19"/>
+          <w:szCs w:val="19"/>
+        </w:rPr>
+        <w:t>FIFO-based inventory issuing</w:t>
+      </w:r>
+      <w:r>
+        <w:rPr>
+          <w:color w:val="444444"/>
+          <w:sz w:val="19"/>
+          <w:szCs w:val="19"/>
+        </w:rPr>
+        <w:t>, ensuring approved spare parts and lubricants are issued based on stock availability and the First-In-First-Out method.</w:t>
+      </w:r>
+    </w:p>
+    <w:p>
+      <w:pPr>
+        <w:numPr>
+          <w:ilvl w:val="0"/>
+          <w:numId w:val="11"/>
+        </w:numPr>
+        <w:spacing w:after="0" w:line="252" w:lineRule="auto"/>
+        <w:rPr>
+          <w:color w:val="444444"/>
+          <w:sz w:val="19"/>
+          <w:szCs w:val="19"/>
+        </w:rPr>
+      </w:pPr>
+      <w:r>
+        <w:rPr>
+          <w:color w:val="444444"/>
+          <w:sz w:val="19"/>
+          <w:szCs w:val="19"/>
+        </w:rPr>
+        <w:t xml:space="preserve">Implemented automatic </w:t>
+      </w:r>
+      <w:r>
+        <w:rPr>
+          <w:b/>
+          <w:bCs/>
+          <w:color w:val="444444"/>
+          <w:sz w:val="19"/>
+          <w:szCs w:val="19"/>
+        </w:rPr>
+        <w:t>stock quantity updates</w:t>
+      </w:r>
+      <w:r>
+        <w:rPr>
+          <w:color w:val="444444"/>
+          <w:sz w:val="19"/>
+          <w:szCs w:val="19"/>
+        </w:rPr>
+        <w:t xml:space="preserve"> when items and lubricants are issued against approved job cards.</w:t>
+      </w:r>
+    </w:p>
+    <w:p>
+      <w:pPr>
+        <w:numPr>
+          <w:ilvl w:val="0"/>
+          <w:numId w:val="11"/>
+        </w:numPr>
+        <w:spacing w:after="0" w:line="252" w:lineRule="auto"/>
+        <w:rPr>
+          <w:color w:val="444444"/>
+          <w:sz w:val="19"/>
+          <w:szCs w:val="19"/>
+        </w:rPr>
+      </w:pPr>
+      <w:r>
+        <w:rPr>
+          <w:color w:val="444444"/>
+          <w:sz w:val="19"/>
+          <w:szCs w:val="19"/>
+        </w:rPr>
+        <w:t xml:space="preserve">Developed </w:t>
+      </w:r>
+      <w:r>
+        <w:rPr>
+          <w:b/>
+          <w:bCs/>
+          <w:color w:val="444444"/>
+          <w:sz w:val="19"/>
+          <w:szCs w:val="19"/>
+        </w:rPr>
+        <w:t>vehicle maintenance and workshop tracking</w:t>
+      </w:r>
+      <w:r>
+        <w:rPr>
+          <w:color w:val="444444"/>
+          <w:sz w:val="19"/>
+          <w:szCs w:val="19"/>
+        </w:rPr>
+        <w:t xml:space="preserve"> functionality including inspections, job cards, material requirements, and issue records.</w:t>
+      </w:r>
+    </w:p>
+    <w:p>
+      <w:pPr>
+        <w:numPr>
+          <w:ilvl w:val="0"/>
+          <w:numId w:val="11"/>
+        </w:numPr>
+        <w:spacing w:after="0" w:line="252" w:lineRule="auto"/>
+        <w:rPr>
+          <w:color w:val="444444"/>
+          <w:sz w:val="19"/>
+          <w:szCs w:val="19"/>
+        </w:rPr>
+      </w:pPr>
+      <w:r>
+        <w:rPr>
+          <w:color w:val="444444"/>
+          <w:sz w:val="19"/>
+          <w:szCs w:val="19"/>
+        </w:rPr>
+        <w:t xml:space="preserve">Implemented </w:t>
+      </w:r>
+      <w:r>
+        <w:rPr>
+          <w:b/>
+          <w:bCs/>
+          <w:color w:val="444444"/>
+          <w:sz w:val="19"/>
+          <w:szCs w:val="19"/>
+        </w:rPr>
+        <w:t>fuel management, gate pass management, and vehicle inspection</w:t>
+      </w:r>
+      <w:r>
+        <w:rPr>
+          <w:color w:val="444444"/>
+          <w:sz w:val="19"/>
+          <w:szCs w:val="19"/>
+        </w:rPr>
+        <w:t xml:space="preserve"> modules.</w:t>
+      </w:r>
+    </w:p>
+    <w:p>
+      <w:pPr>
+        <w:numPr>
+          <w:ilvl w:val="0"/>
+          <w:numId w:val="11"/>
+        </w:numPr>
+        <w:spacing w:after="0" w:line="252" w:lineRule="auto"/>
+        <w:rPr>
+          <w:color w:val="444444"/>
+          <w:sz w:val="19"/>
+          <w:szCs w:val="19"/>
+        </w:rPr>
+      </w:pPr>
+      <w:r>
+        <w:rPr>
+          <w:color w:val="444444"/>
+          <w:sz w:val="19"/>
+          <w:szCs w:val="19"/>
+        </w:rPr>
+        <w:t xml:space="preserve">Developed </w:t>
+      </w:r>
+      <w:r>
+        <w:rPr>
+          <w:b/>
+          <w:bCs/>
+          <w:color w:val="444444"/>
+          <w:sz w:val="19"/>
+          <w:szCs w:val="19"/>
+        </w:rPr>
+        <w:t>Excel/PDF reports</w:t>
+      </w:r>
+      <w:r>
+        <w:rPr>
+          <w:color w:val="444444"/>
+          <w:sz w:val="19"/>
+          <w:szCs w:val="19"/>
+        </w:rPr>
+        <w:t xml:space="preserve"> for inventory, vehicles, workshop activities, stock transactions, and management requirements.</w:t>
+      </w:r>
+    </w:p>
+    <w:p>
+      <w:pPr>
+        <w:numPr>
+          <w:ilvl w:val="0"/>
+          <w:numId w:val="11"/>
+        </w:numPr>
+        <w:spacing w:after="0" w:line="252" w:lineRule="auto"/>
+        <w:rPr>
+          <w:color w:val="444444"/>
+          <w:sz w:val="19"/>
+          <w:szCs w:val="19"/>
+        </w:rPr>
+      </w:pPr>
+      <w:r>
+        <w:rPr>
+          <w:color w:val="444444"/>
+          <w:sz w:val="19"/>
+          <w:szCs w:val="19"/>
+        </w:rPr>
+        <w:t xml:space="preserve">Integrated an </w:t>
+      </w:r>
+      <w:r>
+        <w:rPr>
+          <w:b/>
+          <w:bCs/>
+          <w:color w:val="444444"/>
+          <w:sz w:val="19"/>
+          <w:szCs w:val="19"/>
+        </w:rPr>
+        <w:t>SMS Gateway with OTP verification</w:t>
+      </w:r>
+      <w:r>
+        <w:rPr>
+          <w:color w:val="444444"/>
+          <w:sz w:val="19"/>
+          <w:szCs w:val="19"/>
+        </w:rPr>
+        <w:t xml:space="preserve"> for user authentication and verification.</w:t>
+      </w:r>
+    </w:p>
+    <w:p>
+      <w:pPr>
+        <w:numPr>
+          <w:ilvl w:val="0"/>
+          <w:numId w:val="11"/>
+        </w:numPr>
+        <w:spacing w:after="0" w:line="252" w:lineRule="auto"/>
+        <w:rPr>
+          <w:color w:val="444444"/>
+          <w:sz w:val="19"/>
+          <w:szCs w:val="19"/>
+        </w:rPr>
+      </w:pPr>
+      <w:r>
+        <w:rPr>
+          <w:color w:val="444444"/>
+          <w:sz w:val="19"/>
+          <w:szCs w:val="19"/>
+        </w:rPr>
+        <w:t xml:space="preserve">Implemented </w:t>
+      </w:r>
+      <w:r>
+        <w:rPr>
+          <w:b/>
+          <w:bCs/>
+          <w:color w:val="444444"/>
+          <w:sz w:val="19"/>
+          <w:szCs w:val="19"/>
+        </w:rPr>
+        <w:t>AJAX-based dynamic operations</w:t>
+      </w:r>
+      <w:r>
+        <w:rPr>
+          <w:color w:val="444444"/>
+          <w:sz w:val="19"/>
+          <w:szCs w:val="19"/>
+        </w:rPr>
+        <w:t xml:space="preserve"> for searching, filtering, approvals, stock updates, and data processing.</w:t>
+      </w:r>
+    </w:p>
+    <w:p>
+      <w:pPr>
+        <w:numPr>
+          <w:ilvl w:val="0"/>
+          <w:numId w:val="11"/>
+        </w:numPr>
+        <w:spacing w:after="0" w:line="252" w:lineRule="auto"/>
+        <w:rPr>
+          <w:color w:val="444444"/>
+          <w:sz w:val="19"/>
+          <w:szCs w:val="19"/>
+        </w:rPr>
+      </w:pPr>
+      <w:r>
+        <w:rPr>
+          <w:color w:val="444444"/>
+          <w:sz w:val="19"/>
+          <w:szCs w:val="19"/>
+        </w:rPr>
+        <w:t xml:space="preserve">Designed and maintained </w:t>
+      </w:r>
+      <w:r>
+        <w:rPr>
+          <w:b/>
+          <w:bCs/>
+          <w:color w:val="444444"/>
+          <w:sz w:val="19"/>
+          <w:szCs w:val="19"/>
+        </w:rPr>
+        <w:t>MySQL database structures and queries</w:t>
+      </w:r>
+      <w:r>
+        <w:rPr>
+          <w:color w:val="444444"/>
+          <w:sz w:val="19"/>
+          <w:szCs w:val="19"/>
+        </w:rPr>
+        <w:t xml:space="preserve"> for fleet, inventory, purchase, lubricant, workshop, job card, approval, and stock transaction modules.</w:t>
+      </w:r>
+    </w:p>
+    <w:p>
+      <w:pPr>
+        <w:numPr>
+          <w:ilvl w:val="0"/>
+          <w:numId w:val="11"/>
+        </w:numPr>
+        <w:spacing w:after="40" w:line="252" w:lineRule="auto"/>
+        <w:rPr>
+          <w:color w:val="444444"/>
+          <w:sz w:val="19"/>
+          <w:szCs w:val="19"/>
+        </w:rPr>
+      </w:pPr>
+      <w:r>
+        <w:rPr>
+          <w:color w:val="444444"/>
+          <w:sz w:val="19"/>
+          <w:szCs w:val="19"/>
+        </w:rPr>
+        <w:lastRenderedPageBreak/>
+        <w:t>Worked on application debugging, business-rule implementation, database operations, reporting, and production issue resolution.</w:t>
+      </w:r>
+    </w:p>
+    <w:p>
+      <w:pPr>
+        <w:spacing w:after="40" w:line="252" w:lineRule="auto"/>
+        <w:ind w:left="720"/>
+        <w:rPr>
+          <w:color w:val="444444"/>
+          <w:sz w:val="19"/>
+          <w:szCs w:val="19"/>
+        </w:rPr>
+      </w:pPr>
+    </w:p>
+    <w:p>
+      <w:pPr>
+        <w:spacing w:line="240" w:lineRule="auto"/>
+        <w:rPr>
+          <w:b/>
+          <w:bCs/>
+        </w:rPr>
+      </w:pPr>
+      <w:r>
+        <w:rPr>
+          <w:b/>
+          <w:bCs/>
+        </w:rPr>
+        <w:t>Key Features:</w:t>
+      </w:r>
+    </w:p>
+    <w:p>
+      <w:pPr>
+        <w:spacing w:line="240" w:lineRule="auto"/>
+      </w:pPr>
+      <w:r>
+        <w:t xml:space="preserve">Fleet &amp; Vehicle Management · Commissionerate &amp; Officer Management · Vehicle-to-Officer Mapping · Spare Parts Inventory · Lubricant Inventory · Purchase Order Management · Voucher-Based Stock Management · Barcode Generation · Lubricant Container Tracking · Workshop Management · Vehicle Job Cards · Material &amp; Lubricant Requests · Job Card Approval Workflow · FIFO-Based Stock Issuing · Automatic Stock Updates · Vehicle Inspection · Fuel Management · Gate Pass Management · Excel/PDF Reports · SMS Gateway Integration · OTP Verification · AJAX-Based Operations · </w:t>
+      </w:r>
+      <w:proofErr w:type="spellStart"/>
+      <w:r>
+        <w:t>DataTables</w:t>
+      </w:r>
+      <w:proofErr w:type="spellEnd"/>
+      <w:r>
+        <w:t xml:space="preserve"> · MySQL Database Management </w:t>
+      </w:r>
+    </w:p>
+    <w:p>
+      <w:pPr>
+        <w:pStyle w:val="Heading2"/>
+        <w:spacing w:before="120" w:after="20" w:line="240" w:lineRule="auto"/>
+      </w:pPr>
+      <w:r>
+        <w:rPr>
+          <w:rFonts w:ascii="Calibri" w:eastAsia="Calibri" w:hAnsi="Calibri" w:cs="Calibri"/>
+          <w:color w:val="222222"/>
+          <w:sz w:val="21"/>
+          <w:szCs w:val="21"/>
+        </w:rPr>
+        <w:t>Hotel Management ERP + Guest Mobile Portal</w:t>
+      </w:r>
+    </w:p>
+    <w:p>
+      <w:pPr>
+        <w:spacing w:after="40" w:line="252" w:lineRule="auto"/>
+        <w:rPr>
+          <w:color w:val="444444"/>
+          <w:sz w:val="19"/>
+          <w:szCs w:val="19"/>
+        </w:rPr>
+      </w:pPr>
+      <w:r>
+        <w:rPr>
+          <w:b/>
+          <w:bCs/>
+          <w:sz w:val="19"/>
+          <w:szCs w:val="19"/>
+        </w:rPr>
+        <w:t xml:space="preserve">Technologies Used: </w:t>
+      </w:r>
+      <w:r>
+        <w:rPr>
+          <w:color w:val="444444"/>
+          <w:sz w:val="19"/>
+          <w:szCs w:val="19"/>
+        </w:rPr>
+        <w:t xml:space="preserve">PHP, CodeIgniter 4, MySQL, Bootstrap, jQuery, AJAX, Firebase Cloud Messaging (FCM) </w:t>
+      </w:r>
+    </w:p>
+    <w:p>
+      <w:pPr>
+        <w:pStyle w:val="ListParagraph"/>
+        <w:numPr>
+          <w:ilvl w:val="0"/>
+          <w:numId w:val="12"/>
+        </w:numPr>
+        <w:spacing w:before="240" w:after="0" w:line="252" w:lineRule="auto"/>
+        <w:rPr>
+          <w:color w:val="444444"/>
+        </w:rPr>
+      </w:pPr>
+      <w:r>
+        <w:rPr>
+          <w:color w:val="444444"/>
+        </w:rPr>
+        <w:t xml:space="preserve">Developed and maintained a </w:t>
+      </w:r>
+      <w:r>
+        <w:rPr>
+          <w:b/>
+          <w:bCs/>
+          <w:color w:val="444444"/>
+        </w:rPr>
+        <w:t>multi-hotel Hotel Management ERP and Guest Mobile Portal</w:t>
+      </w:r>
+      <w:r>
+        <w:rPr>
+          <w:color w:val="444444"/>
+        </w:rPr>
+        <w:t xml:space="preserve"> using PHP, CodeIgniter 4, MySQL, jQuery, AJAX, Bootstrap, and Firebase Cloud Messaging.</w:t>
+      </w:r>
+    </w:p>
+    <w:p>
+      <w:pPr>
+        <w:pStyle w:val="ListParagraph"/>
+        <w:numPr>
+          <w:ilvl w:val="0"/>
+          <w:numId w:val="12"/>
+        </w:numPr>
+        <w:spacing w:after="0" w:line="252" w:lineRule="auto"/>
+        <w:rPr>
+          <w:color w:val="444444"/>
+        </w:rPr>
+      </w:pPr>
+      <w:r>
+        <w:rPr>
+          <w:color w:val="444444"/>
+        </w:rPr>
+        <w:t xml:space="preserve">Developed a </w:t>
+      </w:r>
+      <w:r>
+        <w:rPr>
+          <w:b/>
+          <w:bCs/>
+          <w:color w:val="444444"/>
+        </w:rPr>
+        <w:t>Super Admin module</w:t>
+      </w:r>
+      <w:r>
+        <w:rPr>
+          <w:color w:val="444444"/>
+        </w:rPr>
+        <w:t xml:space="preserve"> to create and manage multiple hotels, hotel details, administrator accounts, and hotel-level configurations.</w:t>
+      </w:r>
+    </w:p>
+    <w:p>
+      <w:pPr>
+        <w:pStyle w:val="ListParagraph"/>
+        <w:numPr>
+          <w:ilvl w:val="0"/>
+          <w:numId w:val="12"/>
+        </w:numPr>
+        <w:spacing w:after="0" w:line="252" w:lineRule="auto"/>
+        <w:rPr>
+          <w:color w:val="444444"/>
+        </w:rPr>
+      </w:pPr>
+      <w:r>
+        <w:rPr>
+          <w:color w:val="444444"/>
+        </w:rPr>
+        <w:t xml:space="preserve">Implemented </w:t>
+      </w:r>
+      <w:r>
+        <w:rPr>
+          <w:b/>
+          <w:bCs/>
+          <w:color w:val="444444"/>
+        </w:rPr>
+        <w:t>hotel administrator account provisioning</w:t>
+      </w:r>
+      <w:r>
+        <w:rPr>
+          <w:color w:val="444444"/>
+        </w:rPr>
+        <w:t>, including automatic password generation and email-based delivery of login credentials.</w:t>
+      </w:r>
+    </w:p>
+    <w:p>
+      <w:pPr>
+        <w:pStyle w:val="ListParagraph"/>
+        <w:numPr>
+          <w:ilvl w:val="0"/>
+          <w:numId w:val="12"/>
+        </w:numPr>
+        <w:spacing w:after="0" w:line="252" w:lineRule="auto"/>
+        <w:rPr>
+          <w:color w:val="444444"/>
+        </w:rPr>
+      </w:pPr>
+      <w:r>
+        <w:rPr>
+          <w:color w:val="444444"/>
+        </w:rPr>
+        <w:t xml:space="preserve">Developed </w:t>
+      </w:r>
+      <w:r>
+        <w:rPr>
+          <w:b/>
+          <w:bCs/>
+          <w:color w:val="444444"/>
+        </w:rPr>
+        <w:t>role-based user and authorization management</w:t>
+      </w:r>
+      <w:r>
+        <w:rPr>
+          <w:color w:val="444444"/>
+        </w:rPr>
+        <w:t>, allowing hotel administrators to create users and assign permissions based on departments such as Reception, Housekeeping, Restaurant, and other hotel operations.</w:t>
+      </w:r>
+    </w:p>
+    <w:p>
+      <w:pPr>
+        <w:pStyle w:val="ListParagraph"/>
+        <w:numPr>
+          <w:ilvl w:val="0"/>
+          <w:numId w:val="12"/>
+        </w:numPr>
+        <w:spacing w:after="0" w:line="252" w:lineRule="auto"/>
+        <w:rPr>
+          <w:color w:val="444444"/>
+        </w:rPr>
+      </w:pPr>
+      <w:r>
+        <w:rPr>
+          <w:color w:val="444444"/>
+        </w:rPr>
+        <w:t xml:space="preserve">Developed </w:t>
+      </w:r>
+      <w:r>
+        <w:rPr>
+          <w:b/>
+          <w:bCs/>
+          <w:color w:val="444444"/>
+        </w:rPr>
+        <w:t>room management</w:t>
+      </w:r>
+      <w:r>
+        <w:rPr>
+          <w:color w:val="444444"/>
+        </w:rPr>
+        <w:t xml:space="preserve"> functionality including room details, room amenities, pricing/charges, availability, and hotel services.</w:t>
+      </w:r>
+    </w:p>
+    <w:p>
+      <w:pPr>
+        <w:pStyle w:val="ListParagraph"/>
+        <w:numPr>
+          <w:ilvl w:val="0"/>
+          <w:numId w:val="12"/>
+        </w:numPr>
+        <w:spacing w:after="0" w:line="252" w:lineRule="auto"/>
+        <w:rPr>
+          <w:color w:val="444444"/>
+        </w:rPr>
+      </w:pPr>
+      <w:r>
+        <w:rPr>
+          <w:color w:val="444444"/>
+        </w:rPr>
+        <w:t xml:space="preserve">Implemented </w:t>
+      </w:r>
+      <w:r>
+        <w:rPr>
+          <w:b/>
+          <w:bCs/>
+          <w:color w:val="444444"/>
+        </w:rPr>
+        <w:t>room booking and reservation management</w:t>
+      </w:r>
+      <w:r>
+        <w:rPr>
+          <w:color w:val="444444"/>
+        </w:rPr>
+        <w:t>, including guest details, check-in, check-out, booking dates, room allocation, and booking status.</w:t>
+      </w:r>
+    </w:p>
+    <w:p>
+      <w:pPr>
+        <w:pStyle w:val="ListParagraph"/>
+        <w:numPr>
+          <w:ilvl w:val="0"/>
+          <w:numId w:val="12"/>
+        </w:numPr>
+        <w:spacing w:after="0" w:line="252" w:lineRule="auto"/>
+        <w:rPr>
+          <w:color w:val="444444"/>
+        </w:rPr>
+      </w:pPr>
+      <w:r>
+        <w:rPr>
+          <w:color w:val="444444"/>
+        </w:rPr>
+        <w:t xml:space="preserve">Developed a </w:t>
+      </w:r>
+      <w:r>
+        <w:rPr>
+          <w:b/>
+          <w:bCs/>
+          <w:color w:val="444444"/>
+        </w:rPr>
+        <w:t>Guest Mobile Portal</w:t>
+      </w:r>
+      <w:r>
+        <w:rPr>
+          <w:color w:val="444444"/>
+        </w:rPr>
+        <w:t xml:space="preserve"> with OTP/phone-based authentication, allowing guests to access hotel services and raise requests from their rooms.</w:t>
+      </w:r>
+    </w:p>
+    <w:p>
+      <w:pPr>
+        <w:pStyle w:val="ListParagraph"/>
+        <w:numPr>
+          <w:ilvl w:val="0"/>
+          <w:numId w:val="12"/>
+        </w:numPr>
+        <w:spacing w:after="0" w:line="252" w:lineRule="auto"/>
+        <w:rPr>
+          <w:color w:val="444444"/>
+        </w:rPr>
+      </w:pPr>
+      <w:r>
+        <w:rPr>
+          <w:color w:val="444444"/>
+        </w:rPr>
+        <w:t xml:space="preserve">Implemented </w:t>
+      </w:r>
+      <w:r>
+        <w:rPr>
+          <w:b/>
+          <w:bCs/>
+          <w:color w:val="444444"/>
+        </w:rPr>
+        <w:t>housekeeping workflow</w:t>
+      </w:r>
+      <w:r>
+        <w:rPr>
+          <w:color w:val="444444"/>
+        </w:rPr>
+        <w:t>, where housekeeping staff receive notifications when rooms require cleaning after guest checkout and update the room status once it is cleaned and ready for the next booking.</w:t>
+      </w:r>
+    </w:p>
+    <w:p>
+      <w:pPr>
+        <w:pStyle w:val="ListParagraph"/>
+        <w:numPr>
+          <w:ilvl w:val="0"/>
+          <w:numId w:val="12"/>
+        </w:numPr>
+        <w:spacing w:after="0" w:line="252" w:lineRule="auto"/>
+        <w:rPr>
+          <w:color w:val="444444"/>
+        </w:rPr>
+      </w:pPr>
+      <w:r>
+        <w:rPr>
+          <w:color w:val="444444"/>
+        </w:rPr>
+        <w:t xml:space="preserve">Developed </w:t>
+      </w:r>
+      <w:r>
+        <w:rPr>
+          <w:b/>
+          <w:bCs/>
+          <w:color w:val="444444"/>
+        </w:rPr>
+        <w:t>restaurant/KOT order management</w:t>
+      </w:r>
+      <w:r>
+        <w:rPr>
+          <w:color w:val="444444"/>
+        </w:rPr>
+        <w:t>, allowing guests to place food orders from their rooms and restaurant users to receive, prepare, and process orders for delivery to the guest room.</w:t>
+      </w:r>
+    </w:p>
+    <w:p>
+      <w:pPr>
+        <w:pStyle w:val="ListParagraph"/>
+        <w:numPr>
+          <w:ilvl w:val="0"/>
+          <w:numId w:val="12"/>
+        </w:numPr>
+        <w:spacing w:after="0" w:line="252" w:lineRule="auto"/>
+        <w:rPr>
+          <w:color w:val="444444"/>
+        </w:rPr>
+      </w:pPr>
+      <w:r>
+        <w:rPr>
+          <w:color w:val="444444"/>
+        </w:rPr>
+        <w:t xml:space="preserve">Implemented </w:t>
+      </w:r>
+      <w:r>
+        <w:rPr>
+          <w:b/>
+          <w:bCs/>
+          <w:color w:val="444444"/>
+        </w:rPr>
+        <w:t>room service request management</w:t>
+      </w:r>
+      <w:r>
+        <w:rPr>
+          <w:color w:val="444444"/>
+        </w:rPr>
+        <w:t>, allowing guests to request services such as room cleaning and other hotel services directly from the mobile portal.</w:t>
+      </w:r>
+    </w:p>
+    <w:p>
+      <w:pPr>
+        <w:pStyle w:val="ListParagraph"/>
+        <w:numPr>
+          <w:ilvl w:val="0"/>
+          <w:numId w:val="12"/>
+        </w:numPr>
+        <w:spacing w:after="0" w:line="252" w:lineRule="auto"/>
+        <w:rPr>
+          <w:color w:val="444444"/>
+        </w:rPr>
+      </w:pPr>
+      <w:r>
+        <w:rPr>
+          <w:color w:val="444444"/>
+        </w:rPr>
+        <w:t xml:space="preserve">Developed an </w:t>
+      </w:r>
+      <w:r>
+        <w:rPr>
+          <w:b/>
+          <w:bCs/>
+          <w:color w:val="444444"/>
+        </w:rPr>
+        <w:t>SOS/Emergency Request module</w:t>
+      </w:r>
+      <w:r>
+        <w:rPr>
+          <w:color w:val="444444"/>
+        </w:rPr>
+        <w:t>, allowing guests to trigger an emergency request that is immediately notified to the reception team for assistance.</w:t>
+      </w:r>
+    </w:p>
+    <w:p>
+      <w:pPr>
+        <w:pStyle w:val="ListParagraph"/>
+        <w:numPr>
+          <w:ilvl w:val="0"/>
+          <w:numId w:val="12"/>
+        </w:numPr>
+        <w:spacing w:after="0" w:line="252" w:lineRule="auto"/>
+        <w:rPr>
+          <w:color w:val="444444"/>
+        </w:rPr>
+      </w:pPr>
+      <w:r>
+        <w:rPr>
+          <w:color w:val="444444"/>
+        </w:rPr>
+        <w:t xml:space="preserve">Integrated </w:t>
+      </w:r>
+      <w:r>
+        <w:rPr>
+          <w:b/>
+          <w:bCs/>
+          <w:color w:val="444444"/>
+        </w:rPr>
+        <w:t>Firebase Cloud Messaging (FCM)</w:t>
+      </w:r>
+      <w:r>
+        <w:rPr>
+          <w:color w:val="444444"/>
+        </w:rPr>
+        <w:t xml:space="preserve"> for real-time notifications between guests and hotel staff for housekeeping, restaurant orders, service requests, and SOS alerts.</w:t>
+      </w:r>
+    </w:p>
+    <w:p>
+      <w:pPr>
+        <w:pStyle w:val="ListParagraph"/>
+        <w:numPr>
+          <w:ilvl w:val="0"/>
+          <w:numId w:val="12"/>
+        </w:numPr>
+        <w:spacing w:after="0" w:line="252" w:lineRule="auto"/>
+        <w:rPr>
+          <w:color w:val="444444"/>
+        </w:rPr>
+      </w:pPr>
+      <w:r>
+        <w:rPr>
+          <w:color w:val="444444"/>
+        </w:rPr>
+        <w:t xml:space="preserve">Implemented </w:t>
+      </w:r>
+      <w:r>
+        <w:rPr>
+          <w:b/>
+          <w:bCs/>
+          <w:color w:val="444444"/>
+        </w:rPr>
+        <w:t>hotel-specific access control</w:t>
+      </w:r>
+      <w:r>
+        <w:rPr>
+          <w:color w:val="444444"/>
+        </w:rPr>
+        <w:t>, ensuring users can access and manage data according to their assigned hotel, role, and permissions.</w:t>
+      </w:r>
+    </w:p>
+    <w:p>
+      <w:pPr>
+        <w:pStyle w:val="ListParagraph"/>
+        <w:numPr>
+          <w:ilvl w:val="0"/>
+          <w:numId w:val="12"/>
+        </w:numPr>
+        <w:spacing w:after="0" w:line="252" w:lineRule="auto"/>
+        <w:rPr>
+          <w:color w:val="444444"/>
+        </w:rPr>
+      </w:pPr>
+      <w:r>
+        <w:rPr>
+          <w:color w:val="444444"/>
+        </w:rPr>
+        <w:t xml:space="preserve">Developed </w:t>
+      </w:r>
+      <w:r>
+        <w:rPr>
+          <w:b/>
+          <w:bCs/>
+          <w:color w:val="444444"/>
+        </w:rPr>
+        <w:t>hotel service and promotional content management</w:t>
+      </w:r>
+      <w:r>
+        <w:rPr>
+          <w:color w:val="444444"/>
+        </w:rPr>
+        <w:t>, including hotel services, sliders, and guest-facing information.</w:t>
+      </w:r>
+    </w:p>
+    <w:p>
+      <w:pPr>
+        <w:pStyle w:val="ListParagraph"/>
+        <w:numPr>
+          <w:ilvl w:val="0"/>
+          <w:numId w:val="12"/>
+        </w:numPr>
+        <w:spacing w:after="0" w:line="252" w:lineRule="auto"/>
+        <w:rPr>
+          <w:color w:val="444444"/>
+        </w:rPr>
+      </w:pPr>
+      <w:r>
+        <w:rPr>
+          <w:color w:val="444444"/>
+        </w:rPr>
+        <w:t xml:space="preserve">Implemented </w:t>
+      </w:r>
+      <w:r>
+        <w:rPr>
+          <w:b/>
+          <w:bCs/>
+          <w:color w:val="444444"/>
+        </w:rPr>
+        <w:t>AJAX-based dynamic operations</w:t>
+      </w:r>
+      <w:r>
+        <w:rPr>
+          <w:color w:val="444444"/>
+        </w:rPr>
+        <w:t xml:space="preserve"> for bookings, room status updates, service requests, restaurant orders, and administrative workflows.</w:t>
+      </w:r>
+    </w:p>
+    <w:p>
+      <w:pPr>
+        <w:pStyle w:val="ListParagraph"/>
+        <w:numPr>
+          <w:ilvl w:val="0"/>
+          <w:numId w:val="12"/>
+        </w:numPr>
+        <w:spacing w:after="240" w:line="252" w:lineRule="auto"/>
+        <w:rPr>
+          <w:color w:val="444444"/>
+        </w:rPr>
+      </w:pPr>
+      <w:r>
+        <w:rPr>
+          <w:color w:val="444444"/>
+        </w:rPr>
+        <w:t xml:space="preserve">Designed and maintained </w:t>
+      </w:r>
+      <w:r>
+        <w:rPr>
+          <w:b/>
+          <w:bCs/>
+          <w:color w:val="444444"/>
+        </w:rPr>
+        <w:t>MySQL database structures and queries</w:t>
+      </w:r>
+      <w:r>
+        <w:rPr>
+          <w:color w:val="444444"/>
+        </w:rPr>
+        <w:t xml:space="preserve"> for hotels, users, roles, permissions, rooms, bookings, guests, housekeeping, restaurant orders, services, and notifications.</w:t>
+      </w:r>
+    </w:p>
+    <w:p>
+      <w:pPr>
+        <w:spacing w:line="240" w:lineRule="auto"/>
+        <w:rPr>
+          <w:b/>
+          <w:bCs/>
+        </w:rPr>
+      </w:pPr>
+      <w:r>
+        <w:rPr>
+          <w:b/>
+          <w:bCs/>
+        </w:rPr>
+        <w:t>Key Features:</w:t>
+      </w:r>
+    </w:p>
+    <w:p>
+      <w:pPr>
+        <w:spacing w:line="240" w:lineRule="auto"/>
+      </w:pPr>
+      <w:r>
+        <w:t xml:space="preserve">Multi-Hotel Management · Super Admin Panel · Hotel Admin Management · Role-Based Authorization · User &amp; Department Management · Room Management · Room Amenities &amp; Pricing · Room Booking &amp; Reservation · Guest Management · Check-In / Check-Out · Guest Mobile Portal · OTP Authentication · Housekeeping Management · Room Cleaning Workflow · Room Status Management · Restaurant &amp; KOT Management · In-Room Food Ordering · Hotel Service Requests · Real-Time FCM </w:t>
+      </w:r>
+      <w:r>
+        <w:lastRenderedPageBreak/>
+        <w:t xml:space="preserve">Notifications · SOS/Emergency Management · Reception Management · Hotel Services · Hotel Sliders &amp; Content Management · GST Billing · AJAX-Based Operations · MySQL Database Management </w:t>
+      </w:r>
+    </w:p>
+    <w:p>
+      <w:pPr>
+        <w:spacing w:line="240" w:lineRule="auto"/>
+      </w:pPr>
+    </w:p>
+    <w:p>
+      <w:pPr>
+        <w:pStyle w:val="Heading2"/>
+        <w:spacing w:before="120" w:after="20" w:line="240" w:lineRule="auto"/>
+      </w:pPr>
+      <w:proofErr w:type="spellStart"/>
+      <w:r>
+        <w:rPr>
+          <w:rFonts w:ascii="Calibri" w:eastAsia="Calibri" w:hAnsi="Calibri" w:cs="Calibri"/>
+          <w:color w:val="222222"/>
+          <w:sz w:val="21"/>
+          <w:szCs w:val="21"/>
+        </w:rPr>
+        <w:t>DeepSea</w:t>
+      </w:r>
+      <w:proofErr w:type="spellEnd"/>
+      <w:r>
+        <w:rPr>
+          <w:rFonts w:ascii="Calibri" w:eastAsia="Calibri" w:hAnsi="Calibri" w:cs="Calibri"/>
+          <w:color w:val="222222"/>
+          <w:sz w:val="21"/>
+          <w:szCs w:val="21"/>
+        </w:rPr>
+        <w:t xml:space="preserve"> ERP (Shop-Floor)</w:t>
+      </w:r>
+    </w:p>
+    <w:p>
+      <w:pPr>
+        <w:spacing w:after="40" w:line="252" w:lineRule="auto"/>
+        <w:rPr>
+          <w:color w:val="444444"/>
+          <w:sz w:val="19"/>
+          <w:szCs w:val="19"/>
+        </w:rPr>
+      </w:pPr>
+      <w:r>
+        <w:rPr>
+          <w:b/>
+          <w:bCs/>
+          <w:sz w:val="19"/>
+          <w:szCs w:val="19"/>
+        </w:rPr>
+        <w:t xml:space="preserve">Technologies Used: </w:t>
+      </w:r>
+      <w:r>
+        <w:rPr>
+          <w:color w:val="444444"/>
+          <w:sz w:val="19"/>
+          <w:szCs w:val="19"/>
+        </w:rPr>
+        <w:t>PHP, CodeIgniter, MySQL, Bootstrap, jQuery, AJAX, QR Scanning, RBAC</w:t>
+      </w:r>
+    </w:p>
+    <w:p>
+      <w:pPr>
+        <w:pStyle w:val="ListParagraph"/>
+        <w:numPr>
+          <w:ilvl w:val="0"/>
+          <w:numId w:val="13"/>
+        </w:numPr>
+        <w:spacing w:after="0" w:line="252" w:lineRule="auto"/>
+        <w:rPr>
+          <w:color w:val="444444"/>
+        </w:rPr>
+      </w:pPr>
+      <w:r>
+        <w:rPr>
+          <w:color w:val="444444"/>
+        </w:rPr>
+        <w:t xml:space="preserve">Developed and maintained a </w:t>
+      </w:r>
+      <w:r>
+        <w:rPr>
+          <w:b/>
+          <w:bCs/>
+          <w:color w:val="444444"/>
+        </w:rPr>
+        <w:t>shop-floor ERP system</w:t>
+      </w:r>
+      <w:r>
+        <w:rPr>
+          <w:color w:val="444444"/>
+        </w:rPr>
+        <w:t xml:space="preserve"> for managing projects, job cards, production operations, machines, operators, inventory, and production costs.</w:t>
+      </w:r>
+    </w:p>
+    <w:p>
+      <w:pPr>
+        <w:pStyle w:val="ListParagraph"/>
+        <w:numPr>
+          <w:ilvl w:val="0"/>
+          <w:numId w:val="13"/>
+        </w:numPr>
+        <w:spacing w:after="0" w:line="252" w:lineRule="auto"/>
+        <w:rPr>
+          <w:color w:val="444444"/>
+        </w:rPr>
+      </w:pPr>
+      <w:r>
+        <w:rPr>
+          <w:color w:val="444444"/>
+        </w:rPr>
+        <w:t xml:space="preserve">Developed </w:t>
+      </w:r>
+      <w:r>
+        <w:rPr>
+          <w:b/>
+          <w:bCs/>
+          <w:color w:val="444444"/>
+        </w:rPr>
+        <w:t>Role-Based Access Control (RBAC)</w:t>
+      </w:r>
+      <w:r>
+        <w:rPr>
+          <w:color w:val="444444"/>
+        </w:rPr>
+        <w:t xml:space="preserve"> functionality allowing administrators to create users and assign roles and permissions for different shop-floor operations.</w:t>
+      </w:r>
+    </w:p>
+    <w:p>
+      <w:pPr>
+        <w:pStyle w:val="ListParagraph"/>
+        <w:numPr>
+          <w:ilvl w:val="0"/>
+          <w:numId w:val="13"/>
+        </w:numPr>
+        <w:spacing w:after="0" w:line="252" w:lineRule="auto"/>
+        <w:rPr>
+          <w:color w:val="444444"/>
+        </w:rPr>
+      </w:pPr>
+      <w:r>
+        <w:rPr>
+          <w:color w:val="444444"/>
+        </w:rPr>
+        <w:t xml:space="preserve">Implemented </w:t>
+      </w:r>
+      <w:r>
+        <w:rPr>
+          <w:b/>
+          <w:bCs/>
+          <w:color w:val="444444"/>
+        </w:rPr>
+        <w:t>machine and operator management</w:t>
+      </w:r>
+      <w:r>
+        <w:rPr>
+          <w:color w:val="444444"/>
+        </w:rPr>
+        <w:t>, including machine/operator master data, hourly charges, and operational assignments.</w:t>
+      </w:r>
+    </w:p>
+    <w:p>
+      <w:pPr>
+        <w:pStyle w:val="ListParagraph"/>
+        <w:numPr>
+          <w:ilvl w:val="0"/>
+          <w:numId w:val="13"/>
+        </w:numPr>
+        <w:spacing w:after="0" w:line="252" w:lineRule="auto"/>
+        <w:rPr>
+          <w:color w:val="444444"/>
+        </w:rPr>
+      </w:pPr>
+      <w:r>
+        <w:rPr>
+          <w:color w:val="444444"/>
+        </w:rPr>
+        <w:t xml:space="preserve">Developed </w:t>
+      </w:r>
+      <w:r>
+        <w:rPr>
+          <w:b/>
+          <w:bCs/>
+          <w:color w:val="444444"/>
+        </w:rPr>
+        <w:t>project management</w:t>
+      </w:r>
+      <w:r>
+        <w:rPr>
+          <w:color w:val="444444"/>
+        </w:rPr>
+        <w:t xml:space="preserve"> functionality where projects can contain multiple job cards and production operations.</w:t>
+      </w:r>
+    </w:p>
+    <w:p>
+      <w:pPr>
+        <w:pStyle w:val="ListParagraph"/>
+        <w:numPr>
+          <w:ilvl w:val="0"/>
+          <w:numId w:val="13"/>
+        </w:numPr>
+        <w:spacing w:after="0" w:line="252" w:lineRule="auto"/>
+        <w:rPr>
+          <w:color w:val="444444"/>
+        </w:rPr>
+      </w:pPr>
+      <w:r>
+        <w:rPr>
+          <w:color w:val="444444"/>
+        </w:rPr>
+        <w:t xml:space="preserve">Implemented a structured </w:t>
+      </w:r>
+      <w:r>
+        <w:rPr>
+          <w:b/>
+          <w:bCs/>
+          <w:color w:val="444444"/>
+        </w:rPr>
+        <w:t>Project → Job Card → Operation</w:t>
+      </w:r>
+      <w:r>
+        <w:rPr>
+          <w:color w:val="444444"/>
+        </w:rPr>
+        <w:t xml:space="preserve"> workflow for managing production activities from project creation through shop-floor execution.</w:t>
+      </w:r>
+    </w:p>
+    <w:p>
+      <w:pPr>
+        <w:pStyle w:val="ListParagraph"/>
+        <w:numPr>
+          <w:ilvl w:val="0"/>
+          <w:numId w:val="13"/>
+        </w:numPr>
+        <w:spacing w:after="0" w:line="252" w:lineRule="auto"/>
+        <w:rPr>
+          <w:color w:val="444444"/>
+        </w:rPr>
+      </w:pPr>
+      <w:r>
+        <w:rPr>
+          <w:color w:val="444444"/>
+        </w:rPr>
+        <w:t xml:space="preserve">Developed </w:t>
+      </w:r>
+      <w:r>
+        <w:rPr>
+          <w:b/>
+          <w:bCs/>
+          <w:color w:val="444444"/>
+        </w:rPr>
+        <w:t>operation assignment functionality</w:t>
+      </w:r>
+      <w:r>
+        <w:rPr>
+          <w:color w:val="444444"/>
+        </w:rPr>
+        <w:t>, allowing individual operations to be mapped to specific operators and machines.</w:t>
+      </w:r>
+    </w:p>
+    <w:p>
+      <w:pPr>
+        <w:pStyle w:val="ListParagraph"/>
+        <w:numPr>
+          <w:ilvl w:val="0"/>
+          <w:numId w:val="13"/>
+        </w:numPr>
+        <w:spacing w:after="0" w:line="252" w:lineRule="auto"/>
+        <w:rPr>
+          <w:color w:val="444444"/>
+        </w:rPr>
+      </w:pPr>
+      <w:r>
+        <w:rPr>
+          <w:color w:val="444444"/>
+        </w:rPr>
+        <w:t xml:space="preserve">Implemented </w:t>
+      </w:r>
+      <w:r>
+        <w:rPr>
+          <w:b/>
+          <w:bCs/>
+          <w:color w:val="444444"/>
+        </w:rPr>
+        <w:t>QR code scanning</w:t>
+      </w:r>
+      <w:r>
+        <w:rPr>
+          <w:color w:val="444444"/>
+        </w:rPr>
+        <w:t xml:space="preserve"> for shop-floor operation execution, enabling operators to scan and start/complete assigned production operations.</w:t>
+      </w:r>
+    </w:p>
+    <w:p>
+      <w:pPr>
+        <w:pStyle w:val="ListParagraph"/>
+        <w:numPr>
+          <w:ilvl w:val="0"/>
+          <w:numId w:val="13"/>
+        </w:numPr>
+        <w:spacing w:after="0" w:line="252" w:lineRule="auto"/>
+        <w:rPr>
+          <w:color w:val="444444"/>
+        </w:rPr>
+      </w:pPr>
+      <w:r>
+        <w:rPr>
+          <w:color w:val="444444"/>
+        </w:rPr>
+        <w:t xml:space="preserve">Developed </w:t>
+      </w:r>
+      <w:r>
+        <w:rPr>
+          <w:b/>
+          <w:bCs/>
+          <w:color w:val="444444"/>
+        </w:rPr>
+        <w:t>machine ON/OFF tracking</w:t>
+      </w:r>
+      <w:r>
+        <w:rPr>
+          <w:color w:val="444444"/>
+        </w:rPr>
+        <w:t>, recording machine status, date, time, and machine activity logs through AJAX-based requests.</w:t>
+      </w:r>
+    </w:p>
+    <w:p>
+      <w:pPr>
+        <w:pStyle w:val="ListParagraph"/>
+        <w:numPr>
+          <w:ilvl w:val="0"/>
+          <w:numId w:val="13"/>
+        </w:numPr>
+        <w:spacing w:after="0" w:line="252" w:lineRule="auto"/>
+        <w:rPr>
+          <w:color w:val="444444"/>
+        </w:rPr>
+      </w:pPr>
+      <w:r>
+        <w:rPr>
+          <w:color w:val="444444"/>
+        </w:rPr>
+        <w:t xml:space="preserve">Implemented </w:t>
+      </w:r>
+      <w:r>
+        <w:rPr>
+          <w:b/>
+          <w:bCs/>
+          <w:color w:val="444444"/>
+        </w:rPr>
+        <w:t>operator and machine time tracking</w:t>
+      </w:r>
+      <w:r>
+        <w:rPr>
+          <w:color w:val="444444"/>
+        </w:rPr>
+        <w:t xml:space="preserve"> to calculate production duration and resource utilization.</w:t>
+      </w:r>
+    </w:p>
+    <w:p>
+      <w:pPr>
+        <w:pStyle w:val="ListParagraph"/>
+        <w:numPr>
+          <w:ilvl w:val="0"/>
+          <w:numId w:val="13"/>
+        </w:numPr>
+        <w:spacing w:after="0" w:line="252" w:lineRule="auto"/>
+        <w:rPr>
+          <w:color w:val="444444"/>
+        </w:rPr>
+      </w:pPr>
+      <w:r>
+        <w:rPr>
+          <w:color w:val="444444"/>
+        </w:rPr>
+        <w:t xml:space="preserve">Developed </w:t>
+      </w:r>
+      <w:r>
+        <w:rPr>
+          <w:b/>
+          <w:bCs/>
+          <w:color w:val="444444"/>
+        </w:rPr>
+        <w:t>inventory issue management</w:t>
+      </w:r>
+      <w:r>
+        <w:rPr>
+          <w:color w:val="444444"/>
+        </w:rPr>
+        <w:t xml:space="preserve"> for issuing required parts/materials against projects and job cards.</w:t>
+      </w:r>
+    </w:p>
+    <w:p>
+      <w:pPr>
+        <w:pStyle w:val="ListParagraph"/>
+        <w:numPr>
+          <w:ilvl w:val="0"/>
+          <w:numId w:val="13"/>
+        </w:numPr>
+        <w:spacing w:after="0" w:line="252" w:lineRule="auto"/>
+        <w:rPr>
+          <w:color w:val="444444"/>
+        </w:rPr>
+      </w:pPr>
+      <w:r>
+        <w:rPr>
+          <w:color w:val="444444"/>
+        </w:rPr>
+        <w:t xml:space="preserve">Implemented </w:t>
+      </w:r>
+      <w:r>
+        <w:rPr>
+          <w:b/>
+          <w:bCs/>
+          <w:color w:val="444444"/>
+        </w:rPr>
+        <w:t>hourly machine/operator costing</w:t>
+      </w:r>
+      <w:r>
+        <w:rPr>
+          <w:color w:val="444444"/>
+        </w:rPr>
+        <w:t>, using recorded production time and configured hourly charges to calculate project-level costs.</w:t>
+      </w:r>
+    </w:p>
+    <w:p>
+      <w:pPr>
+        <w:pStyle w:val="ListParagraph"/>
+        <w:numPr>
+          <w:ilvl w:val="0"/>
+          <w:numId w:val="13"/>
+        </w:numPr>
+        <w:spacing w:after="0" w:line="252" w:lineRule="auto"/>
+        <w:rPr>
+          <w:color w:val="444444"/>
+        </w:rPr>
+      </w:pPr>
+      <w:r>
+        <w:rPr>
+          <w:color w:val="444444"/>
+        </w:rPr>
+        <w:t xml:space="preserve">Developed </w:t>
+      </w:r>
+      <w:r>
+        <w:rPr>
+          <w:b/>
+          <w:bCs/>
+          <w:color w:val="444444"/>
+        </w:rPr>
+        <w:t>project costing and Profit &amp; Loss reports</w:t>
+      </w:r>
+      <w:r>
+        <w:rPr>
+          <w:color w:val="444444"/>
+        </w:rPr>
+        <w:t xml:space="preserve"> by comparing project charges/revenue with machine, operator, material, and operational costs.</w:t>
+      </w:r>
+    </w:p>
+    <w:p>
+      <w:pPr>
+        <w:pStyle w:val="ListParagraph"/>
+        <w:numPr>
+          <w:ilvl w:val="0"/>
+          <w:numId w:val="13"/>
+        </w:numPr>
+        <w:spacing w:after="0" w:line="252" w:lineRule="auto"/>
+        <w:rPr>
+          <w:color w:val="444444"/>
+        </w:rPr>
+      </w:pPr>
+      <w:r>
+        <w:rPr>
+          <w:color w:val="444444"/>
+        </w:rPr>
+        <w:t xml:space="preserve">Developed </w:t>
+      </w:r>
+      <w:r>
+        <w:rPr>
+          <w:b/>
+          <w:bCs/>
+          <w:color w:val="444444"/>
+        </w:rPr>
+        <w:t>machine and resource utilization reports</w:t>
+      </w:r>
+      <w:r>
+        <w:rPr>
+          <w:color w:val="444444"/>
+        </w:rPr>
+        <w:t xml:space="preserve"> to monitor machine usage, operational hours, and shop-floor performance.</w:t>
+      </w:r>
+    </w:p>
+    <w:p>
+      <w:pPr>
+        <w:pStyle w:val="ListParagraph"/>
+        <w:numPr>
+          <w:ilvl w:val="0"/>
+          <w:numId w:val="13"/>
+        </w:numPr>
+        <w:spacing w:after="0" w:line="252" w:lineRule="auto"/>
+        <w:rPr>
+          <w:color w:val="444444"/>
+        </w:rPr>
+      </w:pPr>
+      <w:r>
+        <w:rPr>
+          <w:color w:val="444444"/>
+        </w:rPr>
+        <w:t xml:space="preserve">Implemented </w:t>
+      </w:r>
+      <w:r>
+        <w:rPr>
+          <w:b/>
+          <w:bCs/>
+          <w:color w:val="444444"/>
+        </w:rPr>
+        <w:t>AJAX-based backend operations</w:t>
+      </w:r>
+      <w:r>
+        <w:rPr>
+          <w:color w:val="444444"/>
+        </w:rPr>
+        <w:t xml:space="preserve"> for real-time machine status updates, QR execution, job card operations, and production data processing.</w:t>
+      </w:r>
+    </w:p>
+    <w:p>
+      <w:pPr>
+        <w:pStyle w:val="ListParagraph"/>
+        <w:numPr>
+          <w:ilvl w:val="0"/>
+          <w:numId w:val="13"/>
+        </w:numPr>
+        <w:spacing w:after="0" w:line="252" w:lineRule="auto"/>
+        <w:rPr>
+          <w:color w:val="444444"/>
+        </w:rPr>
+      </w:pPr>
+      <w:r>
+        <w:rPr>
+          <w:color w:val="444444"/>
+        </w:rPr>
+        <w:t xml:space="preserve">Designed and maintained </w:t>
+      </w:r>
+      <w:r>
+        <w:rPr>
+          <w:b/>
+          <w:bCs/>
+          <w:color w:val="444444"/>
+        </w:rPr>
+        <w:t>MySQL database structures and queries</w:t>
+      </w:r>
+      <w:r>
+        <w:rPr>
+          <w:color w:val="444444"/>
+        </w:rPr>
+        <w:t xml:space="preserve"> for projects, job cards, operations, machines, operators, inventory, time logs, and financial reporting.</w:t>
+      </w:r>
+    </w:p>
+    <w:p>
+      <w:pPr>
+        <w:pStyle w:val="ListParagraph"/>
+        <w:numPr>
+          <w:ilvl w:val="0"/>
+          <w:numId w:val="13"/>
+        </w:numPr>
+        <w:spacing w:after="40" w:line="252" w:lineRule="auto"/>
+        <w:rPr>
+          <w:color w:val="444444"/>
+        </w:rPr>
+      </w:pPr>
+      <w:r>
+        <w:rPr>
+          <w:color w:val="444444"/>
+        </w:rPr>
+        <w:t>Implemented server-side validation, logging, debugging, and business logic for shop-floor production workflows.</w:t>
+      </w:r>
+    </w:p>
+    <w:p>
+      <w:pPr>
+        <w:spacing w:after="40" w:line="252" w:lineRule="auto"/>
+        <w:ind w:left="720"/>
+        <w:rPr>
+          <w:color w:val="444444"/>
+        </w:rPr>
+      </w:pPr>
+    </w:p>
+    <w:p>
+      <w:pPr>
+        <w:spacing w:line="240" w:lineRule="auto"/>
+        <w:rPr>
+          <w:b/>
+          <w:bCs/>
+        </w:rPr>
+      </w:pPr>
+      <w:r>
+        <w:rPr>
+          <w:b/>
+          <w:bCs/>
+        </w:rPr>
+        <w:t>Key Features:</w:t>
+      </w:r>
+    </w:p>
+    <w:p>
+      <w:pPr>
+        <w:spacing w:line="240" w:lineRule="auto"/>
+      </w:pPr>
+      <w:r>
+        <w:t xml:space="preserve">Project Management · Job Card Management · Production Operations · Machine Management · Operator Management · Machine/Operator Hourly Costing · Operation Assignment · QR-Based Shop-Floor Execution · Machine ON/OFF Tracking · Time &amp; Activity Logs · Inventory Issue Management · Resource Utilization Reports · Project Costing · Profit &amp; Loss Reports · RBAC &amp; User Management · AJAX-Based Operations · MySQL Database Management </w:t>
+      </w:r>
+    </w:p>
+    <w:p>
+      <w:pPr>
+        <w:pStyle w:val="Heading2"/>
+        <w:spacing w:before="120" w:after="20" w:line="240" w:lineRule="auto"/>
+        <w:rPr>
+          <w:color w:val="222222"/>
+          <w:sz w:val="21"/>
+          <w:szCs w:val="21"/>
+        </w:rPr>
+      </w:pPr>
+      <w:bookmarkStart w:id="1" w:name="_heading=h.ry923snb98t9" w:colFirst="0" w:colLast="0"/>
+      <w:bookmarkEnd w:id="1"/>
+    </w:p>
+    <w:p>
+      <w:pPr>
+        <w:pStyle w:val="Heading2"/>
+        <w:spacing w:before="120" w:after="20" w:line="240" w:lineRule="auto"/>
+      </w:pPr>
+      <w:bookmarkStart w:id="2" w:name="_heading=h.e7dgysu986qr" w:colFirst="0" w:colLast="0"/>
+      <w:bookmarkEnd w:id="2"/>
+      <w:r>
+        <w:rPr>
+          <w:color w:val="222222"/>
+          <w:sz w:val="21"/>
+          <w:szCs w:val="21"/>
+        </w:rPr>
+        <w:t>GST Invoice Management System (SaaS)</w:t>
+      </w:r>
+    </w:p>
+    <w:p>
+      <w:pPr>
+        <w:spacing w:after="40" w:line="252" w:lineRule="auto"/>
+        <w:rPr>
+          <w:color w:val="444444"/>
+          <w:sz w:val="19"/>
+          <w:szCs w:val="19"/>
+        </w:rPr>
+      </w:pPr>
+      <w:r>
+        <w:rPr>
+          <w:b/>
+          <w:bCs/>
+          <w:sz w:val="19"/>
+          <w:szCs w:val="19"/>
+        </w:rPr>
+        <w:t xml:space="preserve">Technologies Used: </w:t>
+      </w:r>
+      <w:r>
+        <w:rPr>
+          <w:color w:val="444444"/>
+          <w:sz w:val="19"/>
+          <w:szCs w:val="19"/>
+        </w:rPr>
+        <w:t>PHP, CodeIgniter 4, MySQL, Bootstrap, jQuery, AJAX, REST API, PDF Generation, RBAC</w:t>
+      </w:r>
+    </w:p>
+    <w:p>
+      <w:pPr>
+        <w:pStyle w:val="ListParagraph"/>
+        <w:numPr>
+          <w:ilvl w:val="0"/>
+          <w:numId w:val="14"/>
+        </w:numPr>
+        <w:spacing w:after="0" w:line="252" w:lineRule="auto"/>
+        <w:rPr>
+          <w:color w:val="444444"/>
+        </w:rPr>
+      </w:pPr>
+      <w:r>
+        <w:rPr>
+          <w:color w:val="444444"/>
+        </w:rPr>
+        <w:t xml:space="preserve">Developed a </w:t>
+      </w:r>
+      <w:r>
+        <w:rPr>
+          <w:b/>
+          <w:bCs/>
+          <w:color w:val="444444"/>
+        </w:rPr>
+        <w:t>multi-tenant SaaS-based GST Invoice Management System</w:t>
+      </w:r>
+      <w:r>
+        <w:rPr>
+          <w:color w:val="444444"/>
+        </w:rPr>
+        <w:t xml:space="preserve"> using PHP, CodeIgniter 4, MySQL, JavaScript, jQuery, AJAX, and REST APIs.</w:t>
+      </w:r>
+    </w:p>
+    <w:p>
+      <w:pPr>
+        <w:pStyle w:val="ListParagraph"/>
+        <w:numPr>
+          <w:ilvl w:val="0"/>
+          <w:numId w:val="14"/>
+        </w:numPr>
+        <w:spacing w:after="0" w:line="252" w:lineRule="auto"/>
+        <w:rPr>
+          <w:color w:val="444444"/>
+        </w:rPr>
+      </w:pPr>
+      <w:r>
+        <w:rPr>
+          <w:color w:val="444444"/>
+        </w:rPr>
+        <w:t xml:space="preserve">Implemented </w:t>
+      </w:r>
+      <w:r>
+        <w:rPr>
+          <w:b/>
+          <w:bCs/>
+          <w:color w:val="444444"/>
+        </w:rPr>
+        <w:t>multi-tenant architecture</w:t>
+      </w:r>
+      <w:r>
+        <w:rPr>
+          <w:color w:val="444444"/>
+        </w:rPr>
+        <w:t xml:space="preserve"> to allow multiple businesses/organizations to manage their invoicing data independently within the same application.</w:t>
+      </w:r>
+    </w:p>
+    <w:p>
+      <w:pPr>
+        <w:pStyle w:val="ListParagraph"/>
+        <w:numPr>
+          <w:ilvl w:val="0"/>
+          <w:numId w:val="14"/>
+        </w:numPr>
+        <w:spacing w:after="0" w:line="252" w:lineRule="auto"/>
+        <w:rPr>
+          <w:color w:val="444444"/>
+        </w:rPr>
+      </w:pPr>
+      <w:r>
+        <w:rPr>
+          <w:color w:val="444444"/>
+        </w:rPr>
+        <w:t xml:space="preserve">Developed </w:t>
+      </w:r>
+      <w:r>
+        <w:rPr>
+          <w:b/>
+          <w:bCs/>
+          <w:color w:val="444444"/>
+        </w:rPr>
+        <w:t>GST invoice creation and management</w:t>
+      </w:r>
+      <w:r>
+        <w:rPr>
+          <w:color w:val="444444"/>
+        </w:rPr>
+        <w:t xml:space="preserve"> with automatic calculation of </w:t>
+      </w:r>
+      <w:r>
+        <w:rPr>
+          <w:b/>
+          <w:bCs/>
+          <w:color w:val="444444"/>
+        </w:rPr>
+        <w:t>CGST, SGST, and IGST</w:t>
+      </w:r>
+      <w:r>
+        <w:rPr>
+          <w:color w:val="444444"/>
+        </w:rPr>
+        <w:t xml:space="preserve"> based on applicable tax rules.</w:t>
+      </w:r>
+    </w:p>
+    <w:p>
+      <w:pPr>
+        <w:pStyle w:val="ListParagraph"/>
+        <w:numPr>
+          <w:ilvl w:val="0"/>
+          <w:numId w:val="14"/>
+        </w:numPr>
+        <w:spacing w:after="0" w:line="252" w:lineRule="auto"/>
+        <w:rPr>
+          <w:color w:val="444444"/>
+        </w:rPr>
+      </w:pPr>
+      <w:r>
+        <w:rPr>
+          <w:color w:val="444444"/>
+        </w:rPr>
+        <w:t xml:space="preserve">Implemented </w:t>
+      </w:r>
+      <w:r>
+        <w:rPr>
+          <w:b/>
+          <w:bCs/>
+          <w:color w:val="444444"/>
+        </w:rPr>
+        <w:t>financial year-based invoice numbering</w:t>
+      </w:r>
+      <w:r>
+        <w:rPr>
+          <w:color w:val="444444"/>
+        </w:rPr>
+        <w:t>, maintaining sequential and unique invoice numbers for each business and financial year.</w:t>
+      </w:r>
+    </w:p>
+    <w:p>
+      <w:pPr>
+        <w:pStyle w:val="ListParagraph"/>
+        <w:numPr>
+          <w:ilvl w:val="0"/>
+          <w:numId w:val="14"/>
+        </w:numPr>
+        <w:spacing w:after="0" w:line="252" w:lineRule="auto"/>
+        <w:rPr>
+          <w:color w:val="444444"/>
+        </w:rPr>
+      </w:pPr>
+      <w:r>
+        <w:rPr>
+          <w:color w:val="444444"/>
+        </w:rPr>
+        <w:lastRenderedPageBreak/>
+        <w:t xml:space="preserve">Developed </w:t>
+      </w:r>
+      <w:r>
+        <w:rPr>
+          <w:b/>
+          <w:bCs/>
+          <w:color w:val="444444"/>
+        </w:rPr>
+        <w:t>invoice CRUD functionality</w:t>
+      </w:r>
+      <w:r>
+        <w:rPr>
+          <w:color w:val="444444"/>
+        </w:rPr>
+        <w:t xml:space="preserve"> including invoice creation, editing, viewing, searching, and management.</w:t>
+      </w:r>
+    </w:p>
+    <w:p>
+      <w:pPr>
+        <w:pStyle w:val="ListParagraph"/>
+        <w:numPr>
+          <w:ilvl w:val="0"/>
+          <w:numId w:val="14"/>
+        </w:numPr>
+        <w:spacing w:after="0" w:line="252" w:lineRule="auto"/>
+        <w:rPr>
+          <w:color w:val="444444"/>
+        </w:rPr>
+      </w:pPr>
+      <w:r>
+        <w:rPr>
+          <w:color w:val="444444"/>
+        </w:rPr>
+        <w:t xml:space="preserve">Implemented </w:t>
+      </w:r>
+      <w:r>
+        <w:rPr>
+          <w:b/>
+          <w:bCs/>
+          <w:color w:val="444444"/>
+        </w:rPr>
+        <w:t>database transactions</w:t>
+      </w:r>
+      <w:r>
+        <w:rPr>
+          <w:color w:val="444444"/>
+        </w:rPr>
+        <w:t xml:space="preserve"> for invoice processing to ensure invoice header, item details, tax calculations, and related records are saved consistently.</w:t>
+      </w:r>
+    </w:p>
+    <w:p>
+      <w:pPr>
+        <w:pStyle w:val="ListParagraph"/>
+        <w:numPr>
+          <w:ilvl w:val="0"/>
+          <w:numId w:val="14"/>
+        </w:numPr>
+        <w:spacing w:after="0" w:line="252" w:lineRule="auto"/>
+        <w:rPr>
+          <w:color w:val="444444"/>
+        </w:rPr>
+      </w:pPr>
+      <w:r>
+        <w:rPr>
+          <w:color w:val="444444"/>
+        </w:rPr>
+        <w:t xml:space="preserve">Developed </w:t>
+      </w:r>
+      <w:r>
+        <w:rPr>
+          <w:b/>
+          <w:bCs/>
+          <w:color w:val="444444"/>
+        </w:rPr>
+        <w:t>PDF invoice generation and export</w:t>
+      </w:r>
+      <w:r>
+        <w:rPr>
+          <w:color w:val="444444"/>
+        </w:rPr>
+        <w:t xml:space="preserve"> with formatted GST invoice details for printing and sharing.</w:t>
+      </w:r>
+    </w:p>
+    <w:p>
+      <w:pPr>
+        <w:pStyle w:val="ListParagraph"/>
+        <w:numPr>
+          <w:ilvl w:val="0"/>
+          <w:numId w:val="14"/>
+        </w:numPr>
+        <w:spacing w:after="0" w:line="252" w:lineRule="auto"/>
+        <w:rPr>
+          <w:color w:val="444444"/>
+        </w:rPr>
+      </w:pPr>
+      <w:r>
+        <w:rPr>
+          <w:color w:val="444444"/>
+        </w:rPr>
+        <w:t xml:space="preserve">Implemented </w:t>
+      </w:r>
+      <w:r>
+        <w:rPr>
+          <w:b/>
+          <w:bCs/>
+          <w:color w:val="444444"/>
+        </w:rPr>
+        <w:t>Role-Based Access Control (RBAC)</w:t>
+      </w:r>
+      <w:r>
+        <w:rPr>
+          <w:color w:val="444444"/>
+        </w:rPr>
+        <w:t xml:space="preserve"> to manage users, roles, permissions, and access to different application modules.</w:t>
+      </w:r>
+    </w:p>
+    <w:p>
+      <w:pPr>
+        <w:pStyle w:val="ListParagraph"/>
+        <w:numPr>
+          <w:ilvl w:val="0"/>
+          <w:numId w:val="14"/>
+        </w:numPr>
+        <w:spacing w:after="0" w:line="252" w:lineRule="auto"/>
+        <w:rPr>
+          <w:color w:val="444444"/>
+        </w:rPr>
+      </w:pPr>
+      <w:r>
+        <w:rPr>
+          <w:color w:val="444444"/>
+        </w:rPr>
+        <w:t xml:space="preserve">Developed </w:t>
+      </w:r>
+      <w:r>
+        <w:rPr>
+          <w:b/>
+          <w:bCs/>
+          <w:color w:val="444444"/>
+        </w:rPr>
+        <w:t>REST API endpoints</w:t>
+      </w:r>
+      <w:r>
+        <w:rPr>
+          <w:color w:val="444444"/>
+        </w:rPr>
+        <w:t xml:space="preserve"> for invoice-related operations and integration with other application components.</w:t>
+      </w:r>
+    </w:p>
+    <w:p>
+      <w:pPr>
+        <w:pStyle w:val="ListParagraph"/>
+        <w:numPr>
+          <w:ilvl w:val="0"/>
+          <w:numId w:val="14"/>
+        </w:numPr>
+        <w:spacing w:after="0" w:line="252" w:lineRule="auto"/>
+        <w:rPr>
+          <w:color w:val="444444"/>
+        </w:rPr>
+      </w:pPr>
+      <w:r>
+        <w:rPr>
+          <w:color w:val="444444"/>
+        </w:rPr>
+        <w:t xml:space="preserve">Implemented </w:t>
+      </w:r>
+      <w:r>
+        <w:rPr>
+          <w:b/>
+          <w:bCs/>
+          <w:color w:val="444444"/>
+        </w:rPr>
+        <w:t>AJAX-based dynamic operations</w:t>
+      </w:r>
+      <w:r>
+        <w:rPr>
+          <w:color w:val="444444"/>
+        </w:rPr>
+        <w:t xml:space="preserve"> for invoice items, calculations, searches, validations, and data processing without unnecessary page reloads.</w:t>
+      </w:r>
+    </w:p>
+    <w:p>
+      <w:pPr>
+        <w:pStyle w:val="ListParagraph"/>
+        <w:numPr>
+          <w:ilvl w:val="0"/>
+          <w:numId w:val="14"/>
+        </w:numPr>
+        <w:spacing w:after="0" w:line="252" w:lineRule="auto"/>
+        <w:rPr>
+          <w:color w:val="444444"/>
+        </w:rPr>
+      </w:pPr>
+      <w:r>
+        <w:rPr>
+          <w:color w:val="444444"/>
+        </w:rPr>
+        <w:t xml:space="preserve">Developed database structures and optimized </w:t>
+      </w:r>
+      <w:r>
+        <w:rPr>
+          <w:b/>
+          <w:bCs/>
+          <w:color w:val="444444"/>
+        </w:rPr>
+        <w:t>MySQL queries</w:t>
+      </w:r>
+      <w:r>
+        <w:rPr>
+          <w:color w:val="444444"/>
+        </w:rPr>
+        <w:t xml:space="preserve"> for businesses, customers, invoices, invoice items, tax calculations, users, roles, and permissions.</w:t>
+      </w:r>
+    </w:p>
+    <w:p>
+      <w:pPr>
+        <w:pStyle w:val="ListParagraph"/>
+        <w:numPr>
+          <w:ilvl w:val="0"/>
+          <w:numId w:val="14"/>
+        </w:numPr>
+        <w:spacing w:after="0" w:line="252" w:lineRule="auto"/>
+        <w:rPr>
+          <w:color w:val="444444"/>
+        </w:rPr>
+      </w:pPr>
+      <w:r>
+        <w:rPr>
+          <w:color w:val="444444"/>
+        </w:rPr>
+        <w:t xml:space="preserve">Implemented </w:t>
+      </w:r>
+      <w:r>
+        <w:rPr>
+          <w:b/>
+          <w:bCs/>
+          <w:color w:val="444444"/>
+        </w:rPr>
+        <w:t>server-side validation and business logic</w:t>
+      </w:r>
+      <w:r>
+        <w:rPr>
+          <w:color w:val="444444"/>
+        </w:rPr>
+        <w:t xml:space="preserve"> for invoice data, GST calculations, financial year validation, invoice numbering, and transactional processing.</w:t>
+      </w:r>
+    </w:p>
+    <w:p>
+      <w:pPr>
+        <w:pStyle w:val="ListParagraph"/>
+        <w:numPr>
+          <w:ilvl w:val="0"/>
+          <w:numId w:val="14"/>
+        </w:numPr>
+        <w:spacing w:after="0" w:line="252" w:lineRule="auto"/>
+        <w:rPr>
+          <w:color w:val="444444"/>
+        </w:rPr>
+      </w:pPr>
+      <w:r>
+        <w:rPr>
+          <w:color w:val="444444"/>
+        </w:rPr>
+        <w:t xml:space="preserve">Developed reporting and search functionality for </w:t>
+      </w:r>
+      <w:r>
+        <w:rPr>
+          <w:b/>
+          <w:bCs/>
+          <w:color w:val="444444"/>
+        </w:rPr>
+        <w:t>invoice history, tax details, customers, and business transactions</w:t>
+      </w:r>
+      <w:r>
+        <w:rPr>
+          <w:color w:val="444444"/>
+        </w:rPr>
+        <w:t>.</w:t>
+      </w:r>
+    </w:p>
+    <w:p>
+      <w:pPr>
+        <w:pStyle w:val="ListParagraph"/>
+        <w:numPr>
+          <w:ilvl w:val="0"/>
+          <w:numId w:val="14"/>
+        </w:numPr>
+        <w:spacing w:after="40" w:line="252" w:lineRule="auto"/>
+        <w:rPr>
+          <w:color w:val="444444"/>
+        </w:rPr>
+      </w:pPr>
+      <w:r>
+        <w:rPr>
+          <w:color w:val="444444"/>
+        </w:rPr>
+        <w:t>Worked on application debugging, business requirement implementation, performance improvements, and production issue resolution.</w:t>
+      </w:r>
+    </w:p>
+    <w:p>
+      <w:pPr>
+        <w:spacing w:after="40" w:line="252" w:lineRule="auto"/>
+        <w:rPr>
+          <w:color w:val="444444"/>
+          <w:sz w:val="19"/>
+          <w:szCs w:val="19"/>
+        </w:rPr>
+      </w:pPr>
+    </w:p>
+    <w:p>
+      <w:pPr>
+        <w:spacing w:line="240" w:lineRule="auto"/>
+        <w:rPr>
+          <w:b/>
+          <w:bCs/>
+        </w:rPr>
+      </w:pPr>
+      <w:r>
+        <w:rPr>
+          <w:b/>
+          <w:bCs/>
+        </w:rPr>
+        <w:t>Key Features:</w:t>
+      </w:r>
+    </w:p>
+    <w:p>
+      <w:pPr>
+        <w:spacing w:line="240" w:lineRule="auto"/>
+      </w:pPr>
+      <w:r>
+        <w:t xml:space="preserve">Multi-Tenant SaaS Architecture · GST Invoice Management · CGST/SGST/IGST Calculation · Financial Year-Based Invoice Numbering · Customer Management · Invoice Item Management · Transactional Invoice Save · PDF Invoice Generation · Invoice Search &amp; Reports · REST APIs · AJAX-Based Operations · RBAC &amp; User Management · Role &amp; Permission Management · MySQL Database Management · Server-Side Validation </w:t>
+      </w:r>
+    </w:p>
+    <w:p>
+      <w:pPr>
+        <w:pStyle w:val="Heading2"/>
+        <w:spacing w:before="120" w:after="20" w:line="240" w:lineRule="auto"/>
+        <w:rPr>
+          <w:color w:val="222222"/>
+          <w:sz w:val="21"/>
+          <w:szCs w:val="21"/>
+        </w:rPr>
+      </w:pPr>
+    </w:p>
+    <w:p>
+      <w:pPr>
+        <w:pStyle w:val="Heading2"/>
+        <w:spacing w:before="120" w:after="20" w:line="240" w:lineRule="auto"/>
+      </w:pPr>
+      <w:r>
+        <w:rPr>
+          <w:rFonts w:ascii="Calibri" w:eastAsia="Calibri" w:hAnsi="Calibri" w:cs="Calibri"/>
+          <w:color w:val="222222"/>
+          <w:sz w:val="21"/>
+          <w:szCs w:val="21"/>
+        </w:rPr>
+        <w:t>CMS Websites (Build &amp; Maintain)</w:t>
+      </w:r>
+    </w:p>
+    <w:p>
+      <w:pPr>
+        <w:spacing w:after="40" w:line="252" w:lineRule="auto"/>
+        <w:rPr>
+          <w:color w:val="444444"/>
+        </w:rPr>
+      </w:pPr>
+      <w:r>
+        <w:rPr>
+          <w:b/>
+          <w:bCs/>
+          <w:sz w:val="19"/>
+          <w:szCs w:val="19"/>
+        </w:rPr>
+        <w:t>Technologies Used:</w:t>
+      </w:r>
+      <w:r>
+        <w:rPr>
+          <w:b/>
+          <w:bCs/>
+        </w:rPr>
+        <w:t xml:space="preserve"> </w:t>
+      </w:r>
+      <w:r>
+        <w:rPr>
+          <w:color w:val="444444"/>
+        </w:rPr>
+        <w:t>PHP, CodeIgniter 4, MySQL, Bootstrap, jQuery, AJAX, CKEditor</w:t>
+      </w:r>
+    </w:p>
+    <w:p>
+      <w:pPr>
+        <w:pStyle w:val="ListParagraph"/>
+        <w:numPr>
+          <w:ilvl w:val="0"/>
+          <w:numId w:val="15"/>
+        </w:numPr>
+        <w:spacing w:after="0" w:line="252" w:lineRule="auto"/>
+        <w:rPr>
+          <w:color w:val="444444"/>
+        </w:rPr>
+      </w:pPr>
+      <w:r>
+        <w:rPr>
+          <w:color w:val="444444"/>
+        </w:rPr>
+        <w:t xml:space="preserve">Built and maintained multiple </w:t>
+      </w:r>
+      <w:r>
+        <w:rPr>
+          <w:b/>
+          <w:bCs/>
+          <w:color w:val="444444"/>
+        </w:rPr>
+        <w:t>dynamic CMS websites</w:t>
+      </w:r>
+      <w:r>
+        <w:rPr>
+          <w:color w:val="444444"/>
+        </w:rPr>
+        <w:t xml:space="preserve"> using PHP, CodeIgniter 4, MySQL, Bootstrap, jQuery, AJAX, and CKEditor.</w:t>
+      </w:r>
+    </w:p>
+    <w:p>
+      <w:pPr>
+        <w:pStyle w:val="ListParagraph"/>
+        <w:numPr>
+          <w:ilvl w:val="0"/>
+          <w:numId w:val="15"/>
+        </w:numPr>
+        <w:spacing w:after="0" w:line="252" w:lineRule="auto"/>
+        <w:rPr>
+          <w:color w:val="444444"/>
+        </w:rPr>
+      </w:pPr>
+      <w:r>
+        <w:rPr>
+          <w:color w:val="444444"/>
+        </w:rPr>
+        <w:t xml:space="preserve">Developed </w:t>
+      </w:r>
+      <w:r>
+        <w:rPr>
+          <w:b/>
+          <w:bCs/>
+          <w:color w:val="444444"/>
+        </w:rPr>
+        <w:t>admin panels</w:t>
+      </w:r>
+      <w:r>
+        <w:rPr>
+          <w:color w:val="444444"/>
+        </w:rPr>
+        <w:t xml:space="preserve"> for managing website content, dynamic pages, banners/sliders, media, and other website configurations.</w:t>
+      </w:r>
+    </w:p>
+    <w:p>
+      <w:pPr>
+        <w:pStyle w:val="ListParagraph"/>
+        <w:numPr>
+          <w:ilvl w:val="0"/>
+          <w:numId w:val="15"/>
+        </w:numPr>
+        <w:spacing w:after="0" w:line="252" w:lineRule="auto"/>
+        <w:rPr>
+          <w:color w:val="444444"/>
+        </w:rPr>
+      </w:pPr>
+      <w:r>
+        <w:rPr>
+          <w:color w:val="444444"/>
+        </w:rPr>
+        <w:t xml:space="preserve">Implemented </w:t>
+      </w:r>
+      <w:r>
+        <w:rPr>
+          <w:b/>
+          <w:bCs/>
+          <w:color w:val="444444"/>
+        </w:rPr>
+        <w:t>dynamic page and content management</w:t>
+      </w:r>
+      <w:r>
+        <w:rPr>
+          <w:color w:val="444444"/>
+        </w:rPr>
+        <w:t xml:space="preserve"> allowing administrators to create, update, publish, and manage website content without code changes.</w:t>
+      </w:r>
+    </w:p>
+    <w:p>
+      <w:pPr>
+        <w:pStyle w:val="ListParagraph"/>
+        <w:numPr>
+          <w:ilvl w:val="0"/>
+          <w:numId w:val="15"/>
+        </w:numPr>
+        <w:spacing w:after="0" w:line="252" w:lineRule="auto"/>
+        <w:rPr>
+          <w:color w:val="444444"/>
+        </w:rPr>
+      </w:pPr>
+      <w:r>
+        <w:rPr>
+          <w:color w:val="444444"/>
+        </w:rPr>
+        <w:t xml:space="preserve">Developed </w:t>
+      </w:r>
+      <w:r>
+        <w:rPr>
+          <w:b/>
+          <w:bCs/>
+          <w:color w:val="444444"/>
+        </w:rPr>
+        <w:t>contact/enquiry management functionality</w:t>
+      </w:r>
+      <w:r>
+        <w:rPr>
+          <w:color w:val="444444"/>
+        </w:rPr>
+        <w:t>, storing submitted contact form data in MySQL and making enquiries available through the admin panel.</w:t>
+      </w:r>
+    </w:p>
+    <w:p>
+      <w:pPr>
+        <w:pStyle w:val="ListParagraph"/>
+        <w:numPr>
+          <w:ilvl w:val="0"/>
+          <w:numId w:val="15"/>
+        </w:numPr>
+        <w:spacing w:after="0" w:line="252" w:lineRule="auto"/>
+        <w:rPr>
+          <w:color w:val="444444"/>
+        </w:rPr>
+      </w:pPr>
+      <w:r>
+        <w:rPr>
+          <w:color w:val="444444"/>
+        </w:rPr>
+        <w:t xml:space="preserve">Implemented </w:t>
+      </w:r>
+      <w:r>
+        <w:rPr>
+          <w:b/>
+          <w:bCs/>
+          <w:color w:val="444444"/>
+        </w:rPr>
+        <w:t>email notification functionality</w:t>
+      </w:r>
+      <w:r>
+        <w:rPr>
+          <w:color w:val="444444"/>
+        </w:rPr>
+        <w:t xml:space="preserve"> to forward contact/enquiry submissions to configured email addresses.</w:t>
+      </w:r>
+    </w:p>
+    <w:p>
+      <w:pPr>
+        <w:pStyle w:val="ListParagraph"/>
+        <w:numPr>
+          <w:ilvl w:val="0"/>
+          <w:numId w:val="15"/>
+        </w:numPr>
+        <w:spacing w:after="0" w:line="252" w:lineRule="auto"/>
+        <w:rPr>
+          <w:color w:val="444444"/>
+        </w:rPr>
+      </w:pPr>
+      <w:r>
+        <w:rPr>
+          <w:color w:val="444444"/>
+        </w:rPr>
+        <w:t xml:space="preserve">Developed </w:t>
+      </w:r>
+      <w:r>
+        <w:rPr>
+          <w:b/>
+          <w:bCs/>
+          <w:color w:val="444444"/>
+        </w:rPr>
+        <w:t>email delivery status tracking</w:t>
+      </w:r>
+      <w:r>
+        <w:rPr>
+          <w:color w:val="444444"/>
+        </w:rPr>
+        <w:t>, allowing administrators to verify whether an enquiry email was successfully sent or encountered a delivery failure.</w:t>
+      </w:r>
+    </w:p>
+    <w:p>
+      <w:pPr>
+        <w:pStyle w:val="ListParagraph"/>
+        <w:numPr>
+          <w:ilvl w:val="0"/>
+          <w:numId w:val="15"/>
+        </w:numPr>
+        <w:spacing w:after="0" w:line="252" w:lineRule="auto"/>
+        <w:rPr>
+          <w:color w:val="444444"/>
+        </w:rPr>
+      </w:pPr>
+      <w:r>
+        <w:rPr>
+          <w:color w:val="444444"/>
+        </w:rPr>
+        <w:t xml:space="preserve">Implemented </w:t>
+      </w:r>
+      <w:r>
+        <w:rPr>
+          <w:b/>
+          <w:bCs/>
+          <w:color w:val="444444"/>
+        </w:rPr>
+        <w:t>AJAX-based forms and dynamic admin operations</w:t>
+      </w:r>
+      <w:r>
+        <w:rPr>
+          <w:color w:val="444444"/>
+        </w:rPr>
+        <w:t xml:space="preserve"> for content management, searching, updating, and data processing.</w:t>
+      </w:r>
+    </w:p>
+    <w:p>
+      <w:pPr>
+        <w:pStyle w:val="ListParagraph"/>
+        <w:numPr>
+          <w:ilvl w:val="0"/>
+          <w:numId w:val="15"/>
+        </w:numPr>
+        <w:spacing w:after="0" w:line="252" w:lineRule="auto"/>
+        <w:rPr>
+          <w:color w:val="444444"/>
+        </w:rPr>
+      </w:pPr>
+      <w:r>
+        <w:rPr>
+          <w:color w:val="444444"/>
+        </w:rPr>
+        <w:t xml:space="preserve">Integrated </w:t>
+      </w:r>
+      <w:r>
+        <w:rPr>
+          <w:b/>
+          <w:bCs/>
+          <w:color w:val="444444"/>
+        </w:rPr>
+        <w:t>CKEditor</w:t>
+      </w:r>
+      <w:r>
+        <w:rPr>
+          <w:color w:val="444444"/>
+        </w:rPr>
+        <w:t xml:space="preserve"> for rich-text content creation and management within the CMS admin panel.</w:t>
+      </w:r>
+    </w:p>
+    <w:p>
+      <w:pPr>
+        <w:pStyle w:val="ListParagraph"/>
+        <w:numPr>
+          <w:ilvl w:val="0"/>
+          <w:numId w:val="15"/>
+        </w:numPr>
+        <w:spacing w:after="0" w:line="252" w:lineRule="auto"/>
+        <w:rPr>
+          <w:color w:val="444444"/>
+        </w:rPr>
+      </w:pPr>
+      <w:r>
+        <w:rPr>
+          <w:color w:val="444444"/>
+        </w:rPr>
+        <w:t xml:space="preserve">Worked with </w:t>
+      </w:r>
+      <w:r>
+        <w:rPr>
+          <w:b/>
+          <w:bCs/>
+          <w:color w:val="444444"/>
+        </w:rPr>
+        <w:t>MySQL database design, queries, CRUD operations, and data management</w:t>
+      </w:r>
+      <w:r>
+        <w:rPr>
+          <w:color w:val="444444"/>
+        </w:rPr>
+        <w:t xml:space="preserve"> for CMS modules.</w:t>
+      </w:r>
+    </w:p>
+    <w:p>
+      <w:pPr>
+        <w:pStyle w:val="ListParagraph"/>
+        <w:numPr>
+          <w:ilvl w:val="0"/>
+          <w:numId w:val="15"/>
+        </w:numPr>
+        <w:spacing w:after="0" w:line="252" w:lineRule="auto"/>
+        <w:rPr>
+          <w:color w:val="444444"/>
+        </w:rPr>
+      </w:pPr>
+      <w:r>
+        <w:rPr>
+          <w:color w:val="444444"/>
+        </w:rPr>
+        <w:t xml:space="preserve">Managed website deployment and production environments using </w:t>
+      </w:r>
+      <w:r>
+        <w:rPr>
+          <w:b/>
+          <w:bCs/>
+          <w:color w:val="444444"/>
+        </w:rPr>
+        <w:t>cPanel</w:t>
+      </w:r>
+      <w:r>
+        <w:rPr>
+          <w:color w:val="444444"/>
+        </w:rPr>
+        <w:t>, including application configuration and maintenance.</w:t>
+      </w:r>
+    </w:p>
+    <w:p>
+      <w:pPr>
+        <w:pStyle w:val="ListParagraph"/>
+        <w:numPr>
+          <w:ilvl w:val="0"/>
+          <w:numId w:val="15"/>
+        </w:numPr>
+        <w:spacing w:after="0" w:line="252" w:lineRule="auto"/>
+        <w:rPr>
+          <w:color w:val="444444"/>
+        </w:rPr>
+      </w:pPr>
+      <w:r>
+        <w:rPr>
+          <w:color w:val="444444"/>
+        </w:rPr>
+        <w:t xml:space="preserve">Performed </w:t>
+      </w:r>
+      <w:r>
+        <w:rPr>
+          <w:b/>
+          <w:bCs/>
+          <w:color w:val="444444"/>
+        </w:rPr>
+        <w:t>production support, debugging, issue investigation, and performance-related fixes</w:t>
+      </w:r>
+      <w:r>
+        <w:rPr>
+          <w:color w:val="444444"/>
+        </w:rPr>
+        <w:t xml:space="preserve"> for live websites.</w:t>
+      </w:r>
+    </w:p>
+    <w:p>
+      <w:pPr>
+        <w:pStyle w:val="ListParagraph"/>
+        <w:numPr>
+          <w:ilvl w:val="0"/>
+          <w:numId w:val="15"/>
+        </w:numPr>
+        <w:spacing w:after="40" w:line="252" w:lineRule="auto"/>
+        <w:rPr>
+          <w:color w:val="444444"/>
+        </w:rPr>
+      </w:pPr>
+      <w:r>
+        <w:rPr>
+          <w:color w:val="444444"/>
+        </w:rPr>
+        <w:t>Implemented server-side validation and business logic for contact forms, CMS content, and administrative operations.</w:t>
+      </w:r>
+    </w:p>
+    <w:p>
+      <w:pPr>
+        <w:spacing w:after="40" w:line="252" w:lineRule="auto"/>
+        <w:rPr>
+          <w:color w:val="444444"/>
+          <w:sz w:val="19"/>
+          <w:szCs w:val="19"/>
+        </w:rPr>
+      </w:pPr>
+    </w:p>
+    <w:p>
+      <w:pPr>
+        <w:spacing w:line="240" w:lineRule="auto"/>
+        <w:rPr>
+          <w:b/>
+          <w:bCs/>
+        </w:rPr>
+      </w:pPr>
+    </w:p>
+    <w:p>
+      <w:pPr>
+        <w:spacing w:line="240" w:lineRule="auto"/>
+        <w:rPr>
+          <w:b/>
+          <w:bCs/>
+        </w:rPr>
+      </w:pPr>
+      <w:r>
+        <w:rPr>
+          <w:b/>
+          <w:bCs/>
+        </w:rPr>
+        <w:lastRenderedPageBreak/>
+        <w:t>Key Features:</w:t>
+      </w:r>
+    </w:p>
+    <w:p>
+      <w:pPr>
+        <w:spacing w:line="240" w:lineRule="auto"/>
+      </w:pPr>
+      <w:r>
+        <w:t xml:space="preserve">Dynamic CMS Management · Admin Panel · Dynamic Pages · Content Management · Banner &amp; Slider Management · Media Management · Contact/Enquiry Management · Email Notifications · Email Delivery Status Tracking · Database-Based Enquiry History · CKEditor Integration · AJAX-Based Operations · MySQL Database Management · User/Admin Management · cPanel Deployment &amp; Hosting Support · Production Bug Fixing &amp; Maintenance </w:t>
+      </w:r>
+    </w:p>
+    <w:p>
+      <w:pPr>
+        <w:pStyle w:val="Heading1"/>
+        <w:pBdr>
+          <w:bottom w:val="single" w:sz="6" w:space="4" w:color="94A3B8"/>
+        </w:pBdr>
+        <w:spacing w:before="240" w:after="40" w:line="240" w:lineRule="auto"/>
+      </w:pPr>
+      <w:r>
+        <w:rPr>
+          <w:rFonts w:ascii="Calibri" w:eastAsia="Calibri" w:hAnsi="Calibri" w:cs="Calibri"/>
+        </w:rPr>
+        <w:t>Languages</w:t>
+      </w:r>
+    </w:p>
+    <w:p>
+      <w:pPr>
         <w:spacing w:before="40" w:after="0" w:line="259" w:lineRule="auto"/>
       </w:pPr>
       <w:r>
         <w:t>English | Telugu — Native</w:t>
       </w:r>
     </w:p>
+    <w:p/>
     <w:sectPr>
       <w:pgSz w:w="12240" w:h="15840"/>
       <w:pgMar w:top="792" w:right="1008" w:bottom="720" w:left="1008" w:header="720" w:footer="720" w:gutter="0"/>
+      <w:pgNumType w:start="1"/>
       <w:cols w:space="720"/>
-      <w:docGrid w:linePitch="360"/>
     </w:sectPr>
   </w:body>
 </w:document>
@@ -1071,6 +5010,910 @@
       </w:pPr>
       <w:rPr>
         <w:rFonts w:ascii="Symbol" w:hAnsi="Symbol" w:hint="default"/>
+      </w:rPr>
+    </w:lvl>
+  </w:abstractNum>
+  <w:abstractNum w:abstractNumId="9" w15:restartNumberingAfterBreak="0">
+    <w:nsid w:val="35E60808"/>
+    <w:multiLevelType w:val="hybridMultilevel"/>
+    <w:tmpl w:val="A7E0C378"/>
+    <w:lvl w:ilvl="0" w:tplc="40090001">
+      <w:start w:val="1"/>
+      <w:numFmt w:val="bullet"/>
+      <w:lvlText w:val=""/>
+      <w:lvlJc w:val="left"/>
+      <w:pPr>
+        <w:ind w:left="1080" w:hanging="360"/>
+      </w:pPr>
+      <w:rPr>
+        <w:rFonts w:ascii="Symbol" w:hAnsi="Symbol" w:hint="default"/>
+      </w:rPr>
+    </w:lvl>
+    <w:lvl w:ilvl="1" w:tplc="40090003" w:tentative="1">
+      <w:start w:val="1"/>
+      <w:numFmt w:val="bullet"/>
+      <w:lvlText w:val="o"/>
+      <w:lvlJc w:val="left"/>
+      <w:pPr>
+        <w:ind w:left="1800" w:hanging="360"/>
+      </w:pPr>
+      <w:rPr>
+        <w:rFonts w:ascii="Courier New" w:hAnsi="Courier New" w:cs="Courier New" w:hint="default"/>
+      </w:rPr>
+    </w:lvl>
+    <w:lvl w:ilvl="2" w:tplc="40090005" w:tentative="1">
+      <w:start w:val="1"/>
+      <w:numFmt w:val="bullet"/>
+      <w:lvlText w:val=""/>
+      <w:lvlJc w:val="left"/>
+      <w:pPr>
+        <w:ind w:left="2520" w:hanging="360"/>
+      </w:pPr>
+      <w:rPr>
+        <w:rFonts w:ascii="Wingdings" w:hAnsi="Wingdings" w:hint="default"/>
+      </w:rPr>
+    </w:lvl>
+    <w:lvl w:ilvl="3" w:tplc="40090001" w:tentative="1">
+      <w:start w:val="1"/>
+      <w:numFmt w:val="bullet"/>
+      <w:lvlText w:val=""/>
+      <w:lvlJc w:val="left"/>
+      <w:pPr>
+        <w:ind w:left="3240" w:hanging="360"/>
+      </w:pPr>
+      <w:rPr>
+        <w:rFonts w:ascii="Symbol" w:hAnsi="Symbol" w:hint="default"/>
+      </w:rPr>
+    </w:lvl>
+    <w:lvl w:ilvl="4" w:tplc="40090003" w:tentative="1">
+      <w:start w:val="1"/>
+      <w:numFmt w:val="bullet"/>
+      <w:lvlText w:val="o"/>
+      <w:lvlJc w:val="left"/>
+      <w:pPr>
+        <w:ind w:left="3960" w:hanging="360"/>
+      </w:pPr>
+      <w:rPr>
+        <w:rFonts w:ascii="Courier New" w:hAnsi="Courier New" w:cs="Courier New" w:hint="default"/>
+      </w:rPr>
+    </w:lvl>
+    <w:lvl w:ilvl="5" w:tplc="40090005" w:tentative="1">
+      <w:start w:val="1"/>
+      <w:numFmt w:val="bullet"/>
+      <w:lvlText w:val=""/>
+      <w:lvlJc w:val="left"/>
+      <w:pPr>
+        <w:ind w:left="4680" w:hanging="360"/>
+      </w:pPr>
+      <w:rPr>
+        <w:rFonts w:ascii="Wingdings" w:hAnsi="Wingdings" w:hint="default"/>
+      </w:rPr>
+    </w:lvl>
+    <w:lvl w:ilvl="6" w:tplc="40090001" w:tentative="1">
+      <w:start w:val="1"/>
+      <w:numFmt w:val="bullet"/>
+      <w:lvlText w:val=""/>
+      <w:lvlJc w:val="left"/>
+      <w:pPr>
+        <w:ind w:left="5400" w:hanging="360"/>
+      </w:pPr>
+      <w:rPr>
+        <w:rFonts w:ascii="Symbol" w:hAnsi="Symbol" w:hint="default"/>
+      </w:rPr>
+    </w:lvl>
+    <w:lvl w:ilvl="7" w:tplc="40090003" w:tentative="1">
+      <w:start w:val="1"/>
+      <w:numFmt w:val="bullet"/>
+      <w:lvlText w:val="o"/>
+      <w:lvlJc w:val="left"/>
+      <w:pPr>
+        <w:ind w:left="6120" w:hanging="360"/>
+      </w:pPr>
+      <w:rPr>
+        <w:rFonts w:ascii="Courier New" w:hAnsi="Courier New" w:cs="Courier New" w:hint="default"/>
+      </w:rPr>
+    </w:lvl>
+    <w:lvl w:ilvl="8" w:tplc="40090005" w:tentative="1">
+      <w:start w:val="1"/>
+      <w:numFmt w:val="bullet"/>
+      <w:lvlText w:val=""/>
+      <w:lvlJc w:val="left"/>
+      <w:pPr>
+        <w:ind w:left="6840" w:hanging="360"/>
+      </w:pPr>
+      <w:rPr>
+        <w:rFonts w:ascii="Wingdings" w:hAnsi="Wingdings" w:hint="default"/>
+      </w:rPr>
+    </w:lvl>
+  </w:abstractNum>
+  <w:abstractNum w:abstractNumId="10" w15:restartNumberingAfterBreak="0">
+    <w:nsid w:val="36535734"/>
+    <w:multiLevelType w:val="hybridMultilevel"/>
+    <w:tmpl w:val="73201506"/>
+    <w:lvl w:ilvl="0" w:tplc="40090001">
+      <w:start w:val="1"/>
+      <w:numFmt w:val="bullet"/>
+      <w:lvlText w:val=""/>
+      <w:lvlJc w:val="left"/>
+      <w:pPr>
+        <w:ind w:left="1080" w:hanging="360"/>
+      </w:pPr>
+      <w:rPr>
+        <w:rFonts w:ascii="Symbol" w:hAnsi="Symbol" w:hint="default"/>
+      </w:rPr>
+    </w:lvl>
+    <w:lvl w:ilvl="1" w:tplc="40090003" w:tentative="1">
+      <w:start w:val="1"/>
+      <w:numFmt w:val="bullet"/>
+      <w:lvlText w:val="o"/>
+      <w:lvlJc w:val="left"/>
+      <w:pPr>
+        <w:ind w:left="1800" w:hanging="360"/>
+      </w:pPr>
+      <w:rPr>
+        <w:rFonts w:ascii="Courier New" w:hAnsi="Courier New" w:cs="Courier New" w:hint="default"/>
+      </w:rPr>
+    </w:lvl>
+    <w:lvl w:ilvl="2" w:tplc="40090005" w:tentative="1">
+      <w:start w:val="1"/>
+      <w:numFmt w:val="bullet"/>
+      <w:lvlText w:val=""/>
+      <w:lvlJc w:val="left"/>
+      <w:pPr>
+        <w:ind w:left="2520" w:hanging="360"/>
+      </w:pPr>
+      <w:rPr>
+        <w:rFonts w:ascii="Wingdings" w:hAnsi="Wingdings" w:hint="default"/>
+      </w:rPr>
+    </w:lvl>
+    <w:lvl w:ilvl="3" w:tplc="40090001" w:tentative="1">
+      <w:start w:val="1"/>
+      <w:numFmt w:val="bullet"/>
+      <w:lvlText w:val=""/>
+      <w:lvlJc w:val="left"/>
+      <w:pPr>
+        <w:ind w:left="3240" w:hanging="360"/>
+      </w:pPr>
+      <w:rPr>
+        <w:rFonts w:ascii="Symbol" w:hAnsi="Symbol" w:hint="default"/>
+      </w:rPr>
+    </w:lvl>
+    <w:lvl w:ilvl="4" w:tplc="40090003" w:tentative="1">
+      <w:start w:val="1"/>
+      <w:numFmt w:val="bullet"/>
+      <w:lvlText w:val="o"/>
+      <w:lvlJc w:val="left"/>
+      <w:pPr>
+        <w:ind w:left="3960" w:hanging="360"/>
+      </w:pPr>
+      <w:rPr>
+        <w:rFonts w:ascii="Courier New" w:hAnsi="Courier New" w:cs="Courier New" w:hint="default"/>
+      </w:rPr>
+    </w:lvl>
+    <w:lvl w:ilvl="5" w:tplc="40090005" w:tentative="1">
+      <w:start w:val="1"/>
+      <w:numFmt w:val="bullet"/>
+      <w:lvlText w:val=""/>
+      <w:lvlJc w:val="left"/>
+      <w:pPr>
+        <w:ind w:left="4680" w:hanging="360"/>
+      </w:pPr>
+      <w:rPr>
+        <w:rFonts w:ascii="Wingdings" w:hAnsi="Wingdings" w:hint="default"/>
+      </w:rPr>
+    </w:lvl>
+    <w:lvl w:ilvl="6" w:tplc="40090001" w:tentative="1">
+      <w:start w:val="1"/>
+      <w:numFmt w:val="bullet"/>
+      <w:lvlText w:val=""/>
+      <w:lvlJc w:val="left"/>
+      <w:pPr>
+        <w:ind w:left="5400" w:hanging="360"/>
+      </w:pPr>
+      <w:rPr>
+        <w:rFonts w:ascii="Symbol" w:hAnsi="Symbol" w:hint="default"/>
+      </w:rPr>
+    </w:lvl>
+    <w:lvl w:ilvl="7" w:tplc="40090003" w:tentative="1">
+      <w:start w:val="1"/>
+      <w:numFmt w:val="bullet"/>
+      <w:lvlText w:val="o"/>
+      <w:lvlJc w:val="left"/>
+      <w:pPr>
+        <w:ind w:left="6120" w:hanging="360"/>
+      </w:pPr>
+      <w:rPr>
+        <w:rFonts w:ascii="Courier New" w:hAnsi="Courier New" w:cs="Courier New" w:hint="default"/>
+      </w:rPr>
+    </w:lvl>
+    <w:lvl w:ilvl="8" w:tplc="40090005" w:tentative="1">
+      <w:start w:val="1"/>
+      <w:numFmt w:val="bullet"/>
+      <w:lvlText w:val=""/>
+      <w:lvlJc w:val="left"/>
+      <w:pPr>
+        <w:ind w:left="6840" w:hanging="360"/>
+      </w:pPr>
+      <w:rPr>
+        <w:rFonts w:ascii="Wingdings" w:hAnsi="Wingdings" w:hint="default"/>
+      </w:rPr>
+    </w:lvl>
+  </w:abstractNum>
+  <w:abstractNum w:abstractNumId="11" w15:restartNumberingAfterBreak="0">
+    <w:nsid w:val="37A620D9"/>
+    <w:multiLevelType w:val="hybridMultilevel"/>
+    <w:tmpl w:val="99B2D9C2"/>
+    <w:lvl w:ilvl="0" w:tplc="40090001">
+      <w:start w:val="1"/>
+      <w:numFmt w:val="bullet"/>
+      <w:lvlText w:val=""/>
+      <w:lvlJc w:val="left"/>
+      <w:pPr>
+        <w:ind w:left="720" w:hanging="360"/>
+      </w:pPr>
+      <w:rPr>
+        <w:rFonts w:ascii="Symbol" w:hAnsi="Symbol" w:hint="default"/>
+      </w:rPr>
+    </w:lvl>
+    <w:lvl w:ilvl="1" w:tplc="40090003" w:tentative="1">
+      <w:start w:val="1"/>
+      <w:numFmt w:val="bullet"/>
+      <w:lvlText w:val="o"/>
+      <w:lvlJc w:val="left"/>
+      <w:pPr>
+        <w:ind w:left="1440" w:hanging="360"/>
+      </w:pPr>
+      <w:rPr>
+        <w:rFonts w:ascii="Courier New" w:hAnsi="Courier New" w:cs="Courier New" w:hint="default"/>
+      </w:rPr>
+    </w:lvl>
+    <w:lvl w:ilvl="2" w:tplc="40090005" w:tentative="1">
+      <w:start w:val="1"/>
+      <w:numFmt w:val="bullet"/>
+      <w:lvlText w:val=""/>
+      <w:lvlJc w:val="left"/>
+      <w:pPr>
+        <w:ind w:left="2160" w:hanging="360"/>
+      </w:pPr>
+      <w:rPr>
+        <w:rFonts w:ascii="Wingdings" w:hAnsi="Wingdings" w:hint="default"/>
+      </w:rPr>
+    </w:lvl>
+    <w:lvl w:ilvl="3" w:tplc="40090001" w:tentative="1">
+      <w:start w:val="1"/>
+      <w:numFmt w:val="bullet"/>
+      <w:lvlText w:val=""/>
+      <w:lvlJc w:val="left"/>
+      <w:pPr>
+        <w:ind w:left="2880" w:hanging="360"/>
+      </w:pPr>
+      <w:rPr>
+        <w:rFonts w:ascii="Symbol" w:hAnsi="Symbol" w:hint="default"/>
+      </w:rPr>
+    </w:lvl>
+    <w:lvl w:ilvl="4" w:tplc="40090003" w:tentative="1">
+      <w:start w:val="1"/>
+      <w:numFmt w:val="bullet"/>
+      <w:lvlText w:val="o"/>
+      <w:lvlJc w:val="left"/>
+      <w:pPr>
+        <w:ind w:left="3600" w:hanging="360"/>
+      </w:pPr>
+      <w:rPr>
+        <w:rFonts w:ascii="Courier New" w:hAnsi="Courier New" w:cs="Courier New" w:hint="default"/>
+      </w:rPr>
+    </w:lvl>
+    <w:lvl w:ilvl="5" w:tplc="40090005" w:tentative="1">
+      <w:start w:val="1"/>
+      <w:numFmt w:val="bullet"/>
+      <w:lvlText w:val=""/>
+      <w:lvlJc w:val="left"/>
+      <w:pPr>
+        <w:ind w:left="4320" w:hanging="360"/>
+      </w:pPr>
+      <w:rPr>
+        <w:rFonts w:ascii="Wingdings" w:hAnsi="Wingdings" w:hint="default"/>
+      </w:rPr>
+    </w:lvl>
+    <w:lvl w:ilvl="6" w:tplc="40090001" w:tentative="1">
+      <w:start w:val="1"/>
+      <w:numFmt w:val="bullet"/>
+      <w:lvlText w:val=""/>
+      <w:lvlJc w:val="left"/>
+      <w:pPr>
+        <w:ind w:left="5040" w:hanging="360"/>
+      </w:pPr>
+      <w:rPr>
+        <w:rFonts w:ascii="Symbol" w:hAnsi="Symbol" w:hint="default"/>
+      </w:rPr>
+    </w:lvl>
+    <w:lvl w:ilvl="7" w:tplc="40090003" w:tentative="1">
+      <w:start w:val="1"/>
+      <w:numFmt w:val="bullet"/>
+      <w:lvlText w:val="o"/>
+      <w:lvlJc w:val="left"/>
+      <w:pPr>
+        <w:ind w:left="5760" w:hanging="360"/>
+      </w:pPr>
+      <w:rPr>
+        <w:rFonts w:ascii="Courier New" w:hAnsi="Courier New" w:cs="Courier New" w:hint="default"/>
+      </w:rPr>
+    </w:lvl>
+    <w:lvl w:ilvl="8" w:tplc="40090005" w:tentative="1">
+      <w:start w:val="1"/>
+      <w:numFmt w:val="bullet"/>
+      <w:lvlText w:val=""/>
+      <w:lvlJc w:val="left"/>
+      <w:pPr>
+        <w:ind w:left="6480" w:hanging="360"/>
+      </w:pPr>
+      <w:rPr>
+        <w:rFonts w:ascii="Wingdings" w:hAnsi="Wingdings" w:hint="default"/>
+      </w:rPr>
+    </w:lvl>
+  </w:abstractNum>
+  <w:abstractNum w:abstractNumId="12" w15:restartNumberingAfterBreak="0">
+    <w:nsid w:val="3D355D39"/>
+    <w:multiLevelType w:val="hybridMultilevel"/>
+    <w:tmpl w:val="236AF39A"/>
+    <w:lvl w:ilvl="0" w:tplc="40090001">
+      <w:start w:val="1"/>
+      <w:numFmt w:val="bullet"/>
+      <w:lvlText w:val=""/>
+      <w:lvlJc w:val="left"/>
+      <w:pPr>
+        <w:ind w:left="1080" w:hanging="360"/>
+      </w:pPr>
+      <w:rPr>
+        <w:rFonts w:ascii="Symbol" w:hAnsi="Symbol" w:hint="default"/>
+      </w:rPr>
+    </w:lvl>
+    <w:lvl w:ilvl="1" w:tplc="40090003" w:tentative="1">
+      <w:start w:val="1"/>
+      <w:numFmt w:val="bullet"/>
+      <w:lvlText w:val="o"/>
+      <w:lvlJc w:val="left"/>
+      <w:pPr>
+        <w:ind w:left="1800" w:hanging="360"/>
+      </w:pPr>
+      <w:rPr>
+        <w:rFonts w:ascii="Courier New" w:hAnsi="Courier New" w:cs="Courier New" w:hint="default"/>
+      </w:rPr>
+    </w:lvl>
+    <w:lvl w:ilvl="2" w:tplc="40090005" w:tentative="1">
+      <w:start w:val="1"/>
+      <w:numFmt w:val="bullet"/>
+      <w:lvlText w:val=""/>
+      <w:lvlJc w:val="left"/>
+      <w:pPr>
+        <w:ind w:left="2520" w:hanging="360"/>
+      </w:pPr>
+      <w:rPr>
+        <w:rFonts w:ascii="Wingdings" w:hAnsi="Wingdings" w:hint="default"/>
+      </w:rPr>
+    </w:lvl>
+    <w:lvl w:ilvl="3" w:tplc="40090001" w:tentative="1">
+      <w:start w:val="1"/>
+      <w:numFmt w:val="bullet"/>
+      <w:lvlText w:val=""/>
+      <w:lvlJc w:val="left"/>
+      <w:pPr>
+        <w:ind w:left="3240" w:hanging="360"/>
+      </w:pPr>
+      <w:rPr>
+        <w:rFonts w:ascii="Symbol" w:hAnsi="Symbol" w:hint="default"/>
+      </w:rPr>
+    </w:lvl>
+    <w:lvl w:ilvl="4" w:tplc="40090003" w:tentative="1">
+      <w:start w:val="1"/>
+      <w:numFmt w:val="bullet"/>
+      <w:lvlText w:val="o"/>
+      <w:lvlJc w:val="left"/>
+      <w:pPr>
+        <w:ind w:left="3960" w:hanging="360"/>
+      </w:pPr>
+      <w:rPr>
+        <w:rFonts w:ascii="Courier New" w:hAnsi="Courier New" w:cs="Courier New" w:hint="default"/>
+      </w:rPr>
+    </w:lvl>
+    <w:lvl w:ilvl="5" w:tplc="40090005" w:tentative="1">
+      <w:start w:val="1"/>
+      <w:numFmt w:val="bullet"/>
+      <w:lvlText w:val=""/>
+      <w:lvlJc w:val="left"/>
+      <w:pPr>
+        <w:ind w:left="4680" w:hanging="360"/>
+      </w:pPr>
+      <w:rPr>
+        <w:rFonts w:ascii="Wingdings" w:hAnsi="Wingdings" w:hint="default"/>
+      </w:rPr>
+    </w:lvl>
+    <w:lvl w:ilvl="6" w:tplc="40090001" w:tentative="1">
+      <w:start w:val="1"/>
+      <w:numFmt w:val="bullet"/>
+      <w:lvlText w:val=""/>
+      <w:lvlJc w:val="left"/>
+      <w:pPr>
+        <w:ind w:left="5400" w:hanging="360"/>
+      </w:pPr>
+      <w:rPr>
+        <w:rFonts w:ascii="Symbol" w:hAnsi="Symbol" w:hint="default"/>
+      </w:rPr>
+    </w:lvl>
+    <w:lvl w:ilvl="7" w:tplc="40090003" w:tentative="1">
+      <w:start w:val="1"/>
+      <w:numFmt w:val="bullet"/>
+      <w:lvlText w:val="o"/>
+      <w:lvlJc w:val="left"/>
+      <w:pPr>
+        <w:ind w:left="6120" w:hanging="360"/>
+      </w:pPr>
+      <w:rPr>
+        <w:rFonts w:ascii="Courier New" w:hAnsi="Courier New" w:cs="Courier New" w:hint="default"/>
+      </w:rPr>
+    </w:lvl>
+    <w:lvl w:ilvl="8" w:tplc="40090005" w:tentative="1">
+      <w:start w:val="1"/>
+      <w:numFmt w:val="bullet"/>
+      <w:lvlText w:val=""/>
+      <w:lvlJc w:val="left"/>
+      <w:pPr>
+        <w:ind w:left="6840" w:hanging="360"/>
+      </w:pPr>
+      <w:rPr>
+        <w:rFonts w:ascii="Wingdings" w:hAnsi="Wingdings" w:hint="default"/>
+      </w:rPr>
+    </w:lvl>
+  </w:abstractNum>
+  <w:abstractNum w:abstractNumId="13" w15:restartNumberingAfterBreak="0">
+    <w:nsid w:val="47944EF9"/>
+    <w:multiLevelType w:val="hybridMultilevel"/>
+    <w:tmpl w:val="DEA648AC"/>
+    <w:lvl w:ilvl="0" w:tplc="40090001">
+      <w:start w:val="1"/>
+      <w:numFmt w:val="bullet"/>
+      <w:lvlText w:val=""/>
+      <w:lvlJc w:val="left"/>
+      <w:pPr>
+        <w:ind w:left="1080" w:hanging="360"/>
+      </w:pPr>
+      <w:rPr>
+        <w:rFonts w:ascii="Symbol" w:hAnsi="Symbol" w:hint="default"/>
+      </w:rPr>
+    </w:lvl>
+    <w:lvl w:ilvl="1" w:tplc="40090003" w:tentative="1">
+      <w:start w:val="1"/>
+      <w:numFmt w:val="bullet"/>
+      <w:lvlText w:val="o"/>
+      <w:lvlJc w:val="left"/>
+      <w:pPr>
+        <w:ind w:left="1800" w:hanging="360"/>
+      </w:pPr>
+      <w:rPr>
+        <w:rFonts w:ascii="Courier New" w:hAnsi="Courier New" w:cs="Courier New" w:hint="default"/>
+      </w:rPr>
+    </w:lvl>
+    <w:lvl w:ilvl="2" w:tplc="40090005" w:tentative="1">
+      <w:start w:val="1"/>
+      <w:numFmt w:val="bullet"/>
+      <w:lvlText w:val=""/>
+      <w:lvlJc w:val="left"/>
+      <w:pPr>
+        <w:ind w:left="2520" w:hanging="360"/>
+      </w:pPr>
+      <w:rPr>
+        <w:rFonts w:ascii="Wingdings" w:hAnsi="Wingdings" w:hint="default"/>
+      </w:rPr>
+    </w:lvl>
+    <w:lvl w:ilvl="3" w:tplc="40090001" w:tentative="1">
+      <w:start w:val="1"/>
+      <w:numFmt w:val="bullet"/>
+      <w:lvlText w:val=""/>
+      <w:lvlJc w:val="left"/>
+      <w:pPr>
+        <w:ind w:left="3240" w:hanging="360"/>
+      </w:pPr>
+      <w:rPr>
+        <w:rFonts w:ascii="Symbol" w:hAnsi="Symbol" w:hint="default"/>
+      </w:rPr>
+    </w:lvl>
+    <w:lvl w:ilvl="4" w:tplc="40090003" w:tentative="1">
+      <w:start w:val="1"/>
+      <w:numFmt w:val="bullet"/>
+      <w:lvlText w:val="o"/>
+      <w:lvlJc w:val="left"/>
+      <w:pPr>
+        <w:ind w:left="3960" w:hanging="360"/>
+      </w:pPr>
+      <w:rPr>
+        <w:rFonts w:ascii="Courier New" w:hAnsi="Courier New" w:cs="Courier New" w:hint="default"/>
+      </w:rPr>
+    </w:lvl>
+    <w:lvl w:ilvl="5" w:tplc="40090005" w:tentative="1">
+      <w:start w:val="1"/>
+      <w:numFmt w:val="bullet"/>
+      <w:lvlText w:val=""/>
+      <w:lvlJc w:val="left"/>
+      <w:pPr>
+        <w:ind w:left="4680" w:hanging="360"/>
+      </w:pPr>
+      <w:rPr>
+        <w:rFonts w:ascii="Wingdings" w:hAnsi="Wingdings" w:hint="default"/>
+      </w:rPr>
+    </w:lvl>
+    <w:lvl w:ilvl="6" w:tplc="40090001" w:tentative="1">
+      <w:start w:val="1"/>
+      <w:numFmt w:val="bullet"/>
+      <w:lvlText w:val=""/>
+      <w:lvlJc w:val="left"/>
+      <w:pPr>
+        <w:ind w:left="5400" w:hanging="360"/>
+      </w:pPr>
+      <w:rPr>
+        <w:rFonts w:ascii="Symbol" w:hAnsi="Symbol" w:hint="default"/>
+      </w:rPr>
+    </w:lvl>
+    <w:lvl w:ilvl="7" w:tplc="40090003" w:tentative="1">
+      <w:start w:val="1"/>
+      <w:numFmt w:val="bullet"/>
+      <w:lvlText w:val="o"/>
+      <w:lvlJc w:val="left"/>
+      <w:pPr>
+        <w:ind w:left="6120" w:hanging="360"/>
+      </w:pPr>
+      <w:rPr>
+        <w:rFonts w:ascii="Courier New" w:hAnsi="Courier New" w:cs="Courier New" w:hint="default"/>
+      </w:rPr>
+    </w:lvl>
+    <w:lvl w:ilvl="8" w:tplc="40090005" w:tentative="1">
+      <w:start w:val="1"/>
+      <w:numFmt w:val="bullet"/>
+      <w:lvlText w:val=""/>
+      <w:lvlJc w:val="left"/>
+      <w:pPr>
+        <w:ind w:left="6840" w:hanging="360"/>
+      </w:pPr>
+      <w:rPr>
+        <w:rFonts w:ascii="Wingdings" w:hAnsi="Wingdings" w:hint="default"/>
+      </w:rPr>
+    </w:lvl>
+  </w:abstractNum>
+  <w:abstractNum w:abstractNumId="14" w15:restartNumberingAfterBreak="0">
+    <w:nsid w:val="4AE5689D"/>
+    <w:multiLevelType w:val="multilevel"/>
+    <w:tmpl w:val="45645FEE"/>
+    <w:lvl w:ilvl="0">
+      <w:start w:val="1"/>
+      <w:numFmt w:val="bullet"/>
+      <w:lvlText w:val="●"/>
+      <w:lvlJc w:val="left"/>
+      <w:pPr>
+        <w:ind w:left="720" w:hanging="360"/>
+      </w:pPr>
+      <w:rPr>
+        <w:u w:val="none"/>
+      </w:rPr>
+    </w:lvl>
+    <w:lvl w:ilvl="1">
+      <w:start w:val="1"/>
+      <w:numFmt w:val="bullet"/>
+      <w:lvlText w:val="○"/>
+      <w:lvlJc w:val="left"/>
+      <w:pPr>
+        <w:ind w:left="1440" w:hanging="360"/>
+      </w:pPr>
+      <w:rPr>
+        <w:u w:val="none"/>
+      </w:rPr>
+    </w:lvl>
+    <w:lvl w:ilvl="2">
+      <w:start w:val="1"/>
+      <w:numFmt w:val="bullet"/>
+      <w:lvlText w:val="■"/>
+      <w:lvlJc w:val="left"/>
+      <w:pPr>
+        <w:ind w:left="2160" w:hanging="360"/>
+      </w:pPr>
+      <w:rPr>
+        <w:u w:val="none"/>
+      </w:rPr>
+    </w:lvl>
+    <w:lvl w:ilvl="3">
+      <w:start w:val="1"/>
+      <w:numFmt w:val="bullet"/>
+      <w:lvlText w:val="●"/>
+      <w:lvlJc w:val="left"/>
+      <w:pPr>
+        <w:ind w:left="2880" w:hanging="360"/>
+      </w:pPr>
+      <w:rPr>
+        <w:u w:val="none"/>
+      </w:rPr>
+    </w:lvl>
+    <w:lvl w:ilvl="4">
+      <w:start w:val="1"/>
+      <w:numFmt w:val="bullet"/>
+      <w:lvlText w:val="○"/>
+      <w:lvlJc w:val="left"/>
+      <w:pPr>
+        <w:ind w:left="3600" w:hanging="360"/>
+      </w:pPr>
+      <w:rPr>
+        <w:u w:val="none"/>
+      </w:rPr>
+    </w:lvl>
+    <w:lvl w:ilvl="5">
+      <w:start w:val="1"/>
+      <w:numFmt w:val="bullet"/>
+      <w:lvlText w:val="■"/>
+      <w:lvlJc w:val="left"/>
+      <w:pPr>
+        <w:ind w:left="4320" w:hanging="360"/>
+      </w:pPr>
+      <w:rPr>
+        <w:u w:val="none"/>
+      </w:rPr>
+    </w:lvl>
+    <w:lvl w:ilvl="6">
+      <w:start w:val="1"/>
+      <w:numFmt w:val="bullet"/>
+      <w:lvlText w:val="●"/>
+      <w:lvlJc w:val="left"/>
+      <w:pPr>
+        <w:ind w:left="5040" w:hanging="360"/>
+      </w:pPr>
+      <w:rPr>
+        <w:u w:val="none"/>
+      </w:rPr>
+    </w:lvl>
+    <w:lvl w:ilvl="7">
+      <w:start w:val="1"/>
+      <w:numFmt w:val="bullet"/>
+      <w:lvlText w:val="○"/>
+      <w:lvlJc w:val="left"/>
+      <w:pPr>
+        <w:ind w:left="5760" w:hanging="360"/>
+      </w:pPr>
+      <w:rPr>
+        <w:u w:val="none"/>
+      </w:rPr>
+    </w:lvl>
+    <w:lvl w:ilvl="8">
+      <w:start w:val="1"/>
+      <w:numFmt w:val="bullet"/>
+      <w:lvlText w:val="■"/>
+      <w:lvlJc w:val="left"/>
+      <w:pPr>
+        <w:ind w:left="6480" w:hanging="360"/>
+      </w:pPr>
+      <w:rPr>
+        <w:u w:val="none"/>
+      </w:rPr>
+    </w:lvl>
+  </w:abstractNum>
+  <w:abstractNum w:abstractNumId="15" w15:restartNumberingAfterBreak="0">
+    <w:nsid w:val="540F04FA"/>
+    <w:multiLevelType w:val="multilevel"/>
+    <w:tmpl w:val="52D29BAE"/>
+    <w:lvl w:ilvl="0">
+      <w:start w:val="1"/>
+      <w:numFmt w:val="bullet"/>
+      <w:lvlText w:val="●"/>
+      <w:lvlJc w:val="left"/>
+      <w:pPr>
+        <w:ind w:left="720" w:hanging="360"/>
+      </w:pPr>
+      <w:rPr>
+        <w:u w:val="none"/>
+      </w:rPr>
+    </w:lvl>
+    <w:lvl w:ilvl="1">
+      <w:start w:val="1"/>
+      <w:numFmt w:val="bullet"/>
+      <w:lvlText w:val="○"/>
+      <w:lvlJc w:val="left"/>
+      <w:pPr>
+        <w:ind w:left="1440" w:hanging="360"/>
+      </w:pPr>
+      <w:rPr>
+        <w:u w:val="none"/>
+      </w:rPr>
+    </w:lvl>
+    <w:lvl w:ilvl="2">
+      <w:start w:val="1"/>
+      <w:numFmt w:val="bullet"/>
+      <w:lvlText w:val="■"/>
+      <w:lvlJc w:val="left"/>
+      <w:pPr>
+        <w:ind w:left="2160" w:hanging="360"/>
+      </w:pPr>
+      <w:rPr>
+        <w:u w:val="none"/>
+      </w:rPr>
+    </w:lvl>
+    <w:lvl w:ilvl="3">
+      <w:start w:val="1"/>
+      <w:numFmt w:val="bullet"/>
+      <w:lvlText w:val="●"/>
+      <w:lvlJc w:val="left"/>
+      <w:pPr>
+        <w:ind w:left="2880" w:hanging="360"/>
+      </w:pPr>
+      <w:rPr>
+        <w:u w:val="none"/>
+      </w:rPr>
+    </w:lvl>
+    <w:lvl w:ilvl="4">
+      <w:start w:val="1"/>
+      <w:numFmt w:val="bullet"/>
+      <w:lvlText w:val="○"/>
+      <w:lvlJc w:val="left"/>
+      <w:pPr>
+        <w:ind w:left="3600" w:hanging="360"/>
+      </w:pPr>
+      <w:rPr>
+        <w:u w:val="none"/>
+      </w:rPr>
+    </w:lvl>
+    <w:lvl w:ilvl="5">
+      <w:start w:val="1"/>
+      <w:numFmt w:val="bullet"/>
+      <w:lvlText w:val="■"/>
+      <w:lvlJc w:val="left"/>
+      <w:pPr>
+        <w:ind w:left="4320" w:hanging="360"/>
+      </w:pPr>
+      <w:rPr>
+        <w:u w:val="none"/>
+      </w:rPr>
+    </w:lvl>
+    <w:lvl w:ilvl="6">
+      <w:start w:val="1"/>
+      <w:numFmt w:val="bullet"/>
+      <w:lvlText w:val="●"/>
+      <w:lvlJc w:val="left"/>
+      <w:pPr>
+        <w:ind w:left="5040" w:hanging="360"/>
+      </w:pPr>
+      <w:rPr>
+        <w:u w:val="none"/>
+      </w:rPr>
+    </w:lvl>
+    <w:lvl w:ilvl="7">
+      <w:start w:val="1"/>
+      <w:numFmt w:val="bullet"/>
+      <w:lvlText w:val="○"/>
+      <w:lvlJc w:val="left"/>
+      <w:pPr>
+        <w:ind w:left="5760" w:hanging="360"/>
+      </w:pPr>
+      <w:rPr>
+        <w:u w:val="none"/>
+      </w:rPr>
+    </w:lvl>
+    <w:lvl w:ilvl="8">
+      <w:start w:val="1"/>
+      <w:numFmt w:val="bullet"/>
+      <w:lvlText w:val="■"/>
+      <w:lvlJc w:val="left"/>
+      <w:pPr>
+        <w:ind w:left="6480" w:hanging="360"/>
+      </w:pPr>
+      <w:rPr>
+        <w:u w:val="none"/>
+      </w:rPr>
+    </w:lvl>
+  </w:abstractNum>
+  <w:abstractNum w:abstractNumId="16" w15:restartNumberingAfterBreak="0">
+    <w:nsid w:val="77A00DD5"/>
+    <w:multiLevelType w:val="hybridMultilevel"/>
+    <w:tmpl w:val="9B24496C"/>
+    <w:lvl w:ilvl="0" w:tplc="40090001">
+      <w:start w:val="1"/>
+      <w:numFmt w:val="bullet"/>
+      <w:lvlText w:val=""/>
+      <w:lvlJc w:val="left"/>
+      <w:pPr>
+        <w:ind w:left="1080" w:hanging="360"/>
+      </w:pPr>
+      <w:rPr>
+        <w:rFonts w:ascii="Symbol" w:hAnsi="Symbol" w:hint="default"/>
+      </w:rPr>
+    </w:lvl>
+    <w:lvl w:ilvl="1" w:tplc="40090003" w:tentative="1">
+      <w:start w:val="1"/>
+      <w:numFmt w:val="bullet"/>
+      <w:lvlText w:val="o"/>
+      <w:lvlJc w:val="left"/>
+      <w:pPr>
+        <w:ind w:left="1800" w:hanging="360"/>
+      </w:pPr>
+      <w:rPr>
+        <w:rFonts w:ascii="Courier New" w:hAnsi="Courier New" w:cs="Courier New" w:hint="default"/>
+      </w:rPr>
+    </w:lvl>
+    <w:lvl w:ilvl="2" w:tplc="40090005" w:tentative="1">
+      <w:start w:val="1"/>
+      <w:numFmt w:val="bullet"/>
+      <w:lvlText w:val=""/>
+      <w:lvlJc w:val="left"/>
+      <w:pPr>
+        <w:ind w:left="2520" w:hanging="360"/>
+      </w:pPr>
+      <w:rPr>
+        <w:rFonts w:ascii="Wingdings" w:hAnsi="Wingdings" w:hint="default"/>
+      </w:rPr>
+    </w:lvl>
+    <w:lvl w:ilvl="3" w:tplc="40090001" w:tentative="1">
+      <w:start w:val="1"/>
+      <w:numFmt w:val="bullet"/>
+      <w:lvlText w:val=""/>
+      <w:lvlJc w:val="left"/>
+      <w:pPr>
+        <w:ind w:left="3240" w:hanging="360"/>
+      </w:pPr>
+      <w:rPr>
+        <w:rFonts w:ascii="Symbol" w:hAnsi="Symbol" w:hint="default"/>
+      </w:rPr>
+    </w:lvl>
+    <w:lvl w:ilvl="4" w:tplc="40090003" w:tentative="1">
+      <w:start w:val="1"/>
+      <w:numFmt w:val="bullet"/>
+      <w:lvlText w:val="o"/>
+      <w:lvlJc w:val="left"/>
+      <w:pPr>
+        <w:ind w:left="3960" w:hanging="360"/>
+      </w:pPr>
+      <w:rPr>
+        <w:rFonts w:ascii="Courier New" w:hAnsi="Courier New" w:cs="Courier New" w:hint="default"/>
+      </w:rPr>
+    </w:lvl>
+    <w:lvl w:ilvl="5" w:tplc="40090005" w:tentative="1">
+      <w:start w:val="1"/>
+      <w:numFmt w:val="bullet"/>
+      <w:lvlText w:val=""/>
+      <w:lvlJc w:val="left"/>
+      <w:pPr>
+        <w:ind w:left="4680" w:hanging="360"/>
+      </w:pPr>
+      <w:rPr>
+        <w:rFonts w:ascii="Wingdings" w:hAnsi="Wingdings" w:hint="default"/>
+      </w:rPr>
+    </w:lvl>
+    <w:lvl w:ilvl="6" w:tplc="40090001" w:tentative="1">
+      <w:start w:val="1"/>
+      <w:numFmt w:val="bullet"/>
+      <w:lvlText w:val=""/>
+      <w:lvlJc w:val="left"/>
+      <w:pPr>
+        <w:ind w:left="5400" w:hanging="360"/>
+      </w:pPr>
+      <w:rPr>
+        <w:rFonts w:ascii="Symbol" w:hAnsi="Symbol" w:hint="default"/>
+      </w:rPr>
+    </w:lvl>
+    <w:lvl w:ilvl="7" w:tplc="40090003" w:tentative="1">
+      <w:start w:val="1"/>
+      <w:numFmt w:val="bullet"/>
+      <w:lvlText w:val="o"/>
+      <w:lvlJc w:val="left"/>
+      <w:pPr>
+        <w:ind w:left="6120" w:hanging="360"/>
+      </w:pPr>
+      <w:rPr>
+        <w:rFonts w:ascii="Courier New" w:hAnsi="Courier New" w:cs="Courier New" w:hint="default"/>
+      </w:rPr>
+    </w:lvl>
+    <w:lvl w:ilvl="8" w:tplc="40090005" w:tentative="1">
+      <w:start w:val="1"/>
+      <w:numFmt w:val="bullet"/>
+      <w:lvlText w:val=""/>
+      <w:lvlJc w:val="left"/>
+      <w:pPr>
+        <w:ind w:left="6840" w:hanging="360"/>
+      </w:pPr>
+      <w:rPr>
+        <w:rFonts w:ascii="Wingdings" w:hAnsi="Wingdings" w:hint="default"/>
       </w:rPr>
     </w:lvl>
   </w:abstractNum>
@@ -1100,6 +5943,30 @@
   </w:num>
   <w:num w:numId="9" w16cid:durableId="1344744258">
     <w:abstractNumId w:val="0"/>
+  </w:num>
+  <w:num w:numId="10" w16cid:durableId="1164051625">
+    <w:abstractNumId w:val="15"/>
+  </w:num>
+  <w:num w:numId="11" w16cid:durableId="1420828272">
+    <w:abstractNumId w:val="14"/>
+  </w:num>
+  <w:num w:numId="12" w16cid:durableId="1775663126">
+    <w:abstractNumId w:val="13"/>
+  </w:num>
+  <w:num w:numId="13" w16cid:durableId="524834270">
+    <w:abstractNumId w:val="16"/>
+  </w:num>
+  <w:num w:numId="14" w16cid:durableId="2082366038">
+    <w:abstractNumId w:val="12"/>
+  </w:num>
+  <w:num w:numId="15" w16cid:durableId="518206685">
+    <w:abstractNumId w:val="10"/>
+  </w:num>
+  <w:num w:numId="16" w16cid:durableId="1185943927">
+    <w:abstractNumId w:val="9"/>
+  </w:num>
+  <w:num w:numId="17" w16cid:durableId="906646107">
+    <w:abstractNumId w:val="11"/>
   </w:num>
 </w:numbering>
 </file>
@@ -1710,6 +6577,7 @@
   <w:style w:type="character" w:default="1" w:styleId="DefaultParagraphFont">
     <w:name w:val="Default Paragraph Font"/>
     <w:uiPriority w:val="1"/>
+    <w:semiHidden/>
     <w:unhideWhenUsed/>
   </w:style>
   <w:style w:type="table" w:default="1" w:styleId="TableNormal">

--- a/public/Mahendharsoma-Resume.docx
+++ b/public/Mahendharsoma-Resume.docx
@@ -225,7 +225,7 @@
               <w:widowControl w:val="1"/>
               <w:numPr>
                 <w:ilvl w:val="0"/>
-                <w:numId w:val="7"/>
+                <w:numId w:val="8"/>
               </w:numPr>
               <w:pBdr>
                 <w:top w:space="0" w:sz="0" w:val="nil"/>
@@ -268,7 +268,7 @@
               <w:widowControl w:val="1"/>
               <w:numPr>
                 <w:ilvl w:val="0"/>
-                <w:numId w:val="7"/>
+                <w:numId w:val="8"/>
               </w:numPr>
               <w:pBdr>
                 <w:top w:space="0" w:sz="0" w:val="nil"/>
@@ -311,7 +311,7 @@
               <w:widowControl w:val="1"/>
               <w:numPr>
                 <w:ilvl w:val="0"/>
-                <w:numId w:val="7"/>
+                <w:numId w:val="8"/>
               </w:numPr>
               <w:pBdr>
                 <w:top w:space="0" w:sz="0" w:val="nil"/>
@@ -354,7 +354,7 @@
               <w:widowControl w:val="1"/>
               <w:numPr>
                 <w:ilvl w:val="0"/>
-                <w:numId w:val="7"/>
+                <w:numId w:val="8"/>
               </w:numPr>
               <w:pBdr>
                 <w:top w:space="0" w:sz="0" w:val="nil"/>
@@ -397,7 +397,7 @@
               <w:widowControl w:val="1"/>
               <w:numPr>
                 <w:ilvl w:val="0"/>
-                <w:numId w:val="7"/>
+                <w:numId w:val="8"/>
               </w:numPr>
               <w:pBdr>
                 <w:top w:space="0" w:sz="0" w:val="nil"/>
@@ -440,7 +440,7 @@
               <w:widowControl w:val="1"/>
               <w:numPr>
                 <w:ilvl w:val="0"/>
-                <w:numId w:val="7"/>
+                <w:numId w:val="8"/>
               </w:numPr>
               <w:pBdr>
                 <w:top w:space="0" w:sz="0" w:val="nil"/>
@@ -483,7 +483,7 @@
               <w:widowControl w:val="1"/>
               <w:numPr>
                 <w:ilvl w:val="0"/>
-                <w:numId w:val="7"/>
+                <w:numId w:val="8"/>
               </w:numPr>
               <w:pBdr>
                 <w:top w:space="0" w:sz="0" w:val="nil"/>
@@ -536,7 +536,7 @@
               <w:widowControl w:val="1"/>
               <w:numPr>
                 <w:ilvl w:val="0"/>
-                <w:numId w:val="7"/>
+                <w:numId w:val="8"/>
               </w:numPr>
               <w:pBdr>
                 <w:top w:space="0" w:sz="0" w:val="nil"/>
@@ -579,7 +579,7 @@
               <w:widowControl w:val="1"/>
               <w:numPr>
                 <w:ilvl w:val="0"/>
-                <w:numId w:val="7"/>
+                <w:numId w:val="8"/>
               </w:numPr>
               <w:pBdr>
                 <w:top w:space="0" w:sz="0" w:val="nil"/>
@@ -622,7 +622,7 @@
               <w:widowControl w:val="1"/>
               <w:numPr>
                 <w:ilvl w:val="0"/>
-                <w:numId w:val="7"/>
+                <w:numId w:val="8"/>
               </w:numPr>
               <w:pBdr>
                 <w:top w:space="0" w:sz="0" w:val="nil"/>
@@ -665,7 +665,7 @@
               <w:widowControl w:val="1"/>
               <w:numPr>
                 <w:ilvl w:val="0"/>
-                <w:numId w:val="7"/>
+                <w:numId w:val="8"/>
               </w:numPr>
               <w:pBdr>
                 <w:top w:space="0" w:sz="0" w:val="nil"/>
@@ -708,7 +708,7 @@
               <w:widowControl w:val="1"/>
               <w:numPr>
                 <w:ilvl w:val="0"/>
-                <w:numId w:val="7"/>
+                <w:numId w:val="8"/>
               </w:numPr>
               <w:pBdr>
                 <w:top w:space="0" w:sz="0" w:val="nil"/>
@@ -751,7 +751,7 @@
               <w:widowControl w:val="1"/>
               <w:numPr>
                 <w:ilvl w:val="0"/>
-                <w:numId w:val="7"/>
+                <w:numId w:val="8"/>
               </w:numPr>
               <w:pBdr>
                 <w:top w:space="0" w:sz="0" w:val="nil"/>
@@ -880,7 +880,7 @@
         <w:widowControl w:val="1"/>
         <w:numPr>
           <w:ilvl w:val="0"/>
-          <w:numId w:val="7"/>
+          <w:numId w:val="8"/>
         </w:numPr>
         <w:pBdr>
           <w:top w:space="0" w:sz="0" w:val="nil"/>
@@ -955,7 +955,7 @@
         <w:widowControl w:val="1"/>
         <w:numPr>
           <w:ilvl w:val="0"/>
-          <w:numId w:val="7"/>
+          <w:numId w:val="8"/>
         </w:numPr>
         <w:pBdr>
           <w:top w:space="0" w:sz="0" w:val="nil"/>
@@ -1003,7 +1003,7 @@
         <w:widowControl w:val="1"/>
         <w:numPr>
           <w:ilvl w:val="0"/>
-          <w:numId w:val="7"/>
+          <w:numId w:val="8"/>
         </w:numPr>
         <w:pBdr>
           <w:top w:space="0" w:sz="0" w:val="nil"/>
@@ -1051,7 +1051,7 @@
         <w:widowControl w:val="1"/>
         <w:numPr>
           <w:ilvl w:val="0"/>
-          <w:numId w:val="7"/>
+          <w:numId w:val="8"/>
         </w:numPr>
         <w:pBdr>
           <w:top w:space="0" w:sz="0" w:val="nil"/>
@@ -1099,7 +1099,7 @@
         <w:widowControl w:val="1"/>
         <w:numPr>
           <w:ilvl w:val="0"/>
-          <w:numId w:val="7"/>
+          <w:numId w:val="8"/>
         </w:numPr>
         <w:pBdr>
           <w:top w:space="0" w:sz="0" w:val="nil"/>
@@ -1147,7 +1147,7 @@
         <w:widowControl w:val="1"/>
         <w:numPr>
           <w:ilvl w:val="0"/>
-          <w:numId w:val="7"/>
+          <w:numId w:val="8"/>
         </w:numPr>
         <w:pBdr>
           <w:top w:space="0" w:sz="0" w:val="nil"/>
@@ -1195,7 +1195,7 @@
         <w:widowControl w:val="1"/>
         <w:numPr>
           <w:ilvl w:val="0"/>
-          <w:numId w:val="7"/>
+          <w:numId w:val="8"/>
         </w:numPr>
         <w:pBdr>
           <w:top w:space="0" w:sz="0" w:val="nil"/>
@@ -1243,7 +1243,7 @@
         <w:widowControl w:val="1"/>
         <w:numPr>
           <w:ilvl w:val="0"/>
-          <w:numId w:val="7"/>
+          <w:numId w:val="8"/>
         </w:numPr>
         <w:pBdr>
           <w:top w:space="0" w:sz="0" w:val="nil"/>
@@ -1291,7 +1291,7 @@
         <w:widowControl w:val="1"/>
         <w:numPr>
           <w:ilvl w:val="0"/>
-          <w:numId w:val="7"/>
+          <w:numId w:val="8"/>
         </w:numPr>
         <w:pBdr>
           <w:top w:space="0" w:sz="0" w:val="nil"/>
@@ -1466,7 +1466,7 @@
       <w:pPr>
         <w:numPr>
           <w:ilvl w:val="0"/>
-          <w:numId w:val="5"/>
+          <w:numId w:val="6"/>
         </w:numPr>
         <w:spacing w:after="0" w:afterAutospacing="0" w:line="252.00000000000003" w:lineRule="auto"/>
         <w:ind w:left="720" w:hanging="360"/>
@@ -1500,7 +1500,7 @@
       <w:pPr>
         <w:numPr>
           <w:ilvl w:val="0"/>
-          <w:numId w:val="5"/>
+          <w:numId w:val="6"/>
         </w:numPr>
         <w:spacing w:after="0" w:afterAutospacing="0" w:line="259" w:lineRule="auto"/>
         <w:ind w:left="720" w:hanging="360"/>
@@ -1541,560 +1541,6 @@
           <w:rtl w:val="0"/>
         </w:rPr>
         <w:t xml:space="preserve">. </w:t>
-      </w:r>
-    </w:p>
-    <w:p>
-      <w:pPr>
-        <w:numPr>
-          <w:ilvl w:val="0"/>
-          <w:numId w:val="5"/>
-        </w:numPr>
-        <w:spacing w:after="0" w:afterAutospacing="0" w:line="259" w:lineRule="auto"/>
-        <w:ind w:left="720" w:hanging="360"/>
-        <w:rPr>
-          <w:u w:val="none"/>
-        </w:rPr>
-      </w:pPr>
-      <w:r>
-        <w:rPr>
-          <w:rtl w:val="0"/>
-        </w:rPr>
-        <w:t xml:space="preserve">Implemented </w:t>
-      </w:r>
-      <w:r>
-        <w:rPr>
-          <w:b w:val="1"/>
-          <w:bCs w:val="1"/>
-          <w:rtl w:val="0"/>
-        </w:rPr>
-        <w:t xml:space="preserve">Tally integration</w:t>
-      </w:r>
-      <w:r>
-        <w:rPr>
-          <w:rtl w:val="0"/>
-        </w:rPr>
-        <w:t xml:space="preserve"> using XML-based communication to exchange financial and accounting data between the School ERP and Tally. </w:t>
-      </w:r>
-      <w:r>
-        <w:rPr>
-          <w:rtl w:val="0"/>
-        </w:rPr>
-      </w:r>
-    </w:p>
-    <w:p>
-      <w:pPr>
-        <w:numPr>
-          <w:ilvl w:val="0"/>
-          <w:numId w:val="5"/>
-        </w:numPr>
-        <w:spacing w:after="0" w:afterAutospacing="0" w:line="259" w:lineRule="auto"/>
-        <w:ind w:left="720" w:hanging="360"/>
-        <w:rPr>
-          <w:u w:val="none"/>
-        </w:rPr>
-      </w:pPr>
-      <w:r>
-        <w:rPr>
-          <w:rtl w:val="0"/>
-        </w:rPr>
-        <w:t xml:space="preserve">Integrated </w:t>
-      </w:r>
-      <w:r>
-        <w:rPr>
-          <w:b w:val="1"/>
-          <w:bCs w:val="1"/>
-          <w:rtl w:val="0"/>
-        </w:rPr>
-        <w:t xml:space="preserve">Firebase Cloud Messaging (FCM)</w:t>
-      </w:r>
-      <w:r>
-        <w:rPr>
-          <w:rtl w:val="0"/>
-        </w:rPr>
-        <w:t xml:space="preserve"> to implement web push notifications, including notification token management and service-worker integration. </w:t>
-      </w:r>
-    </w:p>
-    <w:p>
-      <w:pPr>
-        <w:numPr>
-          <w:ilvl w:val="0"/>
-          <w:numId w:val="5"/>
-        </w:numPr>
-        <w:spacing w:after="0" w:afterAutospacing="0" w:line="259" w:lineRule="auto"/>
-        <w:ind w:left="720" w:hanging="360"/>
-        <w:rPr>
-          <w:u w:val="none"/>
-        </w:rPr>
-      </w:pPr>
-      <w:r>
-        <w:rPr>
-          <w:rtl w:val="0"/>
-        </w:rPr>
-        <w:t xml:space="preserve">Integrated </w:t>
-      </w:r>
-      <w:r>
-        <w:rPr>
-          <w:b w:val="1"/>
-          <w:bCs w:val="1"/>
-          <w:rtl w:val="0"/>
-        </w:rPr>
-        <w:t xml:space="preserve">Google Maps and Google Places APIs</w:t>
-      </w:r>
-      <w:r>
-        <w:rPr>
-          <w:rtl w:val="0"/>
-        </w:rPr>
-        <w:t xml:space="preserve"> for location search, place autocomplete, current-location handling, and location-based functionality. </w:t>
-      </w:r>
-    </w:p>
-    <w:p>
-      <w:pPr>
-        <w:numPr>
-          <w:ilvl w:val="0"/>
-          <w:numId w:val="5"/>
-        </w:numPr>
-        <w:spacing w:after="0" w:afterAutospacing="0" w:line="259" w:lineRule="auto"/>
-        <w:ind w:left="720" w:hanging="360"/>
-        <w:rPr>
-          <w:u w:val="none"/>
-        </w:rPr>
-      </w:pPr>
-      <w:r>
-        <w:rPr>
-          <w:rtl w:val="0"/>
-        </w:rPr>
-        <w:t xml:space="preserve">Integrated </w:t>
-      </w:r>
-      <w:r>
-        <w:rPr>
-          <w:b w:val="1"/>
-          <w:bCs w:val="1"/>
-          <w:rtl w:val="0"/>
-        </w:rPr>
-        <w:t xml:space="preserve">Twilio SMS</w:t>
-      </w:r>
-      <w:r>
-        <w:rPr>
-          <w:rtl w:val="0"/>
-        </w:rPr>
-        <w:t xml:space="preserve"> for sending application-based SMS notifications and communication.</w:t>
-      </w:r>
-      <w:r>
-        <w:rPr>
-          <w:rtl w:val="0"/>
-        </w:rPr>
-      </w:r>
-    </w:p>
-    <w:p>
-      <w:pPr>
-        <w:numPr>
-          <w:ilvl w:val="0"/>
-          <w:numId w:val="5"/>
-        </w:numPr>
-        <w:spacing w:after="0" w:afterAutospacing="0" w:line="259" w:lineRule="auto"/>
-        <w:ind w:left="720" w:hanging="360"/>
-        <w:rPr>
-          <w:u w:val="none"/>
-        </w:rPr>
-      </w:pPr>
-      <w:r>
-        <w:rPr>
-          <w:b w:val="1"/>
-          <w:bCs w:val="1"/>
-          <w:rtl w:val="0"/>
-        </w:rPr>
-        <w:t xml:space="preserve">AJAX-based API Integration</w:t>
-      </w:r>
-      <w:r>
-        <w:rPr>
-          <w:rtl w:val="0"/>
-        </w:rPr>
-        <w:t xml:space="preserve"> – Implemented asynchronous frontend/backend communication using </w:t>
-      </w:r>
-      <w:r>
-        <w:rPr>
-          <w:b w:val="1"/>
-          <w:bCs w:val="1"/>
-          <w:rtl w:val="0"/>
-        </w:rPr>
-        <w:t xml:space="preserve">jQuery AJAX</w:t>
-      </w:r>
-      <w:r>
-        <w:rPr>
-          <w:rtl w:val="0"/>
-        </w:rPr>
-        <w:t xml:space="preserve"> for ERP operations, searches, updates, and form submissions.</w:t>
-      </w:r>
-    </w:p>
-    <w:p>
-      <w:pPr>
-        <w:numPr>
-          <w:ilvl w:val="0"/>
-          <w:numId w:val="5"/>
-        </w:numPr>
-        <w:spacing w:after="0" w:afterAutospacing="0" w:line="259" w:lineRule="auto"/>
-        <w:ind w:left="720" w:hanging="360"/>
-        <w:rPr>
-          <w:u w:val="none"/>
-        </w:rPr>
-      </w:pPr>
-      <w:r>
-        <w:rPr>
-          <w:rtl w:val="0"/>
-        </w:rPr>
-        <w:t xml:space="preserve">Implemented </w:t>
-      </w:r>
-      <w:r>
-        <w:rPr>
-          <w:b w:val="1"/>
-          <w:bCs w:val="1"/>
-          <w:rtl w:val="0"/>
-        </w:rPr>
-        <w:t xml:space="preserve">AJAX-based operations</w:t>
-      </w:r>
-      <w:r>
-        <w:rPr>
-          <w:rtl w:val="0"/>
-        </w:rPr>
-        <w:t xml:space="preserve"> for dynamic data loading, searching, filtering, form submissions, updates, and CRUD operations without full-page refreshes.</w:t>
-      </w:r>
-    </w:p>
-    <w:p>
-      <w:pPr>
-        <w:numPr>
-          <w:ilvl w:val="0"/>
-          <w:numId w:val="5"/>
-        </w:numPr>
-        <w:spacing w:after="0" w:afterAutospacing="0" w:line="259" w:lineRule="auto"/>
-        <w:ind w:left="720" w:hanging="360"/>
-        <w:rPr>
-          <w:u w:val="none"/>
-        </w:rPr>
-      </w:pPr>
-      <w:r>
-        <w:rPr>
-          <w:rtl w:val="0"/>
-        </w:rPr>
-        <w:t xml:space="preserve">Developed and maintained </w:t>
-      </w:r>
-      <w:r>
-        <w:rPr>
-          <w:b w:val="1"/>
-          <w:bCs w:val="1"/>
-          <w:rtl w:val="0"/>
-        </w:rPr>
-        <w:t xml:space="preserve">financial modules and reports</w:t>
-      </w:r>
-      <w:r>
-        <w:rPr>
-          <w:rtl w:val="0"/>
-        </w:rPr>
-        <w:t xml:space="preserve">, including Loan Amount, Bank Expenditure, Free Transactions, Concession Requests, and Profit &amp; Loss reporting.</w:t>
-      </w:r>
-    </w:p>
-    <w:p>
-      <w:pPr>
-        <w:numPr>
-          <w:ilvl w:val="0"/>
-          <w:numId w:val="5"/>
-        </w:numPr>
-        <w:spacing w:after="0" w:afterAutospacing="0" w:line="259" w:lineRule="auto"/>
-        <w:ind w:left="720" w:hanging="360"/>
-        <w:rPr>
-          <w:u w:val="none"/>
-        </w:rPr>
-      </w:pPr>
-      <w:r>
-        <w:rPr>
-          <w:rtl w:val="0"/>
-        </w:rPr>
-        <w:t xml:space="preserve">Implemented </w:t>
-      </w:r>
-      <w:r>
-        <w:rPr>
-          <w:b w:val="1"/>
-          <w:bCs w:val="1"/>
-          <w:rtl w:val="0"/>
-        </w:rPr>
-        <w:t xml:space="preserve">server-side validation and business logic</w:t>
-      </w:r>
-      <w:r>
-        <w:rPr>
-          <w:rtl w:val="0"/>
-        </w:rPr>
-        <w:t xml:space="preserve"> for financial transactions, payment modes, phone numbers, OTP status, bank accounts, and other ERP operations.</w:t>
-      </w:r>
-    </w:p>
-    <w:p>
-      <w:pPr>
-        <w:numPr>
-          <w:ilvl w:val="0"/>
-          <w:numId w:val="5"/>
-        </w:numPr>
-        <w:spacing w:after="0" w:afterAutospacing="0" w:line="259" w:lineRule="auto"/>
-        <w:ind w:left="720" w:hanging="360"/>
-        <w:rPr>
-          <w:u w:val="none"/>
-        </w:rPr>
-      </w:pPr>
-      <w:r>
-        <w:rPr>
-          <w:rtl w:val="0"/>
-        </w:rPr>
-        <w:t xml:space="preserve">Worked extensively with </w:t>
-      </w:r>
-      <w:r>
-        <w:rPr>
-          <w:b w:val="1"/>
-          <w:bCs w:val="1"/>
-          <w:rtl w:val="0"/>
-        </w:rPr>
-        <w:t xml:space="preserve">MySQL</w:t>
-      </w:r>
-      <w:r>
-        <w:rPr>
-          <w:rtl w:val="0"/>
-        </w:rPr>
-        <w:t xml:space="preserve"> for database design, queries, joins, data processing, updates, and table modifications.</w:t>
-      </w:r>
-    </w:p>
-    <w:p>
-      <w:pPr>
-        <w:numPr>
-          <w:ilvl w:val="0"/>
-          <w:numId w:val="5"/>
-        </w:numPr>
-        <w:spacing w:after="0" w:afterAutospacing="0" w:line="259" w:lineRule="auto"/>
-        <w:ind w:left="720" w:hanging="360"/>
-        <w:rPr>
-          <w:u w:val="none"/>
-        </w:rPr>
-      </w:pPr>
-      <w:r>
-        <w:rPr>
-          <w:rtl w:val="0"/>
-        </w:rPr>
-        <w:t xml:space="preserve">Integrated and supported </w:t>
-      </w:r>
-      <w:r>
-        <w:rPr>
-          <w:b w:val="1"/>
-          <w:bCs w:val="1"/>
-          <w:rtl w:val="0"/>
-        </w:rPr>
-        <w:t xml:space="preserve">RFID/Biometric-based attendance functionality</w:t>
-      </w:r>
-      <w:r>
-        <w:rPr>
-          <w:rtl w:val="0"/>
-        </w:rPr>
-        <w:t xml:space="preserve"> for managing staff/student attendance records.</w:t>
-      </w:r>
-    </w:p>
-    <w:p>
-      <w:pPr>
-        <w:numPr>
-          <w:ilvl w:val="0"/>
-          <w:numId w:val="5"/>
-        </w:numPr>
-        <w:spacing w:after="0" w:afterAutospacing="0" w:line="259" w:lineRule="auto"/>
-        <w:ind w:left="720" w:hanging="360"/>
-        <w:rPr>
-          <w:u w:val="none"/>
-        </w:rPr>
-      </w:pPr>
-      <w:r>
-        <w:rPr>
-          <w:rtl w:val="0"/>
-        </w:rPr>
-        <w:t xml:space="preserve">Developed interactive </w:t>
-      </w:r>
-      <w:r>
-        <w:rPr>
-          <w:b w:val="1"/>
-          <w:bCs w:val="1"/>
-          <w:rtl w:val="0"/>
-        </w:rPr>
-        <w:t xml:space="preserve">dashboards and reports</w:t>
-      </w:r>
-      <w:r>
-        <w:rPr>
-          <w:rtl w:val="0"/>
-        </w:rPr>
-        <w:t xml:space="preserve"> using DataTables and dynamic AJAX-based data processing.</w:t>
-      </w:r>
-    </w:p>
-    <w:p>
-      <w:pPr>
-        <w:numPr>
-          <w:ilvl w:val="0"/>
-          <w:numId w:val="5"/>
-        </w:numPr>
-        <w:spacing w:after="0" w:afterAutospacing="0" w:line="259" w:lineRule="auto"/>
-        <w:ind w:left="720" w:hanging="360"/>
-        <w:rPr>
-          <w:u w:val="none"/>
-        </w:rPr>
-      </w:pPr>
-      <w:r>
-        <w:rPr>
-          <w:rtl w:val="0"/>
-        </w:rPr>
-        <w:t xml:space="preserve">Investigated and resolved application issues related to </w:t>
-      </w:r>
-      <w:r>
-        <w:rPr>
-          <w:b w:val="1"/>
-          <w:bCs w:val="1"/>
-          <w:rtl w:val="0"/>
-        </w:rPr>
-        <w:t xml:space="preserve">database operations, transaction processing, dashboard counts, timestamps, notifications, and module-specific business logic</w:t>
-      </w:r>
-      <w:r>
-        <w:rPr>
-          <w:rtl w:val="0"/>
-        </w:rPr>
-        <w:t xml:space="preserve">.</w:t>
-      </w:r>
-    </w:p>
-    <w:p>
-      <w:pPr>
-        <w:numPr>
-          <w:ilvl w:val="0"/>
-          <w:numId w:val="5"/>
-        </w:numPr>
-        <w:spacing w:after="0" w:afterAutospacing="0" w:line="259" w:lineRule="auto"/>
-        <w:ind w:left="720" w:hanging="360"/>
-        <w:rPr>
-          <w:u w:val="none"/>
-        </w:rPr>
-      </w:pPr>
-      <w:r>
-        <w:rPr>
-          <w:rtl w:val="0"/>
-        </w:rPr>
-        <w:t xml:space="preserve">Worked closely with business requirements to implement new features, modify existing functionality, troubleshoot production issues, and improve overall ERP operations.</w:t>
-      </w:r>
-    </w:p>
-    <w:p>
-      <w:pPr>
-        <w:numPr>
-          <w:ilvl w:val="0"/>
-          <w:numId w:val="5"/>
-        </w:numPr>
-        <w:spacing w:after="20" w:line="259" w:lineRule="auto"/>
-        <w:ind w:left="720" w:hanging="360"/>
-        <w:rPr>
-          <w:u w:val="none"/>
-        </w:rPr>
-      </w:pPr>
-      <w:r>
-        <w:rPr>
-          <w:rtl w:val="0"/>
-        </w:rPr>
-        <w:t xml:space="preserve">Followed </w:t>
-      </w:r>
-      <w:r>
-        <w:rPr>
-          <w:b w:val="1"/>
-          <w:bCs w:val="1"/>
-          <w:rtl w:val="0"/>
-        </w:rPr>
-        <w:t xml:space="preserve">CodeIgniter 4 MVC architecture</w:t>
-      </w:r>
-      <w:r>
-        <w:rPr>
-          <w:rtl w:val="0"/>
-        </w:rPr>
-        <w:t xml:space="preserve">, working with Controllers, Models, Libraries, Helpers, Routes, and database layers</w:t>
-      </w:r>
-    </w:p>
-    <w:p>
-      <w:pPr>
-        <w:spacing w:after="20" w:line="259" w:lineRule="auto"/>
-        <w:ind w:left="720" w:firstLine="0"/>
-        <w:rPr/>
-      </w:pPr>
-      <w:r>
-        <w:rPr>
-          <w:rtl w:val="0"/>
-        </w:rPr>
-      </w:r>
-    </w:p>
-    <w:p>
-      <w:pPr>
-        <w:spacing w:line="240" w:lineRule="auto"/>
-        <w:rPr>
-          <w:b w:val="1"/>
-          <w:bCs w:val="1"/>
-        </w:rPr>
-      </w:pPr>
-      <w:r>
-        <w:rPr>
-          <w:b w:val="1"/>
-          <w:bCs w:val="1"/>
-          <w:rtl w:val="0"/>
-        </w:rPr>
-        <w:t xml:space="preserve">Key Features:</w:t>
-      </w:r>
-    </w:p>
-    <w:p>
-      <w:pPr>
-        <w:rPr/>
-      </w:pPr>
-      <w:r>
-        <w:rPr>
-          <w:rtl w:val="0"/>
-        </w:rPr>
-        <w:t xml:space="preserve">Student &amp; Staff Management · Student Admission &amp; Enrollment · Fee Collection &amp; Payment Management · Loan Management · Bank Expenditure Management · Concession Management · Attendance Management · RFID/Biometric Attendance · Tally Integration · Firebase Push Notifications · SMS Integration · OTP Authentication · Branch Management &amp; Dashboard · Financial &amp; Collection Reports · Profit &amp; Loss Reports · AJAX-Based Operations · DataTables &amp; Dynamic Reports · Role-Based Access Control · Admin Panel · MySQL Database Management </w:t>
-      </w:r>
-    </w:p>
-    <w:p>
-      <w:pPr>
-        <w:spacing w:after="20" w:line="259" w:lineRule="auto"/>
-        <w:ind w:left="720" w:firstLine="0"/>
-        <w:rPr/>
-      </w:pPr>
-      <w:r>
-        <w:rPr>
-          <w:rtl w:val="0"/>
-        </w:rPr>
-        <w:t xml:space="preserve">.</w:t>
-      </w:r>
-    </w:p>
-    <w:p>
-      <w:pPr>
-        <w:pStyle w:val="Heading2"/>
-        <w:spacing w:after="20" w:line="259" w:lineRule="auto"/>
-        <w:rPr>
-          <w:color w:val="000000"/>
-          <w:sz w:val="20"/>
-          <w:szCs w:val="20"/>
-        </w:rPr>
-      </w:pPr>
-      <w:bookmarkStart w:colFirst="0" w:colLast="0" w:name="_heading=h.1b1srnhi5vzl" w:id="0"/>
-      <w:bookmarkEnd w:id="0"/>
-      <w:r>
-        <w:rPr>
-          <w:sz w:val="20"/>
-          <w:szCs w:val="20"/>
-          <w:rtl w:val="0"/>
-        </w:rPr>
-        <w:t xml:space="preserve"> </w:t>
-      </w:r>
-      <w:r>
-        <w:rPr>
-          <w:color w:val="222222"/>
-          <w:sz w:val="21"/>
-          <w:szCs w:val="21"/>
-          <w:rtl w:val="0"/>
-        </w:rPr>
-        <w:t xml:space="preserve">Infowealth — Hostel Discovery App &amp; Admin</w:t>
-      </w:r>
-      <w:r>
-        <w:rPr>
-          <w:rtl w:val="0"/>
-        </w:rPr>
       </w:r>
     </w:p>
     <w:p>
@@ -2103,26 +1549,36 @@
           <w:ilvl w:val="0"/>
           <w:numId w:val="6"/>
         </w:numPr>
-        <w:spacing w:after="0" w:afterAutospacing="0"/>
+        <w:spacing w:after="0" w:afterAutospacing="0" w:line="259" w:lineRule="auto"/>
         <w:ind w:left="720" w:hanging="360"/>
-        <w:jc w:val="both"/>
         <w:rPr>
           <w:u w:val="none"/>
         </w:rPr>
       </w:pPr>
+      <w:r>
+        <w:rPr>
+          <w:rtl w:val="0"/>
+        </w:rPr>
+        <w:t xml:space="preserve">Implemented </w:t>
+      </w:r>
       <w:r>
         <w:rPr>
           <w:b w:val="1"/>
           <w:bCs w:val="1"/>
           <w:rtl w:val="0"/>
         </w:rPr>
-        <w:t xml:space="preserve">Technologies: </w:t>
-      </w:r>
-      <w:r>
-        <w:rPr>
-          <w:rtl w:val="0"/>
-        </w:rPr>
-        <w:t xml:space="preserve">CodeIgniter 4, MySQL, JavaScript, jQuery, AJAX, Google Maps API, Google Places API, Bootstrap </w:t>
+        <w:t xml:space="preserve">Tally integration</w:t>
+      </w:r>
+      <w:r>
+        <w:rPr>
+          <w:rtl w:val="0"/>
+        </w:rPr>
+        <w:t xml:space="preserve"> using XML-based communication to exchange financial and accounting data between the School ERP and Tally. </w:t>
+      </w:r>
+      <w:r>
+        <w:rPr>
+          <w:rtl w:val="0"/>
+        </w:rPr>
       </w:r>
     </w:p>
     <w:p>
@@ -2131,9 +1587,8 @@
           <w:ilvl w:val="0"/>
           <w:numId w:val="6"/>
         </w:numPr>
-        <w:spacing w:after="0" w:afterAutospacing="0"/>
+        <w:spacing w:after="0" w:afterAutospacing="0" w:line="259" w:lineRule="auto"/>
         <w:ind w:left="720" w:hanging="360"/>
-        <w:jc w:val="both"/>
         <w:rPr>
           <w:u w:val="none"/>
         </w:rPr>
@@ -2142,7 +1597,7 @@
         <w:rPr>
           <w:rtl w:val="0"/>
         </w:rPr>
-        <w:t xml:space="preserve">Developed a </w:t>
+        <w:t xml:space="preserve">Integrated </w:t>
       </w:r>
       <w:r>
         <w:rPr>
@@ -2150,13 +1605,13 @@
           <w:bCs w:val="1"/>
           <w:rtl w:val="0"/>
         </w:rPr>
-        <w:t xml:space="preserve">location-based hostel discovery web application</w:t>
-      </w:r>
-      <w:r>
-        <w:rPr>
-          <w:rtl w:val="0"/>
-        </w:rPr>
-        <w:t xml:space="preserve"> using PHP, CodeIgniter 4, MySQL, JavaScript, jQuery, AJAX, and Google Maps APIs.</w:t>
+        <w:t xml:space="preserve">Firebase Cloud Messaging (FCM)</w:t>
+      </w:r>
+      <w:r>
+        <w:rPr>
+          <w:rtl w:val="0"/>
+        </w:rPr>
+        <w:t xml:space="preserve"> to implement web push notifications, including notification token management and service-worker integration. </w:t>
       </w:r>
     </w:p>
     <w:p>
@@ -2165,9 +1620,8 @@
           <w:ilvl w:val="0"/>
           <w:numId w:val="6"/>
         </w:numPr>
-        <w:spacing w:after="0" w:afterAutospacing="0"/>
+        <w:spacing w:after="0" w:afterAutospacing="0" w:line="259" w:lineRule="auto"/>
         <w:ind w:left="720" w:hanging="360"/>
-        <w:jc w:val="both"/>
         <w:rPr>
           <w:u w:val="none"/>
         </w:rPr>
@@ -2176,7 +1630,7 @@
         <w:rPr>
           <w:rtl w:val="0"/>
         </w:rPr>
-        <w:t xml:space="preserve">Implemented </w:t>
+        <w:t xml:space="preserve">Integrated </w:t>
       </w:r>
       <w:r>
         <w:rPr>
@@ -2184,13 +1638,13 @@
           <w:bCs w:val="1"/>
           <w:rtl w:val="0"/>
         </w:rPr>
-        <w:t xml:space="preserve">mobile number authentication with OTP verification</w:t>
-      </w:r>
-      <w:r>
-        <w:rPr>
-          <w:rtl w:val="0"/>
-        </w:rPr>
-        <w:t xml:space="preserve">, allowing users to securely register and log in using their mobile numbers.</w:t>
+        <w:t xml:space="preserve">Google Maps and Google Places APIs</w:t>
+      </w:r>
+      <w:r>
+        <w:rPr>
+          <w:rtl w:val="0"/>
+        </w:rPr>
+        <w:t xml:space="preserve"> for location search, place autocomplete, current-location handling, and location-based functionality. </w:t>
       </w:r>
     </w:p>
     <w:p>
@@ -2199,9 +1653,8 @@
           <w:ilvl w:val="0"/>
           <w:numId w:val="6"/>
         </w:numPr>
-        <w:spacing w:after="0" w:afterAutospacing="0"/>
+        <w:spacing w:after="0" w:afterAutospacing="0" w:line="259" w:lineRule="auto"/>
         <w:ind w:left="720" w:hanging="360"/>
-        <w:jc w:val="both"/>
         <w:rPr>
           <w:u w:val="none"/>
         </w:rPr>
@@ -2210,7 +1663,7 @@
         <w:rPr>
           <w:rtl w:val="0"/>
         </w:rPr>
-        <w:t xml:space="preserve">Developed </w:t>
+        <w:t xml:space="preserve">Integrated </w:t>
       </w:r>
       <w:r>
         <w:rPr>
@@ -2218,13 +1671,18 @@
           <w:bCs w:val="1"/>
           <w:rtl w:val="0"/>
         </w:rPr>
-        <w:t xml:space="preserve">location-based hostel search functionality</w:t>
-      </w:r>
-      <w:r>
-        <w:rPr>
-          <w:rtl w:val="0"/>
-        </w:rPr>
-        <w:t xml:space="preserve"> to find hostels around the user's current location.</w:t>
+        <w:t xml:space="preserve">Twilio SMS</w:t>
+      </w:r>
+      <w:r>
+        <w:rPr>
+          <w:rtl w:val="0"/>
+        </w:rPr>
+        <w:t xml:space="preserve"> for sending application-based SMS notifications and communication.</w:t>
+      </w:r>
+      <w:r>
+        <w:rPr>
+          <w:rtl w:val="0"/>
+        </w:rPr>
       </w:r>
     </w:p>
     <w:p>
@@ -2233,32 +1691,39 @@
           <w:ilvl w:val="0"/>
           <w:numId w:val="6"/>
         </w:numPr>
-        <w:spacing w:after="0" w:afterAutospacing="0"/>
+        <w:spacing w:after="0" w:afterAutospacing="0" w:line="259" w:lineRule="auto"/>
         <w:ind w:left="720" w:hanging="360"/>
-        <w:jc w:val="both"/>
         <w:rPr>
           <w:u w:val="none"/>
         </w:rPr>
       </w:pPr>
-      <w:r>
-        <w:rPr>
-          <w:rtl w:val="0"/>
-        </w:rPr>
-        <w:t xml:space="preserve">Implemented </w:t>
-      </w:r>
       <w:r>
         <w:rPr>
           <w:b w:val="1"/>
           <w:bCs w:val="1"/>
           <w:rtl w:val="0"/>
         </w:rPr>
-        <w:t xml:space="preserve">distance calculation</w:t>
-      </w:r>
-      <w:r>
-        <w:rPr>
-          <w:rtl w:val="0"/>
-        </w:rPr>
-        <w:t xml:space="preserve"> to display the approximate distance between the user's location and nearby hostels.</w:t>
+        <w:t xml:space="preserve">AJAX-based API Integration</w:t>
+      </w:r>
+      <w:r>
+        <w:rPr>
+          <w:rtl w:val="0"/>
+        </w:rPr>
+        <w:t xml:space="preserve"> – Implemented asynchronous frontend/backend communication using </w:t>
+      </w:r>
+      <w:r>
+        <w:rPr>
+          <w:b w:val="1"/>
+          <w:bCs w:val="1"/>
+          <w:rtl w:val="0"/>
+        </w:rPr>
+        <w:t xml:space="preserve">jQuery AJAX</w:t>
+      </w:r>
+      <w:r>
+        <w:rPr>
+          <w:rtl w:val="0"/>
+        </w:rPr>
+        <w:t xml:space="preserve"> for ERP operations, searches, updates, and form submissions.</w:t>
       </w:r>
     </w:p>
     <w:p>
@@ -2267,9 +1732,8 @@
           <w:ilvl w:val="0"/>
           <w:numId w:val="6"/>
         </w:numPr>
-        <w:spacing w:after="0" w:afterAutospacing="0"/>
+        <w:spacing w:after="0" w:afterAutospacing="0" w:line="259" w:lineRule="auto"/>
         <w:ind w:left="720" w:hanging="360"/>
-        <w:jc w:val="both"/>
         <w:rPr>
           <w:u w:val="none"/>
         </w:rPr>
@@ -2278,7 +1742,7 @@
         <w:rPr>
           <w:rtl w:val="0"/>
         </w:rPr>
-        <w:t xml:space="preserve">Integrated </w:t>
+        <w:t xml:space="preserve">Implemented </w:t>
       </w:r>
       <w:r>
         <w:rPr>
@@ -2286,13 +1750,13 @@
           <w:bCs w:val="1"/>
           <w:rtl w:val="0"/>
         </w:rPr>
-        <w:t xml:space="preserve">Google Maps</w:t>
-      </w:r>
-      <w:r>
-        <w:rPr>
-          <w:rtl w:val="0"/>
-        </w:rPr>
-        <w:t xml:space="preserve"> to display hostel locations using latitude and longitude coordinates.</w:t>
+        <w:t xml:space="preserve">AJAX-based operations</w:t>
+      </w:r>
+      <w:r>
+        <w:rPr>
+          <w:rtl w:val="0"/>
+        </w:rPr>
+        <w:t xml:space="preserve"> for dynamic data loading, searching, filtering, form submissions, updates, and CRUD operations without full-page refreshes.</w:t>
       </w:r>
     </w:p>
     <w:p>
@@ -2301,9 +1765,8 @@
           <w:ilvl w:val="0"/>
           <w:numId w:val="6"/>
         </w:numPr>
-        <w:spacing w:after="0" w:afterAutospacing="0"/>
+        <w:spacing w:after="0" w:afterAutospacing="0" w:line="259" w:lineRule="auto"/>
         <w:ind w:left="720" w:hanging="360"/>
-        <w:jc w:val="both"/>
         <w:rPr>
           <w:u w:val="none"/>
         </w:rPr>
@@ -2312,7 +1775,7 @@
         <w:rPr>
           <w:rtl w:val="0"/>
         </w:rPr>
-        <w:t xml:space="preserve">Implemented </w:t>
+        <w:t xml:space="preserve">Developed and maintained </w:t>
       </w:r>
       <w:r>
         <w:rPr>
@@ -2320,13 +1783,13 @@
           <w:bCs w:val="1"/>
           <w:rtl w:val="0"/>
         </w:rPr>
-        <w:t xml:space="preserve">route navigation functionality</w:t>
-      </w:r>
-      <w:r>
-        <w:rPr>
-          <w:rtl w:val="0"/>
-        </w:rPr>
-        <w:t xml:space="preserve"> to provide directions from the user's current location to the selected hostel.</w:t>
+        <w:t xml:space="preserve">financial modules and reports</w:t>
+      </w:r>
+      <w:r>
+        <w:rPr>
+          <w:rtl w:val="0"/>
+        </w:rPr>
+        <w:t xml:space="preserve">, including Loan Amount, Bank Expenditure, Free Transactions, Concession Requests, and Profit &amp; Loss reporting.</w:t>
       </w:r>
     </w:p>
     <w:p>
@@ -2335,9 +1798,8 @@
           <w:ilvl w:val="0"/>
           <w:numId w:val="6"/>
         </w:numPr>
-        <w:spacing w:after="0" w:afterAutospacing="0"/>
+        <w:spacing w:after="0" w:afterAutospacing="0" w:line="259" w:lineRule="auto"/>
         <w:ind w:left="720" w:hanging="360"/>
-        <w:jc w:val="both"/>
         <w:rPr>
           <w:u w:val="none"/>
         </w:rPr>
@@ -2346,7 +1808,7 @@
         <w:rPr>
           <w:rtl w:val="0"/>
         </w:rPr>
-        <w:t xml:space="preserve">Developed an </w:t>
+        <w:t xml:space="preserve">Implemented </w:t>
       </w:r>
       <w:r>
         <w:rPr>
@@ -2354,13 +1816,13 @@
           <w:bCs w:val="1"/>
           <w:rtl w:val="0"/>
         </w:rPr>
-        <w:t xml:space="preserve">admin panel</w:t>
-      </w:r>
-      <w:r>
-        <w:rPr>
-          <w:rtl w:val="0"/>
-        </w:rPr>
-        <w:t xml:space="preserve"> for adding and managing hostel information, including hostel details, address, contact information, owner details, and geographical coordinates.</w:t>
+        <w:t xml:space="preserve">server-side validation and business logic</w:t>
+      </w:r>
+      <w:r>
+        <w:rPr>
+          <w:rtl w:val="0"/>
+        </w:rPr>
+        <w:t xml:space="preserve"> for financial transactions, payment modes, phone numbers, OTP status, bank accounts, and other ERP operations.</w:t>
       </w:r>
     </w:p>
     <w:p>
@@ -2369,9 +1831,8 @@
           <w:ilvl w:val="0"/>
           <w:numId w:val="6"/>
         </w:numPr>
-        <w:spacing w:after="0" w:afterAutospacing="0"/>
+        <w:spacing w:after="0" w:afterAutospacing="0" w:line="259" w:lineRule="auto"/>
         <w:ind w:left="720" w:hanging="360"/>
-        <w:jc w:val="both"/>
         <w:rPr>
           <w:u w:val="none"/>
         </w:rPr>
@@ -2380,7 +1841,7 @@
         <w:rPr>
           <w:rtl w:val="0"/>
         </w:rPr>
-        <w:t xml:space="preserve">Implemented </w:t>
+        <w:t xml:space="preserve">Worked extensively with </w:t>
       </w:r>
       <w:r>
         <w:rPr>
@@ -2388,13 +1849,13 @@
           <w:bCs w:val="1"/>
           <w:rtl w:val="0"/>
         </w:rPr>
-        <w:t xml:space="preserve">hostel listing and search functionality</w:t>
-      </w:r>
-      <w:r>
-        <w:rPr>
-          <w:rtl w:val="0"/>
-        </w:rPr>
-        <w:t xml:space="preserve"> with location-based filtering and dynamic data loading using AJAX.</w:t>
+        <w:t xml:space="preserve">MySQL</w:t>
+      </w:r>
+      <w:r>
+        <w:rPr>
+          <w:rtl w:val="0"/>
+        </w:rPr>
+        <w:t xml:space="preserve"> for database design, queries, joins, data processing, updates, and table modifications.</w:t>
       </w:r>
     </w:p>
     <w:p>
@@ -2403,9 +1864,8 @@
           <w:ilvl w:val="0"/>
           <w:numId w:val="6"/>
         </w:numPr>
-        <w:spacing w:after="0" w:afterAutospacing="0"/>
+        <w:spacing w:after="0" w:afterAutospacing="0" w:line="259" w:lineRule="auto"/>
         <w:ind w:left="720" w:hanging="360"/>
-        <w:jc w:val="both"/>
         <w:rPr>
           <w:u w:val="none"/>
         </w:rPr>
@@ -2414,7 +1874,7 @@
         <w:rPr>
           <w:rtl w:val="0"/>
         </w:rPr>
-        <w:t xml:space="preserve">Developed a separate </w:t>
+        <w:t xml:space="preserve">Integrated and supported </w:t>
       </w:r>
       <w:r>
         <w:rPr>
@@ -2422,13 +1882,13 @@
           <w:bCs w:val="1"/>
           <w:rtl w:val="0"/>
         </w:rPr>
-        <w:t xml:space="preserve">Hostel Owner application/portal</w:t>
-      </w:r>
-      <w:r>
-        <w:rPr>
-          <w:rtl w:val="0"/>
-        </w:rPr>
-        <w:t xml:space="preserve">, allowing owners to log in and manage their assigned hostel information.</w:t>
+        <w:t xml:space="preserve">RFID/Biometric-based attendance functionality</w:t>
+      </w:r>
+      <w:r>
+        <w:rPr>
+          <w:rtl w:val="0"/>
+        </w:rPr>
+        <w:t xml:space="preserve"> for managing staff/student attendance records.</w:t>
       </w:r>
     </w:p>
     <w:p>
@@ -2437,9 +1897,8 @@
           <w:ilvl w:val="0"/>
           <w:numId w:val="6"/>
         </w:numPr>
-        <w:spacing w:after="0" w:afterAutospacing="0"/>
+        <w:spacing w:after="0" w:afterAutospacing="0" w:line="259" w:lineRule="auto"/>
         <w:ind w:left="720" w:hanging="360"/>
-        <w:jc w:val="both"/>
         <w:rPr>
           <w:u w:val="none"/>
         </w:rPr>
@@ -2448,7 +1907,7 @@
         <w:rPr>
           <w:rtl w:val="0"/>
         </w:rPr>
-        <w:t xml:space="preserve">Implemented owner-side functionality to </w:t>
+        <w:t xml:space="preserve">Developed interactive </w:t>
       </w:r>
       <w:r>
         <w:rPr>
@@ -2456,13 +1915,13 @@
           <w:bCs w:val="1"/>
           <w:rtl w:val="0"/>
         </w:rPr>
-        <w:t xml:space="preserve">view, add, update, and manage hostel details</w:t>
-      </w:r>
-      <w:r>
-        <w:rPr>
-          <w:rtl w:val="0"/>
-        </w:rPr>
-        <w:t xml:space="preserve"> from the owner application.</w:t>
+        <w:t xml:space="preserve">dashboards and reports</w:t>
+      </w:r>
+      <w:r>
+        <w:rPr>
+          <w:rtl w:val="0"/>
+        </w:rPr>
+        <w:t xml:space="preserve"> using DataTables and dynamic AJAX-based data processing.</w:t>
       </w:r>
     </w:p>
     <w:p>
@@ -2471,9 +1930,8 @@
           <w:ilvl w:val="0"/>
           <w:numId w:val="6"/>
         </w:numPr>
-        <w:spacing w:after="0" w:afterAutospacing="0"/>
+        <w:spacing w:after="0" w:afterAutospacing="0" w:line="259" w:lineRule="auto"/>
         <w:ind w:left="720" w:hanging="360"/>
-        <w:jc w:val="both"/>
         <w:rPr>
           <w:u w:val="none"/>
         </w:rPr>
@@ -2482,7 +1940,7 @@
         <w:rPr>
           <w:rtl w:val="0"/>
         </w:rPr>
-        <w:t xml:space="preserve">Developed backend APIs and database operations to support communication between the </w:t>
+        <w:t xml:space="preserve">Investigated and resolved application issues related to </w:t>
       </w:r>
       <w:r>
         <w:rPr>
@@ -2490,7 +1948,7 @@
           <w:bCs w:val="1"/>
           <w:rtl w:val="0"/>
         </w:rPr>
-        <w:t xml:space="preserve">user application, admin panel, and hostel owner application</w:t>
+        <w:t xml:space="preserve">database operations, transaction processing, dashboard counts, timestamps, notifications, and module-specific business logic</w:t>
       </w:r>
       <w:r>
         <w:rPr>
@@ -2505,9 +1963,8 @@
           <w:ilvl w:val="0"/>
           <w:numId w:val="6"/>
         </w:numPr>
-        <w:spacing w:after="0" w:afterAutospacing="0"/>
+        <w:spacing w:after="0" w:afterAutospacing="0" w:line="259" w:lineRule="auto"/>
         <w:ind w:left="720" w:hanging="360"/>
-        <w:jc w:val="both"/>
         <w:rPr>
           <w:u w:val="none"/>
         </w:rPr>
@@ -2516,21 +1973,7 @@
         <w:rPr>
           <w:rtl w:val="0"/>
         </w:rPr>
-        <w:t xml:space="preserve">Designed and maintained </w:t>
-      </w:r>
-      <w:r>
-        <w:rPr>
-          <w:b w:val="1"/>
-          <w:bCs w:val="1"/>
-          <w:rtl w:val="0"/>
-        </w:rPr>
-        <w:t xml:space="preserve">MySQL database structures and queries</w:t>
-      </w:r>
-      <w:r>
-        <w:rPr>
-          <w:rtl w:val="0"/>
-        </w:rPr>
-        <w:t xml:space="preserve"> for users, hostels, owners, locations, and related application data.</w:t>
+        <w:t xml:space="preserve">Worked closely with business requirements to implement new features, modify existing functionality, troubleshoot production issues, and improve overall ERP operations.</w:t>
       </w:r>
     </w:p>
     <w:p>
@@ -2539,6 +1982,127 @@
           <w:ilvl w:val="0"/>
           <w:numId w:val="6"/>
         </w:numPr>
+        <w:spacing w:after="20" w:line="259" w:lineRule="auto"/>
+        <w:ind w:left="720" w:hanging="360"/>
+        <w:rPr>
+          <w:u w:val="none"/>
+        </w:rPr>
+      </w:pPr>
+      <w:r>
+        <w:rPr>
+          <w:rtl w:val="0"/>
+        </w:rPr>
+        <w:t xml:space="preserve">Followed </w:t>
+      </w:r>
+      <w:r>
+        <w:rPr>
+          <w:b w:val="1"/>
+          <w:bCs w:val="1"/>
+          <w:rtl w:val="0"/>
+        </w:rPr>
+        <w:t xml:space="preserve">CodeIgniter 4 MVC architecture</w:t>
+      </w:r>
+      <w:r>
+        <w:rPr>
+          <w:rtl w:val="0"/>
+        </w:rPr>
+        <w:t xml:space="preserve">, working with Controllers, Models, Libraries, Helpers, Routes, and database layers</w:t>
+      </w:r>
+    </w:p>
+    <w:p>
+      <w:pPr>
+        <w:spacing w:after="20" w:line="259" w:lineRule="auto"/>
+        <w:ind w:left="720" w:firstLine="0"/>
+        <w:rPr/>
+      </w:pPr>
+      <w:r>
+        <w:rPr>
+          <w:rtl w:val="0"/>
+        </w:rPr>
+      </w:r>
+    </w:p>
+    <w:p>
+      <w:pPr>
+        <w:spacing w:line="240" w:lineRule="auto"/>
+        <w:rPr>
+          <w:b w:val="1"/>
+          <w:bCs w:val="1"/>
+        </w:rPr>
+      </w:pPr>
+      <w:r>
+        <w:rPr>
+          <w:b w:val="1"/>
+          <w:bCs w:val="1"/>
+          <w:rtl w:val="0"/>
+        </w:rPr>
+        <w:t xml:space="preserve">Key Features:</w:t>
+      </w:r>
+    </w:p>
+    <w:p>
+      <w:pPr>
+        <w:rPr/>
+      </w:pPr>
+      <w:r>
+        <w:rPr>
+          <w:rtl w:val="0"/>
+        </w:rPr>
+        <w:t xml:space="preserve">Student &amp; Staff Management · Student Admission &amp; Enrollment · Fee Collection &amp; Payment Management · Loan Management · Bank Expenditure Management · Concession Management · Attendance Management · RFID/Biometric Attendance · Tally Integration · Firebase Push Notifications · SMS Integration · OTP Authentication · Branch Management &amp; Dashboard · Financial &amp; Collection Reports · Profit &amp; Loss Reports · AJAX-Based Operations · DataTables &amp; Dynamic Reports · Role-Based Access Control · Admin Panel · MySQL Database Management </w:t>
+      </w:r>
+    </w:p>
+    <w:p>
+      <w:pPr>
+        <w:spacing w:after="20" w:line="259" w:lineRule="auto"/>
+        <w:ind w:left="720" w:firstLine="0"/>
+        <w:rPr/>
+      </w:pPr>
+      <w:r>
+        <w:rPr>
+          <w:rtl w:val="0"/>
+        </w:rPr>
+        <w:t xml:space="preserve">.</w:t>
+      </w:r>
+    </w:p>
+    <w:p>
+      <w:pPr>
+        <w:pStyle w:val="Heading2"/>
+        <w:spacing w:after="20" w:line="259" w:lineRule="auto"/>
+        <w:rPr>
+          <w:color w:val="000000"/>
+          <w:sz w:val="20"/>
+          <w:szCs w:val="20"/>
+        </w:rPr>
+      </w:pPr>
+      <w:bookmarkStart w:colFirst="0" w:colLast="0" w:name="_heading=h.1b1srnhi5vzl" w:id="0"/>
+      <w:bookmarkEnd w:id="0"/>
+      <w:r>
+        <w:rPr>
+          <w:sz w:val="20"/>
+          <w:szCs w:val="20"/>
+          <w:rtl w:val="0"/>
+        </w:rPr>
+        <w:t xml:space="preserve"> </w:t>
+      </w:r>
+      <w:r>
+        <w:rPr>
+          <w:color w:val="222222"/>
+          <w:sz w:val="21"/>
+          <w:szCs w:val="21"/>
+          <w:rtl w:val="0"/>
+        </w:rPr>
+        <w:t xml:space="preserve">Infowealth — Hostel Discovery App &amp; Admin</w:t>
+      </w:r>
+      <w:r>
+        <w:rPr>
+          <w:rtl w:val="0"/>
+        </w:rPr>
+      </w:r>
+    </w:p>
+    <w:p>
+      <w:pPr>
+        <w:numPr>
+          <w:ilvl w:val="0"/>
+          <w:numId w:val="7"/>
+        </w:numPr>
         <w:spacing w:after="0" w:afterAutospacing="0"/>
         <w:ind w:left="720" w:hanging="360"/>
         <w:jc w:val="both"/>
@@ -2548,30 +2112,466 @@
       </w:pPr>
       <w:r>
         <w:rPr>
-          <w:rtl w:val="0"/>
-        </w:rPr>
-        <w:t xml:space="preserve">Implemented validation, authentication, session management, and role-based access for </w:t>
-      </w:r>
-      <w:r>
-        <w:rPr>
           <w:b w:val="1"/>
           <w:bCs w:val="1"/>
           <w:rtl w:val="0"/>
         </w:rPr>
-        <w:t xml:space="preserve">users, administrators, and hostel owners</w:t>
-      </w:r>
-      <w:r>
-        <w:rPr>
-          <w:rtl w:val="0"/>
-        </w:rPr>
-        <w:t xml:space="preserve">.</w:t>
+        <w:t xml:space="preserve">Technologies: </w:t>
+      </w:r>
+      <w:r>
+        <w:rPr>
+          <w:rtl w:val="0"/>
+        </w:rPr>
+        <w:t xml:space="preserve">CodeIgniter 4, MySQL, JavaScript, jQuery, AJAX, Google Maps API, Google Places API, Bootstrap </w:t>
       </w:r>
     </w:p>
     <w:p>
       <w:pPr>
         <w:numPr>
           <w:ilvl w:val="0"/>
-          <w:numId w:val="6"/>
+          <w:numId w:val="7"/>
+        </w:numPr>
+        <w:spacing w:after="0" w:afterAutospacing="0"/>
+        <w:ind w:left="720" w:hanging="360"/>
+        <w:jc w:val="both"/>
+        <w:rPr>
+          <w:u w:val="none"/>
+        </w:rPr>
+      </w:pPr>
+      <w:r>
+        <w:rPr>
+          <w:rtl w:val="0"/>
+        </w:rPr>
+        <w:t xml:space="preserve">Developed a </w:t>
+      </w:r>
+      <w:r>
+        <w:rPr>
+          <w:b w:val="1"/>
+          <w:bCs w:val="1"/>
+          <w:rtl w:val="0"/>
+        </w:rPr>
+        <w:t xml:space="preserve">location-based hostel discovery web application</w:t>
+      </w:r>
+      <w:r>
+        <w:rPr>
+          <w:rtl w:val="0"/>
+        </w:rPr>
+        <w:t xml:space="preserve"> using PHP, CodeIgniter 4, MySQL, JavaScript, jQuery, AJAX, and Google Maps APIs.</w:t>
+      </w:r>
+    </w:p>
+    <w:p>
+      <w:pPr>
+        <w:numPr>
+          <w:ilvl w:val="0"/>
+          <w:numId w:val="7"/>
+        </w:numPr>
+        <w:spacing w:after="0" w:afterAutospacing="0"/>
+        <w:ind w:left="720" w:hanging="360"/>
+        <w:jc w:val="both"/>
+        <w:rPr>
+          <w:u w:val="none"/>
+        </w:rPr>
+      </w:pPr>
+      <w:r>
+        <w:rPr>
+          <w:rtl w:val="0"/>
+        </w:rPr>
+        <w:t xml:space="preserve">Implemented </w:t>
+      </w:r>
+      <w:r>
+        <w:rPr>
+          <w:b w:val="1"/>
+          <w:bCs w:val="1"/>
+          <w:rtl w:val="0"/>
+        </w:rPr>
+        <w:t xml:space="preserve">mobile number authentication with OTP verification</w:t>
+      </w:r>
+      <w:r>
+        <w:rPr>
+          <w:rtl w:val="0"/>
+        </w:rPr>
+        <w:t xml:space="preserve">, allowing users to securely register and log in using their mobile numbers.</w:t>
+      </w:r>
+    </w:p>
+    <w:p>
+      <w:pPr>
+        <w:numPr>
+          <w:ilvl w:val="0"/>
+          <w:numId w:val="7"/>
+        </w:numPr>
+        <w:spacing w:after="0" w:afterAutospacing="0"/>
+        <w:ind w:left="720" w:hanging="360"/>
+        <w:jc w:val="both"/>
+        <w:rPr>
+          <w:u w:val="none"/>
+        </w:rPr>
+      </w:pPr>
+      <w:r>
+        <w:rPr>
+          <w:rtl w:val="0"/>
+        </w:rPr>
+        <w:t xml:space="preserve">Developed </w:t>
+      </w:r>
+      <w:r>
+        <w:rPr>
+          <w:b w:val="1"/>
+          <w:bCs w:val="1"/>
+          <w:rtl w:val="0"/>
+        </w:rPr>
+        <w:t xml:space="preserve">location-based hostel search functionality</w:t>
+      </w:r>
+      <w:r>
+        <w:rPr>
+          <w:rtl w:val="0"/>
+        </w:rPr>
+        <w:t xml:space="preserve"> to find hostels around the user's current location.</w:t>
+      </w:r>
+    </w:p>
+    <w:p>
+      <w:pPr>
+        <w:numPr>
+          <w:ilvl w:val="0"/>
+          <w:numId w:val="7"/>
+        </w:numPr>
+        <w:spacing w:after="0" w:afterAutospacing="0"/>
+        <w:ind w:left="720" w:hanging="360"/>
+        <w:jc w:val="both"/>
+        <w:rPr>
+          <w:u w:val="none"/>
+        </w:rPr>
+      </w:pPr>
+      <w:r>
+        <w:rPr>
+          <w:rtl w:val="0"/>
+        </w:rPr>
+        <w:t xml:space="preserve">Implemented </w:t>
+      </w:r>
+      <w:r>
+        <w:rPr>
+          <w:b w:val="1"/>
+          <w:bCs w:val="1"/>
+          <w:rtl w:val="0"/>
+        </w:rPr>
+        <w:t xml:space="preserve">distance calculation</w:t>
+      </w:r>
+      <w:r>
+        <w:rPr>
+          <w:rtl w:val="0"/>
+        </w:rPr>
+        <w:t xml:space="preserve"> to display the approximate distance between the user's location and nearby hostels.</w:t>
+      </w:r>
+    </w:p>
+    <w:p>
+      <w:pPr>
+        <w:numPr>
+          <w:ilvl w:val="0"/>
+          <w:numId w:val="7"/>
+        </w:numPr>
+        <w:spacing w:after="0" w:afterAutospacing="0"/>
+        <w:ind w:left="720" w:hanging="360"/>
+        <w:jc w:val="both"/>
+        <w:rPr>
+          <w:u w:val="none"/>
+        </w:rPr>
+      </w:pPr>
+      <w:r>
+        <w:rPr>
+          <w:rtl w:val="0"/>
+        </w:rPr>
+        <w:t xml:space="preserve">Integrated </w:t>
+      </w:r>
+      <w:r>
+        <w:rPr>
+          <w:b w:val="1"/>
+          <w:bCs w:val="1"/>
+          <w:rtl w:val="0"/>
+        </w:rPr>
+        <w:t xml:space="preserve">Google Maps</w:t>
+      </w:r>
+      <w:r>
+        <w:rPr>
+          <w:rtl w:val="0"/>
+        </w:rPr>
+        <w:t xml:space="preserve"> to display hostel locations using latitude and longitude coordinates.</w:t>
+      </w:r>
+    </w:p>
+    <w:p>
+      <w:pPr>
+        <w:numPr>
+          <w:ilvl w:val="0"/>
+          <w:numId w:val="7"/>
+        </w:numPr>
+        <w:spacing w:after="0" w:afterAutospacing="0"/>
+        <w:ind w:left="720" w:hanging="360"/>
+        <w:jc w:val="both"/>
+        <w:rPr>
+          <w:u w:val="none"/>
+        </w:rPr>
+      </w:pPr>
+      <w:r>
+        <w:rPr>
+          <w:rtl w:val="0"/>
+        </w:rPr>
+        <w:t xml:space="preserve">Implemented </w:t>
+      </w:r>
+      <w:r>
+        <w:rPr>
+          <w:b w:val="1"/>
+          <w:bCs w:val="1"/>
+          <w:rtl w:val="0"/>
+        </w:rPr>
+        <w:t xml:space="preserve">route navigation functionality</w:t>
+      </w:r>
+      <w:r>
+        <w:rPr>
+          <w:rtl w:val="0"/>
+        </w:rPr>
+        <w:t xml:space="preserve"> to provide directions from the user's current location to the selected hostel.</w:t>
+      </w:r>
+    </w:p>
+    <w:p>
+      <w:pPr>
+        <w:numPr>
+          <w:ilvl w:val="0"/>
+          <w:numId w:val="7"/>
+        </w:numPr>
+        <w:spacing w:after="0" w:afterAutospacing="0"/>
+        <w:ind w:left="720" w:hanging="360"/>
+        <w:jc w:val="both"/>
+        <w:rPr>
+          <w:u w:val="none"/>
+        </w:rPr>
+      </w:pPr>
+      <w:r>
+        <w:rPr>
+          <w:rtl w:val="0"/>
+        </w:rPr>
+        <w:t xml:space="preserve">Developed an </w:t>
+      </w:r>
+      <w:r>
+        <w:rPr>
+          <w:b w:val="1"/>
+          <w:bCs w:val="1"/>
+          <w:rtl w:val="0"/>
+        </w:rPr>
+        <w:t xml:space="preserve">admin panel</w:t>
+      </w:r>
+      <w:r>
+        <w:rPr>
+          <w:rtl w:val="0"/>
+        </w:rPr>
+        <w:t xml:space="preserve"> for adding and managing hostel information, including hostel details, address, contact information, owner details, and geographical coordinates.</w:t>
+      </w:r>
+    </w:p>
+    <w:p>
+      <w:pPr>
+        <w:numPr>
+          <w:ilvl w:val="0"/>
+          <w:numId w:val="7"/>
+        </w:numPr>
+        <w:spacing w:after="0" w:afterAutospacing="0"/>
+        <w:ind w:left="720" w:hanging="360"/>
+        <w:jc w:val="both"/>
+        <w:rPr>
+          <w:u w:val="none"/>
+        </w:rPr>
+      </w:pPr>
+      <w:r>
+        <w:rPr>
+          <w:rtl w:val="0"/>
+        </w:rPr>
+        <w:t xml:space="preserve">Implemented </w:t>
+      </w:r>
+      <w:r>
+        <w:rPr>
+          <w:b w:val="1"/>
+          <w:bCs w:val="1"/>
+          <w:rtl w:val="0"/>
+        </w:rPr>
+        <w:t xml:space="preserve">hostel listing and search functionality</w:t>
+      </w:r>
+      <w:r>
+        <w:rPr>
+          <w:rtl w:val="0"/>
+        </w:rPr>
+        <w:t xml:space="preserve"> with location-based filtering and dynamic data loading using AJAX.</w:t>
+      </w:r>
+    </w:p>
+    <w:p>
+      <w:pPr>
+        <w:numPr>
+          <w:ilvl w:val="0"/>
+          <w:numId w:val="7"/>
+        </w:numPr>
+        <w:spacing w:after="0" w:afterAutospacing="0"/>
+        <w:ind w:left="720" w:hanging="360"/>
+        <w:jc w:val="both"/>
+        <w:rPr>
+          <w:u w:val="none"/>
+        </w:rPr>
+      </w:pPr>
+      <w:r>
+        <w:rPr>
+          <w:rtl w:val="0"/>
+        </w:rPr>
+        <w:t xml:space="preserve">Developed a separate </w:t>
+      </w:r>
+      <w:r>
+        <w:rPr>
+          <w:b w:val="1"/>
+          <w:bCs w:val="1"/>
+          <w:rtl w:val="0"/>
+        </w:rPr>
+        <w:t xml:space="preserve">Hostel Owner application/portal</w:t>
+      </w:r>
+      <w:r>
+        <w:rPr>
+          <w:rtl w:val="0"/>
+        </w:rPr>
+        <w:t xml:space="preserve">, allowing owners to log in and manage their assigned hostel information.</w:t>
+      </w:r>
+    </w:p>
+    <w:p>
+      <w:pPr>
+        <w:numPr>
+          <w:ilvl w:val="0"/>
+          <w:numId w:val="7"/>
+        </w:numPr>
+        <w:spacing w:after="0" w:afterAutospacing="0"/>
+        <w:ind w:left="720" w:hanging="360"/>
+        <w:jc w:val="both"/>
+        <w:rPr>
+          <w:u w:val="none"/>
+        </w:rPr>
+      </w:pPr>
+      <w:r>
+        <w:rPr>
+          <w:rtl w:val="0"/>
+        </w:rPr>
+        <w:t xml:space="preserve">Implemented owner-side functionality to </w:t>
+      </w:r>
+      <w:r>
+        <w:rPr>
+          <w:b w:val="1"/>
+          <w:bCs w:val="1"/>
+          <w:rtl w:val="0"/>
+        </w:rPr>
+        <w:t xml:space="preserve">view, add, update, and manage hostel details</w:t>
+      </w:r>
+      <w:r>
+        <w:rPr>
+          <w:rtl w:val="0"/>
+        </w:rPr>
+        <w:t xml:space="preserve"> from the owner application.</w:t>
+      </w:r>
+    </w:p>
+    <w:p>
+      <w:pPr>
+        <w:numPr>
+          <w:ilvl w:val="0"/>
+          <w:numId w:val="7"/>
+        </w:numPr>
+        <w:spacing w:after="0" w:afterAutospacing="0"/>
+        <w:ind w:left="720" w:hanging="360"/>
+        <w:jc w:val="both"/>
+        <w:rPr>
+          <w:u w:val="none"/>
+        </w:rPr>
+      </w:pPr>
+      <w:r>
+        <w:rPr>
+          <w:rtl w:val="0"/>
+        </w:rPr>
+        <w:t xml:space="preserve">Developed backend APIs and database operations to support communication between the </w:t>
+      </w:r>
+      <w:r>
+        <w:rPr>
+          <w:b w:val="1"/>
+          <w:bCs w:val="1"/>
+          <w:rtl w:val="0"/>
+        </w:rPr>
+        <w:t xml:space="preserve">user application, admin panel, and hostel owner application</w:t>
+      </w:r>
+      <w:r>
+        <w:rPr>
+          <w:rtl w:val="0"/>
+        </w:rPr>
+        <w:t xml:space="preserve">.</w:t>
+      </w:r>
+    </w:p>
+    <w:p>
+      <w:pPr>
+        <w:numPr>
+          <w:ilvl w:val="0"/>
+          <w:numId w:val="7"/>
+        </w:numPr>
+        <w:spacing w:after="0" w:afterAutospacing="0"/>
+        <w:ind w:left="720" w:hanging="360"/>
+        <w:jc w:val="both"/>
+        <w:rPr>
+          <w:u w:val="none"/>
+        </w:rPr>
+      </w:pPr>
+      <w:r>
+        <w:rPr>
+          <w:rtl w:val="0"/>
+        </w:rPr>
+        <w:t xml:space="preserve">Designed and maintained </w:t>
+      </w:r>
+      <w:r>
+        <w:rPr>
+          <w:b w:val="1"/>
+          <w:bCs w:val="1"/>
+          <w:rtl w:val="0"/>
+        </w:rPr>
+        <w:t xml:space="preserve">MySQL database structures and queries</w:t>
+      </w:r>
+      <w:r>
+        <w:rPr>
+          <w:rtl w:val="0"/>
+        </w:rPr>
+        <w:t xml:space="preserve"> for users, hostels, owners, locations, and related application data.</w:t>
+      </w:r>
+    </w:p>
+    <w:p>
+      <w:pPr>
+        <w:numPr>
+          <w:ilvl w:val="0"/>
+          <w:numId w:val="7"/>
+        </w:numPr>
+        <w:spacing w:after="0" w:afterAutospacing="0"/>
+        <w:ind w:left="720" w:hanging="360"/>
+        <w:jc w:val="both"/>
+        <w:rPr>
+          <w:u w:val="none"/>
+        </w:rPr>
+      </w:pPr>
+      <w:r>
+        <w:rPr>
+          <w:rtl w:val="0"/>
+        </w:rPr>
+        <w:t xml:space="preserve">Implemented validation, authentication, session management, and role-based access for </w:t>
+      </w:r>
+      <w:r>
+        <w:rPr>
+          <w:b w:val="1"/>
+          <w:bCs w:val="1"/>
+          <w:rtl w:val="0"/>
+        </w:rPr>
+        <w:t xml:space="preserve">users, administrators, and hostel owners</w:t>
+      </w:r>
+      <w:r>
+        <w:rPr>
+          <w:rtl w:val="0"/>
+        </w:rPr>
+        <w:t xml:space="preserve">.</w:t>
+      </w:r>
+    </w:p>
+    <w:p>
+      <w:pPr>
+        <w:numPr>
+          <w:ilvl w:val="0"/>
+          <w:numId w:val="7"/>
         </w:numPr>
         <w:ind w:left="720" w:hanging="360"/>
         <w:jc w:val="both"/>
@@ -2662,6 +2662,1514 @@
           <w:rtl w:val="0"/>
         </w:rPr>
         <w:t xml:space="preserve">PHP, CodeIgniter 4, MySQL, Bootstrap, jQuery, AJAX, DataTables, SMS Gateway </w:t>
+      </w:r>
+    </w:p>
+    <w:p>
+      <w:pPr>
+        <w:numPr>
+          <w:ilvl w:val="0"/>
+          <w:numId w:val="12"/>
+        </w:numPr>
+        <w:spacing w:after="0" w:afterAutospacing="0" w:line="252.00000000000003" w:lineRule="auto"/>
+        <w:ind w:left="720" w:hanging="360"/>
+        <w:rPr>
+          <w:color w:val="444444"/>
+          <w:sz w:val="19"/>
+          <w:szCs w:val="19"/>
+          <w:u w:val="none"/>
+        </w:rPr>
+      </w:pPr>
+      <w:r>
+        <w:rPr>
+          <w:color w:val="444444"/>
+          <w:sz w:val="19"/>
+          <w:szCs w:val="19"/>
+          <w:rtl w:val="0"/>
+        </w:rPr>
+        <w:t xml:space="preserve">Developed and maintained a </w:t>
+      </w:r>
+      <w:r>
+        <w:rPr>
+          <w:b w:val="1"/>
+          <w:bCs w:val="1"/>
+          <w:color w:val="444444"/>
+          <w:sz w:val="19"/>
+          <w:szCs w:val="19"/>
+          <w:rtl w:val="0"/>
+        </w:rPr>
+        <w:t xml:space="preserve">Motor Transport Management System</w:t>
+      </w:r>
+      <w:r>
+        <w:rPr>
+          <w:color w:val="444444"/>
+          <w:sz w:val="19"/>
+          <w:szCs w:val="19"/>
+          <w:rtl w:val="0"/>
+        </w:rPr>
+        <w:t xml:space="preserve"> using PHP, CodeIgniter 4, MySQL, Bootstrap, jQuery, AJAX, and DataTables for managing fleet, workshop, inventory, and vehicle operations.</w:t>
+      </w:r>
+    </w:p>
+    <w:p>
+      <w:pPr>
+        <w:numPr>
+          <w:ilvl w:val="0"/>
+          <w:numId w:val="12"/>
+        </w:numPr>
+        <w:spacing w:after="0" w:afterAutospacing="0" w:line="252.00000000000003" w:lineRule="auto"/>
+        <w:ind w:left="720" w:hanging="360"/>
+        <w:rPr>
+          <w:color w:val="444444"/>
+          <w:sz w:val="19"/>
+          <w:szCs w:val="19"/>
+          <w:u w:val="none"/>
+        </w:rPr>
+      </w:pPr>
+      <w:r>
+        <w:rPr>
+          <w:color w:val="444444"/>
+          <w:sz w:val="19"/>
+          <w:szCs w:val="19"/>
+          <w:rtl w:val="0"/>
+        </w:rPr>
+        <w:t xml:space="preserve">Developed </w:t>
+      </w:r>
+      <w:r>
+        <w:rPr>
+          <w:b w:val="1"/>
+          <w:bCs w:val="1"/>
+          <w:color w:val="444444"/>
+          <w:sz w:val="19"/>
+          <w:szCs w:val="19"/>
+          <w:rtl w:val="0"/>
+        </w:rPr>
+        <w:t xml:space="preserve">vehicle master and fleet management</w:t>
+      </w:r>
+      <w:r>
+        <w:rPr>
+          <w:color w:val="444444"/>
+          <w:sz w:val="19"/>
+          <w:szCs w:val="19"/>
+          <w:rtl w:val="0"/>
+        </w:rPr>
+        <w:t xml:space="preserve"> functionality including vehicle details, commissionerate mapping, officer assignment, and vehicle-to-officer allocation.</w:t>
+      </w:r>
+    </w:p>
+    <w:p>
+      <w:pPr>
+        <w:numPr>
+          <w:ilvl w:val="0"/>
+          <w:numId w:val="12"/>
+        </w:numPr>
+        <w:spacing w:after="0" w:afterAutospacing="0" w:line="252.00000000000003" w:lineRule="auto"/>
+        <w:ind w:left="720" w:hanging="360"/>
+        <w:rPr>
+          <w:color w:val="444444"/>
+          <w:sz w:val="19"/>
+          <w:szCs w:val="19"/>
+          <w:u w:val="none"/>
+        </w:rPr>
+      </w:pPr>
+      <w:r>
+        <w:rPr>
+          <w:color w:val="444444"/>
+          <w:sz w:val="19"/>
+          <w:szCs w:val="19"/>
+          <w:rtl w:val="0"/>
+        </w:rPr>
+        <w:t xml:space="preserve">Implemented </w:t>
+      </w:r>
+      <w:r>
+        <w:rPr>
+          <w:b w:val="1"/>
+          <w:bCs w:val="1"/>
+          <w:color w:val="444444"/>
+          <w:sz w:val="19"/>
+          <w:szCs w:val="19"/>
+          <w:rtl w:val="0"/>
+        </w:rPr>
+        <w:t xml:space="preserve">inventory and stock management</w:t>
+      </w:r>
+      <w:r>
+        <w:rPr>
+          <w:color w:val="444444"/>
+          <w:sz w:val="19"/>
+          <w:szCs w:val="19"/>
+          <w:rtl w:val="0"/>
+        </w:rPr>
+        <w:t xml:space="preserve"> for spare parts, items, lubricants, and other vehicle maintenance materials.</w:t>
+      </w:r>
+    </w:p>
+    <w:p>
+      <w:pPr>
+        <w:numPr>
+          <w:ilvl w:val="0"/>
+          <w:numId w:val="12"/>
+        </w:numPr>
+        <w:spacing w:after="0" w:afterAutospacing="0" w:line="252.00000000000003" w:lineRule="auto"/>
+        <w:ind w:left="720" w:hanging="360"/>
+        <w:rPr>
+          <w:color w:val="444444"/>
+          <w:sz w:val="19"/>
+          <w:szCs w:val="19"/>
+          <w:u w:val="none"/>
+        </w:rPr>
+      </w:pPr>
+      <w:r>
+        <w:rPr>
+          <w:color w:val="444444"/>
+          <w:sz w:val="19"/>
+          <w:szCs w:val="19"/>
+          <w:rtl w:val="0"/>
+        </w:rPr>
+        <w:t xml:space="preserve">Developed </w:t>
+      </w:r>
+      <w:r>
+        <w:rPr>
+          <w:b w:val="1"/>
+          <w:bCs w:val="1"/>
+          <w:color w:val="444444"/>
+          <w:sz w:val="19"/>
+          <w:szCs w:val="19"/>
+          <w:rtl w:val="0"/>
+        </w:rPr>
+        <w:t xml:space="preserve">Purchase Order and stock receipt functionality</w:t>
+      </w:r>
+      <w:r>
+        <w:rPr>
+          <w:color w:val="444444"/>
+          <w:sz w:val="19"/>
+          <w:szCs w:val="19"/>
+          <w:rtl w:val="0"/>
+        </w:rPr>
+        <w:t xml:space="preserve"> for adding and maintaining inventory quantities.</w:t>
+      </w:r>
+    </w:p>
+    <w:p>
+      <w:pPr>
+        <w:numPr>
+          <w:ilvl w:val="0"/>
+          <w:numId w:val="12"/>
+        </w:numPr>
+        <w:spacing w:after="0" w:afterAutospacing="0" w:line="252.00000000000003" w:lineRule="auto"/>
+        <w:ind w:left="720" w:hanging="360"/>
+        <w:rPr>
+          <w:color w:val="444444"/>
+          <w:sz w:val="19"/>
+          <w:szCs w:val="19"/>
+          <w:u w:val="none"/>
+        </w:rPr>
+      </w:pPr>
+      <w:r>
+        <w:rPr>
+          <w:color w:val="444444"/>
+          <w:sz w:val="19"/>
+          <w:szCs w:val="19"/>
+          <w:rtl w:val="0"/>
+        </w:rPr>
+        <w:t xml:space="preserve">Implemented </w:t>
+      </w:r>
+      <w:r>
+        <w:rPr>
+          <w:b w:val="1"/>
+          <w:bCs w:val="1"/>
+          <w:color w:val="444444"/>
+          <w:sz w:val="19"/>
+          <w:szCs w:val="19"/>
+          <w:rtl w:val="0"/>
+        </w:rPr>
+        <w:t xml:space="preserve">lubricant voucher-based stock management</w:t>
+      </w:r>
+      <w:r>
+        <w:rPr>
+          <w:color w:val="444444"/>
+          <w:sz w:val="19"/>
+          <w:szCs w:val="19"/>
+          <w:rtl w:val="0"/>
+        </w:rPr>
+        <w:t xml:space="preserve">, allowing lubricant quantities to be received and tracked based on individual vouchers and containers.</w:t>
+      </w:r>
+    </w:p>
+    <w:p>
+      <w:pPr>
+        <w:numPr>
+          <w:ilvl w:val="0"/>
+          <w:numId w:val="12"/>
+        </w:numPr>
+        <w:spacing w:after="0" w:afterAutospacing="0" w:line="252.00000000000003" w:lineRule="auto"/>
+        <w:ind w:left="720" w:hanging="360"/>
+        <w:rPr>
+          <w:color w:val="444444"/>
+          <w:sz w:val="19"/>
+          <w:szCs w:val="19"/>
+          <w:u w:val="none"/>
+        </w:rPr>
+      </w:pPr>
+      <w:r>
+        <w:rPr>
+          <w:color w:val="444444"/>
+          <w:sz w:val="19"/>
+          <w:szCs w:val="19"/>
+          <w:rtl w:val="0"/>
+        </w:rPr>
+        <w:t xml:space="preserve">Developed </w:t>
+      </w:r>
+      <w:r>
+        <w:rPr>
+          <w:b w:val="1"/>
+          <w:bCs w:val="1"/>
+          <w:color w:val="444444"/>
+          <w:sz w:val="19"/>
+          <w:szCs w:val="19"/>
+          <w:rtl w:val="0"/>
+        </w:rPr>
+        <w:t xml:space="preserve">barcode generation and item identification</w:t>
+      </w:r>
+      <w:r>
+        <w:rPr>
+          <w:color w:val="444444"/>
+          <w:sz w:val="19"/>
+          <w:szCs w:val="19"/>
+          <w:rtl w:val="0"/>
+        </w:rPr>
+        <w:t xml:space="preserve"> functionality for spare parts and inventory items.</w:t>
+      </w:r>
+    </w:p>
+    <w:p>
+      <w:pPr>
+        <w:numPr>
+          <w:ilvl w:val="0"/>
+          <w:numId w:val="12"/>
+        </w:numPr>
+        <w:spacing w:after="0" w:afterAutospacing="0" w:line="252.00000000000003" w:lineRule="auto"/>
+        <w:ind w:left="720" w:hanging="360"/>
+        <w:rPr>
+          <w:color w:val="444444"/>
+          <w:sz w:val="19"/>
+          <w:szCs w:val="19"/>
+          <w:u w:val="none"/>
+        </w:rPr>
+      </w:pPr>
+      <w:r>
+        <w:rPr>
+          <w:color w:val="444444"/>
+          <w:sz w:val="19"/>
+          <w:szCs w:val="19"/>
+          <w:rtl w:val="0"/>
+        </w:rPr>
+        <w:t xml:space="preserve">Implemented </w:t>
+      </w:r>
+      <w:r>
+        <w:rPr>
+          <w:b w:val="1"/>
+          <w:bCs w:val="1"/>
+          <w:color w:val="444444"/>
+          <w:sz w:val="19"/>
+          <w:szCs w:val="19"/>
+          <w:rtl w:val="0"/>
+        </w:rPr>
+        <w:t xml:space="preserve">Workshop Job Card management</w:t>
+      </w:r>
+      <w:r>
+        <w:rPr>
+          <w:color w:val="444444"/>
+          <w:sz w:val="19"/>
+          <w:szCs w:val="19"/>
+          <w:rtl w:val="0"/>
+        </w:rPr>
+        <w:t xml:space="preserve">, allowing workshop users to create job cards for vehicles and request required spare parts, items, and lubricants.</w:t>
+      </w:r>
+    </w:p>
+    <w:p>
+      <w:pPr>
+        <w:numPr>
+          <w:ilvl w:val="0"/>
+          <w:numId w:val="12"/>
+        </w:numPr>
+        <w:spacing w:after="0" w:afterAutospacing="0" w:line="252.00000000000003" w:lineRule="auto"/>
+        <w:ind w:left="720" w:hanging="360"/>
+        <w:rPr>
+          <w:color w:val="444444"/>
+          <w:sz w:val="19"/>
+          <w:szCs w:val="19"/>
+          <w:u w:val="none"/>
+        </w:rPr>
+      </w:pPr>
+      <w:r>
+        <w:rPr>
+          <w:color w:val="444444"/>
+          <w:sz w:val="19"/>
+          <w:szCs w:val="19"/>
+          <w:rtl w:val="0"/>
+        </w:rPr>
+        <w:t xml:space="preserve">Developed a </w:t>
+      </w:r>
+      <w:r>
+        <w:rPr>
+          <w:b w:val="1"/>
+          <w:bCs w:val="1"/>
+          <w:color w:val="444444"/>
+          <w:sz w:val="19"/>
+          <w:szCs w:val="19"/>
+          <w:rtl w:val="0"/>
+        </w:rPr>
+        <w:t xml:space="preserve">multi-level approval workflow</w:t>
+      </w:r>
+      <w:r>
+        <w:rPr>
+          <w:color w:val="444444"/>
+          <w:sz w:val="19"/>
+          <w:szCs w:val="19"/>
+          <w:rtl w:val="0"/>
+        </w:rPr>
+        <w:t xml:space="preserve"> where administrators review and approve workshop job card requests before materials are issued.</w:t>
+      </w:r>
+    </w:p>
+    <w:p>
+      <w:pPr>
+        <w:numPr>
+          <w:ilvl w:val="0"/>
+          <w:numId w:val="12"/>
+        </w:numPr>
+        <w:spacing w:after="0" w:afterAutospacing="0" w:line="252.00000000000003" w:lineRule="auto"/>
+        <w:ind w:left="720" w:hanging="360"/>
+        <w:rPr>
+          <w:color w:val="444444"/>
+          <w:sz w:val="19"/>
+          <w:szCs w:val="19"/>
+          <w:u w:val="none"/>
+        </w:rPr>
+      </w:pPr>
+      <w:r>
+        <w:rPr>
+          <w:color w:val="444444"/>
+          <w:sz w:val="19"/>
+          <w:szCs w:val="19"/>
+          <w:rtl w:val="0"/>
+        </w:rPr>
+        <w:t xml:space="preserve">Implemented </w:t>
+      </w:r>
+      <w:r>
+        <w:rPr>
+          <w:b w:val="1"/>
+          <w:bCs w:val="1"/>
+          <w:color w:val="444444"/>
+          <w:sz w:val="19"/>
+          <w:szCs w:val="19"/>
+          <w:rtl w:val="0"/>
+        </w:rPr>
+        <w:t xml:space="preserve">FIFO-based inventory issuing</w:t>
+      </w:r>
+      <w:r>
+        <w:rPr>
+          <w:color w:val="444444"/>
+          <w:sz w:val="19"/>
+          <w:szCs w:val="19"/>
+          <w:rtl w:val="0"/>
+        </w:rPr>
+        <w:t xml:space="preserve">, ensuring approved spare parts and lubricants are issued based on stock availability and the First-In-First-Out method.</w:t>
+      </w:r>
+    </w:p>
+    <w:p>
+      <w:pPr>
+        <w:numPr>
+          <w:ilvl w:val="0"/>
+          <w:numId w:val="12"/>
+        </w:numPr>
+        <w:spacing w:after="0" w:afterAutospacing="0" w:line="252.00000000000003" w:lineRule="auto"/>
+        <w:ind w:left="720" w:hanging="360"/>
+        <w:rPr>
+          <w:color w:val="444444"/>
+          <w:sz w:val="19"/>
+          <w:szCs w:val="19"/>
+          <w:u w:val="none"/>
+        </w:rPr>
+      </w:pPr>
+      <w:r>
+        <w:rPr>
+          <w:color w:val="444444"/>
+          <w:sz w:val="19"/>
+          <w:szCs w:val="19"/>
+          <w:rtl w:val="0"/>
+        </w:rPr>
+        <w:t xml:space="preserve">Implemented automatic </w:t>
+      </w:r>
+      <w:r>
+        <w:rPr>
+          <w:b w:val="1"/>
+          <w:bCs w:val="1"/>
+          <w:color w:val="444444"/>
+          <w:sz w:val="19"/>
+          <w:szCs w:val="19"/>
+          <w:rtl w:val="0"/>
+        </w:rPr>
+        <w:t xml:space="preserve">stock quantity updates</w:t>
+      </w:r>
+      <w:r>
+        <w:rPr>
+          <w:color w:val="444444"/>
+          <w:sz w:val="19"/>
+          <w:szCs w:val="19"/>
+          <w:rtl w:val="0"/>
+        </w:rPr>
+        <w:t xml:space="preserve"> when items and lubricants are issued against approved job cards.</w:t>
+      </w:r>
+    </w:p>
+    <w:p>
+      <w:pPr>
+        <w:numPr>
+          <w:ilvl w:val="0"/>
+          <w:numId w:val="12"/>
+        </w:numPr>
+        <w:spacing w:after="0" w:afterAutospacing="0" w:line="252.00000000000003" w:lineRule="auto"/>
+        <w:ind w:left="720" w:hanging="360"/>
+        <w:rPr>
+          <w:color w:val="444444"/>
+          <w:sz w:val="19"/>
+          <w:szCs w:val="19"/>
+          <w:u w:val="none"/>
+        </w:rPr>
+      </w:pPr>
+      <w:r>
+        <w:rPr>
+          <w:color w:val="444444"/>
+          <w:sz w:val="19"/>
+          <w:szCs w:val="19"/>
+          <w:rtl w:val="0"/>
+        </w:rPr>
+        <w:t xml:space="preserve">Developed </w:t>
+      </w:r>
+      <w:r>
+        <w:rPr>
+          <w:b w:val="1"/>
+          <w:bCs w:val="1"/>
+          <w:color w:val="444444"/>
+          <w:sz w:val="19"/>
+          <w:szCs w:val="19"/>
+          <w:rtl w:val="0"/>
+        </w:rPr>
+        <w:t xml:space="preserve">vehicle maintenance and workshop tracking</w:t>
+      </w:r>
+      <w:r>
+        <w:rPr>
+          <w:color w:val="444444"/>
+          <w:sz w:val="19"/>
+          <w:szCs w:val="19"/>
+          <w:rtl w:val="0"/>
+        </w:rPr>
+        <w:t xml:space="preserve"> functionality including inspections, job cards, material requirements, and issue records.</w:t>
+      </w:r>
+    </w:p>
+    <w:p>
+      <w:pPr>
+        <w:numPr>
+          <w:ilvl w:val="0"/>
+          <w:numId w:val="12"/>
+        </w:numPr>
+        <w:spacing w:after="0" w:afterAutospacing="0" w:line="252.00000000000003" w:lineRule="auto"/>
+        <w:ind w:left="720" w:hanging="360"/>
+        <w:rPr>
+          <w:color w:val="444444"/>
+          <w:sz w:val="19"/>
+          <w:szCs w:val="19"/>
+          <w:u w:val="none"/>
+        </w:rPr>
+      </w:pPr>
+      <w:r>
+        <w:rPr>
+          <w:color w:val="444444"/>
+          <w:sz w:val="19"/>
+          <w:szCs w:val="19"/>
+          <w:rtl w:val="0"/>
+        </w:rPr>
+        <w:t xml:space="preserve">Implemented </w:t>
+      </w:r>
+      <w:r>
+        <w:rPr>
+          <w:b w:val="1"/>
+          <w:bCs w:val="1"/>
+          <w:color w:val="444444"/>
+          <w:sz w:val="19"/>
+          <w:szCs w:val="19"/>
+          <w:rtl w:val="0"/>
+        </w:rPr>
+        <w:t xml:space="preserve">fuel management, gate pass management, and vehicle inspection</w:t>
+      </w:r>
+      <w:r>
+        <w:rPr>
+          <w:color w:val="444444"/>
+          <w:sz w:val="19"/>
+          <w:szCs w:val="19"/>
+          <w:rtl w:val="0"/>
+        </w:rPr>
+        <w:t xml:space="preserve"> modules.</w:t>
+      </w:r>
+    </w:p>
+    <w:p>
+      <w:pPr>
+        <w:numPr>
+          <w:ilvl w:val="0"/>
+          <w:numId w:val="12"/>
+        </w:numPr>
+        <w:spacing w:after="0" w:afterAutospacing="0" w:line="252.00000000000003" w:lineRule="auto"/>
+        <w:ind w:left="720" w:hanging="360"/>
+        <w:rPr>
+          <w:color w:val="444444"/>
+          <w:sz w:val="19"/>
+          <w:szCs w:val="19"/>
+          <w:u w:val="none"/>
+        </w:rPr>
+      </w:pPr>
+      <w:r>
+        <w:rPr>
+          <w:color w:val="444444"/>
+          <w:sz w:val="19"/>
+          <w:szCs w:val="19"/>
+          <w:rtl w:val="0"/>
+        </w:rPr>
+        <w:t xml:space="preserve">Developed </w:t>
+      </w:r>
+      <w:r>
+        <w:rPr>
+          <w:b w:val="1"/>
+          <w:bCs w:val="1"/>
+          <w:color w:val="444444"/>
+          <w:sz w:val="19"/>
+          <w:szCs w:val="19"/>
+          <w:rtl w:val="0"/>
+        </w:rPr>
+        <w:t xml:space="preserve">Excel/PDF reports</w:t>
+      </w:r>
+      <w:r>
+        <w:rPr>
+          <w:color w:val="444444"/>
+          <w:sz w:val="19"/>
+          <w:szCs w:val="19"/>
+          <w:rtl w:val="0"/>
+        </w:rPr>
+        <w:t xml:space="preserve"> for inventory, vehicles, workshop activities, stock transactions, and management requirements.</w:t>
+      </w:r>
+    </w:p>
+    <w:p>
+      <w:pPr>
+        <w:numPr>
+          <w:ilvl w:val="0"/>
+          <w:numId w:val="12"/>
+        </w:numPr>
+        <w:spacing w:after="0" w:afterAutospacing="0" w:line="252.00000000000003" w:lineRule="auto"/>
+        <w:ind w:left="720" w:hanging="360"/>
+        <w:rPr>
+          <w:color w:val="444444"/>
+          <w:sz w:val="19"/>
+          <w:szCs w:val="19"/>
+          <w:u w:val="none"/>
+        </w:rPr>
+      </w:pPr>
+      <w:r>
+        <w:rPr>
+          <w:color w:val="444444"/>
+          <w:sz w:val="19"/>
+          <w:szCs w:val="19"/>
+          <w:rtl w:val="0"/>
+        </w:rPr>
+        <w:t xml:space="preserve">Integrated an </w:t>
+      </w:r>
+      <w:r>
+        <w:rPr>
+          <w:b w:val="1"/>
+          <w:bCs w:val="1"/>
+          <w:color w:val="444444"/>
+          <w:sz w:val="19"/>
+          <w:szCs w:val="19"/>
+          <w:rtl w:val="0"/>
+        </w:rPr>
+        <w:t xml:space="preserve">SMS Gateway with OTP verification</w:t>
+      </w:r>
+      <w:r>
+        <w:rPr>
+          <w:color w:val="444444"/>
+          <w:sz w:val="19"/>
+          <w:szCs w:val="19"/>
+          <w:rtl w:val="0"/>
+        </w:rPr>
+        <w:t xml:space="preserve"> for user authentication and verification.</w:t>
+      </w:r>
+    </w:p>
+    <w:p>
+      <w:pPr>
+        <w:numPr>
+          <w:ilvl w:val="0"/>
+          <w:numId w:val="12"/>
+        </w:numPr>
+        <w:spacing w:after="0" w:afterAutospacing="0" w:line="252.00000000000003" w:lineRule="auto"/>
+        <w:ind w:left="720" w:hanging="360"/>
+        <w:rPr>
+          <w:color w:val="444444"/>
+          <w:sz w:val="19"/>
+          <w:szCs w:val="19"/>
+          <w:u w:val="none"/>
+        </w:rPr>
+      </w:pPr>
+      <w:r>
+        <w:rPr>
+          <w:color w:val="444444"/>
+          <w:sz w:val="19"/>
+          <w:szCs w:val="19"/>
+          <w:rtl w:val="0"/>
+        </w:rPr>
+        <w:t xml:space="preserve">Implemented </w:t>
+      </w:r>
+      <w:r>
+        <w:rPr>
+          <w:b w:val="1"/>
+          <w:bCs w:val="1"/>
+          <w:color w:val="444444"/>
+          <w:sz w:val="19"/>
+          <w:szCs w:val="19"/>
+          <w:rtl w:val="0"/>
+        </w:rPr>
+        <w:t xml:space="preserve">AJAX-based dynamic operations</w:t>
+      </w:r>
+      <w:r>
+        <w:rPr>
+          <w:color w:val="444444"/>
+          <w:sz w:val="19"/>
+          <w:szCs w:val="19"/>
+          <w:rtl w:val="0"/>
+        </w:rPr>
+        <w:t xml:space="preserve"> for searching, filtering, approvals, stock updates, and data processing.</w:t>
+      </w:r>
+    </w:p>
+    <w:p>
+      <w:pPr>
+        <w:numPr>
+          <w:ilvl w:val="0"/>
+          <w:numId w:val="12"/>
+        </w:numPr>
+        <w:spacing w:after="0" w:afterAutospacing="0" w:line="252.00000000000003" w:lineRule="auto"/>
+        <w:ind w:left="720" w:hanging="360"/>
+        <w:rPr>
+          <w:color w:val="444444"/>
+          <w:sz w:val="19"/>
+          <w:szCs w:val="19"/>
+          <w:u w:val="none"/>
+        </w:rPr>
+      </w:pPr>
+      <w:r>
+        <w:rPr>
+          <w:color w:val="444444"/>
+          <w:sz w:val="19"/>
+          <w:szCs w:val="19"/>
+          <w:rtl w:val="0"/>
+        </w:rPr>
+        <w:t xml:space="preserve">Designed and maintained </w:t>
+      </w:r>
+      <w:r>
+        <w:rPr>
+          <w:b w:val="1"/>
+          <w:bCs w:val="1"/>
+          <w:color w:val="444444"/>
+          <w:sz w:val="19"/>
+          <w:szCs w:val="19"/>
+          <w:rtl w:val="0"/>
+        </w:rPr>
+        <w:t xml:space="preserve">MySQL database structures and queries</w:t>
+      </w:r>
+      <w:r>
+        <w:rPr>
+          <w:color w:val="444444"/>
+          <w:sz w:val="19"/>
+          <w:szCs w:val="19"/>
+          <w:rtl w:val="0"/>
+        </w:rPr>
+        <w:t xml:space="preserve"> for fleet, inventory, purchase, lubricant, workshop, job card, approval, and stock transaction modules.</w:t>
+      </w:r>
+    </w:p>
+    <w:p>
+      <w:pPr>
+        <w:numPr>
+          <w:ilvl w:val="0"/>
+          <w:numId w:val="12"/>
+        </w:numPr>
+        <w:spacing w:after="40" w:line="252.00000000000003" w:lineRule="auto"/>
+        <w:ind w:left="720" w:hanging="360"/>
+        <w:rPr>
+          <w:color w:val="444444"/>
+          <w:sz w:val="19"/>
+          <w:szCs w:val="19"/>
+          <w:u w:val="none"/>
+        </w:rPr>
+      </w:pPr>
+      <w:r>
+        <w:rPr>
+          <w:color w:val="444444"/>
+          <w:sz w:val="19"/>
+          <w:szCs w:val="19"/>
+          <w:rtl w:val="0"/>
+        </w:rPr>
+        <w:t xml:space="preserve">Worked on application debugging, business-rule implementation, database operations, reporting, and production issue resolution.</w:t>
+      </w:r>
+    </w:p>
+    <w:p>
+      <w:pPr>
+        <w:spacing w:after="40" w:line="252.00000000000003" w:lineRule="auto"/>
+        <w:ind w:left="720" w:firstLine="0"/>
+        <w:rPr>
+          <w:color w:val="444444"/>
+          <w:sz w:val="19"/>
+          <w:szCs w:val="19"/>
+        </w:rPr>
+      </w:pPr>
+      <w:r>
+        <w:rPr>
+          <w:rtl w:val="0"/>
+        </w:rPr>
+      </w:r>
+    </w:p>
+    <w:p>
+      <w:pPr>
+        <w:spacing w:line="240" w:lineRule="auto"/>
+        <w:rPr>
+          <w:b w:val="1"/>
+          <w:bCs w:val="1"/>
+        </w:rPr>
+      </w:pPr>
+      <w:r>
+        <w:rPr>
+          <w:b w:val="1"/>
+          <w:bCs w:val="1"/>
+          <w:rtl w:val="0"/>
+        </w:rPr>
+        <w:t xml:space="preserve">Key Features:</w:t>
+      </w:r>
+    </w:p>
+    <w:p>
+      <w:pPr>
+        <w:spacing w:line="240" w:lineRule="auto"/>
+        <w:rPr/>
+      </w:pPr>
+      <w:r>
+        <w:rPr>
+          <w:rtl w:val="0"/>
+        </w:rPr>
+        <w:t xml:space="preserve">Fleet &amp; Vehicle Management · Commissionerate &amp; Officer Management · Vehicle-to-Officer Mapping · Spare Parts Inventory · Lubricant Inventory · Purchase Order Management · Voucher-Based Stock Management · Barcode Generation · Lubricant Container Tracking · Workshop Management · Vehicle Job Cards · Material &amp; Lubricant Requests · Job Card Approval Workflow · FIFO-Based Stock Issuing · Automatic Stock Updates · Vehicle Inspection · Fuel Management · Gate Pass Management · Excel/PDF Reports · SMS Gateway Integration · OTP Verification · AJAX-Based Operations · DataTables · MySQL Database Management </w:t>
+      </w:r>
+    </w:p>
+    <w:p>
+      <w:pPr>
+        <w:pStyle w:val="Heading2"/>
+        <w:spacing w:after="20" w:before="120" w:line="240" w:lineRule="auto"/>
+        <w:rPr/>
+      </w:pPr>
+      <w:r>
+        <w:rPr>
+          <w:rFonts w:ascii="Calibri" w:cs="Calibri" w:eastAsia="Calibri" w:hAnsi="Calibri"/>
+          <w:color w:val="222222"/>
+          <w:sz w:val="21"/>
+          <w:szCs w:val="21"/>
+          <w:rtl w:val="0"/>
+        </w:rPr>
+        <w:t xml:space="preserve">Hotel Management ERP + Guest Mobile Portal</w:t>
+      </w:r>
+      <w:r>
+        <w:rPr>
+          <w:rtl w:val="0"/>
+        </w:rPr>
+      </w:r>
+    </w:p>
+    <w:p>
+      <w:pPr>
+        <w:spacing w:after="40" w:line="252.00000000000003" w:lineRule="auto"/>
+        <w:rPr>
+          <w:color w:val="444444"/>
+          <w:sz w:val="19"/>
+          <w:szCs w:val="19"/>
+        </w:rPr>
+      </w:pPr>
+      <w:r>
+        <w:rPr>
+          <w:b w:val="1"/>
+          <w:bCs w:val="1"/>
+          <w:sz w:val="19"/>
+          <w:szCs w:val="19"/>
+          <w:rtl w:val="0"/>
+        </w:rPr>
+        <w:t xml:space="preserve">Technologies Used: </w:t>
+      </w:r>
+      <w:r>
+        <w:rPr>
+          <w:color w:val="444444"/>
+          <w:sz w:val="19"/>
+          <w:szCs w:val="19"/>
+          <w:rtl w:val="0"/>
+        </w:rPr>
+        <w:t xml:space="preserve">PHP, CodeIgniter 4, MySQL, Bootstrap, jQuery, AJAX, Firebase Cloud Messaging (FCM) </w:t>
+      </w:r>
+    </w:p>
+    <w:p>
+      <w:pPr>
+        <w:numPr>
+          <w:ilvl w:val="0"/>
+          <w:numId w:val="11"/>
+        </w:numPr>
+        <w:spacing w:after="0" w:afterAutospacing="0" w:before="240" w:line="252.00000000000003" w:lineRule="auto"/>
+        <w:ind w:left="720" w:hanging="360"/>
+        <w:rPr>
+          <w:color w:val="444444"/>
+        </w:rPr>
+      </w:pPr>
+      <w:r>
+        <w:rPr>
+          <w:color w:val="444444"/>
+          <w:rtl w:val="0"/>
+        </w:rPr>
+        <w:t xml:space="preserve">Developed and maintained a </w:t>
+      </w:r>
+      <w:r>
+        <w:rPr>
+          <w:b w:val="1"/>
+          <w:bCs w:val="1"/>
+          <w:color w:val="444444"/>
+          <w:rtl w:val="0"/>
+        </w:rPr>
+        <w:t xml:space="preserve">multi-hotel Hotel Management ERP and Guest Mobile Portal</w:t>
+      </w:r>
+      <w:r>
+        <w:rPr>
+          <w:color w:val="444444"/>
+          <w:rtl w:val="0"/>
+        </w:rPr>
+        <w:t xml:space="preserve"> using PHP, CodeIgniter 4, MySQL, jQuery, AJAX, Bootstrap, and Firebase Cloud Messaging.</w:t>
+      </w:r>
+    </w:p>
+    <w:p>
+      <w:pPr>
+        <w:numPr>
+          <w:ilvl w:val="0"/>
+          <w:numId w:val="11"/>
+        </w:numPr>
+        <w:spacing w:after="0" w:afterAutospacing="0" w:before="0" w:beforeAutospacing="0" w:line="252.00000000000003" w:lineRule="auto"/>
+        <w:ind w:left="720" w:hanging="360"/>
+        <w:rPr>
+          <w:color w:val="444444"/>
+        </w:rPr>
+      </w:pPr>
+      <w:r>
+        <w:rPr>
+          <w:color w:val="444444"/>
+          <w:rtl w:val="0"/>
+        </w:rPr>
+        <w:t xml:space="preserve">Developed a </w:t>
+      </w:r>
+      <w:r>
+        <w:rPr>
+          <w:b w:val="1"/>
+          <w:bCs w:val="1"/>
+          <w:color w:val="444444"/>
+          <w:rtl w:val="0"/>
+        </w:rPr>
+        <w:t xml:space="preserve">Super Admin module</w:t>
+      </w:r>
+      <w:r>
+        <w:rPr>
+          <w:color w:val="444444"/>
+          <w:rtl w:val="0"/>
+        </w:rPr>
+        <w:t xml:space="preserve"> to create and manage multiple hotels, hotel details, administrator accounts, and hotel-level configurations.</w:t>
+      </w:r>
+    </w:p>
+    <w:p>
+      <w:pPr>
+        <w:numPr>
+          <w:ilvl w:val="0"/>
+          <w:numId w:val="11"/>
+        </w:numPr>
+        <w:spacing w:after="0" w:afterAutospacing="0" w:before="0" w:beforeAutospacing="0" w:line="252.00000000000003" w:lineRule="auto"/>
+        <w:ind w:left="720" w:hanging="360"/>
+        <w:rPr>
+          <w:color w:val="444444"/>
+        </w:rPr>
+      </w:pPr>
+      <w:r>
+        <w:rPr>
+          <w:color w:val="444444"/>
+          <w:rtl w:val="0"/>
+        </w:rPr>
+        <w:t xml:space="preserve">Implemented </w:t>
+      </w:r>
+      <w:r>
+        <w:rPr>
+          <w:b w:val="1"/>
+          <w:bCs w:val="1"/>
+          <w:color w:val="444444"/>
+          <w:rtl w:val="0"/>
+        </w:rPr>
+        <w:t xml:space="preserve">hotel administrator account provisioning</w:t>
+      </w:r>
+      <w:r>
+        <w:rPr>
+          <w:color w:val="444444"/>
+          <w:rtl w:val="0"/>
+        </w:rPr>
+        <w:t xml:space="preserve">, including automatic password generation and email-based delivery of login credentials.</w:t>
+      </w:r>
+    </w:p>
+    <w:p>
+      <w:pPr>
+        <w:numPr>
+          <w:ilvl w:val="0"/>
+          <w:numId w:val="11"/>
+        </w:numPr>
+        <w:spacing w:after="0" w:afterAutospacing="0" w:before="0" w:beforeAutospacing="0" w:line="252.00000000000003" w:lineRule="auto"/>
+        <w:ind w:left="720" w:hanging="360"/>
+        <w:rPr>
+          <w:color w:val="444444"/>
+        </w:rPr>
+      </w:pPr>
+      <w:r>
+        <w:rPr>
+          <w:color w:val="444444"/>
+          <w:rtl w:val="0"/>
+        </w:rPr>
+        <w:t xml:space="preserve">Developed </w:t>
+      </w:r>
+      <w:r>
+        <w:rPr>
+          <w:b w:val="1"/>
+          <w:bCs w:val="1"/>
+          <w:color w:val="444444"/>
+          <w:rtl w:val="0"/>
+        </w:rPr>
+        <w:t xml:space="preserve">role-based user and authorization management</w:t>
+      </w:r>
+      <w:r>
+        <w:rPr>
+          <w:color w:val="444444"/>
+          <w:rtl w:val="0"/>
+        </w:rPr>
+        <w:t xml:space="preserve">, allowing hotel administrators to create users and assign permissions based on departments such as Reception, Housekeeping, Restaurant, and other hotel operations.</w:t>
+      </w:r>
+    </w:p>
+    <w:p>
+      <w:pPr>
+        <w:numPr>
+          <w:ilvl w:val="0"/>
+          <w:numId w:val="11"/>
+        </w:numPr>
+        <w:spacing w:after="0" w:afterAutospacing="0" w:before="0" w:beforeAutospacing="0" w:line="252.00000000000003" w:lineRule="auto"/>
+        <w:ind w:left="720" w:hanging="360"/>
+        <w:rPr>
+          <w:color w:val="444444"/>
+        </w:rPr>
+      </w:pPr>
+      <w:r>
+        <w:rPr>
+          <w:color w:val="444444"/>
+          <w:rtl w:val="0"/>
+        </w:rPr>
+        <w:t xml:space="preserve">Developed </w:t>
+      </w:r>
+      <w:r>
+        <w:rPr>
+          <w:b w:val="1"/>
+          <w:bCs w:val="1"/>
+          <w:color w:val="444444"/>
+          <w:rtl w:val="0"/>
+        </w:rPr>
+        <w:t xml:space="preserve">room management</w:t>
+      </w:r>
+      <w:r>
+        <w:rPr>
+          <w:color w:val="444444"/>
+          <w:rtl w:val="0"/>
+        </w:rPr>
+        <w:t xml:space="preserve"> functionality including room details, room amenities, pricing/charges, availability, and hotel services.</w:t>
+      </w:r>
+    </w:p>
+    <w:p>
+      <w:pPr>
+        <w:numPr>
+          <w:ilvl w:val="0"/>
+          <w:numId w:val="11"/>
+        </w:numPr>
+        <w:spacing w:after="0" w:afterAutospacing="0" w:before="0" w:beforeAutospacing="0" w:line="252.00000000000003" w:lineRule="auto"/>
+        <w:ind w:left="720" w:hanging="360"/>
+        <w:rPr>
+          <w:color w:val="444444"/>
+        </w:rPr>
+      </w:pPr>
+      <w:r>
+        <w:rPr>
+          <w:color w:val="444444"/>
+          <w:rtl w:val="0"/>
+        </w:rPr>
+        <w:t xml:space="preserve">Implemented </w:t>
+      </w:r>
+      <w:r>
+        <w:rPr>
+          <w:b w:val="1"/>
+          <w:bCs w:val="1"/>
+          <w:color w:val="444444"/>
+          <w:rtl w:val="0"/>
+        </w:rPr>
+        <w:t xml:space="preserve">room booking and reservation management</w:t>
+      </w:r>
+      <w:r>
+        <w:rPr>
+          <w:color w:val="444444"/>
+          <w:rtl w:val="0"/>
+        </w:rPr>
+        <w:t xml:space="preserve">, including guest details, check-in, check-out, booking dates, room allocation, and booking status.</w:t>
+      </w:r>
+    </w:p>
+    <w:p>
+      <w:pPr>
+        <w:numPr>
+          <w:ilvl w:val="0"/>
+          <w:numId w:val="11"/>
+        </w:numPr>
+        <w:spacing w:after="0" w:afterAutospacing="0" w:before="0" w:beforeAutospacing="0" w:line="252.00000000000003" w:lineRule="auto"/>
+        <w:ind w:left="720" w:hanging="360"/>
+        <w:rPr>
+          <w:color w:val="444444"/>
+        </w:rPr>
+      </w:pPr>
+      <w:r>
+        <w:rPr>
+          <w:color w:val="444444"/>
+          <w:rtl w:val="0"/>
+        </w:rPr>
+        <w:t xml:space="preserve">Developed a </w:t>
+      </w:r>
+      <w:r>
+        <w:rPr>
+          <w:b w:val="1"/>
+          <w:bCs w:val="1"/>
+          <w:color w:val="444444"/>
+          <w:rtl w:val="0"/>
+        </w:rPr>
+        <w:t xml:space="preserve">Guest Mobile Portal</w:t>
+      </w:r>
+      <w:r>
+        <w:rPr>
+          <w:color w:val="444444"/>
+          <w:rtl w:val="0"/>
+        </w:rPr>
+        <w:t xml:space="preserve"> with OTP/phone-based authentication, allowing guests to access hotel services and raise requests from their rooms.</w:t>
+      </w:r>
+    </w:p>
+    <w:p>
+      <w:pPr>
+        <w:numPr>
+          <w:ilvl w:val="0"/>
+          <w:numId w:val="11"/>
+        </w:numPr>
+        <w:spacing w:after="0" w:afterAutospacing="0" w:before="0" w:beforeAutospacing="0" w:line="252.00000000000003" w:lineRule="auto"/>
+        <w:ind w:left="720" w:hanging="360"/>
+        <w:rPr>
+          <w:color w:val="444444"/>
+        </w:rPr>
+      </w:pPr>
+      <w:r>
+        <w:rPr>
+          <w:color w:val="444444"/>
+          <w:rtl w:val="0"/>
+        </w:rPr>
+        <w:t xml:space="preserve">Implemented </w:t>
+      </w:r>
+      <w:r>
+        <w:rPr>
+          <w:b w:val="1"/>
+          <w:bCs w:val="1"/>
+          <w:color w:val="444444"/>
+          <w:rtl w:val="0"/>
+        </w:rPr>
+        <w:t xml:space="preserve">housekeeping workflow</w:t>
+      </w:r>
+      <w:r>
+        <w:rPr>
+          <w:color w:val="444444"/>
+          <w:rtl w:val="0"/>
+        </w:rPr>
+        <w:t xml:space="preserve">, where housekeeping staff receive notifications when rooms require cleaning after guest checkout and update the room status once it is cleaned and ready for the next booking.</w:t>
+      </w:r>
+    </w:p>
+    <w:p>
+      <w:pPr>
+        <w:numPr>
+          <w:ilvl w:val="0"/>
+          <w:numId w:val="11"/>
+        </w:numPr>
+        <w:spacing w:after="0" w:afterAutospacing="0" w:before="0" w:beforeAutospacing="0" w:line="252.00000000000003" w:lineRule="auto"/>
+        <w:ind w:left="720" w:hanging="360"/>
+        <w:rPr>
+          <w:color w:val="444444"/>
+        </w:rPr>
+      </w:pPr>
+      <w:r>
+        <w:rPr>
+          <w:color w:val="444444"/>
+          <w:rtl w:val="0"/>
+        </w:rPr>
+        <w:t xml:space="preserve">Developed </w:t>
+      </w:r>
+      <w:r>
+        <w:rPr>
+          <w:b w:val="1"/>
+          <w:bCs w:val="1"/>
+          <w:color w:val="444444"/>
+          <w:rtl w:val="0"/>
+        </w:rPr>
+        <w:t xml:space="preserve">restaurant/KOT order management</w:t>
+      </w:r>
+      <w:r>
+        <w:rPr>
+          <w:color w:val="444444"/>
+          <w:rtl w:val="0"/>
+        </w:rPr>
+        <w:t xml:space="preserve">, allowing guests to place food orders from their rooms and restaurant users to receive, prepare, and process orders for delivery to the guest room.</w:t>
+      </w:r>
+    </w:p>
+    <w:p>
+      <w:pPr>
+        <w:numPr>
+          <w:ilvl w:val="0"/>
+          <w:numId w:val="11"/>
+        </w:numPr>
+        <w:spacing w:after="0" w:afterAutospacing="0" w:before="0" w:beforeAutospacing="0" w:line="252.00000000000003" w:lineRule="auto"/>
+        <w:ind w:left="720" w:hanging="360"/>
+        <w:rPr>
+          <w:color w:val="444444"/>
+        </w:rPr>
+      </w:pPr>
+      <w:r>
+        <w:rPr>
+          <w:color w:val="444444"/>
+          <w:rtl w:val="0"/>
+        </w:rPr>
+        <w:t xml:space="preserve">Implemented </w:t>
+      </w:r>
+      <w:r>
+        <w:rPr>
+          <w:b w:val="1"/>
+          <w:bCs w:val="1"/>
+          <w:color w:val="444444"/>
+          <w:rtl w:val="0"/>
+        </w:rPr>
+        <w:t xml:space="preserve">room service request management</w:t>
+      </w:r>
+      <w:r>
+        <w:rPr>
+          <w:color w:val="444444"/>
+          <w:rtl w:val="0"/>
+        </w:rPr>
+        <w:t xml:space="preserve">, allowing guests to request services such as room cleaning and other hotel services directly from the mobile portal.</w:t>
+      </w:r>
+    </w:p>
+    <w:p>
+      <w:pPr>
+        <w:numPr>
+          <w:ilvl w:val="0"/>
+          <w:numId w:val="11"/>
+        </w:numPr>
+        <w:spacing w:after="0" w:afterAutospacing="0" w:before="0" w:beforeAutospacing="0" w:line="252.00000000000003" w:lineRule="auto"/>
+        <w:ind w:left="720" w:hanging="360"/>
+        <w:rPr>
+          <w:color w:val="444444"/>
+        </w:rPr>
+      </w:pPr>
+      <w:r>
+        <w:rPr>
+          <w:color w:val="444444"/>
+          <w:rtl w:val="0"/>
+        </w:rPr>
+        <w:t xml:space="preserve">Developed an </w:t>
+      </w:r>
+      <w:r>
+        <w:rPr>
+          <w:b w:val="1"/>
+          <w:bCs w:val="1"/>
+          <w:color w:val="444444"/>
+          <w:rtl w:val="0"/>
+        </w:rPr>
+        <w:t xml:space="preserve">SOS/Emergency Request module</w:t>
+      </w:r>
+      <w:r>
+        <w:rPr>
+          <w:color w:val="444444"/>
+          <w:rtl w:val="0"/>
+        </w:rPr>
+        <w:t xml:space="preserve">, allowing guests to trigger an emergency request that is immediately notified to the reception team for assistance.</w:t>
+      </w:r>
+    </w:p>
+    <w:p>
+      <w:pPr>
+        <w:numPr>
+          <w:ilvl w:val="0"/>
+          <w:numId w:val="11"/>
+        </w:numPr>
+        <w:spacing w:after="0" w:afterAutospacing="0" w:before="0" w:beforeAutospacing="0" w:line="252.00000000000003" w:lineRule="auto"/>
+        <w:ind w:left="720" w:hanging="360"/>
+        <w:rPr>
+          <w:color w:val="444444"/>
+        </w:rPr>
+      </w:pPr>
+      <w:r>
+        <w:rPr>
+          <w:color w:val="444444"/>
+          <w:rtl w:val="0"/>
+        </w:rPr>
+        <w:t xml:space="preserve">Integrated </w:t>
+      </w:r>
+      <w:r>
+        <w:rPr>
+          <w:b w:val="1"/>
+          <w:bCs w:val="1"/>
+          <w:color w:val="444444"/>
+          <w:rtl w:val="0"/>
+        </w:rPr>
+        <w:t xml:space="preserve">Firebase Cloud Messaging (FCM)</w:t>
+      </w:r>
+      <w:r>
+        <w:rPr>
+          <w:color w:val="444444"/>
+          <w:rtl w:val="0"/>
+        </w:rPr>
+        <w:t xml:space="preserve"> for real-time notifications between guests and hotel staff for housekeeping, restaurant orders, service requests, and SOS alerts.</w:t>
+      </w:r>
+    </w:p>
+    <w:p>
+      <w:pPr>
+        <w:numPr>
+          <w:ilvl w:val="0"/>
+          <w:numId w:val="11"/>
+        </w:numPr>
+        <w:spacing w:after="0" w:afterAutospacing="0" w:before="0" w:beforeAutospacing="0" w:line="252.00000000000003" w:lineRule="auto"/>
+        <w:ind w:left="720" w:hanging="360"/>
+        <w:rPr>
+          <w:color w:val="444444"/>
+        </w:rPr>
+      </w:pPr>
+      <w:r>
+        <w:rPr>
+          <w:color w:val="444444"/>
+          <w:rtl w:val="0"/>
+        </w:rPr>
+        <w:t xml:space="preserve">Implemented </w:t>
+      </w:r>
+      <w:r>
+        <w:rPr>
+          <w:b w:val="1"/>
+          <w:bCs w:val="1"/>
+          <w:color w:val="444444"/>
+          <w:rtl w:val="0"/>
+        </w:rPr>
+        <w:t xml:space="preserve">hotel-specific access control</w:t>
+      </w:r>
+      <w:r>
+        <w:rPr>
+          <w:color w:val="444444"/>
+          <w:rtl w:val="0"/>
+        </w:rPr>
+        <w:t xml:space="preserve">, ensuring users can access and manage data according to their assigned hotel, role, and permissions.</w:t>
+      </w:r>
+    </w:p>
+    <w:p>
+      <w:pPr>
+        <w:numPr>
+          <w:ilvl w:val="0"/>
+          <w:numId w:val="11"/>
+        </w:numPr>
+        <w:spacing w:after="0" w:afterAutospacing="0" w:before="0" w:beforeAutospacing="0" w:line="252.00000000000003" w:lineRule="auto"/>
+        <w:ind w:left="720" w:hanging="360"/>
+        <w:rPr>
+          <w:color w:val="444444"/>
+        </w:rPr>
+      </w:pPr>
+      <w:r>
+        <w:rPr>
+          <w:color w:val="444444"/>
+          <w:rtl w:val="0"/>
+        </w:rPr>
+        <w:t xml:space="preserve">Developed </w:t>
+      </w:r>
+      <w:r>
+        <w:rPr>
+          <w:b w:val="1"/>
+          <w:bCs w:val="1"/>
+          <w:color w:val="444444"/>
+          <w:rtl w:val="0"/>
+        </w:rPr>
+        <w:t xml:space="preserve">hotel service and promotional content management</w:t>
+      </w:r>
+      <w:r>
+        <w:rPr>
+          <w:color w:val="444444"/>
+          <w:rtl w:val="0"/>
+        </w:rPr>
+        <w:t xml:space="preserve">, including hotel services, sliders, and guest-facing information.</w:t>
+      </w:r>
+    </w:p>
+    <w:p>
+      <w:pPr>
+        <w:numPr>
+          <w:ilvl w:val="0"/>
+          <w:numId w:val="11"/>
+        </w:numPr>
+        <w:spacing w:after="0" w:afterAutospacing="0" w:before="0" w:beforeAutospacing="0" w:line="252.00000000000003" w:lineRule="auto"/>
+        <w:ind w:left="720" w:hanging="360"/>
+        <w:rPr>
+          <w:color w:val="444444"/>
+        </w:rPr>
+      </w:pPr>
+      <w:r>
+        <w:rPr>
+          <w:color w:val="444444"/>
+          <w:rtl w:val="0"/>
+        </w:rPr>
+        <w:t xml:space="preserve">Implemented </w:t>
+      </w:r>
+      <w:r>
+        <w:rPr>
+          <w:b w:val="1"/>
+          <w:bCs w:val="1"/>
+          <w:color w:val="444444"/>
+          <w:rtl w:val="0"/>
+        </w:rPr>
+        <w:t xml:space="preserve">AJAX-based dynamic operations</w:t>
+      </w:r>
+      <w:r>
+        <w:rPr>
+          <w:color w:val="444444"/>
+          <w:rtl w:val="0"/>
+        </w:rPr>
+        <w:t xml:space="preserve"> for bookings, room status updates, service requests, restaurant orders, and administrative workflows.</w:t>
+      </w:r>
+    </w:p>
+    <w:p>
+      <w:pPr>
+        <w:numPr>
+          <w:ilvl w:val="0"/>
+          <w:numId w:val="11"/>
+        </w:numPr>
+        <w:spacing w:after="240" w:before="0" w:beforeAutospacing="0" w:line="252.00000000000003" w:lineRule="auto"/>
+        <w:ind w:left="720" w:hanging="360"/>
+        <w:rPr>
+          <w:color w:val="444444"/>
+        </w:rPr>
+      </w:pPr>
+      <w:r>
+        <w:rPr>
+          <w:color w:val="444444"/>
+          <w:rtl w:val="0"/>
+        </w:rPr>
+        <w:t xml:space="preserve">Designed and maintained </w:t>
+      </w:r>
+      <w:r>
+        <w:rPr>
+          <w:b w:val="1"/>
+          <w:bCs w:val="1"/>
+          <w:color w:val="444444"/>
+          <w:rtl w:val="0"/>
+        </w:rPr>
+        <w:t xml:space="preserve">MySQL database structures and queries</w:t>
+      </w:r>
+      <w:r>
+        <w:rPr>
+          <w:color w:val="444444"/>
+          <w:rtl w:val="0"/>
+        </w:rPr>
+        <w:t xml:space="preserve"> for hotels, users, roles, permissions, rooms, bookings, guests, housekeeping, restaurant orders, services, and notifications.</w:t>
+      </w:r>
+    </w:p>
+    <w:p>
+      <w:pPr>
+        <w:spacing w:line="240" w:lineRule="auto"/>
+        <w:rPr>
+          <w:b w:val="1"/>
+          <w:bCs w:val="1"/>
+        </w:rPr>
+      </w:pPr>
+      <w:r>
+        <w:rPr>
+          <w:b w:val="1"/>
+          <w:bCs w:val="1"/>
+          <w:rtl w:val="0"/>
+        </w:rPr>
+        <w:t xml:space="preserve">Key Features:</w:t>
+      </w:r>
+    </w:p>
+    <w:p>
+      <w:pPr>
+        <w:spacing w:line="240" w:lineRule="auto"/>
+        <w:rPr/>
+      </w:pPr>
+      <w:r>
+        <w:rPr>
+          <w:rtl w:val="0"/>
+        </w:rPr>
+        <w:t xml:space="preserve">Multi-Hotel Management · Super Admin Panel · Hotel Admin Management · Role-Based Authorization · User &amp; Department Management · Room Management · Room Amenities &amp; Pricing · Room Booking &amp; Reservation · Guest Management · Check-In / Check-Out · Guest Mobile Portal · OTP Authentication · Housekeeping Management · Room Cleaning Workflow · Room Status Management · Restaurant &amp; KOT Management · In-Room Food Ordering · Hotel Service Requests · Real-Time FCM Notifications · SOS/Emergency Management · Reception Management · Hotel Services · Hotel Sliders &amp; Content Management · GST Billing · AJAX-Based Operations · MySQL Database Management </w:t>
+      </w:r>
+    </w:p>
+    <w:p>
+      <w:pPr>
+        <w:spacing w:line="240" w:lineRule="auto"/>
+        <w:rPr/>
+      </w:pPr>
+      <w:r>
+        <w:rPr>
+          <w:rtl w:val="0"/>
+        </w:rPr>
+      </w:r>
+    </w:p>
+    <w:p>
+      <w:pPr>
+        <w:pStyle w:val="Heading2"/>
+        <w:spacing w:after="20" w:before="120" w:line="240" w:lineRule="auto"/>
+        <w:rPr/>
+      </w:pPr>
+      <w:r>
+        <w:rPr>
+          <w:rFonts w:ascii="Calibri" w:cs="Calibri" w:eastAsia="Calibri" w:hAnsi="Calibri"/>
+          <w:color w:val="222222"/>
+          <w:sz w:val="21"/>
+          <w:szCs w:val="21"/>
+          <w:rtl w:val="0"/>
+        </w:rPr>
+        <w:t xml:space="preserve">DeepSea ERP (Shop-Floor)</w:t>
+      </w:r>
+      <w:r>
+        <w:rPr>
+          <w:rtl w:val="0"/>
+        </w:rPr>
+      </w:r>
+    </w:p>
+    <w:p>
+      <w:pPr>
+        <w:spacing w:after="40" w:line="252.00000000000003" w:lineRule="auto"/>
+        <w:rPr>
+          <w:color w:val="444444"/>
+          <w:sz w:val="19"/>
+          <w:szCs w:val="19"/>
+        </w:rPr>
+      </w:pPr>
+      <w:r>
+        <w:rPr>
+          <w:b w:val="1"/>
+          <w:bCs w:val="1"/>
+          <w:sz w:val="19"/>
+          <w:szCs w:val="19"/>
+          <w:rtl w:val="0"/>
+        </w:rPr>
+        <w:t xml:space="preserve">Technologies Used: </w:t>
+      </w:r>
+      <w:r>
+        <w:rPr>
+          <w:color w:val="444444"/>
+          <w:sz w:val="19"/>
+          <w:szCs w:val="19"/>
+          <w:rtl w:val="0"/>
+        </w:rPr>
+        <w:t xml:space="preserve">PHP, CodeIgniter, MySQL, Bootstrap, jQuery, AJAX, QR Scanning, RBAC</w:t>
       </w:r>
     </w:p>
     <w:p>
@@ -2674,16 +4182,12 @@
         <w:ind w:left="720" w:hanging="360"/>
         <w:rPr>
           <w:color w:val="444444"/>
-          <w:sz w:val="19"/>
-          <w:szCs w:val="19"/>
           <w:u w:val="none"/>
         </w:rPr>
       </w:pPr>
       <w:r>
         <w:rPr>
           <w:color w:val="444444"/>
-          <w:sz w:val="19"/>
-          <w:szCs w:val="19"/>
           <w:rtl w:val="0"/>
         </w:rPr>
         <w:t xml:space="preserve">Developed and maintained a </w:t>
@@ -2693,20 +4197,16 @@
           <w:b w:val="1"/>
           <w:bCs w:val="1"/>
           <w:color w:val="444444"/>
-          <w:sz w:val="19"/>
-          <w:szCs w:val="19"/>
-          <w:rtl w:val="0"/>
-        </w:rPr>
-        <w:t xml:space="preserve">Motor Transport Management System</w:t>
-      </w:r>
-      <w:r>
-        <w:rPr>
-          <w:color w:val="444444"/>
-          <w:sz w:val="19"/>
-          <w:szCs w:val="19"/>
-          <w:rtl w:val="0"/>
-        </w:rPr>
-        <w:t xml:space="preserve"> using PHP, CodeIgniter 4, MySQL, Bootstrap, jQuery, AJAX, and DataTables for managing fleet, workshop, inventory, and vehicle operations.</w:t>
+          <w:rtl w:val="0"/>
+        </w:rPr>
+        <w:t xml:space="preserve">shop-floor ERP system</w:t>
+      </w:r>
+      <w:r>
+        <w:rPr>
+          <w:color w:val="444444"/>
+          <w:rtl w:val="0"/>
+        </w:rPr>
+        <w:t xml:space="preserve"> for managing projects, job cards, production operations, machines, operators, inventory, and production costs.</w:t>
       </w:r>
     </w:p>
     <w:p>
@@ -2719,16 +4219,12 @@
         <w:ind w:left="720" w:hanging="360"/>
         <w:rPr>
           <w:color w:val="444444"/>
-          <w:sz w:val="19"/>
-          <w:szCs w:val="19"/>
           <w:u w:val="none"/>
         </w:rPr>
       </w:pPr>
       <w:r>
         <w:rPr>
           <w:color w:val="444444"/>
-          <w:sz w:val="19"/>
-          <w:szCs w:val="19"/>
           <w:rtl w:val="0"/>
         </w:rPr>
         <w:t xml:space="preserve">Developed </w:t>
@@ -2738,20 +4234,16 @@
           <w:b w:val="1"/>
           <w:bCs w:val="1"/>
           <w:color w:val="444444"/>
-          <w:sz w:val="19"/>
-          <w:szCs w:val="19"/>
-          <w:rtl w:val="0"/>
-        </w:rPr>
-        <w:t xml:space="preserve">vehicle master and fleet management</w:t>
-      </w:r>
-      <w:r>
-        <w:rPr>
-          <w:color w:val="444444"/>
-          <w:sz w:val="19"/>
-          <w:szCs w:val="19"/>
-          <w:rtl w:val="0"/>
-        </w:rPr>
-        <w:t xml:space="preserve"> functionality including vehicle details, commissionerate mapping, officer assignment, and vehicle-to-officer allocation.</w:t>
+          <w:rtl w:val="0"/>
+        </w:rPr>
+        <w:t xml:space="preserve">Role-Based Access Control (RBAC)</w:t>
+      </w:r>
+      <w:r>
+        <w:rPr>
+          <w:color w:val="444444"/>
+          <w:rtl w:val="0"/>
+        </w:rPr>
+        <w:t xml:space="preserve"> functionality allowing administrators to create users and assign roles and permissions for different shop-floor operations.</w:t>
       </w:r>
     </w:p>
     <w:p>
@@ -2764,16 +4256,12 @@
         <w:ind w:left="720" w:hanging="360"/>
         <w:rPr>
           <w:color w:val="444444"/>
-          <w:sz w:val="19"/>
-          <w:szCs w:val="19"/>
           <w:u w:val="none"/>
         </w:rPr>
       </w:pPr>
       <w:r>
         <w:rPr>
           <w:color w:val="444444"/>
-          <w:sz w:val="19"/>
-          <w:szCs w:val="19"/>
           <w:rtl w:val="0"/>
         </w:rPr>
         <w:t xml:space="preserve">Implemented </w:t>
@@ -2783,20 +4271,16 @@
           <w:b w:val="1"/>
           <w:bCs w:val="1"/>
           <w:color w:val="444444"/>
-          <w:sz w:val="19"/>
-          <w:szCs w:val="19"/>
-          <w:rtl w:val="0"/>
-        </w:rPr>
-        <w:t xml:space="preserve">inventory and stock management</w:t>
-      </w:r>
-      <w:r>
-        <w:rPr>
-          <w:color w:val="444444"/>
-          <w:sz w:val="19"/>
-          <w:szCs w:val="19"/>
-          <w:rtl w:val="0"/>
-        </w:rPr>
-        <w:t xml:space="preserve"> for spare parts, items, lubricants, and other vehicle maintenance materials.</w:t>
+          <w:rtl w:val="0"/>
+        </w:rPr>
+        <w:t xml:space="preserve">machine and operator management</w:t>
+      </w:r>
+      <w:r>
+        <w:rPr>
+          <w:color w:val="444444"/>
+          <w:rtl w:val="0"/>
+        </w:rPr>
+        <w:t xml:space="preserve">, including machine/operator master data, hourly charges, and operational assignments.</w:t>
       </w:r>
     </w:p>
     <w:p>
@@ -2809,16 +4293,12 @@
         <w:ind w:left="720" w:hanging="360"/>
         <w:rPr>
           <w:color w:val="444444"/>
-          <w:sz w:val="19"/>
-          <w:szCs w:val="19"/>
           <w:u w:val="none"/>
         </w:rPr>
       </w:pPr>
       <w:r>
         <w:rPr>
           <w:color w:val="444444"/>
-          <w:sz w:val="19"/>
-          <w:szCs w:val="19"/>
           <w:rtl w:val="0"/>
         </w:rPr>
         <w:t xml:space="preserve">Developed </w:t>
@@ -2828,20 +4308,16 @@
           <w:b w:val="1"/>
           <w:bCs w:val="1"/>
           <w:color w:val="444444"/>
-          <w:sz w:val="19"/>
-          <w:szCs w:val="19"/>
-          <w:rtl w:val="0"/>
-        </w:rPr>
-        <w:t xml:space="preserve">Purchase Order and stock receipt functionality</w:t>
-      </w:r>
-      <w:r>
-        <w:rPr>
-          <w:color w:val="444444"/>
-          <w:sz w:val="19"/>
-          <w:szCs w:val="19"/>
-          <w:rtl w:val="0"/>
-        </w:rPr>
-        <w:t xml:space="preserve"> for adding and maintaining inventory quantities.</w:t>
+          <w:rtl w:val="0"/>
+        </w:rPr>
+        <w:t xml:space="preserve">project management</w:t>
+      </w:r>
+      <w:r>
+        <w:rPr>
+          <w:color w:val="444444"/>
+          <w:rtl w:val="0"/>
+        </w:rPr>
+        <w:t xml:space="preserve"> functionality where projects can contain multiple job cards and production operations.</w:t>
       </w:r>
     </w:p>
     <w:p>
@@ -2854,39 +4330,31 @@
         <w:ind w:left="720" w:hanging="360"/>
         <w:rPr>
           <w:color w:val="444444"/>
-          <w:sz w:val="19"/>
-          <w:szCs w:val="19"/>
           <w:u w:val="none"/>
         </w:rPr>
       </w:pPr>
       <w:r>
         <w:rPr>
           <w:color w:val="444444"/>
-          <w:sz w:val="19"/>
-          <w:szCs w:val="19"/>
-          <w:rtl w:val="0"/>
-        </w:rPr>
-        <w:t xml:space="preserve">Implemented </w:t>
+          <w:rtl w:val="0"/>
+        </w:rPr>
+        <w:t xml:space="preserve">Implemented a structured </w:t>
       </w:r>
       <w:r>
         <w:rPr>
           <w:b w:val="1"/>
           <w:bCs w:val="1"/>
           <w:color w:val="444444"/>
-          <w:sz w:val="19"/>
-          <w:szCs w:val="19"/>
-          <w:rtl w:val="0"/>
-        </w:rPr>
-        <w:t xml:space="preserve">lubricant voucher-based stock management</w:t>
-      </w:r>
-      <w:r>
-        <w:rPr>
-          <w:color w:val="444444"/>
-          <w:sz w:val="19"/>
-          <w:szCs w:val="19"/>
-          <w:rtl w:val="0"/>
-        </w:rPr>
-        <w:t xml:space="preserve">, allowing lubricant quantities to be received and tracked based on individual vouchers and containers.</w:t>
+          <w:rtl w:val="0"/>
+        </w:rPr>
+        <w:t xml:space="preserve">Project → Job Card → Operation</w:t>
+      </w:r>
+      <w:r>
+        <w:rPr>
+          <w:color w:val="444444"/>
+          <w:rtl w:val="0"/>
+        </w:rPr>
+        <w:t xml:space="preserve"> workflow for managing production activities from project creation through shop-floor execution.</w:t>
       </w:r>
     </w:p>
     <w:p>
@@ -2899,16 +4367,12 @@
         <w:ind w:left="720" w:hanging="360"/>
         <w:rPr>
           <w:color w:val="444444"/>
-          <w:sz w:val="19"/>
-          <w:szCs w:val="19"/>
           <w:u w:val="none"/>
         </w:rPr>
       </w:pPr>
       <w:r>
         <w:rPr>
           <w:color w:val="444444"/>
-          <w:sz w:val="19"/>
-          <w:szCs w:val="19"/>
           <w:rtl w:val="0"/>
         </w:rPr>
         <w:t xml:space="preserve">Developed </w:t>
@@ -2918,20 +4382,16 @@
           <w:b w:val="1"/>
           <w:bCs w:val="1"/>
           <w:color w:val="444444"/>
-          <w:sz w:val="19"/>
-          <w:szCs w:val="19"/>
-          <w:rtl w:val="0"/>
-        </w:rPr>
-        <w:t xml:space="preserve">barcode generation and item identification</w:t>
-      </w:r>
-      <w:r>
-        <w:rPr>
-          <w:color w:val="444444"/>
-          <w:sz w:val="19"/>
-          <w:szCs w:val="19"/>
-          <w:rtl w:val="0"/>
-        </w:rPr>
-        <w:t xml:space="preserve"> functionality for spare parts and inventory items.</w:t>
+          <w:rtl w:val="0"/>
+        </w:rPr>
+        <w:t xml:space="preserve">operation assignment functionality</w:t>
+      </w:r>
+      <w:r>
+        <w:rPr>
+          <w:color w:val="444444"/>
+          <w:rtl w:val="0"/>
+        </w:rPr>
+        <w:t xml:space="preserve">, allowing individual operations to be mapped to specific operators and machines.</w:t>
       </w:r>
     </w:p>
     <w:p>
@@ -2944,16 +4404,12 @@
         <w:ind w:left="720" w:hanging="360"/>
         <w:rPr>
           <w:color w:val="444444"/>
-          <w:sz w:val="19"/>
-          <w:szCs w:val="19"/>
           <w:u w:val="none"/>
         </w:rPr>
       </w:pPr>
       <w:r>
         <w:rPr>
           <w:color w:val="444444"/>
-          <w:sz w:val="19"/>
-          <w:szCs w:val="19"/>
           <w:rtl w:val="0"/>
         </w:rPr>
         <w:t xml:space="preserve">Implemented </w:t>
@@ -2963,20 +4419,16 @@
           <w:b w:val="1"/>
           <w:bCs w:val="1"/>
           <w:color w:val="444444"/>
-          <w:sz w:val="19"/>
-          <w:szCs w:val="19"/>
-          <w:rtl w:val="0"/>
-        </w:rPr>
-        <w:t xml:space="preserve">Workshop Job Card management</w:t>
-      </w:r>
-      <w:r>
-        <w:rPr>
-          <w:color w:val="444444"/>
-          <w:sz w:val="19"/>
-          <w:szCs w:val="19"/>
-          <w:rtl w:val="0"/>
-        </w:rPr>
-        <w:t xml:space="preserve">, allowing workshop users to create job cards for vehicles and request required spare parts, items, and lubricants.</w:t>
+          <w:rtl w:val="0"/>
+        </w:rPr>
+        <w:t xml:space="preserve">QR code scanning</w:t>
+      </w:r>
+      <w:r>
+        <w:rPr>
+          <w:color w:val="444444"/>
+          <w:rtl w:val="0"/>
+        </w:rPr>
+        <w:t xml:space="preserve"> for shop-floor operation execution, enabling operators to scan and start/complete assigned production operations.</w:t>
       </w:r>
     </w:p>
     <w:p>
@@ -2989,39 +4441,31 @@
         <w:ind w:left="720" w:hanging="360"/>
         <w:rPr>
           <w:color w:val="444444"/>
-          <w:sz w:val="19"/>
-          <w:szCs w:val="19"/>
           <w:u w:val="none"/>
         </w:rPr>
       </w:pPr>
       <w:r>
         <w:rPr>
           <w:color w:val="444444"/>
-          <w:sz w:val="19"/>
-          <w:szCs w:val="19"/>
-          <w:rtl w:val="0"/>
-        </w:rPr>
-        <w:t xml:space="preserve">Developed a </w:t>
+          <w:rtl w:val="0"/>
+        </w:rPr>
+        <w:t xml:space="preserve">Developed </w:t>
       </w:r>
       <w:r>
         <w:rPr>
           <w:b w:val="1"/>
           <w:bCs w:val="1"/>
           <w:color w:val="444444"/>
-          <w:sz w:val="19"/>
-          <w:szCs w:val="19"/>
-          <w:rtl w:val="0"/>
-        </w:rPr>
-        <w:t xml:space="preserve">multi-level approval workflow</w:t>
-      </w:r>
-      <w:r>
-        <w:rPr>
-          <w:color w:val="444444"/>
-          <w:sz w:val="19"/>
-          <w:szCs w:val="19"/>
-          <w:rtl w:val="0"/>
-        </w:rPr>
-        <w:t xml:space="preserve"> where administrators review and approve workshop job card requests before materials are issued.</w:t>
+          <w:rtl w:val="0"/>
+        </w:rPr>
+        <w:t xml:space="preserve">machine ON/OFF tracking</w:t>
+      </w:r>
+      <w:r>
+        <w:rPr>
+          <w:color w:val="444444"/>
+          <w:rtl w:val="0"/>
+        </w:rPr>
+        <w:t xml:space="preserve">, recording machine status, date, time, and machine activity logs through AJAX-based requests.</w:t>
       </w:r>
     </w:p>
     <w:p>
@@ -3034,16 +4478,12 @@
         <w:ind w:left="720" w:hanging="360"/>
         <w:rPr>
           <w:color w:val="444444"/>
-          <w:sz w:val="19"/>
-          <w:szCs w:val="19"/>
           <w:u w:val="none"/>
         </w:rPr>
       </w:pPr>
       <w:r>
         <w:rPr>
           <w:color w:val="444444"/>
-          <w:sz w:val="19"/>
-          <w:szCs w:val="19"/>
           <w:rtl w:val="0"/>
         </w:rPr>
         <w:t xml:space="preserve">Implemented </w:t>
@@ -3053,20 +4493,16 @@
           <w:b w:val="1"/>
           <w:bCs w:val="1"/>
           <w:color w:val="444444"/>
-          <w:sz w:val="19"/>
-          <w:szCs w:val="19"/>
-          <w:rtl w:val="0"/>
-        </w:rPr>
-        <w:t xml:space="preserve">FIFO-based inventory issuing</w:t>
-      </w:r>
-      <w:r>
-        <w:rPr>
-          <w:color w:val="444444"/>
-          <w:sz w:val="19"/>
-          <w:szCs w:val="19"/>
-          <w:rtl w:val="0"/>
-        </w:rPr>
-        <w:t xml:space="preserve">, ensuring approved spare parts and lubricants are issued based on stock availability and the First-In-First-Out method.</w:t>
+          <w:rtl w:val="0"/>
+        </w:rPr>
+        <w:t xml:space="preserve">operator and machine time tracking</w:t>
+      </w:r>
+      <w:r>
+        <w:rPr>
+          <w:color w:val="444444"/>
+          <w:rtl w:val="0"/>
+        </w:rPr>
+        <w:t xml:space="preserve"> to calculate production duration and resource utilization.</w:t>
       </w:r>
     </w:p>
     <w:p>
@@ -3079,39 +4515,31 @@
         <w:ind w:left="720" w:hanging="360"/>
         <w:rPr>
           <w:color w:val="444444"/>
-          <w:sz w:val="19"/>
-          <w:szCs w:val="19"/>
           <w:u w:val="none"/>
         </w:rPr>
       </w:pPr>
       <w:r>
         <w:rPr>
           <w:color w:val="444444"/>
-          <w:sz w:val="19"/>
-          <w:szCs w:val="19"/>
-          <w:rtl w:val="0"/>
-        </w:rPr>
-        <w:t xml:space="preserve">Implemented automatic </w:t>
+          <w:rtl w:val="0"/>
+        </w:rPr>
+        <w:t xml:space="preserve">Developed </w:t>
       </w:r>
       <w:r>
         <w:rPr>
           <w:b w:val="1"/>
           <w:bCs w:val="1"/>
           <w:color w:val="444444"/>
-          <w:sz w:val="19"/>
-          <w:szCs w:val="19"/>
-          <w:rtl w:val="0"/>
-        </w:rPr>
-        <w:t xml:space="preserve">stock quantity updates</w:t>
-      </w:r>
-      <w:r>
-        <w:rPr>
-          <w:color w:val="444444"/>
-          <w:sz w:val="19"/>
-          <w:szCs w:val="19"/>
-          <w:rtl w:val="0"/>
-        </w:rPr>
-        <w:t xml:space="preserve"> when items and lubricants are issued against approved job cards.</w:t>
+          <w:rtl w:val="0"/>
+        </w:rPr>
+        <w:t xml:space="preserve">inventory issue management</w:t>
+      </w:r>
+      <w:r>
+        <w:rPr>
+          <w:color w:val="444444"/>
+          <w:rtl w:val="0"/>
+        </w:rPr>
+        <w:t xml:space="preserve"> for issuing required parts/materials against projects and job cards.</w:t>
       </w:r>
     </w:p>
     <w:p>
@@ -3124,39 +4552,31 @@
         <w:ind w:left="720" w:hanging="360"/>
         <w:rPr>
           <w:color w:val="444444"/>
-          <w:sz w:val="19"/>
-          <w:szCs w:val="19"/>
           <w:u w:val="none"/>
         </w:rPr>
       </w:pPr>
       <w:r>
         <w:rPr>
           <w:color w:val="444444"/>
-          <w:sz w:val="19"/>
-          <w:szCs w:val="19"/>
-          <w:rtl w:val="0"/>
-        </w:rPr>
-        <w:t xml:space="preserve">Developed </w:t>
+          <w:rtl w:val="0"/>
+        </w:rPr>
+        <w:t xml:space="preserve">Implemented </w:t>
       </w:r>
       <w:r>
         <w:rPr>
           <w:b w:val="1"/>
           <w:bCs w:val="1"/>
           <w:color w:val="444444"/>
-          <w:sz w:val="19"/>
-          <w:szCs w:val="19"/>
-          <w:rtl w:val="0"/>
-        </w:rPr>
-        <w:t xml:space="preserve">vehicle maintenance and workshop tracking</w:t>
-      </w:r>
-      <w:r>
-        <w:rPr>
-          <w:color w:val="444444"/>
-          <w:sz w:val="19"/>
-          <w:szCs w:val="19"/>
-          <w:rtl w:val="0"/>
-        </w:rPr>
-        <w:t xml:space="preserve"> functionality including inspections, job cards, material requirements, and issue records.</w:t>
+          <w:rtl w:val="0"/>
+        </w:rPr>
+        <w:t xml:space="preserve">hourly machine/operator costing</w:t>
+      </w:r>
+      <w:r>
+        <w:rPr>
+          <w:color w:val="444444"/>
+          <w:rtl w:val="0"/>
+        </w:rPr>
+        <w:t xml:space="preserve">, using recorded production time and configured hourly charges to calculate project-level costs.</w:t>
       </w:r>
     </w:p>
     <w:p>
@@ -3169,39 +4589,31 @@
         <w:ind w:left="720" w:hanging="360"/>
         <w:rPr>
           <w:color w:val="444444"/>
-          <w:sz w:val="19"/>
-          <w:szCs w:val="19"/>
           <w:u w:val="none"/>
         </w:rPr>
       </w:pPr>
       <w:r>
         <w:rPr>
           <w:color w:val="444444"/>
-          <w:sz w:val="19"/>
-          <w:szCs w:val="19"/>
-          <w:rtl w:val="0"/>
-        </w:rPr>
-        <w:t xml:space="preserve">Implemented </w:t>
+          <w:rtl w:val="0"/>
+        </w:rPr>
+        <w:t xml:space="preserve">Developed </w:t>
       </w:r>
       <w:r>
         <w:rPr>
           <w:b w:val="1"/>
           <w:bCs w:val="1"/>
           <w:color w:val="444444"/>
-          <w:sz w:val="19"/>
-          <w:szCs w:val="19"/>
-          <w:rtl w:val="0"/>
-        </w:rPr>
-        <w:t xml:space="preserve">fuel management, gate pass management, and vehicle inspection</w:t>
-      </w:r>
-      <w:r>
-        <w:rPr>
-          <w:color w:val="444444"/>
-          <w:sz w:val="19"/>
-          <w:szCs w:val="19"/>
-          <w:rtl w:val="0"/>
-        </w:rPr>
-        <w:t xml:space="preserve"> modules.</w:t>
+          <w:rtl w:val="0"/>
+        </w:rPr>
+        <w:t xml:space="preserve">project costing and Profit &amp; Loss reports</w:t>
+      </w:r>
+      <w:r>
+        <w:rPr>
+          <w:color w:val="444444"/>
+          <w:rtl w:val="0"/>
+        </w:rPr>
+        <w:t xml:space="preserve"> by comparing project charges/revenue with machine, operator, material, and operational costs.</w:t>
       </w:r>
     </w:p>
     <w:p>
@@ -3214,16 +4626,12 @@
         <w:ind w:left="720" w:hanging="360"/>
         <w:rPr>
           <w:color w:val="444444"/>
-          <w:sz w:val="19"/>
-          <w:szCs w:val="19"/>
           <w:u w:val="none"/>
         </w:rPr>
       </w:pPr>
       <w:r>
         <w:rPr>
           <w:color w:val="444444"/>
-          <w:sz w:val="19"/>
-          <w:szCs w:val="19"/>
           <w:rtl w:val="0"/>
         </w:rPr>
         <w:t xml:space="preserve">Developed </w:t>
@@ -3233,20 +4641,16 @@
           <w:b w:val="1"/>
           <w:bCs w:val="1"/>
           <w:color w:val="444444"/>
-          <w:sz w:val="19"/>
-          <w:szCs w:val="19"/>
-          <w:rtl w:val="0"/>
-        </w:rPr>
-        <w:t xml:space="preserve">Excel/PDF reports</w:t>
-      </w:r>
-      <w:r>
-        <w:rPr>
-          <w:color w:val="444444"/>
-          <w:sz w:val="19"/>
-          <w:szCs w:val="19"/>
-          <w:rtl w:val="0"/>
-        </w:rPr>
-        <w:t xml:space="preserve"> for inventory, vehicles, workshop activities, stock transactions, and management requirements.</w:t>
+          <w:rtl w:val="0"/>
+        </w:rPr>
+        <w:t xml:space="preserve">machine and resource utilization reports</w:t>
+      </w:r>
+      <w:r>
+        <w:rPr>
+          <w:color w:val="444444"/>
+          <w:rtl w:val="0"/>
+        </w:rPr>
+        <w:t xml:space="preserve"> to monitor machine usage, operational hours, and shop-floor performance.</w:t>
       </w:r>
     </w:p>
     <w:p>
@@ -3259,39 +4663,31 @@
         <w:ind w:left="720" w:hanging="360"/>
         <w:rPr>
           <w:color w:val="444444"/>
-          <w:sz w:val="19"/>
-          <w:szCs w:val="19"/>
           <w:u w:val="none"/>
         </w:rPr>
       </w:pPr>
       <w:r>
         <w:rPr>
           <w:color w:val="444444"/>
-          <w:sz w:val="19"/>
-          <w:szCs w:val="19"/>
-          <w:rtl w:val="0"/>
-        </w:rPr>
-        <w:t xml:space="preserve">Integrated an </w:t>
+          <w:rtl w:val="0"/>
+        </w:rPr>
+        <w:t xml:space="preserve">Implemented </w:t>
       </w:r>
       <w:r>
         <w:rPr>
           <w:b w:val="1"/>
           <w:bCs w:val="1"/>
           <w:color w:val="444444"/>
-          <w:sz w:val="19"/>
-          <w:szCs w:val="19"/>
-          <w:rtl w:val="0"/>
-        </w:rPr>
-        <w:t xml:space="preserve">SMS Gateway with OTP verification</w:t>
-      </w:r>
-      <w:r>
-        <w:rPr>
-          <w:color w:val="444444"/>
-          <w:sz w:val="19"/>
-          <w:szCs w:val="19"/>
-          <w:rtl w:val="0"/>
-        </w:rPr>
-        <w:t xml:space="preserve"> for user authentication and verification.</w:t>
+          <w:rtl w:val="0"/>
+        </w:rPr>
+        <w:t xml:space="preserve">AJAX-based backend operations</w:t>
+      </w:r>
+      <w:r>
+        <w:rPr>
+          <w:color w:val="444444"/>
+          <w:rtl w:val="0"/>
+        </w:rPr>
+        <w:t xml:space="preserve"> for real-time machine status updates, QR execution, job card operations, and production data processing.</w:t>
       </w:r>
     </w:p>
     <w:p>
@@ -3304,72 +4700,21 @@
         <w:ind w:left="720" w:hanging="360"/>
         <w:rPr>
           <w:color w:val="444444"/>
-          <w:sz w:val="19"/>
-          <w:szCs w:val="19"/>
           <w:u w:val="none"/>
         </w:rPr>
       </w:pPr>
       <w:r>
         <w:rPr>
           <w:color w:val="444444"/>
-          <w:sz w:val="19"/>
-          <w:szCs w:val="19"/>
-          <w:rtl w:val="0"/>
-        </w:rPr>
-        <w:t xml:space="preserve">Implemented </w:t>
+          <w:rtl w:val="0"/>
+        </w:rPr>
+        <w:t xml:space="preserve">Designed and maintained </w:t>
       </w:r>
       <w:r>
         <w:rPr>
           <w:b w:val="1"/>
           <w:bCs w:val="1"/>
           <w:color w:val="444444"/>
-          <w:sz w:val="19"/>
-          <w:szCs w:val="19"/>
-          <w:rtl w:val="0"/>
-        </w:rPr>
-        <w:t xml:space="preserve">AJAX-based dynamic operations</w:t>
-      </w:r>
-      <w:r>
-        <w:rPr>
-          <w:color w:val="444444"/>
-          <w:sz w:val="19"/>
-          <w:szCs w:val="19"/>
-          <w:rtl w:val="0"/>
-        </w:rPr>
-        <w:t xml:space="preserve"> for searching, filtering, approvals, stock updates, and data processing.</w:t>
-      </w:r>
-    </w:p>
-    <w:p>
-      <w:pPr>
-        <w:numPr>
-          <w:ilvl w:val="0"/>
-          <w:numId w:val="10"/>
-        </w:numPr>
-        <w:spacing w:after="0" w:afterAutospacing="0" w:line="252.00000000000003" w:lineRule="auto"/>
-        <w:ind w:left="720" w:hanging="360"/>
-        <w:rPr>
-          <w:color w:val="444444"/>
-          <w:sz w:val="19"/>
-          <w:szCs w:val="19"/>
-          <w:u w:val="none"/>
-        </w:rPr>
-      </w:pPr>
-      <w:r>
-        <w:rPr>
-          <w:color w:val="444444"/>
-          <w:sz w:val="19"/>
-          <w:szCs w:val="19"/>
-          <w:rtl w:val="0"/>
-        </w:rPr>
-        <w:t xml:space="preserve">Designed and maintained </w:t>
-      </w:r>
-      <w:r>
-        <w:rPr>
-          <w:b w:val="1"/>
-          <w:bCs w:val="1"/>
-          <w:color w:val="444444"/>
-          <w:sz w:val="19"/>
-          <w:szCs w:val="19"/>
           <w:rtl w:val="0"/>
         </w:rPr>
         <w:t xml:space="preserve">MySQL database structures and queries</w:t>
@@ -3377,11 +4722,9 @@
       <w:r>
         <w:rPr>
           <w:color w:val="444444"/>
-          <w:sz w:val="19"/>
-          <w:szCs w:val="19"/>
-          <w:rtl w:val="0"/>
-        </w:rPr>
-        <w:t xml:space="preserve"> for fleet, inventory, purchase, lubricant, workshop, job card, approval, and stock transaction modules.</w:t>
+          <w:rtl w:val="0"/>
+        </w:rPr>
+        <w:t xml:space="preserve"> for projects, job cards, operations, machines, operators, inventory, time logs, and financial reporting.</w:t>
       </w:r>
     </w:p>
     <w:p>
@@ -3394,19 +4737,15 @@
         <w:ind w:left="720" w:hanging="360"/>
         <w:rPr>
           <w:color w:val="444444"/>
-          <w:sz w:val="19"/>
-          <w:szCs w:val="19"/>
           <w:u w:val="none"/>
         </w:rPr>
       </w:pPr>
       <w:r>
         <w:rPr>
           <w:color w:val="444444"/>
-          <w:sz w:val="19"/>
-          <w:szCs w:val="19"/>
-          <w:rtl w:val="0"/>
-        </w:rPr>
-        <w:t xml:space="preserve">Worked on application debugging, business-rule implementation, database operations, reporting, and production issue resolution.</w:t>
+          <w:rtl w:val="0"/>
+        </w:rPr>
+        <w:t xml:space="preserve">Implemented server-side validation, logging, debugging, and business logic for shop-floor production workflows.</w:t>
       </w:r>
     </w:p>
     <w:p>
@@ -3415,8 +4754,6 @@
         <w:ind w:left="720" w:firstLine="0"/>
         <w:rPr>
           <w:color w:val="444444"/>
-          <w:sz w:val="19"/>
-          <w:szCs w:val="19"/>
         </w:rPr>
       </w:pPr>
       <w:r>
@@ -3451,7 +4788,25 @@
         <w:rPr>
           <w:rtl w:val="0"/>
         </w:rPr>
-        <w:t xml:space="preserve">Fleet &amp; Vehicle Management · Commissionerate &amp; Officer Management · Vehicle-to-Officer Mapping · Spare Parts Inventory · Lubricant Inventory · Purchase Order Management · Voucher-Based Stock Management · Barcode Generation · Lubricant Container Tracking · Workshop Management · Vehicle Job Cards · Material &amp; Lubricant Requests · Job Card Approval Workflow · FIFO-Based Stock Issuing · Automatic Stock Updates · Vehicle Inspection · Fuel Management · Gate Pass Management · Excel/PDF Reports · SMS Gateway Integration · OTP Verification · AJAX-Based Operations · DataTables · MySQL Database Management </w:t>
+        <w:t xml:space="preserve">Project Management · Job Card Management · Production Operations · Machine Management · Operator Management · Machine/Operator Hourly Costing · Operation Assignment · QR-Based Shop-Floor Execution · Machine ON/OFF Tracking · Time &amp; Activity Logs · Inventory Issue Management · Resource Utilization Reports · Project Costing · Profit &amp; Loss Reports · RBAC &amp; User Management · AJAX-Based Operations · MySQL Database Management </w:t>
+      </w:r>
+    </w:p>
+    <w:p>
+      <w:pPr>
+        <w:pStyle w:val="Heading2"/>
+        <w:spacing w:after="20" w:before="120" w:line="240" w:lineRule="auto"/>
+        <w:rPr>
+          <w:color w:val="222222"/>
+          <w:sz w:val="21"/>
+          <w:szCs w:val="21"/>
+        </w:rPr>
+      </w:pPr>
+      <w:bookmarkStart w:colFirst="0" w:colLast="0" w:name="_heading=h.ry923snb98t9" w:id="1"/>
+      <w:bookmarkEnd w:id="1"/>
+      <w:r>
+        <w:rPr>
+          <w:rtl w:val="0"/>
+        </w:rPr>
       </w:r>
     </w:p>
     <w:p>
@@ -3460,15 +4815,16 @@
         <w:spacing w:after="20" w:before="120" w:line="240" w:lineRule="auto"/>
         <w:rPr/>
       </w:pPr>
-      <w:r>
-        <w:rPr>
-          <w:rFonts w:ascii="Calibri" w:cs="Calibri" w:eastAsia="Calibri" w:hAnsi="Calibri"/>
+      <w:bookmarkStart w:colFirst="0" w:colLast="0" w:name="_heading=h.e7dgysu986qr" w:id="2"/>
+      <w:bookmarkEnd w:id="2"/>
+      <w:r>
+        <w:rPr>
           <w:color w:val="222222"/>
           <w:sz w:val="21"/>
           <w:szCs w:val="21"/>
           <w:rtl w:val="0"/>
         </w:rPr>
-        <w:t xml:space="preserve">Hotel Management ERP + Guest Mobile Portal</w:t>
+        <w:t xml:space="preserve">GST Invoice Management System (SaaS)</w:t>
       </w:r>
       <w:r>
         <w:rPr>
@@ -3502,7 +4858,1423 @@
           <w:szCs w:val="19"/>
           <w:rtl w:val="0"/>
         </w:rPr>
-        <w:t xml:space="preserve">PHP, CodeIgniter 4, MySQL, Bootstrap, jQuery, AJAX, Firebase Cloud Messaging (FCM) </w:t>
+        <w:t xml:space="preserve">PHP, CodeIgniter 4, MySQL, Bootstrap, jQuery, AJAX, REST API, PDF Generation, RBAC</w:t>
+      </w:r>
+    </w:p>
+    <w:p>
+      <w:pPr>
+        <w:numPr>
+          <w:ilvl w:val="0"/>
+          <w:numId w:val="4"/>
+        </w:numPr>
+        <w:spacing w:after="0" w:afterAutospacing="0" w:line="252.00000000000003" w:lineRule="auto"/>
+        <w:ind w:left="720" w:hanging="360"/>
+        <w:rPr>
+          <w:color w:val="444444"/>
+          <w:u w:val="none"/>
+        </w:rPr>
+      </w:pPr>
+      <w:r>
+        <w:rPr>
+          <w:color w:val="444444"/>
+          <w:rtl w:val="0"/>
+        </w:rPr>
+        <w:t xml:space="preserve">Developed a </w:t>
+      </w:r>
+      <w:r>
+        <w:rPr>
+          <w:b w:val="1"/>
+          <w:bCs w:val="1"/>
+          <w:color w:val="444444"/>
+          <w:rtl w:val="0"/>
+        </w:rPr>
+        <w:t xml:space="preserve">multi-tenant SaaS-based GST Invoice Management System</w:t>
+      </w:r>
+      <w:r>
+        <w:rPr>
+          <w:color w:val="444444"/>
+          <w:rtl w:val="0"/>
+        </w:rPr>
+        <w:t xml:space="preserve"> using PHP, CodeIgniter 4, MySQL, JavaScript, jQuery, AJAX, and REST APIs.</w:t>
+      </w:r>
+    </w:p>
+    <w:p>
+      <w:pPr>
+        <w:numPr>
+          <w:ilvl w:val="0"/>
+          <w:numId w:val="4"/>
+        </w:numPr>
+        <w:spacing w:after="0" w:afterAutospacing="0" w:line="252.00000000000003" w:lineRule="auto"/>
+        <w:ind w:left="720" w:hanging="360"/>
+        <w:rPr>
+          <w:color w:val="444444"/>
+          <w:u w:val="none"/>
+        </w:rPr>
+      </w:pPr>
+      <w:r>
+        <w:rPr>
+          <w:color w:val="444444"/>
+          <w:rtl w:val="0"/>
+        </w:rPr>
+        <w:t xml:space="preserve">Implemented </w:t>
+      </w:r>
+      <w:r>
+        <w:rPr>
+          <w:b w:val="1"/>
+          <w:bCs w:val="1"/>
+          <w:color w:val="444444"/>
+          <w:rtl w:val="0"/>
+        </w:rPr>
+        <w:t xml:space="preserve">multi-tenant architecture</w:t>
+      </w:r>
+      <w:r>
+        <w:rPr>
+          <w:color w:val="444444"/>
+          <w:rtl w:val="0"/>
+        </w:rPr>
+        <w:t xml:space="preserve"> to allow multiple businesses/organizations to manage their invoicing data independently within the same application.</w:t>
+      </w:r>
+    </w:p>
+    <w:p>
+      <w:pPr>
+        <w:numPr>
+          <w:ilvl w:val="0"/>
+          <w:numId w:val="4"/>
+        </w:numPr>
+        <w:spacing w:after="0" w:afterAutospacing="0" w:line="252.00000000000003" w:lineRule="auto"/>
+        <w:ind w:left="720" w:hanging="360"/>
+        <w:rPr>
+          <w:color w:val="444444"/>
+          <w:u w:val="none"/>
+        </w:rPr>
+      </w:pPr>
+      <w:r>
+        <w:rPr>
+          <w:color w:val="444444"/>
+          <w:rtl w:val="0"/>
+        </w:rPr>
+        <w:t xml:space="preserve">Developed </w:t>
+      </w:r>
+      <w:r>
+        <w:rPr>
+          <w:b w:val="1"/>
+          <w:bCs w:val="1"/>
+          <w:color w:val="444444"/>
+          <w:rtl w:val="0"/>
+        </w:rPr>
+        <w:t xml:space="preserve">GST invoice creation and management</w:t>
+      </w:r>
+      <w:r>
+        <w:rPr>
+          <w:color w:val="444444"/>
+          <w:rtl w:val="0"/>
+        </w:rPr>
+        <w:t xml:space="preserve"> with automatic calculation of </w:t>
+      </w:r>
+      <w:r>
+        <w:rPr>
+          <w:b w:val="1"/>
+          <w:bCs w:val="1"/>
+          <w:color w:val="444444"/>
+          <w:rtl w:val="0"/>
+        </w:rPr>
+        <w:t xml:space="preserve">CGST, SGST, and IGST</w:t>
+      </w:r>
+      <w:r>
+        <w:rPr>
+          <w:color w:val="444444"/>
+          <w:rtl w:val="0"/>
+        </w:rPr>
+        <w:t xml:space="preserve"> based on applicable tax rules.</w:t>
+      </w:r>
+    </w:p>
+    <w:p>
+      <w:pPr>
+        <w:numPr>
+          <w:ilvl w:val="0"/>
+          <w:numId w:val="4"/>
+        </w:numPr>
+        <w:spacing w:after="0" w:afterAutospacing="0" w:line="252.00000000000003" w:lineRule="auto"/>
+        <w:ind w:left="720" w:hanging="360"/>
+        <w:rPr>
+          <w:color w:val="444444"/>
+          <w:u w:val="none"/>
+        </w:rPr>
+      </w:pPr>
+      <w:r>
+        <w:rPr>
+          <w:color w:val="444444"/>
+          <w:rtl w:val="0"/>
+        </w:rPr>
+        <w:t xml:space="preserve">Implemented </w:t>
+      </w:r>
+      <w:r>
+        <w:rPr>
+          <w:b w:val="1"/>
+          <w:bCs w:val="1"/>
+          <w:color w:val="444444"/>
+          <w:rtl w:val="0"/>
+        </w:rPr>
+        <w:t xml:space="preserve">financial year-based invoice numbering</w:t>
+      </w:r>
+      <w:r>
+        <w:rPr>
+          <w:color w:val="444444"/>
+          <w:rtl w:val="0"/>
+        </w:rPr>
+        <w:t xml:space="preserve">, maintaining sequential and unique invoice numbers for each business and financial year.</w:t>
+      </w:r>
+    </w:p>
+    <w:p>
+      <w:pPr>
+        <w:numPr>
+          <w:ilvl w:val="0"/>
+          <w:numId w:val="4"/>
+        </w:numPr>
+        <w:spacing w:after="0" w:afterAutospacing="0" w:line="252.00000000000003" w:lineRule="auto"/>
+        <w:ind w:left="720" w:hanging="360"/>
+        <w:rPr>
+          <w:color w:val="444444"/>
+          <w:u w:val="none"/>
+        </w:rPr>
+      </w:pPr>
+      <w:r>
+        <w:rPr>
+          <w:color w:val="444444"/>
+          <w:rtl w:val="0"/>
+        </w:rPr>
+        <w:t xml:space="preserve">Developed </w:t>
+      </w:r>
+      <w:r>
+        <w:rPr>
+          <w:b w:val="1"/>
+          <w:bCs w:val="1"/>
+          <w:color w:val="444444"/>
+          <w:rtl w:val="0"/>
+        </w:rPr>
+        <w:t xml:space="preserve">invoice CRUD functionality</w:t>
+      </w:r>
+      <w:r>
+        <w:rPr>
+          <w:color w:val="444444"/>
+          <w:rtl w:val="0"/>
+        </w:rPr>
+        <w:t xml:space="preserve"> including invoice creation, editing, viewing, searching, and management.</w:t>
+      </w:r>
+    </w:p>
+    <w:p>
+      <w:pPr>
+        <w:numPr>
+          <w:ilvl w:val="0"/>
+          <w:numId w:val="4"/>
+        </w:numPr>
+        <w:spacing w:after="0" w:afterAutospacing="0" w:line="252.00000000000003" w:lineRule="auto"/>
+        <w:ind w:left="720" w:hanging="360"/>
+        <w:rPr>
+          <w:color w:val="444444"/>
+          <w:u w:val="none"/>
+        </w:rPr>
+      </w:pPr>
+      <w:r>
+        <w:rPr>
+          <w:color w:val="444444"/>
+          <w:rtl w:val="0"/>
+        </w:rPr>
+        <w:t xml:space="preserve">Implemented </w:t>
+      </w:r>
+      <w:r>
+        <w:rPr>
+          <w:b w:val="1"/>
+          <w:bCs w:val="1"/>
+          <w:color w:val="444444"/>
+          <w:rtl w:val="0"/>
+        </w:rPr>
+        <w:t xml:space="preserve">database transactions</w:t>
+      </w:r>
+      <w:r>
+        <w:rPr>
+          <w:color w:val="444444"/>
+          <w:rtl w:val="0"/>
+        </w:rPr>
+        <w:t xml:space="preserve"> for invoice processing to ensure invoice header, item details, tax calculations, and related records are saved consistently.</w:t>
+      </w:r>
+    </w:p>
+    <w:p>
+      <w:pPr>
+        <w:numPr>
+          <w:ilvl w:val="0"/>
+          <w:numId w:val="4"/>
+        </w:numPr>
+        <w:spacing w:after="0" w:afterAutospacing="0" w:line="252.00000000000003" w:lineRule="auto"/>
+        <w:ind w:left="720" w:hanging="360"/>
+        <w:rPr>
+          <w:color w:val="444444"/>
+          <w:u w:val="none"/>
+        </w:rPr>
+      </w:pPr>
+      <w:r>
+        <w:rPr>
+          <w:color w:val="444444"/>
+          <w:rtl w:val="0"/>
+        </w:rPr>
+        <w:t xml:space="preserve">Developed </w:t>
+      </w:r>
+      <w:r>
+        <w:rPr>
+          <w:b w:val="1"/>
+          <w:bCs w:val="1"/>
+          <w:color w:val="444444"/>
+          <w:rtl w:val="0"/>
+        </w:rPr>
+        <w:t xml:space="preserve">PDF invoice generation and export</w:t>
+      </w:r>
+      <w:r>
+        <w:rPr>
+          <w:color w:val="444444"/>
+          <w:rtl w:val="0"/>
+        </w:rPr>
+        <w:t xml:space="preserve"> with formatted GST invoice details for printing and sharing.</w:t>
+      </w:r>
+    </w:p>
+    <w:p>
+      <w:pPr>
+        <w:numPr>
+          <w:ilvl w:val="0"/>
+          <w:numId w:val="4"/>
+        </w:numPr>
+        <w:spacing w:after="0" w:afterAutospacing="0" w:line="252.00000000000003" w:lineRule="auto"/>
+        <w:ind w:left="720" w:hanging="360"/>
+        <w:rPr>
+          <w:color w:val="444444"/>
+          <w:u w:val="none"/>
+        </w:rPr>
+      </w:pPr>
+      <w:r>
+        <w:rPr>
+          <w:color w:val="444444"/>
+          <w:rtl w:val="0"/>
+        </w:rPr>
+        <w:t xml:space="preserve">Implemented </w:t>
+      </w:r>
+      <w:r>
+        <w:rPr>
+          <w:b w:val="1"/>
+          <w:bCs w:val="1"/>
+          <w:color w:val="444444"/>
+          <w:rtl w:val="0"/>
+        </w:rPr>
+        <w:t xml:space="preserve">Role-Based Access Control (RBAC)</w:t>
+      </w:r>
+      <w:r>
+        <w:rPr>
+          <w:color w:val="444444"/>
+          <w:rtl w:val="0"/>
+        </w:rPr>
+        <w:t xml:space="preserve"> to manage users, roles, permissions, and access to different application modules.</w:t>
+      </w:r>
+    </w:p>
+    <w:p>
+      <w:pPr>
+        <w:numPr>
+          <w:ilvl w:val="0"/>
+          <w:numId w:val="4"/>
+        </w:numPr>
+        <w:spacing w:after="0" w:afterAutospacing="0" w:line="252.00000000000003" w:lineRule="auto"/>
+        <w:ind w:left="720" w:hanging="360"/>
+        <w:rPr>
+          <w:color w:val="444444"/>
+          <w:u w:val="none"/>
+        </w:rPr>
+      </w:pPr>
+      <w:r>
+        <w:rPr>
+          <w:color w:val="444444"/>
+          <w:rtl w:val="0"/>
+        </w:rPr>
+        <w:t xml:space="preserve">Developed </w:t>
+      </w:r>
+      <w:r>
+        <w:rPr>
+          <w:b w:val="1"/>
+          <w:bCs w:val="1"/>
+          <w:color w:val="444444"/>
+          <w:rtl w:val="0"/>
+        </w:rPr>
+        <w:t xml:space="preserve">REST API endpoints</w:t>
+      </w:r>
+      <w:r>
+        <w:rPr>
+          <w:color w:val="444444"/>
+          <w:rtl w:val="0"/>
+        </w:rPr>
+        <w:t xml:space="preserve"> for invoice-related operations and integration with other application components.</w:t>
+      </w:r>
+    </w:p>
+    <w:p>
+      <w:pPr>
+        <w:numPr>
+          <w:ilvl w:val="0"/>
+          <w:numId w:val="4"/>
+        </w:numPr>
+        <w:spacing w:after="0" w:afterAutospacing="0" w:line="252.00000000000003" w:lineRule="auto"/>
+        <w:ind w:left="720" w:hanging="360"/>
+        <w:rPr>
+          <w:color w:val="444444"/>
+          <w:u w:val="none"/>
+        </w:rPr>
+      </w:pPr>
+      <w:r>
+        <w:rPr>
+          <w:color w:val="444444"/>
+          <w:rtl w:val="0"/>
+        </w:rPr>
+        <w:t xml:space="preserve">Implemented </w:t>
+      </w:r>
+      <w:r>
+        <w:rPr>
+          <w:b w:val="1"/>
+          <w:bCs w:val="1"/>
+          <w:color w:val="444444"/>
+          <w:rtl w:val="0"/>
+        </w:rPr>
+        <w:t xml:space="preserve">AJAX-based dynamic operations</w:t>
+      </w:r>
+      <w:r>
+        <w:rPr>
+          <w:color w:val="444444"/>
+          <w:rtl w:val="0"/>
+        </w:rPr>
+        <w:t xml:space="preserve"> for invoice items, calculations, searches, validations, and data processing without unnecessary page reloads.</w:t>
+      </w:r>
+    </w:p>
+    <w:p>
+      <w:pPr>
+        <w:numPr>
+          <w:ilvl w:val="0"/>
+          <w:numId w:val="4"/>
+        </w:numPr>
+        <w:spacing w:after="0" w:afterAutospacing="0" w:line="252.00000000000003" w:lineRule="auto"/>
+        <w:ind w:left="720" w:hanging="360"/>
+        <w:rPr>
+          <w:color w:val="444444"/>
+          <w:u w:val="none"/>
+        </w:rPr>
+      </w:pPr>
+      <w:r>
+        <w:rPr>
+          <w:color w:val="444444"/>
+          <w:rtl w:val="0"/>
+        </w:rPr>
+        <w:t xml:space="preserve">Developed database structures and optimized </w:t>
+      </w:r>
+      <w:r>
+        <w:rPr>
+          <w:b w:val="1"/>
+          <w:bCs w:val="1"/>
+          <w:color w:val="444444"/>
+          <w:rtl w:val="0"/>
+        </w:rPr>
+        <w:t xml:space="preserve">MySQL queries</w:t>
+      </w:r>
+      <w:r>
+        <w:rPr>
+          <w:color w:val="444444"/>
+          <w:rtl w:val="0"/>
+        </w:rPr>
+        <w:t xml:space="preserve"> for businesses, customers, invoices, invoice items, tax calculations, users, roles, and permissions.</w:t>
+      </w:r>
+    </w:p>
+    <w:p>
+      <w:pPr>
+        <w:numPr>
+          <w:ilvl w:val="0"/>
+          <w:numId w:val="4"/>
+        </w:numPr>
+        <w:spacing w:after="0" w:afterAutospacing="0" w:line="252.00000000000003" w:lineRule="auto"/>
+        <w:ind w:left="720" w:hanging="360"/>
+        <w:rPr>
+          <w:color w:val="444444"/>
+          <w:u w:val="none"/>
+        </w:rPr>
+      </w:pPr>
+      <w:r>
+        <w:rPr>
+          <w:color w:val="444444"/>
+          <w:rtl w:val="0"/>
+        </w:rPr>
+        <w:t xml:space="preserve">Implemented </w:t>
+      </w:r>
+      <w:r>
+        <w:rPr>
+          <w:b w:val="1"/>
+          <w:bCs w:val="1"/>
+          <w:color w:val="444444"/>
+          <w:rtl w:val="0"/>
+        </w:rPr>
+        <w:t xml:space="preserve">server-side validation and business logic</w:t>
+      </w:r>
+      <w:r>
+        <w:rPr>
+          <w:color w:val="444444"/>
+          <w:rtl w:val="0"/>
+        </w:rPr>
+        <w:t xml:space="preserve"> for invoice data, GST calculations, financial year validation, invoice numbering, and transactional processing.</w:t>
+      </w:r>
+    </w:p>
+    <w:p>
+      <w:pPr>
+        <w:numPr>
+          <w:ilvl w:val="0"/>
+          <w:numId w:val="4"/>
+        </w:numPr>
+        <w:spacing w:after="0" w:afterAutospacing="0" w:line="252.00000000000003" w:lineRule="auto"/>
+        <w:ind w:left="720" w:hanging="360"/>
+        <w:rPr>
+          <w:color w:val="444444"/>
+          <w:u w:val="none"/>
+        </w:rPr>
+      </w:pPr>
+      <w:r>
+        <w:rPr>
+          <w:color w:val="444444"/>
+          <w:rtl w:val="0"/>
+        </w:rPr>
+        <w:t xml:space="preserve">Developed reporting and search functionality for </w:t>
+      </w:r>
+      <w:r>
+        <w:rPr>
+          <w:b w:val="1"/>
+          <w:bCs w:val="1"/>
+          <w:color w:val="444444"/>
+          <w:rtl w:val="0"/>
+        </w:rPr>
+        <w:t xml:space="preserve">invoice history, tax details, customers, and business transactions</w:t>
+      </w:r>
+      <w:r>
+        <w:rPr>
+          <w:color w:val="444444"/>
+          <w:rtl w:val="0"/>
+        </w:rPr>
+        <w:t xml:space="preserve">.</w:t>
+      </w:r>
+    </w:p>
+    <w:p>
+      <w:pPr>
+        <w:numPr>
+          <w:ilvl w:val="0"/>
+          <w:numId w:val="4"/>
+        </w:numPr>
+        <w:spacing w:after="40" w:line="252.00000000000003" w:lineRule="auto"/>
+        <w:ind w:left="720" w:hanging="360"/>
+        <w:rPr>
+          <w:color w:val="444444"/>
+          <w:u w:val="none"/>
+        </w:rPr>
+      </w:pPr>
+      <w:r>
+        <w:rPr>
+          <w:color w:val="444444"/>
+          <w:rtl w:val="0"/>
+        </w:rPr>
+        <w:t xml:space="preserve">Worked on application debugging, business requirement implementation, performance improvements, and production issue resolution.</w:t>
+      </w:r>
+    </w:p>
+    <w:p>
+      <w:pPr>
+        <w:spacing w:after="40" w:line="252.00000000000003" w:lineRule="auto"/>
+        <w:rPr>
+          <w:color w:val="444444"/>
+          <w:sz w:val="19"/>
+          <w:szCs w:val="19"/>
+        </w:rPr>
+      </w:pPr>
+      <w:r>
+        <w:rPr>
+          <w:rtl w:val="0"/>
+        </w:rPr>
+      </w:r>
+    </w:p>
+    <w:p>
+      <w:pPr>
+        <w:spacing w:line="240" w:lineRule="auto"/>
+        <w:rPr>
+          <w:b w:val="1"/>
+          <w:bCs w:val="1"/>
+        </w:rPr>
+      </w:pPr>
+      <w:r>
+        <w:rPr>
+          <w:b w:val="1"/>
+          <w:bCs w:val="1"/>
+          <w:rtl w:val="0"/>
+        </w:rPr>
+        <w:t xml:space="preserve">Key Features:</w:t>
+      </w:r>
+    </w:p>
+    <w:p>
+      <w:pPr>
+        <w:spacing w:line="240" w:lineRule="auto"/>
+        <w:rPr/>
+      </w:pPr>
+      <w:r>
+        <w:rPr>
+          <w:rtl w:val="0"/>
+        </w:rPr>
+        <w:t xml:space="preserve">Multi-Tenant SaaS Architecture · GST Invoice Management · CGST/SGST/IGST Calculation · Financial Year-Based Invoice Numbering · Customer Management · Invoice Item Management · Transactional Invoice Save · PDF Invoice Generation · Invoice Search &amp; Reports · REST APIs · AJAX-Based Operations · RBAC &amp; User Management · Role &amp; Permission Management · MySQL Database Management · Server-Side Validation </w:t>
+      </w:r>
+    </w:p>
+    <w:p>
+      <w:pPr>
+        <w:pStyle w:val="Heading2"/>
+        <w:spacing w:after="20" w:before="120" w:line="240" w:lineRule="auto"/>
+        <w:rPr>
+          <w:color w:val="222222"/>
+          <w:sz w:val="21"/>
+          <w:szCs w:val="21"/>
+        </w:rPr>
+      </w:pPr>
+      <w:bookmarkStart w:colFirst="0" w:colLast="0" w:name="_heading=h.l8r3s7u8n5m0" w:id="3"/>
+      <w:bookmarkEnd w:id="3"/>
+      <w:r>
+        <w:rPr>
+          <w:color w:val="222222"/>
+          <w:sz w:val="21"/>
+          <w:szCs w:val="21"/>
+          <w:rtl w:val="0"/>
+        </w:rPr>
+        <w:t xml:space="preserve">MyVillageApp — Telugu-First Digital Village Platform </w:t>
+      </w:r>
+    </w:p>
+    <w:p>
+      <w:pPr>
+        <w:spacing w:after="40" w:line="252.00000000000003" w:lineRule="auto"/>
+        <w:rPr/>
+      </w:pPr>
+      <w:r>
+        <w:rPr>
+          <w:b w:val="1"/>
+          <w:bCs w:val="1"/>
+          <w:sz w:val="19"/>
+          <w:szCs w:val="19"/>
+          <w:rtl w:val="0"/>
+        </w:rPr>
+        <w:t xml:space="preserve">Technologies Used:</w:t>
+      </w:r>
+      <w:r>
+        <w:rPr>
+          <w:rtl w:val="0"/>
+        </w:rPr>
+        <w:t xml:space="preserve"> Next.js 16, React 19, TypeScript, Tailwind CSS, MySQL, Zod, JWT, Google Maps API, Google Places API, Google Cloud Text-to-Speech, Open-Meteo AP </w:t>
+      </w:r>
+    </w:p>
+    <w:p>
+      <w:pPr>
+        <w:numPr>
+          <w:ilvl w:val="0"/>
+          <w:numId w:val="5"/>
+        </w:numPr>
+        <w:spacing w:after="0" w:afterAutospacing="0" w:before="240" w:line="252.00000000000003" w:lineRule="auto"/>
+        <w:ind w:left="720" w:hanging="360"/>
+      </w:pPr>
+      <w:r>
+        <w:rPr>
+          <w:rtl w:val="0"/>
+        </w:rPr>
+        <w:t xml:space="preserve">Designed and developed a comprehensive </w:t>
+      </w:r>
+      <w:r>
+        <w:rPr>
+          <w:b w:val="1"/>
+          <w:bCs w:val="1"/>
+          <w:rtl w:val="0"/>
+        </w:rPr>
+        <w:t xml:space="preserve">Telugu-first Digital Village Platform</w:t>
+      </w:r>
+      <w:r>
+        <w:rPr>
+          <w:rtl w:val="0"/>
+        </w:rPr>
+        <w:t xml:space="preserve"> using </w:t>
+      </w:r>
+      <w:r>
+        <w:rPr>
+          <w:b w:val="1"/>
+          <w:bCs w:val="1"/>
+          <w:rtl w:val="0"/>
+        </w:rPr>
+        <w:t xml:space="preserve">Next.js, React, TypeScript, Tailwind CSS, and MySQL</w:t>
+      </w:r>
+      <w:r>
+        <w:rPr>
+          <w:rtl w:val="0"/>
+        </w:rPr>
+        <w:t xml:space="preserve">.</w:t>
+      </w:r>
+    </w:p>
+    <w:p>
+      <w:pPr>
+        <w:numPr>
+          <w:ilvl w:val="0"/>
+          <w:numId w:val="5"/>
+        </w:numPr>
+        <w:spacing w:after="0" w:afterAutospacing="0" w:before="0" w:beforeAutospacing="0" w:line="252.00000000000003" w:lineRule="auto"/>
+        <w:ind w:left="720" w:hanging="360"/>
+      </w:pPr>
+      <w:r>
+        <w:rPr>
+          <w:rtl w:val="0"/>
+        </w:rPr>
+        <w:t xml:space="preserve">Developed modules for </w:t>
+      </w:r>
+      <w:r>
+        <w:rPr>
+          <w:b w:val="1"/>
+          <w:bCs w:val="1"/>
+          <w:rtl w:val="0"/>
+        </w:rPr>
+        <w:t xml:space="preserve">Village News, Events, Local Businesses &amp; Services, Agriculture Resources, Local Jobs, Marketplace, Government Services &amp; Schemes, Health &amp; Emergency Information, Polls, Community Engagement, and Problem/Issue Reporting</w:t>
+      </w:r>
+      <w:r>
+        <w:rPr>
+          <w:rtl w:val="0"/>
+        </w:rPr>
+        <w:t xml:space="preserve">.</w:t>
+      </w:r>
+    </w:p>
+    <w:p>
+      <w:pPr>
+        <w:numPr>
+          <w:ilvl w:val="0"/>
+          <w:numId w:val="5"/>
+        </w:numPr>
+        <w:spacing w:after="0" w:afterAutospacing="0" w:before="0" w:beforeAutospacing="0" w:line="252.00000000000003" w:lineRule="auto"/>
+        <w:ind w:left="720" w:hanging="360"/>
+      </w:pPr>
+      <w:r>
+        <w:rPr>
+          <w:rtl w:val="0"/>
+        </w:rPr>
+        <w:t xml:space="preserve">Implemented </w:t>
+      </w:r>
+      <w:r>
+        <w:rPr>
+          <w:b w:val="1"/>
+          <w:bCs w:val="1"/>
+          <w:rtl w:val="0"/>
+        </w:rPr>
+        <w:t xml:space="preserve">Google Maps JavaScript API and Google Places API</w:t>
+      </w:r>
+      <w:r>
+        <w:rPr>
+          <w:rtl w:val="0"/>
+        </w:rPr>
+        <w:t xml:space="preserve"> for location search, place autocomplete, current-location handling, and location-based functionality.</w:t>
+      </w:r>
+    </w:p>
+    <w:p>
+      <w:pPr>
+        <w:numPr>
+          <w:ilvl w:val="0"/>
+          <w:numId w:val="5"/>
+        </w:numPr>
+        <w:spacing w:after="0" w:afterAutospacing="0" w:before="0" w:beforeAutospacing="0" w:line="252.00000000000003" w:lineRule="auto"/>
+        <w:ind w:left="720" w:hanging="360"/>
+      </w:pPr>
+      <w:r>
+        <w:rPr>
+          <w:rtl w:val="0"/>
+        </w:rPr>
+        <w:t xml:space="preserve">Integrated the </w:t>
+      </w:r>
+      <w:r>
+        <w:rPr>
+          <w:b w:val="1"/>
+          <w:bCs w:val="1"/>
+          <w:rtl w:val="0"/>
+        </w:rPr>
+        <w:t xml:space="preserve">Open-Meteo API</w:t>
+      </w:r>
+      <w:r>
+        <w:rPr>
+          <w:rtl w:val="0"/>
+        </w:rPr>
+        <w:t xml:space="preserve"> to provide village-level weather information and forecasts.</w:t>
+      </w:r>
+    </w:p>
+    <w:p>
+      <w:pPr>
+        <w:numPr>
+          <w:ilvl w:val="0"/>
+          <w:numId w:val="5"/>
+        </w:numPr>
+        <w:spacing w:after="0" w:afterAutospacing="0" w:before="0" w:beforeAutospacing="0" w:line="252.00000000000003" w:lineRule="auto"/>
+        <w:ind w:left="720" w:hanging="360"/>
+      </w:pPr>
+      <w:r>
+        <w:rPr>
+          <w:rtl w:val="0"/>
+        </w:rPr>
+        <w:t xml:space="preserve">Implemented </w:t>
+      </w:r>
+      <w:r>
+        <w:rPr>
+          <w:b w:val="1"/>
+          <w:bCs w:val="1"/>
+          <w:rtl w:val="0"/>
+        </w:rPr>
+        <w:t xml:space="preserve">Google Cloud Text-to-Speech</w:t>
+      </w:r>
+      <w:r>
+        <w:rPr>
+          <w:rtl w:val="0"/>
+        </w:rPr>
+        <w:t xml:space="preserve"> functionality to provide a Telugu </w:t>
+      </w:r>
+      <w:r>
+        <w:rPr>
+          <w:b w:val="1"/>
+          <w:bCs w:val="1"/>
+          <w:rtl w:val="0"/>
+        </w:rPr>
+        <w:t xml:space="preserve">“Listen” feature</w:t>
+      </w:r>
+      <w:r>
+        <w:rPr>
+          <w:rtl w:val="0"/>
+        </w:rPr>
+        <w:t xml:space="preserve">, improving accessibility for users with limited reading ability.</w:t>
+      </w:r>
+    </w:p>
+    <w:p>
+      <w:pPr>
+        <w:numPr>
+          <w:ilvl w:val="0"/>
+          <w:numId w:val="5"/>
+        </w:numPr>
+        <w:spacing w:after="0" w:afterAutospacing="0" w:before="0" w:beforeAutospacing="0" w:line="252.00000000000003" w:lineRule="auto"/>
+        <w:ind w:left="720" w:hanging="360"/>
+      </w:pPr>
+      <w:r>
+        <w:rPr>
+          <w:rtl w:val="0"/>
+        </w:rPr>
+        <w:t xml:space="preserve">Developed a </w:t>
+      </w:r>
+      <w:r>
+        <w:rPr>
+          <w:b w:val="1"/>
+          <w:bCs w:val="1"/>
+          <w:rtl w:val="0"/>
+        </w:rPr>
+        <w:t xml:space="preserve">search system</w:t>
+      </w:r>
+      <w:r>
+        <w:rPr>
+          <w:rtl w:val="0"/>
+        </w:rPr>
+        <w:t xml:space="preserve"> to search and discover village-related information, services, businesses, news, and other platform content.</w:t>
+      </w:r>
+    </w:p>
+    <w:p>
+      <w:pPr>
+        <w:numPr>
+          <w:ilvl w:val="0"/>
+          <w:numId w:val="5"/>
+        </w:numPr>
+        <w:spacing w:after="0" w:afterAutospacing="0" w:before="0" w:beforeAutospacing="0" w:line="252.00000000000003" w:lineRule="auto"/>
+        <w:ind w:left="720" w:hanging="360"/>
+      </w:pPr>
+      <w:r>
+        <w:rPr>
+          <w:rtl w:val="0"/>
+        </w:rPr>
+        <w:t xml:space="preserve">Built </w:t>
+      </w:r>
+      <w:r>
+        <w:rPr>
+          <w:b w:val="1"/>
+          <w:bCs w:val="1"/>
+          <w:rtl w:val="0"/>
+        </w:rPr>
+        <w:t xml:space="preserve">poster creation and publishing functionality</w:t>
+      </w:r>
+      <w:r>
+        <w:rPr>
+          <w:rtl w:val="0"/>
+        </w:rPr>
+        <w:t xml:space="preserve"> for announcements, events, campaigns, and village information.</w:t>
+      </w:r>
+    </w:p>
+    <w:p>
+      <w:pPr>
+        <w:numPr>
+          <w:ilvl w:val="0"/>
+          <w:numId w:val="5"/>
+        </w:numPr>
+        <w:spacing w:after="0" w:afterAutospacing="0" w:before="0" w:beforeAutospacing="0" w:line="252.00000000000003" w:lineRule="auto"/>
+        <w:ind w:left="720" w:hanging="360"/>
+      </w:pPr>
+      <w:r>
+        <w:rPr>
+          <w:rtl w:val="0"/>
+        </w:rPr>
+        <w:t xml:space="preserve">Implemented </w:t>
+      </w:r>
+      <w:r>
+        <w:rPr>
+          <w:b w:val="1"/>
+          <w:bCs w:val="1"/>
+          <w:rtl w:val="0"/>
+        </w:rPr>
+        <w:t xml:space="preserve">notifications and advertisement management</w:t>
+      </w:r>
+      <w:r>
+        <w:rPr>
+          <w:rtl w:val="0"/>
+        </w:rPr>
+        <w:t xml:space="preserve"> for communicating important updates and promotional information to users.</w:t>
+      </w:r>
+    </w:p>
+    <w:p>
+      <w:pPr>
+        <w:numPr>
+          <w:ilvl w:val="0"/>
+          <w:numId w:val="5"/>
+        </w:numPr>
+        <w:spacing w:after="240" w:before="0" w:beforeAutospacing="0" w:line="252.00000000000003" w:lineRule="auto"/>
+        <w:ind w:left="720" w:hanging="360"/>
+      </w:pPr>
+      <w:r>
+        <w:rPr>
+          <w:rtl w:val="0"/>
+        </w:rPr>
+        <w:t xml:space="preserve">Designed and implemented a structured </w:t>
+      </w:r>
+      <w:r>
+        <w:rPr>
+          <w:b w:val="1"/>
+          <w:bCs w:val="1"/>
+          <w:rtl w:val="0"/>
+        </w:rPr>
+        <w:t xml:space="preserve">Service → Repository architecture</w:t>
+      </w:r>
+      <w:r>
+        <w:rPr>
+          <w:rtl w:val="0"/>
+        </w:rPr>
+        <w:t xml:space="preserve"> to separate API handling, business logic, database operations, and improve maintainability.</w:t>
+      </w:r>
+    </w:p>
+    <w:p>
+      <w:pPr>
+        <w:spacing w:after="40" w:line="252.00000000000003" w:lineRule="auto"/>
+        <w:rPr/>
+      </w:pPr>
+      <w:r>
+        <w:rPr>
+          <w:rtl w:val="0"/>
+        </w:rPr>
+        <w:t xml:space="preserve">              Frontend → API Routes → Services → Repositories → MySQL</w:t>
+      </w:r>
+    </w:p>
+    <w:p>
+      <w:pPr>
+        <w:numPr>
+          <w:ilvl w:val="0"/>
+          <w:numId w:val="3"/>
+        </w:numPr>
+        <w:spacing w:after="0" w:afterAutospacing="0" w:before="240" w:line="252.00000000000003" w:lineRule="auto"/>
+        <w:ind w:left="720" w:hanging="360"/>
+      </w:pPr>
+      <w:r>
+        <w:rPr>
+          <w:rtl w:val="0"/>
+        </w:rPr>
+        <w:t xml:space="preserve">Developed </w:t>
+      </w:r>
+      <w:r>
+        <w:rPr>
+          <w:b w:val="1"/>
+          <w:bCs w:val="1"/>
+          <w:rtl w:val="0"/>
+        </w:rPr>
+        <w:t xml:space="preserve">Next.js Route Handlers</w:t>
+      </w:r>
+      <w:r>
+        <w:rPr>
+          <w:rtl w:val="0"/>
+        </w:rPr>
+        <w:t xml:space="preserve"> for backend API development and communication between the frontend, business logic, and database.</w:t>
+      </w:r>
+    </w:p>
+    <w:p>
+      <w:pPr>
+        <w:numPr>
+          <w:ilvl w:val="0"/>
+          <w:numId w:val="3"/>
+        </w:numPr>
+        <w:spacing w:after="0" w:afterAutospacing="0" w:before="0" w:beforeAutospacing="0" w:line="252.00000000000003" w:lineRule="auto"/>
+        <w:ind w:left="720" w:hanging="360"/>
+      </w:pPr>
+      <w:r>
+        <w:rPr>
+          <w:rtl w:val="0"/>
+        </w:rPr>
+        <w:t xml:space="preserve">Implemented </w:t>
+      </w:r>
+      <w:r>
+        <w:rPr>
+          <w:b w:val="1"/>
+          <w:bCs w:val="1"/>
+          <w:rtl w:val="0"/>
+        </w:rPr>
+        <w:t xml:space="preserve">Zod validation</w:t>
+      </w:r>
+      <w:r>
+        <w:rPr>
+          <w:rtl w:val="0"/>
+        </w:rPr>
+        <w:t xml:space="preserve"> for validating API requests, form data, and application inputs.</w:t>
+      </w:r>
+    </w:p>
+    <w:p>
+      <w:pPr>
+        <w:numPr>
+          <w:ilvl w:val="0"/>
+          <w:numId w:val="3"/>
+        </w:numPr>
+        <w:spacing w:after="0" w:afterAutospacing="0" w:before="0" w:beforeAutospacing="0" w:line="252.00000000000003" w:lineRule="auto"/>
+        <w:ind w:left="720" w:hanging="360"/>
+      </w:pPr>
+      <w:r>
+        <w:rPr>
+          <w:rtl w:val="0"/>
+        </w:rPr>
+        <w:t xml:space="preserve">Implemented secure authentication using </w:t>
+      </w:r>
+      <w:r>
+        <w:rPr>
+          <w:b w:val="1"/>
+          <w:bCs w:val="1"/>
+          <w:rtl w:val="0"/>
+        </w:rPr>
+        <w:t xml:space="preserve">JWT</w:t>
+      </w:r>
+      <w:r>
+        <w:rPr>
+          <w:rtl w:val="0"/>
+        </w:rPr>
+        <w:t xml:space="preserve">.</w:t>
+      </w:r>
+    </w:p>
+    <w:p>
+      <w:pPr>
+        <w:numPr>
+          <w:ilvl w:val="0"/>
+          <w:numId w:val="3"/>
+        </w:numPr>
+        <w:spacing w:after="0" w:afterAutospacing="0" w:before="0" w:beforeAutospacing="0" w:line="252.00000000000003" w:lineRule="auto"/>
+        <w:ind w:left="720" w:hanging="360"/>
+      </w:pPr>
+      <w:r>
+        <w:rPr>
+          <w:rtl w:val="0"/>
+        </w:rPr>
+        <w:t xml:space="preserve">Developed separate </w:t>
+      </w:r>
+      <w:r>
+        <w:rPr>
+          <w:b w:val="1"/>
+          <w:bCs w:val="1"/>
+          <w:rtl w:val="0"/>
+        </w:rPr>
+        <w:t xml:space="preserve">User and Admin authentication systems</w:t>
+      </w:r>
+      <w:r>
+        <w:rPr>
+          <w:rtl w:val="0"/>
+        </w:rPr>
+        <w:t xml:space="preserve"> with </w:t>
+      </w:r>
+      <w:r>
+        <w:rPr>
+          <w:b w:val="1"/>
+          <w:bCs w:val="1"/>
+          <w:rtl w:val="0"/>
+        </w:rPr>
+        <w:t xml:space="preserve">Role-Based Access Control (RBAC)</w:t>
+      </w:r>
+      <w:r>
+        <w:rPr>
+          <w:rtl w:val="0"/>
+        </w:rPr>
+        <w:t xml:space="preserve"> and permission management.</w:t>
+      </w:r>
+    </w:p>
+    <w:p>
+      <w:pPr>
+        <w:numPr>
+          <w:ilvl w:val="0"/>
+          <w:numId w:val="3"/>
+        </w:numPr>
+        <w:spacing w:after="0" w:afterAutospacing="0" w:before="0" w:beforeAutospacing="0" w:line="252.00000000000003" w:lineRule="auto"/>
+        <w:ind w:left="720" w:hanging="360"/>
+      </w:pPr>
+      <w:r>
+        <w:rPr>
+          <w:rtl w:val="0"/>
+        </w:rPr>
+        <w:t xml:space="preserve">Implemented </w:t>
+      </w:r>
+      <w:r>
+        <w:rPr>
+          <w:b w:val="1"/>
+          <w:bCs w:val="1"/>
+          <w:rtl w:val="0"/>
+        </w:rPr>
+        <w:t xml:space="preserve">content verification and publishing workflows</w:t>
+      </w:r>
+      <w:r>
+        <w:rPr>
+          <w:rtl w:val="0"/>
+        </w:rPr>
+        <w:t xml:space="preserve"> for managing village news, events, posters, businesses, and other community content.</w:t>
+      </w:r>
+    </w:p>
+    <w:p>
+      <w:pPr>
+        <w:numPr>
+          <w:ilvl w:val="0"/>
+          <w:numId w:val="3"/>
+        </w:numPr>
+        <w:spacing w:after="0" w:afterAutospacing="0" w:before="0" w:beforeAutospacing="0" w:line="252.00000000000003" w:lineRule="auto"/>
+        <w:ind w:left="720" w:hanging="360"/>
+      </w:pPr>
+      <w:r>
+        <w:rPr>
+          <w:rtl w:val="0"/>
+        </w:rPr>
+        <w:t xml:space="preserve">Added </w:t>
+      </w:r>
+      <w:r>
+        <w:rPr>
+          <w:b w:val="1"/>
+          <w:bCs w:val="1"/>
+          <w:rtl w:val="0"/>
+        </w:rPr>
+        <w:t xml:space="preserve">audit logging, origin checks, rate limiting, and permission-based access controls</w:t>
+      </w:r>
+      <w:r>
+        <w:rPr>
+          <w:rtl w:val="0"/>
+        </w:rPr>
+        <w:t xml:space="preserve"> to improve application security.</w:t>
+      </w:r>
+    </w:p>
+    <w:p>
+      <w:pPr>
+        <w:numPr>
+          <w:ilvl w:val="0"/>
+          <w:numId w:val="3"/>
+        </w:numPr>
+        <w:spacing w:after="0" w:afterAutospacing="0" w:before="0" w:beforeAutospacing="0" w:line="252.00000000000003" w:lineRule="auto"/>
+        <w:ind w:left="720" w:hanging="360"/>
+      </w:pPr>
+      <w:r>
+        <w:rPr>
+          <w:rtl w:val="0"/>
+        </w:rPr>
+        <w:t xml:space="preserve">Worked extensively with </w:t>
+      </w:r>
+      <w:r>
+        <w:rPr>
+          <w:b w:val="1"/>
+          <w:bCs w:val="1"/>
+          <w:rtl w:val="0"/>
+        </w:rPr>
+        <w:t xml:space="preserve">MySQL </w:t>
+      </w:r>
+      <w:r>
+        <w:rPr>
+          <w:rtl w:val="0"/>
+        </w:rPr>
+        <w:t xml:space="preserve"> for database design, table relationships, queries, joins, CRUD operations, indexing, and data management.</w:t>
+      </w:r>
+    </w:p>
+    <w:p>
+      <w:pPr>
+        <w:numPr>
+          <w:ilvl w:val="0"/>
+          <w:numId w:val="3"/>
+        </w:numPr>
+        <w:spacing w:after="0" w:afterAutospacing="0" w:before="0" w:beforeAutospacing="0" w:line="252.00000000000003" w:lineRule="auto"/>
+        <w:ind w:left="720" w:hanging="360"/>
+      </w:pPr>
+      <w:r>
+        <w:rPr>
+          <w:rtl w:val="0"/>
+        </w:rPr>
+        <w:t xml:space="preserve">Implemented a </w:t>
+      </w:r>
+      <w:r>
+        <w:rPr>
+          <w:b w:val="1"/>
+          <w:bCs w:val="1"/>
+          <w:rtl w:val="0"/>
+        </w:rPr>
+        <w:t xml:space="preserve">multi-village architecture</w:t>
+      </w:r>
+      <w:r>
+        <w:rPr>
+          <w:rtl w:val="0"/>
+        </w:rPr>
+        <w:t xml:space="preserve"> using </w:t>
+      </w:r>
+      <w:r>
+        <w:rPr>
+          <w:color w:val="000000"/>
+          <w:rtl w:val="0"/>
+        </w:rPr>
+        <w:t xml:space="preserve">village_id</w:t>
+      </w:r>
+      <w:r>
+        <w:rPr>
+          <w:rtl w:val="0"/>
+        </w:rPr>
+        <w:t xml:space="preserve"> </w:t>
+      </w:r>
+      <w:r>
+        <w:rPr>
+          <w:rtl w:val="0"/>
+        </w:rPr>
+        <w:t xml:space="preserve"> content scoping, allowing the platform to expand across multiple villages and mandals.</w:t>
+      </w:r>
+    </w:p>
+    <w:p>
+      <w:pPr>
+        <w:numPr>
+          <w:ilvl w:val="0"/>
+          <w:numId w:val="3"/>
+        </w:numPr>
+        <w:spacing w:after="0" w:afterAutospacing="0" w:before="0" w:beforeAutospacing="0" w:line="252.00000000000003" w:lineRule="auto"/>
+        <w:ind w:left="720" w:hanging="360"/>
+      </w:pPr>
+      <w:r>
+        <w:rPr>
+          <w:rtl w:val="0"/>
+        </w:rPr>
+        <w:t xml:space="preserve">Developed responsive and </w:t>
+      </w:r>
+      <w:r>
+        <w:rPr>
+          <w:b w:val="1"/>
+          <w:bCs w:val="1"/>
+          <w:rtl w:val="0"/>
+        </w:rPr>
+        <w:t xml:space="preserve">mobile-first user interfaces</w:t>
+      </w:r>
+      <w:r>
+        <w:rPr>
+          <w:rtl w:val="0"/>
+        </w:rPr>
+        <w:t xml:space="preserve"> optimized for Telugu-speaking rural users, including users with limited technical knowledge.</w:t>
+      </w:r>
+    </w:p>
+    <w:p>
+      <w:pPr>
+        <w:numPr>
+          <w:ilvl w:val="0"/>
+          <w:numId w:val="3"/>
+        </w:numPr>
+        <w:spacing w:after="0" w:afterAutospacing="0" w:before="0" w:beforeAutospacing="0" w:line="252.00000000000003" w:lineRule="auto"/>
+        <w:ind w:left="720" w:hanging="360"/>
+      </w:pPr>
+      <w:r>
+        <w:rPr>
+          <w:rtl w:val="0"/>
+        </w:rPr>
+        <w:t xml:space="preserve">Implemented </w:t>
+      </w:r>
+      <w:r>
+        <w:rPr>
+          <w:b w:val="1"/>
+          <w:bCs w:val="1"/>
+          <w:rtl w:val="0"/>
+        </w:rPr>
+        <w:t xml:space="preserve">image processing and optimization using Sharp</w:t>
+      </w:r>
+      <w:r>
+        <w:rPr>
+          <w:rtl w:val="0"/>
+        </w:rPr>
+        <w:t xml:space="preserve"> for efficient image handling and improved application performance.</w:t>
+      </w:r>
+    </w:p>
+    <w:p>
+      <w:pPr>
+        <w:numPr>
+          <w:ilvl w:val="0"/>
+          <w:numId w:val="3"/>
+        </w:numPr>
+        <w:spacing w:after="0" w:afterAutospacing="0" w:before="0" w:beforeAutospacing="0" w:line="252.00000000000003" w:lineRule="auto"/>
+        <w:ind w:left="720" w:hanging="360"/>
+      </w:pPr>
+      <w:r>
+        <w:rPr>
+          <w:rtl w:val="0"/>
+        </w:rPr>
+        <w:t xml:space="preserve">Developed </w:t>
+      </w:r>
+      <w:r>
+        <w:rPr>
+          <w:b w:val="1"/>
+          <w:bCs w:val="1"/>
+          <w:rtl w:val="0"/>
+        </w:rPr>
+        <w:t xml:space="preserve">user account management and admin panel functionality</w:t>
+      </w:r>
+      <w:r>
+        <w:rPr>
+          <w:rtl w:val="0"/>
+        </w:rPr>
+        <w:t xml:space="preserve"> for managing users, roles, permissions, content, and platform operations.</w:t>
+      </w:r>
+    </w:p>
+    <w:p>
+      <w:pPr>
+        <w:numPr>
+          <w:ilvl w:val="0"/>
+          <w:numId w:val="3"/>
+        </w:numPr>
+        <w:spacing w:after="0" w:afterAutospacing="0" w:before="0" w:beforeAutospacing="0" w:line="252.00000000000003" w:lineRule="auto"/>
+        <w:ind w:left="720" w:hanging="360"/>
+      </w:pPr>
+      <w:r>
+        <w:rPr>
+          <w:rtl w:val="0"/>
+        </w:rPr>
+        <w:t xml:space="preserve">Designed the application to support future expansion into a larger </w:t>
+      </w:r>
+      <w:r>
+        <w:rPr>
+          <w:b w:val="1"/>
+          <w:bCs w:val="1"/>
+          <w:rtl w:val="0"/>
+        </w:rPr>
+        <w:t xml:space="preserve">Mandal, District, or Regional Digital Platform</w:t>
+      </w:r>
+      <w:r>
+        <w:rPr>
+          <w:rtl w:val="0"/>
+        </w:rPr>
+        <w:t xml:space="preserve">.</w:t>
+      </w:r>
+    </w:p>
+    <w:p>
+      <w:pPr>
+        <w:numPr>
+          <w:ilvl w:val="0"/>
+          <w:numId w:val="3"/>
+        </w:numPr>
+        <w:spacing w:after="240" w:before="0" w:beforeAutospacing="0" w:line="252.00000000000003" w:lineRule="auto"/>
+        <w:ind w:left="720" w:hanging="360"/>
+      </w:pPr>
+      <w:r>
+        <w:rPr>
+          <w:rtl w:val="0"/>
+        </w:rPr>
+        <w:t xml:space="preserve">Worked on complete application architecture, database design, API development, authentication, authorization, third-party API integration, and scalable full-stack development.</w:t>
+      </w:r>
+    </w:p>
+    <w:p>
+      <w:pPr>
+        <w:pStyle w:val="Heading3"/>
+        <w:keepNext w:val="0"/>
+        <w:keepLines w:val="0"/>
+        <w:spacing w:after="80" w:before="280" w:line="252.00000000000003" w:lineRule="auto"/>
+        <w:rPr>
+          <w:color w:val="222222"/>
+          <w:sz w:val="22"/>
+          <w:szCs w:val="22"/>
+        </w:rPr>
+      </w:pPr>
+      <w:bookmarkStart w:colFirst="0" w:colLast="0" w:name="_heading=h.1ji02pnd1xq3" w:id="4"/>
+      <w:bookmarkEnd w:id="4"/>
+      <w:r>
+        <w:rPr>
+          <w:color w:val="222222"/>
+          <w:sz w:val="22"/>
+          <w:szCs w:val="22"/>
+          <w:rtl w:val="0"/>
+        </w:rPr>
+        <w:t xml:space="preserve">Key Features:</w:t>
+      </w:r>
+    </w:p>
+    <w:p>
+      <w:pPr>
+        <w:spacing w:after="240" w:before="240" w:line="252.00000000000003" w:lineRule="auto"/>
+        <w:rPr/>
+      </w:pPr>
+      <w:r>
+        <w:rPr>
+          <w:rtl w:val="0"/>
+        </w:rPr>
+        <w:t xml:space="preserve">Village News &amp; Events · Local Businesses &amp; Services Directory · Farmers &amp; Agriculture Resources · Local Jobs &amp; Marketplace · Government Services &amp; Schemes · Health &amp; Emergency Information · Google Maps Integration · Location &amp; Places Search · Village Weather &amp; Forecast · Telugu Text-to-Speech · Notifications &amp; Advertisements · Polls &amp; Community Engagement · Problem/Issue Reporting · Poster Creation &amp; Publishing · Global Search · User Account Management · Admin Panel · JWT Authentication · Role-Based Access Control (RBAC) · Permission Management · Content Verification &amp; Publishing Workflow · Audit Logging · Rate Limiting · Multi-Village Architecture · Service → Repository Pattern · MySQL Database Management · Mobile-First Telugu UI</w:t>
+      </w:r>
+    </w:p>
+    <w:p>
+      <w:pPr>
+        <w:pStyle w:val="Heading2"/>
+        <w:spacing w:after="20" w:before="120" w:line="240" w:lineRule="auto"/>
+        <w:rPr>
+          <w:color w:val="222222"/>
+          <w:sz w:val="21"/>
+          <w:szCs w:val="21"/>
+        </w:rPr>
+      </w:pPr>
+      <w:bookmarkStart w:colFirst="0" w:colLast="0" w:name="_heading=h.goh8p17gf9g6" w:id="5"/>
+      <w:bookmarkEnd w:id="5"/>
+      <w:r>
+        <w:rPr>
+          <w:color w:val="222222"/>
+          <w:sz w:val="21"/>
+          <w:szCs w:val="21"/>
+          <w:rtl w:val="0"/>
+        </w:rPr>
+        <w:t xml:space="preserve">Website Health Monitoring SaaS Platform  </w:t>
+      </w:r>
+    </w:p>
+    <w:p>
+      <w:pPr>
+        <w:spacing w:after="40" w:line="252.00000000000003" w:lineRule="auto"/>
+        <w:rPr/>
+      </w:pPr>
+      <w:r>
+        <w:rPr>
+          <w:b w:val="1"/>
+          <w:bCs w:val="1"/>
+          <w:sz w:val="19"/>
+          <w:szCs w:val="19"/>
+          <w:rtl w:val="0"/>
+        </w:rPr>
+        <w:t xml:space="preserve">Technologies Used:</w:t>
+      </w:r>
+      <w:r>
+        <w:rPr>
+          <w:rtl w:val="0"/>
+        </w:rPr>
+        <w:t xml:space="preserve"> Next.js, React, TypeScript, Tailwind CSS, MySQL, mysql2, JWT, Nodemailer, REST API, Cron Jobs </w:t>
+      </w:r>
+    </w:p>
+    <w:p>
+      <w:pPr>
+        <w:spacing w:after="40" w:line="252.00000000000003" w:lineRule="auto"/>
+        <w:rPr/>
+      </w:pPr>
+      <w:r>
+        <w:rPr>
+          <w:rtl w:val="0"/>
+        </w:rPr>
       </w:r>
     </w:p>
     <w:p>
@@ -3511,34 +6283,31 @@
           <w:ilvl w:val="0"/>
           <w:numId w:val="9"/>
         </w:numPr>
-        <w:spacing w:after="0" w:afterAutospacing="0" w:before="240" w:line="252.00000000000003" w:lineRule="auto"/>
+        <w:spacing w:after="0" w:afterAutospacing="0" w:line="252.00000000000003" w:lineRule="auto"/>
         <w:ind w:left="720" w:hanging="360"/>
         <w:rPr>
-          <w:color w:val="444444"/>
-        </w:rPr>
-      </w:pPr>
-      <w:r>
-        <w:rPr>
-          <w:color w:val="444444"/>
-          <w:rtl w:val="0"/>
-        </w:rPr>
-        <w:t xml:space="preserve">Developed and maintained a </w:t>
+          <w:u w:val="none"/>
+        </w:rPr>
+      </w:pPr>
+      <w:r>
+        <w:rPr>
+          <w:rtl w:val="0"/>
+        </w:rPr>
+        <w:t xml:space="preserve">Developed a </w:t>
       </w:r>
       <w:r>
         <w:rPr>
           <w:b w:val="1"/>
           <w:bCs w:val="1"/>
-          <w:color w:val="444444"/>
-          <w:rtl w:val="0"/>
-        </w:rPr>
-        <w:t xml:space="preserve">multi-hotel Hotel Management ERP and Guest Mobile Portal</w:t>
-      </w:r>
-      <w:r>
-        <w:rPr>
-          <w:color w:val="444444"/>
-          <w:rtl w:val="0"/>
-        </w:rPr>
-        <w:t xml:space="preserve"> using PHP, CodeIgniter 4, MySQL, jQuery, AJAX, Bootstrap, and Firebase Cloud Messaging.</w:t>
+          <w:rtl w:val="0"/>
+        </w:rPr>
+        <w:t xml:space="preserve">multi-client Website Health Monitoring SaaS platform</w:t>
+      </w:r>
+      <w:r>
+        <w:rPr>
+          <w:rtl w:val="0"/>
+        </w:rPr>
+        <w:t xml:space="preserve"> to centrally monitor and manage multiple client websites.</w:t>
       </w:r>
     </w:p>
     <w:p>
@@ -3547,34 +6316,31 @@
           <w:ilvl w:val="0"/>
           <w:numId w:val="9"/>
         </w:numPr>
-        <w:spacing w:after="0" w:afterAutospacing="0" w:before="0" w:beforeAutospacing="0" w:line="252.00000000000003" w:lineRule="auto"/>
+        <w:spacing w:after="0" w:afterAutospacing="0" w:line="252.00000000000003" w:lineRule="auto"/>
         <w:ind w:left="720" w:hanging="360"/>
         <w:rPr>
-          <w:color w:val="444444"/>
-        </w:rPr>
-      </w:pPr>
-      <w:r>
-        <w:rPr>
-          <w:color w:val="444444"/>
-          <w:rtl w:val="0"/>
-        </w:rPr>
-        <w:t xml:space="preserve">Developed a </w:t>
+          <w:u w:val="none"/>
+        </w:rPr>
+      </w:pPr>
+      <w:r>
+        <w:rPr>
+          <w:rtl w:val="0"/>
+        </w:rPr>
+        <w:t xml:space="preserve">Implemented automated </w:t>
       </w:r>
       <w:r>
         <w:rPr>
           <w:b w:val="1"/>
           <w:bCs w:val="1"/>
-          <w:color w:val="444444"/>
-          <w:rtl w:val="0"/>
-        </w:rPr>
-        <w:t xml:space="preserve">Super Admin module</w:t>
-      </w:r>
-      <w:r>
-        <w:rPr>
-          <w:color w:val="444444"/>
-          <w:rtl w:val="0"/>
-        </w:rPr>
-        <w:t xml:space="preserve"> to create and manage multiple hotels, hotel details, administrator accounts, and hotel-level configurations.</w:t>
+          <w:rtl w:val="0"/>
+        </w:rPr>
+        <w:t xml:space="preserve">website uptime, response-time, SSL certificate, domain expiry, DNS, broken-link, and suspicious-change monitoring</w:t>
+      </w:r>
+      <w:r>
+        <w:rPr>
+          <w:rtl w:val="0"/>
+        </w:rPr>
+        <w:t xml:space="preserve">.</w:t>
       </w:r>
     </w:p>
     <w:p>
@@ -3583,34 +6349,31 @@
           <w:ilvl w:val="0"/>
           <w:numId w:val="9"/>
         </w:numPr>
-        <w:spacing w:after="0" w:afterAutospacing="0" w:before="0" w:beforeAutospacing="0" w:line="252.00000000000003" w:lineRule="auto"/>
+        <w:spacing w:after="0" w:afterAutospacing="0" w:line="252.00000000000003" w:lineRule="auto"/>
         <w:ind w:left="720" w:hanging="360"/>
         <w:rPr>
-          <w:color w:val="444444"/>
-        </w:rPr>
-      </w:pPr>
-      <w:r>
-        <w:rPr>
-          <w:color w:val="444444"/>
-          <w:rtl w:val="0"/>
-        </w:rPr>
-        <w:t xml:space="preserve">Implemented </w:t>
+          <w:u w:val="none"/>
+        </w:rPr>
+      </w:pPr>
+      <w:r>
+        <w:rPr>
+          <w:rtl w:val="0"/>
+        </w:rPr>
+        <w:t xml:space="preserve">Built scheduled monitoring workflows using </w:t>
       </w:r>
       <w:r>
         <w:rPr>
           <w:b w:val="1"/>
           <w:bCs w:val="1"/>
-          <w:color w:val="444444"/>
-          <w:rtl w:val="0"/>
-        </w:rPr>
-        <w:t xml:space="preserve">hotel administrator account provisioning</w:t>
-      </w:r>
-      <w:r>
-        <w:rPr>
-          <w:color w:val="444444"/>
-          <w:rtl w:val="0"/>
-        </w:rPr>
-        <w:t xml:space="preserve">, including automatic password generation and email-based delivery of login credentials.</w:t>
+          <w:rtl w:val="0"/>
+        </w:rPr>
+        <w:t xml:space="preserve">cron jobs and protected API endpoints</w:t>
+      </w:r>
+      <w:r>
+        <w:rPr>
+          <w:rtl w:val="0"/>
+        </w:rPr>
+        <w:t xml:space="preserve"> to execute automated health checks.</w:t>
       </w:r>
     </w:p>
     <w:p>
@@ -3619,34 +6382,31 @@
           <w:ilvl w:val="0"/>
           <w:numId w:val="9"/>
         </w:numPr>
-        <w:spacing w:after="0" w:afterAutospacing="0" w:before="0" w:beforeAutospacing="0" w:line="252.00000000000003" w:lineRule="auto"/>
+        <w:spacing w:after="0" w:afterAutospacing="0" w:line="252.00000000000003" w:lineRule="auto"/>
         <w:ind w:left="720" w:hanging="360"/>
         <w:rPr>
-          <w:color w:val="444444"/>
-        </w:rPr>
-      </w:pPr>
-      <w:r>
-        <w:rPr>
-          <w:color w:val="444444"/>
-          <w:rtl w:val="0"/>
-        </w:rPr>
-        <w:t xml:space="preserve">Developed </w:t>
+          <w:u w:val="none"/>
+        </w:rPr>
+      </w:pPr>
+      <w:r>
+        <w:rPr>
+          <w:rtl w:val="0"/>
+        </w:rPr>
+        <w:t xml:space="preserve">Implemented an </w:t>
       </w:r>
       <w:r>
         <w:rPr>
           <w:b w:val="1"/>
           <w:bCs w:val="1"/>
-          <w:color w:val="444444"/>
-          <w:rtl w:val="0"/>
-        </w:rPr>
-        <w:t xml:space="preserve">role-based user and authorization management</w:t>
-      </w:r>
-      <w:r>
-        <w:rPr>
-          <w:color w:val="444444"/>
-          <w:rtl w:val="0"/>
-        </w:rPr>
-        <w:t xml:space="preserve">, allowing hotel administrators to create users and assign permissions based on departments such as Reception, Housekeeping, Restaurant, and other hotel operations.</w:t>
+          <w:rtl w:val="0"/>
+        </w:rPr>
+        <w:t xml:space="preserve">alert and notification system</w:t>
+      </w:r>
+      <w:r>
+        <w:rPr>
+          <w:rtl w:val="0"/>
+        </w:rPr>
+        <w:t xml:space="preserve"> that detects website issues and sends email notifications to administrators/clients.</w:t>
       </w:r>
     </w:p>
     <w:p>
@@ -3655,15 +6415,14 @@
           <w:ilvl w:val="0"/>
           <w:numId w:val="9"/>
         </w:numPr>
-        <w:spacing w:after="0" w:afterAutospacing="0" w:before="0" w:beforeAutospacing="0" w:line="252.00000000000003" w:lineRule="auto"/>
+        <w:spacing w:after="0" w:afterAutospacing="0" w:line="252.00000000000003" w:lineRule="auto"/>
         <w:ind w:left="720" w:hanging="360"/>
         <w:rPr>
-          <w:color w:val="444444"/>
-        </w:rPr>
-      </w:pPr>
-      <w:r>
-        <w:rPr>
-          <w:color w:val="444444"/>
+          <w:u w:val="none"/>
+        </w:rPr>
+      </w:pPr>
+      <w:r>
+        <w:rPr>
           <w:rtl w:val="0"/>
         </w:rPr>
         <w:t xml:space="preserve">Developed </w:t>
@@ -3672,17 +6431,15 @@
         <w:rPr>
           <w:b w:val="1"/>
           <w:bCs w:val="1"/>
-          <w:color w:val="444444"/>
-          <w:rtl w:val="0"/>
-        </w:rPr>
-        <w:t xml:space="preserve">room management</w:t>
-      </w:r>
-      <w:r>
-        <w:rPr>
-          <w:color w:val="444444"/>
-          <w:rtl w:val="0"/>
-        </w:rPr>
-        <w:t xml:space="preserve"> functionality including room details, room amenities, pricing/charges, availability, and hotel services.</w:t>
+          <w:rtl w:val="0"/>
+        </w:rPr>
+        <w:t xml:space="preserve">client, website, category, group, user, and role management</w:t>
+      </w:r>
+      <w:r>
+        <w:rPr>
+          <w:rtl w:val="0"/>
+        </w:rPr>
+        <w:t xml:space="preserve"> with role-based access control.</w:t>
       </w:r>
     </w:p>
     <w:p>
@@ -3691,34 +6448,31 @@
           <w:ilvl w:val="0"/>
           <w:numId w:val="9"/>
         </w:numPr>
-        <w:spacing w:after="0" w:afterAutospacing="0" w:before="0" w:beforeAutospacing="0" w:line="252.00000000000003" w:lineRule="auto"/>
+        <w:spacing w:after="0" w:afterAutospacing="0" w:line="252.00000000000003" w:lineRule="auto"/>
         <w:ind w:left="720" w:hanging="360"/>
         <w:rPr>
-          <w:color w:val="444444"/>
-        </w:rPr>
-      </w:pPr>
-      <w:r>
-        <w:rPr>
-          <w:color w:val="444444"/>
-          <w:rtl w:val="0"/>
-        </w:rPr>
-        <w:t xml:space="preserve">Implemented </w:t>
+          <w:u w:val="none"/>
+        </w:rPr>
+      </w:pPr>
+      <w:r>
+        <w:rPr>
+          <w:rtl w:val="0"/>
+        </w:rPr>
+        <w:t xml:space="preserve">Implemented website crawling functionality to identify </w:t>
       </w:r>
       <w:r>
         <w:rPr>
           <w:b w:val="1"/>
           <w:bCs w:val="1"/>
-          <w:color w:val="444444"/>
-          <w:rtl w:val="0"/>
-        </w:rPr>
-        <w:t xml:space="preserve">room booking and reservation management</w:t>
-      </w:r>
-      <w:r>
-        <w:rPr>
-          <w:color w:val="444444"/>
-          <w:rtl w:val="0"/>
-        </w:rPr>
-        <w:t xml:space="preserve">, including guest details, check-in, check-out, booking dates, room allocation, and booking status.</w:t>
+          <w:rtl w:val="0"/>
+        </w:rPr>
+        <w:t xml:space="preserve">broken URLs, HTTP errors, and suspicious website content</w:t>
+      </w:r>
+      <w:r>
+        <w:rPr>
+          <w:rtl w:val="0"/>
+        </w:rPr>
+        <w:t xml:space="preserve">, including support for authenticated website scanning.</w:t>
       </w:r>
     </w:p>
     <w:p>
@@ -3727,34 +6481,31 @@
           <w:ilvl w:val="0"/>
           <w:numId w:val="9"/>
         </w:numPr>
-        <w:spacing w:after="0" w:afterAutospacing="0" w:before="0" w:beforeAutospacing="0" w:line="252.00000000000003" w:lineRule="auto"/>
+        <w:spacing w:after="0" w:afterAutospacing="0" w:line="252.00000000000003" w:lineRule="auto"/>
         <w:ind w:left="720" w:hanging="360"/>
         <w:rPr>
-          <w:color w:val="444444"/>
-        </w:rPr>
-      </w:pPr>
-      <w:r>
-        <w:rPr>
-          <w:color w:val="444444"/>
-          <w:rtl w:val="0"/>
-        </w:rPr>
-        <w:t xml:space="preserve">Developed a </w:t>
+          <w:u w:val="none"/>
+        </w:rPr>
+      </w:pPr>
+      <w:r>
+        <w:rPr>
+          <w:rtl w:val="0"/>
+        </w:rPr>
+        <w:t xml:space="preserve">Developed monitoring dashboards with </w:t>
       </w:r>
       <w:r>
         <w:rPr>
           <w:b w:val="1"/>
           <w:bCs w:val="1"/>
-          <w:color w:val="444444"/>
-          <w:rtl w:val="0"/>
-        </w:rPr>
-        <w:t xml:space="preserve">Guest Mobile Portal</w:t>
-      </w:r>
-      <w:r>
-        <w:rPr>
-          <w:color w:val="444444"/>
-          <w:rtl w:val="0"/>
-        </w:rPr>
-        <w:t xml:space="preserve"> with OTP/phone-based authentication, allowing guests to access hotel services and raise requests from their rooms.</w:t>
+          <w:rtl w:val="0"/>
+        </w:rPr>
+        <w:t xml:space="preserve">real-time status information, historical monitoring data, statistics, charts, and incident tracking</w:t>
+      </w:r>
+      <w:r>
+        <w:rPr>
+          <w:rtl w:val="0"/>
+        </w:rPr>
+        <w:t xml:space="preserve">.</w:t>
       </w:r>
     </w:p>
     <w:p>
@@ -3763,15 +6514,14 @@
           <w:ilvl w:val="0"/>
           <w:numId w:val="9"/>
         </w:numPr>
-        <w:spacing w:after="0" w:afterAutospacing="0" w:before="0" w:beforeAutospacing="0" w:line="252.00000000000003" w:lineRule="auto"/>
+        <w:spacing w:after="0" w:afterAutospacing="0" w:line="252.00000000000003" w:lineRule="auto"/>
         <w:ind w:left="720" w:hanging="360"/>
         <w:rPr>
-          <w:color w:val="444444"/>
-        </w:rPr>
-      </w:pPr>
-      <w:r>
-        <w:rPr>
-          <w:color w:val="444444"/>
+          <w:u w:val="none"/>
+        </w:rPr>
+      </w:pPr>
+      <w:r>
+        <w:rPr>
           <w:rtl w:val="0"/>
         </w:rPr>
         <w:t xml:space="preserve">Implemented </w:t>
@@ -3780,17 +6530,15 @@
         <w:rPr>
           <w:b w:val="1"/>
           <w:bCs w:val="1"/>
-          <w:color w:val="444444"/>
-          <w:rtl w:val="0"/>
-        </w:rPr>
-        <w:t xml:space="preserve">housekeeping workflow</w:t>
-      </w:r>
-      <w:r>
-        <w:rPr>
-          <w:color w:val="444444"/>
-          <w:rtl w:val="0"/>
-        </w:rPr>
-        <w:t xml:space="preserve">, where housekeeping staff receive notifications when rooms require cleaning after guest checkout and update the room status once it is cleaned and ready for the next booking.</w:t>
+          <w:rtl w:val="0"/>
+        </w:rPr>
+        <w:t xml:space="preserve">report generation and export</w:t>
+      </w:r>
+      <w:r>
+        <w:rPr>
+          <w:rtl w:val="0"/>
+        </w:rPr>
+        <w:t xml:space="preserve"> functionality for CSV, Excel, and PDF reports, along with automated email reporting.</w:t>
       </w:r>
     </w:p>
     <w:p>
@@ -3799,15 +6547,14 @@
           <w:ilvl w:val="0"/>
           <w:numId w:val="9"/>
         </w:numPr>
-        <w:spacing w:after="0" w:afterAutospacing="0" w:before="0" w:beforeAutospacing="0" w:line="252.00000000000003" w:lineRule="auto"/>
+        <w:spacing w:after="0" w:afterAutospacing="0" w:line="252.00000000000003" w:lineRule="auto"/>
         <w:ind w:left="720" w:hanging="360"/>
         <w:rPr>
-          <w:color w:val="444444"/>
-        </w:rPr>
-      </w:pPr>
-      <w:r>
-        <w:rPr>
-          <w:color w:val="444444"/>
+          <w:u w:val="none"/>
+        </w:rPr>
+      </w:pPr>
+      <w:r>
+        <w:rPr>
           <w:rtl w:val="0"/>
         </w:rPr>
         <w:t xml:space="preserve">Developed </w:t>
@@ -3816,17 +6563,15 @@
         <w:rPr>
           <w:b w:val="1"/>
           <w:bCs w:val="1"/>
-          <w:color w:val="444444"/>
-          <w:rtl w:val="0"/>
-        </w:rPr>
-        <w:t xml:space="preserve">restaurant/KOT order management</w:t>
-      </w:r>
-      <w:r>
-        <w:rPr>
-          <w:color w:val="444444"/>
-          <w:rtl w:val="0"/>
-        </w:rPr>
-        <w:t xml:space="preserve">, allowing guests to place food orders from their rooms and restaurant users to receive, prepare, and process orders for delivery to the guest room.</w:t>
+          <w:rtl w:val="0"/>
+        </w:rPr>
+        <w:t xml:space="preserve">hosting charge and payment tracking</w:t>
+      </w:r>
+      <w:r>
+        <w:rPr>
+          <w:rtl w:val="0"/>
+        </w:rPr>
+        <w:t xml:space="preserve"> functionality for managing recurring website hosting services.</w:t>
       </w:r>
     </w:p>
     <w:p>
@@ -3835,15 +6580,14 @@
           <w:ilvl w:val="0"/>
           <w:numId w:val="9"/>
         </w:numPr>
-        <w:spacing w:after="0" w:afterAutospacing="0" w:before="0" w:beforeAutospacing="0" w:line="252.00000000000003" w:lineRule="auto"/>
+        <w:spacing w:after="0" w:afterAutospacing="0" w:line="252.00000000000003" w:lineRule="auto"/>
         <w:ind w:left="720" w:hanging="360"/>
         <w:rPr>
-          <w:color w:val="444444"/>
-        </w:rPr>
-      </w:pPr>
-      <w:r>
-        <w:rPr>
-          <w:color w:val="444444"/>
+          <w:u w:val="none"/>
+        </w:rPr>
+      </w:pPr>
+      <w:r>
+        <w:rPr>
           <w:rtl w:val="0"/>
         </w:rPr>
         <w:t xml:space="preserve">Implemented </w:t>
@@ -3852,17 +6596,15 @@
         <w:rPr>
           <w:b w:val="1"/>
           <w:bCs w:val="1"/>
-          <w:color w:val="444444"/>
-          <w:rtl w:val="0"/>
-        </w:rPr>
-        <w:t xml:space="preserve">room service request management</w:t>
-      </w:r>
-      <w:r>
-        <w:rPr>
-          <w:color w:val="444444"/>
-          <w:rtl w:val="0"/>
-        </w:rPr>
-        <w:t xml:space="preserve">, allowing guests to request services such as room cleaning and other hotel services directly from the mobile portal.</w:t>
+          <w:rtl w:val="0"/>
+        </w:rPr>
+        <w:t xml:space="preserve">JWT-based authentication, audit logging, security headers, and protected cron endpoints</w:t>
+      </w:r>
+      <w:r>
+        <w:rPr>
+          <w:rtl w:val="0"/>
+        </w:rPr>
+        <w:t xml:space="preserve">.</w:t>
       </w:r>
     </w:p>
     <w:p>
@@ -3871,34 +6613,31 @@
           <w:ilvl w:val="0"/>
           <w:numId w:val="9"/>
         </w:numPr>
-        <w:spacing w:after="0" w:afterAutospacing="0" w:before="0" w:beforeAutospacing="0" w:line="252.00000000000003" w:lineRule="auto"/>
+        <w:spacing w:after="0" w:afterAutospacing="0" w:line="252.00000000000003" w:lineRule="auto"/>
         <w:ind w:left="720" w:hanging="360"/>
         <w:rPr>
-          <w:color w:val="444444"/>
-        </w:rPr>
-      </w:pPr>
-      <w:r>
-        <w:rPr>
-          <w:color w:val="444444"/>
-          <w:rtl w:val="0"/>
-        </w:rPr>
-        <w:t xml:space="preserve">Developed an </w:t>
+          <w:u w:val="none"/>
+        </w:rPr>
+      </w:pPr>
+      <w:r>
+        <w:rPr>
+          <w:rtl w:val="0"/>
+        </w:rPr>
+        <w:t xml:space="preserve">Followed a scalable </w:t>
       </w:r>
       <w:r>
         <w:rPr>
           <w:b w:val="1"/>
           <w:bCs w:val="1"/>
-          <w:color w:val="444444"/>
-          <w:rtl w:val="0"/>
-        </w:rPr>
-        <w:t xml:space="preserve">SOS/Emergency Request module</w:t>
-      </w:r>
-      <w:r>
-        <w:rPr>
-          <w:color w:val="444444"/>
-          <w:rtl w:val="0"/>
-        </w:rPr>
-        <w:t xml:space="preserve">, allowing guests to trigger an emergency request that is immediately notified to the reception team for assistance.</w:t>
+          <w:rtl w:val="0"/>
+        </w:rPr>
+        <w:t xml:space="preserve">UI → Server Action/API → Service → Repository → MySQL</w:t>
+      </w:r>
+      <w:r>
+        <w:rPr>
+          <w:rtl w:val="0"/>
+        </w:rPr>
+        <w:t xml:space="preserve"> architecture using the Repository and Service patterns.</w:t>
       </w:r>
     </w:p>
     <w:p>
@@ -3907,192 +6646,52 @@
           <w:ilvl w:val="0"/>
           <w:numId w:val="9"/>
         </w:numPr>
-        <w:spacing w:after="0" w:afterAutospacing="0" w:before="0" w:beforeAutospacing="0" w:line="252.00000000000003" w:lineRule="auto"/>
+        <w:spacing w:after="40" w:line="252.00000000000003" w:lineRule="auto"/>
         <w:ind w:left="720" w:hanging="360"/>
         <w:rPr>
-          <w:color w:val="444444"/>
-        </w:rPr>
-      </w:pPr>
-      <w:r>
-        <w:rPr>
-          <w:color w:val="444444"/>
-          <w:rtl w:val="0"/>
-        </w:rPr>
-        <w:t xml:space="preserve">Integrated </w:t>
+          <w:u w:val="none"/>
+        </w:rPr>
+      </w:pPr>
+      <w:r>
+        <w:rPr>
+          <w:rtl w:val="0"/>
+        </w:rPr>
+        <w:t xml:space="preserve">Designed and maintained the MySQL database for </w:t>
       </w:r>
       <w:r>
         <w:rPr>
           <w:b w:val="1"/>
           <w:bCs w:val="1"/>
-          <w:color w:val="444444"/>
-          <w:rtl w:val="0"/>
-        </w:rPr>
-        <w:t xml:space="preserve">Firebase Cloud Messaging (FCM)</w:t>
-      </w:r>
-      <w:r>
-        <w:rPr>
-          <w:color w:val="444444"/>
-          <w:rtl w:val="0"/>
-        </w:rPr>
-        <w:t xml:space="preserve"> for real-time notifications between guests and hotel staff for housekeeping, restaurant orders, service requests, and SOS alerts.</w:t>
-      </w:r>
-    </w:p>
-    <w:p>
-      <w:pPr>
-        <w:numPr>
-          <w:ilvl w:val="0"/>
-          <w:numId w:val="9"/>
-        </w:numPr>
-        <w:spacing w:after="0" w:afterAutospacing="0" w:before="0" w:beforeAutospacing="0" w:line="252.00000000000003" w:lineRule="auto"/>
-        <w:ind w:left="720" w:hanging="360"/>
-        <w:rPr>
-          <w:color w:val="444444"/>
-        </w:rPr>
-      </w:pPr>
-      <w:r>
-        <w:rPr>
-          <w:color w:val="444444"/>
-          <w:rtl w:val="0"/>
-        </w:rPr>
-        <w:t xml:space="preserve">Implemented </w:t>
-      </w:r>
-      <w:r>
-        <w:rPr>
-          <w:b w:val="1"/>
-          <w:bCs w:val="1"/>
-          <w:color w:val="444444"/>
-          <w:rtl w:val="0"/>
-        </w:rPr>
-        <w:t xml:space="preserve">hotel-specific access control</w:t>
-      </w:r>
-      <w:r>
-        <w:rPr>
-          <w:color w:val="444444"/>
-          <w:rtl w:val="0"/>
-        </w:rPr>
-        <w:t xml:space="preserve">, ensuring users can access and manage data according to their assigned hotel, role, and permissions.</w:t>
-      </w:r>
-    </w:p>
-    <w:p>
-      <w:pPr>
-        <w:numPr>
-          <w:ilvl w:val="0"/>
-          <w:numId w:val="9"/>
-        </w:numPr>
-        <w:spacing w:after="0" w:afterAutospacing="0" w:before="0" w:beforeAutospacing="0" w:line="252.00000000000003" w:lineRule="auto"/>
-        <w:ind w:left="720" w:hanging="360"/>
-        <w:rPr>
-          <w:color w:val="444444"/>
-        </w:rPr>
-      </w:pPr>
-      <w:r>
-        <w:rPr>
-          <w:color w:val="444444"/>
-          <w:rtl w:val="0"/>
-        </w:rPr>
-        <w:t xml:space="preserve">Developed </w:t>
-      </w:r>
-      <w:r>
-        <w:rPr>
-          <w:b w:val="1"/>
-          <w:bCs w:val="1"/>
-          <w:color w:val="444444"/>
-          <w:rtl w:val="0"/>
-        </w:rPr>
-        <w:t xml:space="preserve">hotel service and promotional content management</w:t>
-      </w:r>
-      <w:r>
-        <w:rPr>
-          <w:color w:val="444444"/>
-          <w:rtl w:val="0"/>
-        </w:rPr>
-        <w:t xml:space="preserve">, including hotel services, sliders, and guest-facing information.</w:t>
-      </w:r>
-    </w:p>
-    <w:p>
-      <w:pPr>
-        <w:numPr>
-          <w:ilvl w:val="0"/>
-          <w:numId w:val="9"/>
-        </w:numPr>
-        <w:spacing w:after="0" w:afterAutospacing="0" w:before="0" w:beforeAutospacing="0" w:line="252.00000000000003" w:lineRule="auto"/>
-        <w:ind w:left="720" w:hanging="360"/>
-        <w:rPr>
-          <w:color w:val="444444"/>
-        </w:rPr>
-      </w:pPr>
-      <w:r>
-        <w:rPr>
-          <w:color w:val="444444"/>
-          <w:rtl w:val="0"/>
-        </w:rPr>
-        <w:t xml:space="preserve">Implemented </w:t>
-      </w:r>
-      <w:r>
-        <w:rPr>
-          <w:b w:val="1"/>
-          <w:bCs w:val="1"/>
-          <w:color w:val="444444"/>
-          <w:rtl w:val="0"/>
-        </w:rPr>
-        <w:t xml:space="preserve">AJAX-based dynamic operations</w:t>
-      </w:r>
-      <w:r>
-        <w:rPr>
-          <w:color w:val="444444"/>
-          <w:rtl w:val="0"/>
-        </w:rPr>
-        <w:t xml:space="preserve"> for bookings, room status updates, service requests, restaurant orders, and administrative workflows.</w:t>
-      </w:r>
-    </w:p>
-    <w:p>
-      <w:pPr>
-        <w:numPr>
-          <w:ilvl w:val="0"/>
-          <w:numId w:val="9"/>
-        </w:numPr>
-        <w:spacing w:after="240" w:before="0" w:beforeAutospacing="0" w:line="252.00000000000003" w:lineRule="auto"/>
-        <w:ind w:left="720" w:hanging="360"/>
-        <w:rPr>
-          <w:color w:val="444444"/>
-        </w:rPr>
-      </w:pPr>
-      <w:r>
-        <w:rPr>
-          <w:color w:val="444444"/>
-          <w:rtl w:val="0"/>
-        </w:rPr>
-        <w:t xml:space="preserve">Designed and maintained </w:t>
-      </w:r>
-      <w:r>
-        <w:rPr>
-          <w:b w:val="1"/>
-          <w:bCs w:val="1"/>
-          <w:color w:val="444444"/>
-          <w:rtl w:val="0"/>
-        </w:rPr>
-        <w:t xml:space="preserve">MySQL database structures and queries</w:t>
-      </w:r>
-      <w:r>
-        <w:rPr>
-          <w:color w:val="444444"/>
-          <w:rtl w:val="0"/>
-        </w:rPr>
-        <w:t xml:space="preserve"> for hotels, users, roles, permissions, rooms, bookings, guests, housekeeping, restaurant orders, services, and notifications.</w:t>
-      </w:r>
-    </w:p>
-    <w:p>
-      <w:pPr>
-        <w:spacing w:line="240" w:lineRule="auto"/>
-        <w:rPr>
-          <w:b w:val="1"/>
-          <w:bCs w:val="1"/>
-        </w:rPr>
-      </w:pPr>
-      <w:r>
-        <w:rPr>
-          <w:b w:val="1"/>
-          <w:bCs w:val="1"/>
+          <w:rtl w:val="0"/>
+        </w:rPr>
+        <w:t xml:space="preserve">monitoring history, alerts, audit logs, cron execution logs, clients, websites, SSL, DNS, domain, malware, and broken-link results</w:t>
+      </w:r>
+      <w:r>
+        <w:rPr>
+          <w:rtl w:val="0"/>
+        </w:rPr>
+        <w:t xml:space="preserve">.</w:t>
+      </w:r>
+    </w:p>
+    <w:p>
+      <w:pPr>
+        <w:pStyle w:val="Heading3"/>
+        <w:keepNext w:val="0"/>
+        <w:keepLines w:val="0"/>
+        <w:spacing w:after="80" w:before="280" w:line="252.00000000000003" w:lineRule="auto"/>
+        <w:rPr>
+          <w:color w:val="222222"/>
+          <w:sz w:val="22"/>
+          <w:szCs w:val="22"/>
+        </w:rPr>
+      </w:pPr>
+      <w:bookmarkStart w:colFirst="0" w:colLast="0" w:name="_heading=h.e9gyihd1iqxa" w:id="6"/>
+      <w:bookmarkEnd w:id="6"/>
+      <w:r>
+        <w:rPr>
+          <w:color w:val="222222"/>
+          <w:sz w:val="22"/>
+          <w:szCs w:val="22"/>
           <w:rtl w:val="0"/>
         </w:rPr>
         <w:t xml:space="preserve">Key Features:</w:t>
@@ -4100,57 +6699,42 @@
     </w:p>
     <w:p>
       <w:pPr>
-        <w:spacing w:line="240" w:lineRule="auto"/>
+        <w:spacing w:after="240" w:before="240" w:line="252.00000000000003" w:lineRule="auto"/>
         <w:rPr/>
       </w:pPr>
       <w:r>
         <w:rPr>
           <w:rtl w:val="0"/>
         </w:rPr>
-        <w:t xml:space="preserve">Multi-Hotel Management · Super Admin Panel · Hotel Admin Management · Role-Based Authorization · User &amp; Department Management · Room Management · Room Amenities &amp; Pricing · Room Booking &amp; Reservation · Guest Management · Check-In / Check-Out · Guest Mobile Portal · OTP Authentication · Housekeeping Management · Room Cleaning Workflow · Room Status Management · Restaurant &amp; KOT Management · In-Room Food Ordering · Hotel Service Requests · Real-Time FCM Notifications · SOS/Emergency Management · Reception Management · Hotel Services · Hotel Sliders &amp; Content Management · GST Billing · AJAX-Based Operations · MySQL Database Management </w:t>
-      </w:r>
-    </w:p>
-    <w:p>
-      <w:pPr>
-        <w:spacing w:line="240" w:lineRule="auto"/>
-        <w:rPr/>
-      </w:pPr>
-      <w:r>
-        <w:rPr>
-          <w:rtl w:val="0"/>
-        </w:rPr>
+        <w:t xml:space="preserve">Website Uptime &amp; Availability Monitoring · SSL Certificate &amp; Expiry Monitoring · Domain Expiry &amp; WHOIS Monitoring · DNS Record Monitoring · Website Performance &amp; Response-Time Monitoring · Malware &amp; Suspicious-Change Detection · Broken-Link &amp; 404 Monitoring · Automated Scheduled Health Checks · Real-Time Website Status Dashboard · Incident &amp; Alert Management · Email Notifications &amp; Automated Reports · Monitoring History &amp; Analytics · Multi-Client &amp; Multi-Website Management · Website Groups &amp; Categories · Authenticated Website Scanning · Cron Job Management · CSV / Excel / PDF Report Export · Automated Client Health Reports · Hosting Charges &amp; Payment Tracking · Global Website Search · User Account Management · Admin Dashboard · JWT Authentication · Role-Based Access Control (RBAC) · Permission Management · Audit Logging · Protected Cron APIs · Security Headers · Rate Limiting · Service → Repository Pattern · MySQL Database Management · Responsive SaaS Dashboard</w:t>
       </w:r>
     </w:p>
     <w:p>
       <w:pPr>
         <w:pStyle w:val="Heading2"/>
         <w:spacing w:after="20" w:before="120" w:line="240" w:lineRule="auto"/>
-        <w:rPr/>
-      </w:pPr>
-      <w:r>
-        <w:rPr>
-          <w:rFonts w:ascii="Calibri" w:cs="Calibri" w:eastAsia="Calibri" w:hAnsi="Calibri"/>
+        <w:rPr>
           <w:color w:val="222222"/>
           <w:sz w:val="21"/>
           <w:szCs w:val="21"/>
-          <w:rtl w:val="0"/>
-        </w:rPr>
-        <w:t xml:space="preserve">DeepSea ERP (Shop-Floor)</w:t>
-      </w:r>
-      <w:r>
-        <w:rPr>
-          <w:rtl w:val="0"/>
-        </w:rPr>
+        </w:rPr>
+      </w:pPr>
+      <w:bookmarkStart w:colFirst="0" w:colLast="0" w:name="_heading=h.rftjnn68np3u" w:id="7"/>
+      <w:bookmarkEnd w:id="7"/>
+      <w:r>
+        <w:rPr>
+          <w:color w:val="222222"/>
+          <w:sz w:val="21"/>
+          <w:szCs w:val="21"/>
+          <w:rtl w:val="0"/>
+        </w:rPr>
+        <w:t xml:space="preserve">DevDoctor — AI-Powered Developer Troubleshooting SaaS </w:t>
       </w:r>
     </w:p>
     <w:p>
       <w:pPr>
         <w:spacing w:after="40" w:line="252.00000000000003" w:lineRule="auto"/>
-        <w:rPr>
-          <w:color w:val="444444"/>
-          <w:sz w:val="19"/>
-          <w:szCs w:val="19"/>
-        </w:rPr>
+        <w:rPr/>
       </w:pPr>
       <w:r>
         <w:rPr>
@@ -4160,1621 +6744,13 @@
           <w:szCs w:val="19"/>
           <w:rtl w:val="0"/>
         </w:rPr>
-        <w:t xml:space="preserve">Technologies Used: </w:t>
-      </w:r>
-      <w:r>
-        <w:rPr>
-          <w:color w:val="444444"/>
-          <w:sz w:val="19"/>
-          <w:szCs w:val="19"/>
-          <w:rtl w:val="0"/>
-        </w:rPr>
-        <w:t xml:space="preserve">PHP, CodeIgniter, MySQL, Bootstrap, jQuery, AJAX, QR Scanning, RBAC</w:t>
-      </w:r>
-    </w:p>
-    <w:p>
-      <w:pPr>
-        <w:numPr>
-          <w:ilvl w:val="0"/>
-          <w:numId w:val="8"/>
-        </w:numPr>
-        <w:spacing w:after="0" w:afterAutospacing="0" w:line="252.00000000000003" w:lineRule="auto"/>
-        <w:ind w:left="720" w:hanging="360"/>
-        <w:rPr>
-          <w:color w:val="444444"/>
-          <w:u w:val="none"/>
-        </w:rPr>
-      </w:pPr>
-      <w:r>
-        <w:rPr>
-          <w:color w:val="444444"/>
-          <w:rtl w:val="0"/>
-        </w:rPr>
-        <w:t xml:space="preserve">Developed and maintained a </w:t>
-      </w:r>
-      <w:r>
-        <w:rPr>
-          <w:b w:val="1"/>
-          <w:bCs w:val="1"/>
-          <w:color w:val="444444"/>
-          <w:rtl w:val="0"/>
-        </w:rPr>
-        <w:t xml:space="preserve">shop-floor ERP system</w:t>
-      </w:r>
-      <w:r>
-        <w:rPr>
-          <w:color w:val="444444"/>
-          <w:rtl w:val="0"/>
-        </w:rPr>
-        <w:t xml:space="preserve"> for managing projects, job cards, production operations, machines, operators, inventory, and production costs.</w:t>
-      </w:r>
-    </w:p>
-    <w:p>
-      <w:pPr>
-        <w:numPr>
-          <w:ilvl w:val="0"/>
-          <w:numId w:val="8"/>
-        </w:numPr>
-        <w:spacing w:after="0" w:afterAutospacing="0" w:line="252.00000000000003" w:lineRule="auto"/>
-        <w:ind w:left="720" w:hanging="360"/>
-        <w:rPr>
-          <w:color w:val="444444"/>
-          <w:u w:val="none"/>
-        </w:rPr>
-      </w:pPr>
-      <w:r>
-        <w:rPr>
-          <w:color w:val="444444"/>
-          <w:rtl w:val="0"/>
-        </w:rPr>
-        <w:t xml:space="preserve">Developed </w:t>
-      </w:r>
-      <w:r>
-        <w:rPr>
-          <w:b w:val="1"/>
-          <w:bCs w:val="1"/>
-          <w:color w:val="444444"/>
-          <w:rtl w:val="0"/>
-        </w:rPr>
-        <w:t xml:space="preserve">Role-Based Access Control (RBAC)</w:t>
-      </w:r>
-      <w:r>
-        <w:rPr>
-          <w:color w:val="444444"/>
-          <w:rtl w:val="0"/>
-        </w:rPr>
-        <w:t xml:space="preserve"> functionality allowing administrators to create users and assign roles and permissions for different shop-floor operations.</w:t>
-      </w:r>
-    </w:p>
-    <w:p>
-      <w:pPr>
-        <w:numPr>
-          <w:ilvl w:val="0"/>
-          <w:numId w:val="8"/>
-        </w:numPr>
-        <w:spacing w:after="0" w:afterAutospacing="0" w:line="252.00000000000003" w:lineRule="auto"/>
-        <w:ind w:left="720" w:hanging="360"/>
-        <w:rPr>
-          <w:color w:val="444444"/>
-          <w:u w:val="none"/>
-        </w:rPr>
-      </w:pPr>
-      <w:r>
-        <w:rPr>
-          <w:color w:val="444444"/>
-          <w:rtl w:val="0"/>
-        </w:rPr>
-        <w:t xml:space="preserve">Implemented </w:t>
-      </w:r>
-      <w:r>
-        <w:rPr>
-          <w:b w:val="1"/>
-          <w:bCs w:val="1"/>
-          <w:color w:val="444444"/>
-          <w:rtl w:val="0"/>
-        </w:rPr>
-        <w:t xml:space="preserve">machine and operator management</w:t>
-      </w:r>
-      <w:r>
-        <w:rPr>
-          <w:color w:val="444444"/>
-          <w:rtl w:val="0"/>
-        </w:rPr>
-        <w:t xml:space="preserve">, including machine/operator master data, hourly charges, and operational assignments.</w:t>
-      </w:r>
-    </w:p>
-    <w:p>
-      <w:pPr>
-        <w:numPr>
-          <w:ilvl w:val="0"/>
-          <w:numId w:val="8"/>
-        </w:numPr>
-        <w:spacing w:after="0" w:afterAutospacing="0" w:line="252.00000000000003" w:lineRule="auto"/>
-        <w:ind w:left="720" w:hanging="360"/>
-        <w:rPr>
-          <w:color w:val="444444"/>
-          <w:u w:val="none"/>
-        </w:rPr>
-      </w:pPr>
-      <w:r>
-        <w:rPr>
-          <w:color w:val="444444"/>
-          <w:rtl w:val="0"/>
-        </w:rPr>
-        <w:t xml:space="preserve">Developed </w:t>
-      </w:r>
-      <w:r>
-        <w:rPr>
-          <w:b w:val="1"/>
-          <w:bCs w:val="1"/>
-          <w:color w:val="444444"/>
-          <w:rtl w:val="0"/>
-        </w:rPr>
-        <w:t xml:space="preserve">project management</w:t>
-      </w:r>
-      <w:r>
-        <w:rPr>
-          <w:color w:val="444444"/>
-          <w:rtl w:val="0"/>
-        </w:rPr>
-        <w:t xml:space="preserve"> functionality where projects can contain multiple job cards and production operations.</w:t>
-      </w:r>
-    </w:p>
-    <w:p>
-      <w:pPr>
-        <w:numPr>
-          <w:ilvl w:val="0"/>
-          <w:numId w:val="8"/>
-        </w:numPr>
-        <w:spacing w:after="0" w:afterAutospacing="0" w:line="252.00000000000003" w:lineRule="auto"/>
-        <w:ind w:left="720" w:hanging="360"/>
-        <w:rPr>
-          <w:color w:val="444444"/>
-          <w:u w:val="none"/>
-        </w:rPr>
-      </w:pPr>
-      <w:r>
-        <w:rPr>
-          <w:color w:val="444444"/>
-          <w:rtl w:val="0"/>
-        </w:rPr>
-        <w:t xml:space="preserve">Implemented a structured </w:t>
-      </w:r>
-      <w:r>
-        <w:rPr>
-          <w:b w:val="1"/>
-          <w:bCs w:val="1"/>
-          <w:color w:val="444444"/>
-          <w:rtl w:val="0"/>
-        </w:rPr>
-        <w:t xml:space="preserve">Project → Job Card → Operation</w:t>
-      </w:r>
-      <w:r>
-        <w:rPr>
-          <w:color w:val="444444"/>
-          <w:rtl w:val="0"/>
-        </w:rPr>
-        <w:t xml:space="preserve"> workflow for managing production activities from project creation through shop-floor execution.</w:t>
-      </w:r>
-    </w:p>
-    <w:p>
-      <w:pPr>
-        <w:numPr>
-          <w:ilvl w:val="0"/>
-          <w:numId w:val="8"/>
-        </w:numPr>
-        <w:spacing w:after="0" w:afterAutospacing="0" w:line="252.00000000000003" w:lineRule="auto"/>
-        <w:ind w:left="720" w:hanging="360"/>
-        <w:rPr>
-          <w:color w:val="444444"/>
-          <w:u w:val="none"/>
-        </w:rPr>
-      </w:pPr>
-      <w:r>
-        <w:rPr>
-          <w:color w:val="444444"/>
-          <w:rtl w:val="0"/>
-        </w:rPr>
-        <w:t xml:space="preserve">Developed </w:t>
-      </w:r>
-      <w:r>
-        <w:rPr>
-          <w:b w:val="1"/>
-          <w:bCs w:val="1"/>
-          <w:color w:val="444444"/>
-          <w:rtl w:val="0"/>
-        </w:rPr>
-        <w:t xml:space="preserve">operation assignment functionality</w:t>
-      </w:r>
-      <w:r>
-        <w:rPr>
-          <w:color w:val="444444"/>
-          <w:rtl w:val="0"/>
-        </w:rPr>
-        <w:t xml:space="preserve">, allowing individual operations to be mapped to specific operators and machines.</w:t>
-      </w:r>
-    </w:p>
-    <w:p>
-      <w:pPr>
-        <w:numPr>
-          <w:ilvl w:val="0"/>
-          <w:numId w:val="8"/>
-        </w:numPr>
-        <w:spacing w:after="0" w:afterAutospacing="0" w:line="252.00000000000003" w:lineRule="auto"/>
-        <w:ind w:left="720" w:hanging="360"/>
-        <w:rPr>
-          <w:color w:val="444444"/>
-          <w:u w:val="none"/>
-        </w:rPr>
-      </w:pPr>
-      <w:r>
-        <w:rPr>
-          <w:color w:val="444444"/>
-          <w:rtl w:val="0"/>
-        </w:rPr>
-        <w:t xml:space="preserve">Implemented </w:t>
-      </w:r>
-      <w:r>
-        <w:rPr>
-          <w:b w:val="1"/>
-          <w:bCs w:val="1"/>
-          <w:color w:val="444444"/>
-          <w:rtl w:val="0"/>
-        </w:rPr>
-        <w:t xml:space="preserve">QR code scanning</w:t>
-      </w:r>
-      <w:r>
-        <w:rPr>
-          <w:color w:val="444444"/>
-          <w:rtl w:val="0"/>
-        </w:rPr>
-        <w:t xml:space="preserve"> for shop-floor operation execution, enabling operators to scan and start/complete assigned production operations.</w:t>
-      </w:r>
-    </w:p>
-    <w:p>
-      <w:pPr>
-        <w:numPr>
-          <w:ilvl w:val="0"/>
-          <w:numId w:val="8"/>
-        </w:numPr>
-        <w:spacing w:after="0" w:afterAutospacing="0" w:line="252.00000000000003" w:lineRule="auto"/>
-        <w:ind w:left="720" w:hanging="360"/>
-        <w:rPr>
-          <w:color w:val="444444"/>
-          <w:u w:val="none"/>
-        </w:rPr>
-      </w:pPr>
-      <w:r>
-        <w:rPr>
-          <w:color w:val="444444"/>
-          <w:rtl w:val="0"/>
-        </w:rPr>
-        <w:t xml:space="preserve">Developed </w:t>
-      </w:r>
-      <w:r>
-        <w:rPr>
-          <w:b w:val="1"/>
-          <w:bCs w:val="1"/>
-          <w:color w:val="444444"/>
-          <w:rtl w:val="0"/>
-        </w:rPr>
-        <w:t xml:space="preserve">machine ON/OFF tracking</w:t>
-      </w:r>
-      <w:r>
-        <w:rPr>
-          <w:color w:val="444444"/>
-          <w:rtl w:val="0"/>
-        </w:rPr>
-        <w:t xml:space="preserve">, recording machine status, date, time, and machine activity logs through AJAX-based requests.</w:t>
-      </w:r>
-    </w:p>
-    <w:p>
-      <w:pPr>
-        <w:numPr>
-          <w:ilvl w:val="0"/>
-          <w:numId w:val="8"/>
-        </w:numPr>
-        <w:spacing w:after="0" w:afterAutospacing="0" w:line="252.00000000000003" w:lineRule="auto"/>
-        <w:ind w:left="720" w:hanging="360"/>
-        <w:rPr>
-          <w:color w:val="444444"/>
-          <w:u w:val="none"/>
-        </w:rPr>
-      </w:pPr>
-      <w:r>
-        <w:rPr>
-          <w:color w:val="444444"/>
-          <w:rtl w:val="0"/>
-        </w:rPr>
-        <w:t xml:space="preserve">Implemented </w:t>
-      </w:r>
-      <w:r>
-        <w:rPr>
-          <w:b w:val="1"/>
-          <w:bCs w:val="1"/>
-          <w:color w:val="444444"/>
-          <w:rtl w:val="0"/>
-        </w:rPr>
-        <w:t xml:space="preserve">operator and machine time tracking</w:t>
-      </w:r>
-      <w:r>
-        <w:rPr>
-          <w:color w:val="444444"/>
-          <w:rtl w:val="0"/>
-        </w:rPr>
-        <w:t xml:space="preserve"> to calculate production duration and resource utilization.</w:t>
-      </w:r>
-    </w:p>
-    <w:p>
-      <w:pPr>
-        <w:numPr>
-          <w:ilvl w:val="0"/>
-          <w:numId w:val="8"/>
-        </w:numPr>
-        <w:spacing w:after="0" w:afterAutospacing="0" w:line="252.00000000000003" w:lineRule="auto"/>
-        <w:ind w:left="720" w:hanging="360"/>
-        <w:rPr>
-          <w:color w:val="444444"/>
-          <w:u w:val="none"/>
-        </w:rPr>
-      </w:pPr>
-      <w:r>
-        <w:rPr>
-          <w:color w:val="444444"/>
-          <w:rtl w:val="0"/>
-        </w:rPr>
-        <w:t xml:space="preserve">Developed </w:t>
-      </w:r>
-      <w:r>
-        <w:rPr>
-          <w:b w:val="1"/>
-          <w:bCs w:val="1"/>
-          <w:color w:val="444444"/>
-          <w:rtl w:val="0"/>
-        </w:rPr>
-        <w:t xml:space="preserve">inventory issue management</w:t>
-      </w:r>
-      <w:r>
-        <w:rPr>
-          <w:color w:val="444444"/>
-          <w:rtl w:val="0"/>
-        </w:rPr>
-        <w:t xml:space="preserve"> for issuing required parts/materials against projects and job cards.</w:t>
-      </w:r>
-    </w:p>
-    <w:p>
-      <w:pPr>
-        <w:numPr>
-          <w:ilvl w:val="0"/>
-          <w:numId w:val="8"/>
-        </w:numPr>
-        <w:spacing w:after="0" w:afterAutospacing="0" w:line="252.00000000000003" w:lineRule="auto"/>
-        <w:ind w:left="720" w:hanging="360"/>
-        <w:rPr>
-          <w:color w:val="444444"/>
-          <w:u w:val="none"/>
-        </w:rPr>
-      </w:pPr>
-      <w:r>
-        <w:rPr>
-          <w:color w:val="444444"/>
-          <w:rtl w:val="0"/>
-        </w:rPr>
-        <w:t xml:space="preserve">Implemented </w:t>
-      </w:r>
-      <w:r>
-        <w:rPr>
-          <w:b w:val="1"/>
-          <w:bCs w:val="1"/>
-          <w:color w:val="444444"/>
-          <w:rtl w:val="0"/>
-        </w:rPr>
-        <w:t xml:space="preserve">hourly machine/operator costing</w:t>
-      </w:r>
-      <w:r>
-        <w:rPr>
-          <w:color w:val="444444"/>
-          <w:rtl w:val="0"/>
-        </w:rPr>
-        <w:t xml:space="preserve">, using recorded production time and configured hourly charges to calculate project-level costs.</w:t>
-      </w:r>
-    </w:p>
-    <w:p>
-      <w:pPr>
-        <w:numPr>
-          <w:ilvl w:val="0"/>
-          <w:numId w:val="8"/>
-        </w:numPr>
-        <w:spacing w:after="0" w:afterAutospacing="0" w:line="252.00000000000003" w:lineRule="auto"/>
-        <w:ind w:left="720" w:hanging="360"/>
-        <w:rPr>
-          <w:color w:val="444444"/>
-          <w:u w:val="none"/>
-        </w:rPr>
-      </w:pPr>
-      <w:r>
-        <w:rPr>
-          <w:color w:val="444444"/>
-          <w:rtl w:val="0"/>
-        </w:rPr>
-        <w:t xml:space="preserve">Developed </w:t>
-      </w:r>
-      <w:r>
-        <w:rPr>
-          <w:b w:val="1"/>
-          <w:bCs w:val="1"/>
-          <w:color w:val="444444"/>
-          <w:rtl w:val="0"/>
-        </w:rPr>
-        <w:t xml:space="preserve">project costing and Profit &amp; Loss reports</w:t>
-      </w:r>
-      <w:r>
-        <w:rPr>
-          <w:color w:val="444444"/>
-          <w:rtl w:val="0"/>
-        </w:rPr>
-        <w:t xml:space="preserve"> by comparing project charges/revenue with machine, operator, material, and operational costs.</w:t>
-      </w:r>
-    </w:p>
-    <w:p>
-      <w:pPr>
-        <w:numPr>
-          <w:ilvl w:val="0"/>
-          <w:numId w:val="8"/>
-        </w:numPr>
-        <w:spacing w:after="0" w:afterAutospacing="0" w:line="252.00000000000003" w:lineRule="auto"/>
-        <w:ind w:left="720" w:hanging="360"/>
-        <w:rPr>
-          <w:color w:val="444444"/>
-          <w:u w:val="none"/>
-        </w:rPr>
-      </w:pPr>
-      <w:r>
-        <w:rPr>
-          <w:color w:val="444444"/>
-          <w:rtl w:val="0"/>
-        </w:rPr>
-        <w:t xml:space="preserve">Developed </w:t>
-      </w:r>
-      <w:r>
-        <w:rPr>
-          <w:b w:val="1"/>
-          <w:bCs w:val="1"/>
-          <w:color w:val="444444"/>
-          <w:rtl w:val="0"/>
-        </w:rPr>
-        <w:t xml:space="preserve">machine and resource utilization reports</w:t>
-      </w:r>
-      <w:r>
-        <w:rPr>
-          <w:color w:val="444444"/>
-          <w:rtl w:val="0"/>
-        </w:rPr>
-        <w:t xml:space="preserve"> to monitor machine usage, operational hours, and shop-floor performance.</w:t>
-      </w:r>
-    </w:p>
-    <w:p>
-      <w:pPr>
-        <w:numPr>
-          <w:ilvl w:val="0"/>
-          <w:numId w:val="8"/>
-        </w:numPr>
-        <w:spacing w:after="0" w:afterAutospacing="0" w:line="252.00000000000003" w:lineRule="auto"/>
-        <w:ind w:left="720" w:hanging="360"/>
-        <w:rPr>
-          <w:color w:val="444444"/>
-          <w:u w:val="none"/>
-        </w:rPr>
-      </w:pPr>
-      <w:r>
-        <w:rPr>
-          <w:color w:val="444444"/>
-          <w:rtl w:val="0"/>
-        </w:rPr>
-        <w:t xml:space="preserve">Implemented </w:t>
-      </w:r>
-      <w:r>
-        <w:rPr>
-          <w:b w:val="1"/>
-          <w:bCs w:val="1"/>
-          <w:color w:val="444444"/>
-          <w:rtl w:val="0"/>
-        </w:rPr>
-        <w:t xml:space="preserve">AJAX-based backend operations</w:t>
-      </w:r>
-      <w:r>
-        <w:rPr>
-          <w:color w:val="444444"/>
-          <w:rtl w:val="0"/>
-        </w:rPr>
-        <w:t xml:space="preserve"> for real-time machine status updates, QR execution, job card operations, and production data processing.</w:t>
-      </w:r>
-    </w:p>
-    <w:p>
-      <w:pPr>
-        <w:numPr>
-          <w:ilvl w:val="0"/>
-          <w:numId w:val="8"/>
-        </w:numPr>
-        <w:spacing w:after="0" w:afterAutospacing="0" w:line="252.00000000000003" w:lineRule="auto"/>
-        <w:ind w:left="720" w:hanging="360"/>
-        <w:rPr>
-          <w:color w:val="444444"/>
-          <w:u w:val="none"/>
-        </w:rPr>
-      </w:pPr>
-      <w:r>
-        <w:rPr>
-          <w:color w:val="444444"/>
-          <w:rtl w:val="0"/>
-        </w:rPr>
-        <w:t xml:space="preserve">Designed and maintained </w:t>
-      </w:r>
-      <w:r>
-        <w:rPr>
-          <w:b w:val="1"/>
-          <w:bCs w:val="1"/>
-          <w:color w:val="444444"/>
-          <w:rtl w:val="0"/>
-        </w:rPr>
-        <w:t xml:space="preserve">MySQL database structures and queries</w:t>
-      </w:r>
-      <w:r>
-        <w:rPr>
-          <w:color w:val="444444"/>
-          <w:rtl w:val="0"/>
-        </w:rPr>
-        <w:t xml:space="preserve"> for projects, job cards, operations, machines, operators, inventory, time logs, and financial reporting.</w:t>
-      </w:r>
-    </w:p>
-    <w:p>
-      <w:pPr>
-        <w:numPr>
-          <w:ilvl w:val="0"/>
-          <w:numId w:val="8"/>
-        </w:numPr>
-        <w:spacing w:after="40" w:line="252.00000000000003" w:lineRule="auto"/>
-        <w:ind w:left="720" w:hanging="360"/>
-        <w:rPr>
-          <w:color w:val="444444"/>
-          <w:u w:val="none"/>
-        </w:rPr>
-      </w:pPr>
-      <w:r>
-        <w:rPr>
-          <w:color w:val="444444"/>
-          <w:rtl w:val="0"/>
-        </w:rPr>
-        <w:t xml:space="preserve">Implemented server-side validation, logging, debugging, and business logic for shop-floor production workflows.</w:t>
-      </w:r>
-    </w:p>
-    <w:p>
-      <w:pPr>
-        <w:spacing w:after="40" w:line="252.00000000000003" w:lineRule="auto"/>
-        <w:ind w:left="720" w:firstLine="0"/>
-        <w:rPr>
-          <w:color w:val="444444"/>
-        </w:rPr>
-      </w:pPr>
-      <w:r>
-        <w:rPr>
-          <w:rtl w:val="0"/>
-        </w:rPr>
-      </w:r>
-    </w:p>
-    <w:p>
-      <w:pPr>
-        <w:spacing w:line="240" w:lineRule="auto"/>
-        <w:rPr>
-          <w:b w:val="1"/>
-          <w:bCs w:val="1"/>
-        </w:rPr>
-      </w:pPr>
-      <w:r>
-        <w:rPr>
-          <w:b w:val="1"/>
-          <w:bCs w:val="1"/>
-          <w:rtl w:val="0"/>
-        </w:rPr>
-        <w:t xml:space="preserve">Key Features:</w:t>
-      </w:r>
-    </w:p>
-    <w:p>
-      <w:pPr>
-        <w:spacing w:line="240" w:lineRule="auto"/>
-        <w:rPr/>
-      </w:pPr>
-      <w:r>
-        <w:rPr>
-          <w:rtl w:val="0"/>
-        </w:rPr>
-        <w:t xml:space="preserve">Project Management · Job Card Management · Production Operations · Machine Management · Operator Management · Machine/Operator Hourly Costing · Operation Assignment · QR-Based Shop-Floor Execution · Machine ON/OFF Tracking · Time &amp; Activity Logs · Inventory Issue Management · Resource Utilization Reports · Project Costing · Profit &amp; Loss Reports · RBAC &amp; User Management · AJAX-Based Operations · MySQL Database Management </w:t>
-      </w:r>
-    </w:p>
-    <w:p>
-      <w:pPr>
-        <w:pStyle w:val="Heading2"/>
-        <w:spacing w:after="20" w:before="120" w:line="240" w:lineRule="auto"/>
-        <w:rPr>
-          <w:color w:val="222222"/>
-          <w:sz w:val="21"/>
-          <w:szCs w:val="21"/>
-        </w:rPr>
-      </w:pPr>
-      <w:bookmarkStart w:colFirst="0" w:colLast="0" w:name="_heading=h.ry923snb98t9" w:id="1"/>
-      <w:bookmarkEnd w:id="1"/>
-      <w:r>
-        <w:rPr>
-          <w:rtl w:val="0"/>
-        </w:rPr>
-      </w:r>
-    </w:p>
-    <w:p>
-      <w:pPr>
-        <w:pStyle w:val="Heading2"/>
-        <w:spacing w:after="20" w:before="120" w:line="240" w:lineRule="auto"/>
-        <w:rPr/>
-      </w:pPr>
-      <w:bookmarkStart w:colFirst="0" w:colLast="0" w:name="_heading=h.e7dgysu986qr" w:id="2"/>
-      <w:bookmarkEnd w:id="2"/>
-      <w:r>
-        <w:rPr>
-          <w:color w:val="222222"/>
-          <w:sz w:val="21"/>
-          <w:szCs w:val="21"/>
-          <w:rtl w:val="0"/>
-        </w:rPr>
-        <w:t xml:space="preserve">GST Invoice Management System (SaaS)</w:t>
-      </w:r>
-      <w:r>
-        <w:rPr>
-          <w:rtl w:val="0"/>
-        </w:rPr>
-      </w:r>
-    </w:p>
-    <w:p>
-      <w:pPr>
-        <w:spacing w:after="40" w:line="252.00000000000003" w:lineRule="auto"/>
-        <w:rPr>
-          <w:color w:val="444444"/>
-          <w:sz w:val="19"/>
-          <w:szCs w:val="19"/>
-        </w:rPr>
-      </w:pPr>
-      <w:r>
-        <w:rPr>
-          <w:b w:val="1"/>
-          <w:bCs w:val="1"/>
-          <w:sz w:val="19"/>
-          <w:szCs w:val="19"/>
-          <w:rtl w:val="0"/>
-        </w:rPr>
-        <w:t xml:space="preserve">Technologies Used: </w:t>
-      </w:r>
-      <w:r>
-        <w:rPr>
-          <w:color w:val="444444"/>
-          <w:sz w:val="19"/>
-          <w:szCs w:val="19"/>
-          <w:rtl w:val="0"/>
-        </w:rPr>
-        <w:t xml:space="preserve">PHP, CodeIgniter 4, MySQL, Bootstrap, jQuery, AJAX, REST API, PDF Generation, RBAC</w:t>
-      </w:r>
-    </w:p>
-    <w:p>
-      <w:pPr>
-        <w:numPr>
-          <w:ilvl w:val="0"/>
-          <w:numId w:val="3"/>
-        </w:numPr>
-        <w:spacing w:after="0" w:afterAutospacing="0" w:line="252.00000000000003" w:lineRule="auto"/>
-        <w:ind w:left="720" w:hanging="360"/>
-        <w:rPr>
-          <w:color w:val="444444"/>
-          <w:u w:val="none"/>
-        </w:rPr>
-      </w:pPr>
-      <w:r>
-        <w:rPr>
-          <w:color w:val="444444"/>
-          <w:rtl w:val="0"/>
-        </w:rPr>
-        <w:t xml:space="preserve">Developed a </w:t>
-      </w:r>
-      <w:r>
-        <w:rPr>
-          <w:b w:val="1"/>
-          <w:bCs w:val="1"/>
-          <w:color w:val="444444"/>
-          <w:rtl w:val="0"/>
-        </w:rPr>
-        <w:t xml:space="preserve">multi-tenant SaaS-based GST Invoice Management System</w:t>
-      </w:r>
-      <w:r>
-        <w:rPr>
-          <w:color w:val="444444"/>
-          <w:rtl w:val="0"/>
-        </w:rPr>
-        <w:t xml:space="preserve"> using PHP, CodeIgniter 4, MySQL, JavaScript, jQuery, AJAX, and REST APIs.</w:t>
-      </w:r>
-    </w:p>
-    <w:p>
-      <w:pPr>
-        <w:numPr>
-          <w:ilvl w:val="0"/>
-          <w:numId w:val="3"/>
-        </w:numPr>
-        <w:spacing w:after="0" w:afterAutospacing="0" w:line="252.00000000000003" w:lineRule="auto"/>
-        <w:ind w:left="720" w:hanging="360"/>
-        <w:rPr>
-          <w:color w:val="444444"/>
-          <w:u w:val="none"/>
-        </w:rPr>
-      </w:pPr>
-      <w:r>
-        <w:rPr>
-          <w:color w:val="444444"/>
-          <w:rtl w:val="0"/>
-        </w:rPr>
-        <w:t xml:space="preserve">Implemented </w:t>
-      </w:r>
-      <w:r>
-        <w:rPr>
-          <w:b w:val="1"/>
-          <w:bCs w:val="1"/>
-          <w:color w:val="444444"/>
-          <w:rtl w:val="0"/>
-        </w:rPr>
-        <w:t xml:space="preserve">multi-tenant architecture</w:t>
-      </w:r>
-      <w:r>
-        <w:rPr>
-          <w:color w:val="444444"/>
-          <w:rtl w:val="0"/>
-        </w:rPr>
-        <w:t xml:space="preserve"> to allow multiple businesses/organizations to manage their invoicing data independently within the same application.</w:t>
-      </w:r>
-    </w:p>
-    <w:p>
-      <w:pPr>
-        <w:numPr>
-          <w:ilvl w:val="0"/>
-          <w:numId w:val="3"/>
-        </w:numPr>
-        <w:spacing w:after="0" w:afterAutospacing="0" w:line="252.00000000000003" w:lineRule="auto"/>
-        <w:ind w:left="720" w:hanging="360"/>
-        <w:rPr>
-          <w:color w:val="444444"/>
-          <w:u w:val="none"/>
-        </w:rPr>
-      </w:pPr>
-      <w:r>
-        <w:rPr>
-          <w:color w:val="444444"/>
-          <w:rtl w:val="0"/>
-        </w:rPr>
-        <w:t xml:space="preserve">Developed </w:t>
-      </w:r>
-      <w:r>
-        <w:rPr>
-          <w:b w:val="1"/>
-          <w:bCs w:val="1"/>
-          <w:color w:val="444444"/>
-          <w:rtl w:val="0"/>
-        </w:rPr>
-        <w:t xml:space="preserve">GST invoice creation and management</w:t>
-      </w:r>
-      <w:r>
-        <w:rPr>
-          <w:color w:val="444444"/>
-          <w:rtl w:val="0"/>
-        </w:rPr>
-        <w:t xml:space="preserve"> with automatic calculation of </w:t>
-      </w:r>
-      <w:r>
-        <w:rPr>
-          <w:b w:val="1"/>
-          <w:bCs w:val="1"/>
-          <w:color w:val="444444"/>
-          <w:rtl w:val="0"/>
-        </w:rPr>
-        <w:t xml:space="preserve">CGST, SGST, and IGST</w:t>
-      </w:r>
-      <w:r>
-        <w:rPr>
-          <w:color w:val="444444"/>
-          <w:rtl w:val="0"/>
-        </w:rPr>
-        <w:t xml:space="preserve"> based on applicable tax rules.</w:t>
-      </w:r>
-    </w:p>
-    <w:p>
-      <w:pPr>
-        <w:numPr>
-          <w:ilvl w:val="0"/>
-          <w:numId w:val="3"/>
-        </w:numPr>
-        <w:spacing w:after="0" w:afterAutospacing="0" w:line="252.00000000000003" w:lineRule="auto"/>
-        <w:ind w:left="720" w:hanging="360"/>
-        <w:rPr>
-          <w:color w:val="444444"/>
-          <w:u w:val="none"/>
-        </w:rPr>
-      </w:pPr>
-      <w:r>
-        <w:rPr>
-          <w:color w:val="444444"/>
-          <w:rtl w:val="0"/>
-        </w:rPr>
-        <w:t xml:space="preserve">Implemented </w:t>
-      </w:r>
-      <w:r>
-        <w:rPr>
-          <w:b w:val="1"/>
-          <w:bCs w:val="1"/>
-          <w:color w:val="444444"/>
-          <w:rtl w:val="0"/>
-        </w:rPr>
-        <w:t xml:space="preserve">financial year-based invoice numbering</w:t>
-      </w:r>
-      <w:r>
-        <w:rPr>
-          <w:color w:val="444444"/>
-          <w:rtl w:val="0"/>
-        </w:rPr>
-        <w:t xml:space="preserve">, maintaining sequential and unique invoice numbers for each business and financial year.</w:t>
-      </w:r>
-    </w:p>
-    <w:p>
-      <w:pPr>
-        <w:numPr>
-          <w:ilvl w:val="0"/>
-          <w:numId w:val="3"/>
-        </w:numPr>
-        <w:spacing w:after="0" w:afterAutospacing="0" w:line="252.00000000000003" w:lineRule="auto"/>
-        <w:ind w:left="720" w:hanging="360"/>
-        <w:rPr>
-          <w:color w:val="444444"/>
-          <w:u w:val="none"/>
-        </w:rPr>
-      </w:pPr>
-      <w:r>
-        <w:rPr>
-          <w:color w:val="444444"/>
-          <w:rtl w:val="0"/>
-        </w:rPr>
-        <w:t xml:space="preserve">Developed </w:t>
-      </w:r>
-      <w:r>
-        <w:rPr>
-          <w:b w:val="1"/>
-          <w:bCs w:val="1"/>
-          <w:color w:val="444444"/>
-          <w:rtl w:val="0"/>
-        </w:rPr>
-        <w:t xml:space="preserve">invoice CRUD functionality</w:t>
-      </w:r>
-      <w:r>
-        <w:rPr>
-          <w:color w:val="444444"/>
-          <w:rtl w:val="0"/>
-        </w:rPr>
-        <w:t xml:space="preserve"> including invoice creation, editing, viewing, searching, and management.</w:t>
-      </w:r>
-    </w:p>
-    <w:p>
-      <w:pPr>
-        <w:numPr>
-          <w:ilvl w:val="0"/>
-          <w:numId w:val="3"/>
-        </w:numPr>
-        <w:spacing w:after="0" w:afterAutospacing="0" w:line="252.00000000000003" w:lineRule="auto"/>
-        <w:ind w:left="720" w:hanging="360"/>
-        <w:rPr>
-          <w:color w:val="444444"/>
-          <w:u w:val="none"/>
-        </w:rPr>
-      </w:pPr>
-      <w:r>
-        <w:rPr>
-          <w:color w:val="444444"/>
-          <w:rtl w:val="0"/>
-        </w:rPr>
-        <w:t xml:space="preserve">Implemented </w:t>
-      </w:r>
-      <w:r>
-        <w:rPr>
-          <w:b w:val="1"/>
-          <w:bCs w:val="1"/>
-          <w:color w:val="444444"/>
-          <w:rtl w:val="0"/>
-        </w:rPr>
-        <w:t xml:space="preserve">database transactions</w:t>
-      </w:r>
-      <w:r>
-        <w:rPr>
-          <w:color w:val="444444"/>
-          <w:rtl w:val="0"/>
-        </w:rPr>
-        <w:t xml:space="preserve"> for invoice processing to ensure invoice header, item details, tax calculations, and related records are saved consistently.</w:t>
-      </w:r>
-    </w:p>
-    <w:p>
-      <w:pPr>
-        <w:numPr>
-          <w:ilvl w:val="0"/>
-          <w:numId w:val="3"/>
-        </w:numPr>
-        <w:spacing w:after="0" w:afterAutospacing="0" w:line="252.00000000000003" w:lineRule="auto"/>
-        <w:ind w:left="720" w:hanging="360"/>
-        <w:rPr>
-          <w:color w:val="444444"/>
-          <w:u w:val="none"/>
-        </w:rPr>
-      </w:pPr>
-      <w:r>
-        <w:rPr>
-          <w:color w:val="444444"/>
-          <w:rtl w:val="0"/>
-        </w:rPr>
-        <w:t xml:space="preserve">Developed </w:t>
-      </w:r>
-      <w:r>
-        <w:rPr>
-          <w:b w:val="1"/>
-          <w:bCs w:val="1"/>
-          <w:color w:val="444444"/>
-          <w:rtl w:val="0"/>
-        </w:rPr>
-        <w:t xml:space="preserve">PDF invoice generation and export</w:t>
-      </w:r>
-      <w:r>
-        <w:rPr>
-          <w:color w:val="444444"/>
-          <w:rtl w:val="0"/>
-        </w:rPr>
-        <w:t xml:space="preserve"> with formatted GST invoice details for printing and sharing.</w:t>
-      </w:r>
-    </w:p>
-    <w:p>
-      <w:pPr>
-        <w:numPr>
-          <w:ilvl w:val="0"/>
-          <w:numId w:val="3"/>
-        </w:numPr>
-        <w:spacing w:after="0" w:afterAutospacing="0" w:line="252.00000000000003" w:lineRule="auto"/>
-        <w:ind w:left="720" w:hanging="360"/>
-        <w:rPr>
-          <w:color w:val="444444"/>
-          <w:u w:val="none"/>
-        </w:rPr>
-      </w:pPr>
-      <w:r>
-        <w:rPr>
-          <w:color w:val="444444"/>
-          <w:rtl w:val="0"/>
-        </w:rPr>
-        <w:t xml:space="preserve">Implemented </w:t>
-      </w:r>
-      <w:r>
-        <w:rPr>
-          <w:b w:val="1"/>
-          <w:bCs w:val="1"/>
-          <w:color w:val="444444"/>
-          <w:rtl w:val="0"/>
-        </w:rPr>
-        <w:t xml:space="preserve">Role-Based Access Control (RBAC)</w:t>
-      </w:r>
-      <w:r>
-        <w:rPr>
-          <w:color w:val="444444"/>
-          <w:rtl w:val="0"/>
-        </w:rPr>
-        <w:t xml:space="preserve"> to manage users, roles, permissions, and access to different application modules.</w:t>
-      </w:r>
-    </w:p>
-    <w:p>
-      <w:pPr>
-        <w:numPr>
-          <w:ilvl w:val="0"/>
-          <w:numId w:val="3"/>
-        </w:numPr>
-        <w:spacing w:after="0" w:afterAutospacing="0" w:line="252.00000000000003" w:lineRule="auto"/>
-        <w:ind w:left="720" w:hanging="360"/>
-        <w:rPr>
-          <w:color w:val="444444"/>
-          <w:u w:val="none"/>
-        </w:rPr>
-      </w:pPr>
-      <w:r>
-        <w:rPr>
-          <w:color w:val="444444"/>
-          <w:rtl w:val="0"/>
-        </w:rPr>
-        <w:t xml:space="preserve">Developed </w:t>
-      </w:r>
-      <w:r>
-        <w:rPr>
-          <w:b w:val="1"/>
-          <w:bCs w:val="1"/>
-          <w:color w:val="444444"/>
-          <w:rtl w:val="0"/>
-        </w:rPr>
-        <w:t xml:space="preserve">REST API endpoints</w:t>
-      </w:r>
-      <w:r>
-        <w:rPr>
-          <w:color w:val="444444"/>
-          <w:rtl w:val="0"/>
-        </w:rPr>
-        <w:t xml:space="preserve"> for invoice-related operations and integration with other application components.</w:t>
-      </w:r>
-    </w:p>
-    <w:p>
-      <w:pPr>
-        <w:numPr>
-          <w:ilvl w:val="0"/>
-          <w:numId w:val="3"/>
-        </w:numPr>
-        <w:spacing w:after="0" w:afterAutospacing="0" w:line="252.00000000000003" w:lineRule="auto"/>
-        <w:ind w:left="720" w:hanging="360"/>
-        <w:rPr>
-          <w:color w:val="444444"/>
-          <w:u w:val="none"/>
-        </w:rPr>
-      </w:pPr>
-      <w:r>
-        <w:rPr>
-          <w:color w:val="444444"/>
-          <w:rtl w:val="0"/>
-        </w:rPr>
-        <w:t xml:space="preserve">Implemented </w:t>
-      </w:r>
-      <w:r>
-        <w:rPr>
-          <w:b w:val="1"/>
-          <w:bCs w:val="1"/>
-          <w:color w:val="444444"/>
-          <w:rtl w:val="0"/>
-        </w:rPr>
-        <w:t xml:space="preserve">AJAX-based dynamic operations</w:t>
-      </w:r>
-      <w:r>
-        <w:rPr>
-          <w:color w:val="444444"/>
-          <w:rtl w:val="0"/>
-        </w:rPr>
-        <w:t xml:space="preserve"> for invoice items, calculations, searches, validations, and data processing without unnecessary page reloads.</w:t>
-      </w:r>
-    </w:p>
-    <w:p>
-      <w:pPr>
-        <w:numPr>
-          <w:ilvl w:val="0"/>
-          <w:numId w:val="3"/>
-        </w:numPr>
-        <w:spacing w:after="0" w:afterAutospacing="0" w:line="252.00000000000003" w:lineRule="auto"/>
-        <w:ind w:left="720" w:hanging="360"/>
-        <w:rPr>
-          <w:color w:val="444444"/>
-          <w:u w:val="none"/>
-        </w:rPr>
-      </w:pPr>
-      <w:r>
-        <w:rPr>
-          <w:color w:val="444444"/>
-          <w:rtl w:val="0"/>
-        </w:rPr>
-        <w:t xml:space="preserve">Developed database structures and optimized </w:t>
-      </w:r>
-      <w:r>
-        <w:rPr>
-          <w:b w:val="1"/>
-          <w:bCs w:val="1"/>
-          <w:color w:val="444444"/>
-          <w:rtl w:val="0"/>
-        </w:rPr>
-        <w:t xml:space="preserve">MySQL queries</w:t>
-      </w:r>
-      <w:r>
-        <w:rPr>
-          <w:color w:val="444444"/>
-          <w:rtl w:val="0"/>
-        </w:rPr>
-        <w:t xml:space="preserve"> for businesses, customers, invoices, invoice items, tax calculations, users, roles, and permissions.</w:t>
-      </w:r>
-    </w:p>
-    <w:p>
-      <w:pPr>
-        <w:numPr>
-          <w:ilvl w:val="0"/>
-          <w:numId w:val="3"/>
-        </w:numPr>
-        <w:spacing w:after="0" w:afterAutospacing="0" w:line="252.00000000000003" w:lineRule="auto"/>
-        <w:ind w:left="720" w:hanging="360"/>
-        <w:rPr>
-          <w:color w:val="444444"/>
-          <w:u w:val="none"/>
-        </w:rPr>
-      </w:pPr>
-      <w:r>
-        <w:rPr>
-          <w:color w:val="444444"/>
-          <w:rtl w:val="0"/>
-        </w:rPr>
-        <w:t xml:space="preserve">Implemented </w:t>
-      </w:r>
-      <w:r>
-        <w:rPr>
-          <w:b w:val="1"/>
-          <w:bCs w:val="1"/>
-          <w:color w:val="444444"/>
-          <w:rtl w:val="0"/>
-        </w:rPr>
-        <w:t xml:space="preserve">server-side validation and business logic</w:t>
-      </w:r>
-      <w:r>
-        <w:rPr>
-          <w:color w:val="444444"/>
-          <w:rtl w:val="0"/>
-        </w:rPr>
-        <w:t xml:space="preserve"> for invoice data, GST calculations, financial year validation, invoice numbering, and transactional processing.</w:t>
-      </w:r>
-    </w:p>
-    <w:p>
-      <w:pPr>
-        <w:numPr>
-          <w:ilvl w:val="0"/>
-          <w:numId w:val="3"/>
-        </w:numPr>
-        <w:spacing w:after="0" w:afterAutospacing="0" w:line="252.00000000000003" w:lineRule="auto"/>
-        <w:ind w:left="720" w:hanging="360"/>
-        <w:rPr>
-          <w:color w:val="444444"/>
-          <w:u w:val="none"/>
-        </w:rPr>
-      </w:pPr>
-      <w:r>
-        <w:rPr>
-          <w:color w:val="444444"/>
-          <w:rtl w:val="0"/>
-        </w:rPr>
-        <w:t xml:space="preserve">Developed reporting and search functionality for </w:t>
-      </w:r>
-      <w:r>
-        <w:rPr>
-          <w:b w:val="1"/>
-          <w:bCs w:val="1"/>
-          <w:color w:val="444444"/>
-          <w:rtl w:val="0"/>
-        </w:rPr>
-        <w:t xml:space="preserve">invoice history, tax details, customers, and business transactions</w:t>
-      </w:r>
-      <w:r>
-        <w:rPr>
-          <w:color w:val="444444"/>
-          <w:rtl w:val="0"/>
-        </w:rPr>
-        <w:t xml:space="preserve">.</w:t>
-      </w:r>
-    </w:p>
-    <w:p>
-      <w:pPr>
-        <w:numPr>
-          <w:ilvl w:val="0"/>
-          <w:numId w:val="3"/>
-        </w:numPr>
-        <w:spacing w:after="40" w:line="252.00000000000003" w:lineRule="auto"/>
-        <w:ind w:left="720" w:hanging="360"/>
-        <w:rPr>
-          <w:color w:val="444444"/>
-          <w:u w:val="none"/>
-        </w:rPr>
-      </w:pPr>
-      <w:r>
-        <w:rPr>
-          <w:color w:val="444444"/>
-          <w:rtl w:val="0"/>
-        </w:rPr>
-        <w:t xml:space="preserve">Worked on application debugging, business requirement implementation, performance improvements, and production issue resolution.</w:t>
-      </w:r>
-    </w:p>
-    <w:p>
-      <w:pPr>
-        <w:spacing w:after="40" w:line="252.00000000000003" w:lineRule="auto"/>
-        <w:rPr>
-          <w:color w:val="444444"/>
-          <w:sz w:val="19"/>
-          <w:szCs w:val="19"/>
-        </w:rPr>
-      </w:pPr>
-      <w:r>
-        <w:rPr>
-          <w:rtl w:val="0"/>
-        </w:rPr>
-      </w:r>
-    </w:p>
-    <w:p>
-      <w:pPr>
-        <w:spacing w:line="240" w:lineRule="auto"/>
-        <w:rPr>
-          <w:b w:val="1"/>
-          <w:bCs w:val="1"/>
-        </w:rPr>
-      </w:pPr>
-      <w:r>
-        <w:rPr>
-          <w:b w:val="1"/>
-          <w:bCs w:val="1"/>
-          <w:rtl w:val="0"/>
-        </w:rPr>
-        <w:t xml:space="preserve">Key Features:</w:t>
-      </w:r>
-    </w:p>
-    <w:p>
-      <w:pPr>
-        <w:spacing w:line="240" w:lineRule="auto"/>
-        <w:rPr/>
-      </w:pPr>
-      <w:r>
-        <w:rPr>
-          <w:rtl w:val="0"/>
-        </w:rPr>
-        <w:t xml:space="preserve">Multi-Tenant SaaS Architecture · GST Invoice Management · CGST/SGST/IGST Calculation · Financial Year-Based Invoice Numbering · Customer Management · Invoice Item Management · Transactional Invoice Save · PDF Invoice Generation · Invoice Search &amp; Reports · REST APIs · AJAX-Based Operations · RBAC &amp; User Management · Role &amp; Permission Management · MySQL Database Management · Server-Side Validation </w:t>
-      </w:r>
-    </w:p>
-    <w:p>
-      <w:pPr>
-        <w:pStyle w:val="Heading2"/>
-        <w:spacing w:after="20" w:before="120" w:line="240" w:lineRule="auto"/>
-        <w:rPr>
-          <w:color w:val="222222"/>
-          <w:sz w:val="21"/>
-          <w:szCs w:val="21"/>
-        </w:rPr>
-      </w:pPr>
-      <w:bookmarkStart w:colFirst="0" w:colLast="0" w:name="_heading=h.l8r3s7u8n5m0" w:id="3"/>
-      <w:bookmarkEnd w:id="3"/>
-      <w:r>
-        <w:rPr>
-          <w:color w:val="222222"/>
-          <w:sz w:val="21"/>
-          <w:szCs w:val="21"/>
-          <w:rtl w:val="0"/>
-        </w:rPr>
-        <w:t xml:space="preserve">MyVillageApp — Telugu-First Digital Village Platform </w:t>
-      </w:r>
-    </w:p>
-    <w:p>
-      <w:pPr>
-        <w:spacing w:after="40" w:line="252.00000000000003" w:lineRule="auto"/>
-        <w:rPr/>
-      </w:pPr>
-      <w:r>
-        <w:rPr>
-          <w:b w:val="1"/>
-          <w:bCs w:val="1"/>
-          <w:sz w:val="19"/>
-          <w:szCs w:val="19"/>
-          <w:rtl w:val="0"/>
-        </w:rPr>
         <w:t xml:space="preserve">Technologies Used:</w:t>
       </w:r>
       <w:r>
         <w:rPr>
           <w:rtl w:val="0"/>
         </w:rPr>
-        <w:t xml:space="preserve"> Next.js 16, React 19, TypeScript, Tailwind CSS, MySQL, Zod, JWT, Google Maps API, Google Places API, Google Cloud Text-to-Speech, Open-Meteo AP </w:t>
-      </w:r>
-    </w:p>
-    <w:p>
-      <w:pPr>
-        <w:numPr>
-          <w:ilvl w:val="0"/>
-          <w:numId w:val="4"/>
-        </w:numPr>
-        <w:spacing w:after="0" w:afterAutospacing="0" w:before="240" w:line="252.00000000000003" w:lineRule="auto"/>
-        <w:ind w:left="720" w:hanging="360"/>
-      </w:pPr>
-      <w:r>
-        <w:rPr>
-          <w:rtl w:val="0"/>
-        </w:rPr>
-        <w:t xml:space="preserve">Designed and developed a comprehensive </w:t>
-      </w:r>
-      <w:r>
-        <w:rPr>
-          <w:b w:val="1"/>
-          <w:bCs w:val="1"/>
-          <w:rtl w:val="0"/>
-        </w:rPr>
-        <w:t xml:space="preserve">Telugu-first Digital Village Platform</w:t>
-      </w:r>
-      <w:r>
-        <w:rPr>
-          <w:rtl w:val="0"/>
-        </w:rPr>
-        <w:t xml:space="preserve"> using </w:t>
-      </w:r>
-      <w:r>
-        <w:rPr>
-          <w:b w:val="1"/>
-          <w:bCs w:val="1"/>
-          <w:rtl w:val="0"/>
-        </w:rPr>
-        <w:t xml:space="preserve">Next.js, React, TypeScript, Tailwind CSS, and MySQL</w:t>
-      </w:r>
-      <w:r>
-        <w:rPr>
-          <w:rtl w:val="0"/>
-        </w:rPr>
-        <w:t xml:space="preserve">.</w:t>
-      </w:r>
-    </w:p>
-    <w:p>
-      <w:pPr>
-        <w:numPr>
-          <w:ilvl w:val="0"/>
-          <w:numId w:val="4"/>
-        </w:numPr>
-        <w:spacing w:after="0" w:afterAutospacing="0" w:before="0" w:beforeAutospacing="0" w:line="252.00000000000003" w:lineRule="auto"/>
-        <w:ind w:left="720" w:hanging="360"/>
-      </w:pPr>
-      <w:r>
-        <w:rPr>
-          <w:rtl w:val="0"/>
-        </w:rPr>
-        <w:t xml:space="preserve">Developed modules for </w:t>
-      </w:r>
-      <w:r>
-        <w:rPr>
-          <w:b w:val="1"/>
-          <w:bCs w:val="1"/>
-          <w:rtl w:val="0"/>
-        </w:rPr>
-        <w:t xml:space="preserve">Village News, Events, Local Businesses &amp; Services, Agriculture Resources, Local Jobs, Marketplace, Government Services &amp; Schemes, Health &amp; Emergency Information, Polls, Community Engagement, and Problem/Issue Reporting</w:t>
-      </w:r>
-      <w:r>
-        <w:rPr>
-          <w:rtl w:val="0"/>
-        </w:rPr>
-        <w:t xml:space="preserve">.</w:t>
-      </w:r>
-    </w:p>
-    <w:p>
-      <w:pPr>
-        <w:numPr>
-          <w:ilvl w:val="0"/>
-          <w:numId w:val="4"/>
-        </w:numPr>
-        <w:spacing w:after="0" w:afterAutospacing="0" w:before="0" w:beforeAutospacing="0" w:line="252.00000000000003" w:lineRule="auto"/>
-        <w:ind w:left="720" w:hanging="360"/>
-      </w:pPr>
-      <w:r>
-        <w:rPr>
-          <w:rtl w:val="0"/>
-        </w:rPr>
-        <w:t xml:space="preserve">Implemented </w:t>
-      </w:r>
-      <w:r>
-        <w:rPr>
-          <w:b w:val="1"/>
-          <w:bCs w:val="1"/>
-          <w:rtl w:val="0"/>
-        </w:rPr>
-        <w:t xml:space="preserve">Google Maps JavaScript API and Google Places API</w:t>
-      </w:r>
-      <w:r>
-        <w:rPr>
-          <w:rtl w:val="0"/>
-        </w:rPr>
-        <w:t xml:space="preserve"> for location search, place autocomplete, current-location handling, and location-based functionality.</w:t>
-      </w:r>
-    </w:p>
-    <w:p>
-      <w:pPr>
-        <w:numPr>
-          <w:ilvl w:val="0"/>
-          <w:numId w:val="4"/>
-        </w:numPr>
-        <w:spacing w:after="0" w:afterAutospacing="0" w:before="0" w:beforeAutospacing="0" w:line="252.00000000000003" w:lineRule="auto"/>
-        <w:ind w:left="720" w:hanging="360"/>
-      </w:pPr>
-      <w:r>
-        <w:rPr>
-          <w:rtl w:val="0"/>
-        </w:rPr>
-        <w:t xml:space="preserve">Integrated the </w:t>
-      </w:r>
-      <w:r>
-        <w:rPr>
-          <w:b w:val="1"/>
-          <w:bCs w:val="1"/>
-          <w:rtl w:val="0"/>
-        </w:rPr>
-        <w:t xml:space="preserve">Open-Meteo API</w:t>
-      </w:r>
-      <w:r>
-        <w:rPr>
-          <w:rtl w:val="0"/>
-        </w:rPr>
-        <w:t xml:space="preserve"> to provide village-level weather information and forecasts.</w:t>
-      </w:r>
-    </w:p>
-    <w:p>
-      <w:pPr>
-        <w:numPr>
-          <w:ilvl w:val="0"/>
-          <w:numId w:val="4"/>
-        </w:numPr>
-        <w:spacing w:after="0" w:afterAutospacing="0" w:before="0" w:beforeAutospacing="0" w:line="252.00000000000003" w:lineRule="auto"/>
-        <w:ind w:left="720" w:hanging="360"/>
-      </w:pPr>
-      <w:r>
-        <w:rPr>
-          <w:rtl w:val="0"/>
-        </w:rPr>
-        <w:t xml:space="preserve">Implemented </w:t>
-      </w:r>
-      <w:r>
-        <w:rPr>
-          <w:b w:val="1"/>
-          <w:bCs w:val="1"/>
-          <w:rtl w:val="0"/>
-        </w:rPr>
-        <w:t xml:space="preserve">Google Cloud Text-to-Speech</w:t>
-      </w:r>
-      <w:r>
-        <w:rPr>
-          <w:rtl w:val="0"/>
-        </w:rPr>
-        <w:t xml:space="preserve"> functionality to provide a Telugu </w:t>
-      </w:r>
-      <w:r>
-        <w:rPr>
-          <w:b w:val="1"/>
-          <w:bCs w:val="1"/>
-          <w:rtl w:val="0"/>
-        </w:rPr>
-        <w:t xml:space="preserve">“Listen” feature</w:t>
-      </w:r>
-      <w:r>
-        <w:rPr>
-          <w:rtl w:val="0"/>
-        </w:rPr>
-        <w:t xml:space="preserve">, improving accessibility for users with limited reading ability.</w:t>
-      </w:r>
-    </w:p>
-    <w:p>
-      <w:pPr>
-        <w:numPr>
-          <w:ilvl w:val="0"/>
-          <w:numId w:val="4"/>
-        </w:numPr>
-        <w:spacing w:after="0" w:afterAutospacing="0" w:before="0" w:beforeAutospacing="0" w:line="252.00000000000003" w:lineRule="auto"/>
-        <w:ind w:left="720" w:hanging="360"/>
-      </w:pPr>
-      <w:r>
-        <w:rPr>
-          <w:rtl w:val="0"/>
-        </w:rPr>
-        <w:t xml:space="preserve">Developed a </w:t>
-      </w:r>
-      <w:r>
-        <w:rPr>
-          <w:b w:val="1"/>
-          <w:bCs w:val="1"/>
-          <w:rtl w:val="0"/>
-        </w:rPr>
-        <w:t xml:space="preserve">search system</w:t>
-      </w:r>
-      <w:r>
-        <w:rPr>
-          <w:rtl w:val="0"/>
-        </w:rPr>
-        <w:t xml:space="preserve"> to search and discover village-related information, services, businesses, news, and other platform content.</w:t>
-      </w:r>
-    </w:p>
-    <w:p>
-      <w:pPr>
-        <w:numPr>
-          <w:ilvl w:val="0"/>
-          <w:numId w:val="4"/>
-        </w:numPr>
-        <w:spacing w:after="0" w:afterAutospacing="0" w:before="0" w:beforeAutospacing="0" w:line="252.00000000000003" w:lineRule="auto"/>
-        <w:ind w:left="720" w:hanging="360"/>
-      </w:pPr>
-      <w:r>
-        <w:rPr>
-          <w:rtl w:val="0"/>
-        </w:rPr>
-        <w:t xml:space="preserve">Built </w:t>
-      </w:r>
-      <w:r>
-        <w:rPr>
-          <w:b w:val="1"/>
-          <w:bCs w:val="1"/>
-          <w:rtl w:val="0"/>
-        </w:rPr>
-        <w:t xml:space="preserve">poster creation and publishing functionality</w:t>
-      </w:r>
-      <w:r>
-        <w:rPr>
-          <w:rtl w:val="0"/>
-        </w:rPr>
-        <w:t xml:space="preserve"> for announcements, events, campaigns, and village information.</w:t>
-      </w:r>
-    </w:p>
-    <w:p>
-      <w:pPr>
-        <w:numPr>
-          <w:ilvl w:val="0"/>
-          <w:numId w:val="4"/>
-        </w:numPr>
-        <w:spacing w:after="0" w:afterAutospacing="0" w:before="0" w:beforeAutospacing="0" w:line="252.00000000000003" w:lineRule="auto"/>
-        <w:ind w:left="720" w:hanging="360"/>
-      </w:pPr>
-      <w:r>
-        <w:rPr>
-          <w:rtl w:val="0"/>
-        </w:rPr>
-        <w:t xml:space="preserve">Implemented </w:t>
-      </w:r>
-      <w:r>
-        <w:rPr>
-          <w:b w:val="1"/>
-          <w:bCs w:val="1"/>
-          <w:rtl w:val="0"/>
-        </w:rPr>
-        <w:t xml:space="preserve">notifications and advertisement management</w:t>
-      </w:r>
-      <w:r>
-        <w:rPr>
-          <w:rtl w:val="0"/>
-        </w:rPr>
-        <w:t xml:space="preserve"> for communicating important updates and promotional information to users.</w:t>
-      </w:r>
-    </w:p>
-    <w:p>
-      <w:pPr>
-        <w:numPr>
-          <w:ilvl w:val="0"/>
-          <w:numId w:val="4"/>
-        </w:numPr>
-        <w:spacing w:after="240" w:before="0" w:beforeAutospacing="0" w:line="252.00000000000003" w:lineRule="auto"/>
-        <w:ind w:left="720" w:hanging="360"/>
-      </w:pPr>
-      <w:r>
-        <w:rPr>
-          <w:rtl w:val="0"/>
-        </w:rPr>
-        <w:t xml:space="preserve">Designed and implemented a structured </w:t>
-      </w:r>
-      <w:r>
-        <w:rPr>
-          <w:b w:val="1"/>
-          <w:bCs w:val="1"/>
-          <w:rtl w:val="0"/>
-        </w:rPr>
-        <w:t xml:space="preserve">Service → Repository architecture</w:t>
-      </w:r>
-      <w:r>
-        <w:rPr>
-          <w:rtl w:val="0"/>
-        </w:rPr>
-        <w:t xml:space="preserve"> to separate API handling, business logic, database operations, and improve maintainability.</w:t>
-      </w:r>
-    </w:p>
-    <w:p>
-      <w:pPr>
-        <w:spacing w:after="40" w:line="252.00000000000003" w:lineRule="auto"/>
-        <w:rPr/>
-      </w:pPr>
-      <w:r>
-        <w:rPr>
-          <w:rtl w:val="0"/>
-        </w:rPr>
-        <w:t xml:space="preserve">              Frontend → API Routes → Services → Repositories → MySQL</w:t>
+        <w:t xml:space="preserve"> Next.js, React, TypeScript, Tailwind CSS, NestJS, MySQL, JWT, React Query, Playwright, REST API, AI/LLM, Cron Jobs</w:t>
       </w:r>
     </w:p>
     <w:p>
@@ -5783,14 +6759,17 @@
           <w:ilvl w:val="0"/>
           <w:numId w:val="2"/>
         </w:numPr>
-        <w:spacing w:after="0" w:afterAutospacing="0" w:before="240" w:line="252.00000000000003" w:lineRule="auto"/>
+        <w:spacing w:after="0" w:afterAutospacing="0" w:line="252.00000000000003" w:lineRule="auto"/>
         <w:ind w:left="720" w:hanging="360"/>
-      </w:pPr>
-      <w:r>
-        <w:rPr>
-          <w:rtl w:val="0"/>
-        </w:rPr>
-        <w:t xml:space="preserve">Developed </w:t>
+        <w:rPr>
+          <w:u w:val="none"/>
+        </w:rPr>
+      </w:pPr>
+      <w:r>
+        <w:rPr>
+          <w:rtl w:val="0"/>
+        </w:rPr>
+        <w:t xml:space="preserve">Developed an </w:t>
       </w:r>
       <w:r>
         <w:rPr>
@@ -5798,13 +6777,13 @@
           <w:bCs w:val="1"/>
           <w:rtl w:val="0"/>
         </w:rPr>
-        <w:t xml:space="preserve">Next.js Route Handlers</w:t>
-      </w:r>
-      <w:r>
-        <w:rPr>
-          <w:rtl w:val="0"/>
-        </w:rPr>
-        <w:t xml:space="preserve"> for backend API development and communication between the frontend, business logic, and database.</w:t>
+        <w:t xml:space="preserve">AI-powered developer troubleshooting platform</w:t>
+      </w:r>
+      <w:r>
+        <w:rPr>
+          <w:rtl w:val="0"/>
+        </w:rPr>
+        <w:t xml:space="preserve"> for investigating errors, APIs, SQL queries, logs, websites, and application incidents.</w:t>
       </w:r>
     </w:p>
     <w:p>
@@ -5815,12 +6794,15 @@
         </w:numPr>
         <w:spacing w:after="0" w:afterAutospacing="0" w:before="0" w:beforeAutospacing="0" w:line="252.00000000000003" w:lineRule="auto"/>
         <w:ind w:left="720" w:hanging="360"/>
-      </w:pPr>
-      <w:r>
-        <w:rPr>
-          <w:rtl w:val="0"/>
-        </w:rPr>
-        <w:t xml:space="preserve">Implemented </w:t>
+        <w:rPr>
+          <w:u w:val="none"/>
+        </w:rPr>
+      </w:pPr>
+      <w:r>
+        <w:rPr>
+          <w:rtl w:val="0"/>
+        </w:rPr>
+        <w:t xml:space="preserve">Built modular diagnostic tools including </w:t>
       </w:r>
       <w:r>
         <w:rPr>
@@ -5828,13 +6810,13 @@
           <w:bCs w:val="1"/>
           <w:rtl w:val="0"/>
         </w:rPr>
-        <w:t xml:space="preserve">Zod validation</w:t>
-      </w:r>
-      <w:r>
-        <w:rPr>
-          <w:rtl w:val="0"/>
-        </w:rPr>
-        <w:t xml:space="preserve"> for validating API requests, form data, and application inputs.</w:t>
+        <w:t xml:space="preserve">Error Doctor, API Doctor, SQL Doctor, Website Health, Web Tester, Log Doctor, Incident Management, and AI Developer Agent</w:t>
+      </w:r>
+      <w:r>
+        <w:rPr>
+          <w:rtl w:val="0"/>
+        </w:rPr>
+        <w:t xml:space="preserve">.</w:t>
       </w:r>
     </w:p>
     <w:p>
@@ -5845,12 +6827,15 @@
         </w:numPr>
         <w:spacing w:after="0" w:afterAutospacing="0" w:before="0" w:beforeAutospacing="0" w:line="252.00000000000003" w:lineRule="auto"/>
         <w:ind w:left="720" w:hanging="360"/>
-      </w:pPr>
-      <w:r>
-        <w:rPr>
-          <w:rtl w:val="0"/>
-        </w:rPr>
-        <w:t xml:space="preserve">Implemented secure authentication using </w:t>
+        <w:rPr>
+          <w:u w:val="none"/>
+        </w:rPr>
+      </w:pPr>
+      <w:r>
+        <w:rPr>
+          <w:rtl w:val="0"/>
+        </w:rPr>
+        <w:t xml:space="preserve">Implemented </w:t>
       </w:r>
       <w:r>
         <w:rPr>
@@ -5858,13 +6843,13 @@
           <w:bCs w:val="1"/>
           <w:rtl w:val="0"/>
         </w:rPr>
-        <w:t xml:space="preserve">JWT</w:t>
-      </w:r>
-      <w:r>
-        <w:rPr>
-          <w:rtl w:val="0"/>
-        </w:rPr>
-        <w:t xml:space="preserve">.</w:t>
+        <w:t xml:space="preserve">read-only live MySQL analysis</w:t>
+      </w:r>
+      <w:r>
+        <w:rPr>
+          <w:rtl w:val="0"/>
+        </w:rPr>
+        <w:t xml:space="preserve">, API testing with SSRF protection, website crawling with Playwright, broken-link detection, SSL/DNS checks, and automated diagnostic workflows.</w:t>
       </w:r>
     </w:p>
     <w:p>
@@ -5875,12 +6860,15 @@
         </w:numPr>
         <w:spacing w:after="0" w:afterAutospacing="0" w:before="0" w:beforeAutospacing="0" w:line="252.00000000000003" w:lineRule="auto"/>
         <w:ind w:left="720" w:hanging="360"/>
-      </w:pPr>
-      <w:r>
-        <w:rPr>
-          <w:rtl w:val="0"/>
-        </w:rPr>
-        <w:t xml:space="preserve">Developed separate </w:t>
+        <w:rPr>
+          <w:u w:val="none"/>
+        </w:rPr>
+      </w:pPr>
+      <w:r>
+        <w:rPr>
+          <w:rtl w:val="0"/>
+        </w:rPr>
+        <w:t xml:space="preserve">Developed </w:t>
       </w:r>
       <w:r>
         <w:rPr>
@@ -5888,27 +6876,13 @@
           <w:bCs w:val="1"/>
           <w:rtl w:val="0"/>
         </w:rPr>
-        <w:t xml:space="preserve">User and Admin authentication systems</w:t>
-      </w:r>
-      <w:r>
-        <w:rPr>
-          <w:rtl w:val="0"/>
-        </w:rPr>
-        <w:t xml:space="preserve"> with </w:t>
-      </w:r>
-      <w:r>
-        <w:rPr>
-          <w:b w:val="1"/>
-          <w:bCs w:val="1"/>
-          <w:rtl w:val="0"/>
-        </w:rPr>
-        <w:t xml:space="preserve">Role-Based Access Control (RBAC)</w:t>
-      </w:r>
-      <w:r>
-        <w:rPr>
-          <w:rtl w:val="0"/>
-        </w:rPr>
-        <w:t xml:space="preserve"> and permission management.</w:t>
+        <w:t xml:space="preserve">AI-guided investigations</w:t>
+      </w:r>
+      <w:r>
+        <w:rPr>
+          <w:rtl w:val="0"/>
+        </w:rPr>
+        <w:t xml:space="preserve"> that present evidence, identify probable root causes, and provide actionable next steps.</w:t>
       </w:r>
     </w:p>
     <w:p>
@@ -5919,6 +6893,9 @@
         </w:numPr>
         <w:spacing w:after="0" w:afterAutospacing="0" w:before="0" w:beforeAutospacing="0" w:line="252.00000000000003" w:lineRule="auto"/>
         <w:ind w:left="720" w:hanging="360"/>
+        <w:rPr>
+          <w:u w:val="none"/>
+        </w:rPr>
       </w:pPr>
       <w:r>
         <w:rPr>
@@ -5932,13 +6909,13 @@
           <w:bCs w:val="1"/>
           <w:rtl w:val="0"/>
         </w:rPr>
-        <w:t xml:space="preserve">content verification and publishing workflows</w:t>
-      </w:r>
-      <w:r>
-        <w:rPr>
-          <w:rtl w:val="0"/>
-        </w:rPr>
-        <w:t xml:space="preserve"> for managing village news, events, posters, businesses, and other community content.</w:t>
+        <w:t xml:space="preserve">JWT authentication, RBAC, permissions, audit logging, rate limiting, security headers, and protected APIs/cron jobs</w:t>
+      </w:r>
+      <w:r>
+        <w:rPr>
+          <w:rtl w:val="0"/>
+        </w:rPr>
+        <w:t xml:space="preserve">.</w:t>
       </w:r>
     </w:p>
     <w:p>
@@ -5949,12 +6926,15 @@
         </w:numPr>
         <w:spacing w:after="0" w:afterAutospacing="0" w:before="0" w:beforeAutospacing="0" w:line="252.00000000000003" w:lineRule="auto"/>
         <w:ind w:left="720" w:hanging="360"/>
-      </w:pPr>
-      <w:r>
-        <w:rPr>
-          <w:rtl w:val="0"/>
-        </w:rPr>
-        <w:t xml:space="preserve">Added </w:t>
+        <w:rPr>
+          <w:u w:val="none"/>
+        </w:rPr>
+      </w:pPr>
+      <w:r>
+        <w:rPr>
+          <w:rtl w:val="0"/>
+        </w:rPr>
+        <w:t xml:space="preserve">Designed a scalable </w:t>
       </w:r>
       <w:r>
         <w:rPr>
@@ -5962,13 +6942,13 @@
           <w:bCs w:val="1"/>
           <w:rtl w:val="0"/>
         </w:rPr>
-        <w:t xml:space="preserve">audit logging, origin checks, rate limiting, and permission-based access controls</w:t>
-      </w:r>
-      <w:r>
-        <w:rPr>
-          <w:rtl w:val="0"/>
-        </w:rPr>
-        <w:t xml:space="preserve"> to improve application security.</w:t>
+        <w:t xml:space="preserve">Next.js → API → NestJS Service → Repository → MySQL</w:t>
+      </w:r>
+      <w:r>
+        <w:rPr>
+          <w:rtl w:val="0"/>
+        </w:rPr>
+        <w:t xml:space="preserve"> architecture with SQL isolated inside repositories.</w:t>
       </w:r>
     </w:p>
     <w:p>
@@ -5979,12 +6959,15 @@
         </w:numPr>
         <w:spacing w:after="0" w:afterAutospacing="0" w:before="0" w:beforeAutospacing="0" w:line="252.00000000000003" w:lineRule="auto"/>
         <w:ind w:left="720" w:hanging="360"/>
-      </w:pPr>
-      <w:r>
-        <w:rPr>
-          <w:rtl w:val="0"/>
-        </w:rPr>
-        <w:t xml:space="preserve">Worked extensively with </w:t>
+        <w:rPr>
+          <w:u w:val="none"/>
+        </w:rPr>
+      </w:pPr>
+      <w:r>
+        <w:rPr>
+          <w:rtl w:val="0"/>
+        </w:rPr>
+        <w:t xml:space="preserve">Developed </w:t>
       </w:r>
       <w:r>
         <w:rPr>
@@ -5992,13 +6975,13 @@
           <w:bCs w:val="1"/>
           <w:rtl w:val="0"/>
         </w:rPr>
-        <w:t xml:space="preserve">MySQL </w:t>
-      </w:r>
-      <w:r>
-        <w:rPr>
-          <w:rtl w:val="0"/>
-        </w:rPr>
-        <w:t xml:space="preserve"> for database design, table relationships, queries, joins, CRUD operations, indexing, and data management.</w:t>
+        <w:t xml:space="preserve">Knowledge / Solutions management</w:t>
+      </w:r>
+      <w:r>
+        <w:rPr>
+          <w:rtl w:val="0"/>
+        </w:rPr>
+        <w:t xml:space="preserve"> to save and reuse previously resolved issues.</w:t>
       </w:r>
     </w:p>
     <w:p>
@@ -6009,12 +6992,15 @@
         </w:numPr>
         <w:spacing w:after="0" w:afterAutospacing="0" w:before="0" w:beforeAutospacing="0" w:line="252.00000000000003" w:lineRule="auto"/>
         <w:ind w:left="720" w:hanging="360"/>
-      </w:pPr>
-      <w:r>
-        <w:rPr>
-          <w:rtl w:val="0"/>
-        </w:rPr>
-        <w:t xml:space="preserve">Implemented a </w:t>
+        <w:rPr>
+          <w:u w:val="none"/>
+        </w:rPr>
+      </w:pPr>
+      <w:r>
+        <w:rPr>
+          <w:rtl w:val="0"/>
+        </w:rPr>
+        <w:t xml:space="preserve">Built responsive dashboards for </w:t>
       </w:r>
       <w:r>
         <w:rPr>
@@ -6022,146 +7008,7 @@
           <w:bCs w:val="1"/>
           <w:rtl w:val="0"/>
         </w:rPr>
-        <w:t xml:space="preserve">multi-village architecture</w:t>
-      </w:r>
-      <w:r>
-        <w:rPr>
-          <w:rtl w:val="0"/>
-        </w:rPr>
-        <w:t xml:space="preserve"> using </w:t>
-      </w:r>
-      <w:r>
-        <w:rPr>
-          <w:color w:val="000000"/>
-          <w:rtl w:val="0"/>
-        </w:rPr>
-        <w:t xml:space="preserve">village_id</w:t>
-      </w:r>
-      <w:r>
-        <w:rPr>
-          <w:rtl w:val="0"/>
-        </w:rPr>
-        <w:t xml:space="preserve"> </w:t>
-      </w:r>
-      <w:r>
-        <w:rPr>
-          <w:rtl w:val="0"/>
-        </w:rPr>
-        <w:t xml:space="preserve"> content scoping, allowing the platform to expand across multiple villages and mandals.</w:t>
-      </w:r>
-    </w:p>
-    <w:p>
-      <w:pPr>
-        <w:numPr>
-          <w:ilvl w:val="0"/>
-          <w:numId w:val="2"/>
-        </w:numPr>
-        <w:spacing w:after="0" w:afterAutospacing="0" w:before="0" w:beforeAutospacing="0" w:line="252.00000000000003" w:lineRule="auto"/>
-        <w:ind w:left="720" w:hanging="360"/>
-      </w:pPr>
-      <w:r>
-        <w:rPr>
-          <w:rtl w:val="0"/>
-        </w:rPr>
-        <w:t xml:space="preserve">Developed responsive and </w:t>
-      </w:r>
-      <w:r>
-        <w:rPr>
-          <w:b w:val="1"/>
-          <w:bCs w:val="1"/>
-          <w:rtl w:val="0"/>
-        </w:rPr>
-        <w:t xml:space="preserve">mobile-first user interfaces</w:t>
-      </w:r>
-      <w:r>
-        <w:rPr>
-          <w:rtl w:val="0"/>
-        </w:rPr>
-        <w:t xml:space="preserve"> optimized for Telugu-speaking rural users, including users with limited technical knowledge.</w:t>
-      </w:r>
-    </w:p>
-    <w:p>
-      <w:pPr>
-        <w:numPr>
-          <w:ilvl w:val="0"/>
-          <w:numId w:val="2"/>
-        </w:numPr>
-        <w:spacing w:after="0" w:afterAutospacing="0" w:before="0" w:beforeAutospacing="0" w:line="252.00000000000003" w:lineRule="auto"/>
-        <w:ind w:left="720" w:hanging="360"/>
-      </w:pPr>
-      <w:r>
-        <w:rPr>
-          <w:rtl w:val="0"/>
-        </w:rPr>
-        <w:t xml:space="preserve">Implemented </w:t>
-      </w:r>
-      <w:r>
-        <w:rPr>
-          <w:b w:val="1"/>
-          <w:bCs w:val="1"/>
-          <w:rtl w:val="0"/>
-        </w:rPr>
-        <w:t xml:space="preserve">image processing and optimization using Sharp</w:t>
-      </w:r>
-      <w:r>
-        <w:rPr>
-          <w:rtl w:val="0"/>
-        </w:rPr>
-        <w:t xml:space="preserve"> for efficient image handling and improved application performance.</w:t>
-      </w:r>
-    </w:p>
-    <w:p>
-      <w:pPr>
-        <w:numPr>
-          <w:ilvl w:val="0"/>
-          <w:numId w:val="2"/>
-        </w:numPr>
-        <w:spacing w:after="0" w:afterAutospacing="0" w:before="0" w:beforeAutospacing="0" w:line="252.00000000000003" w:lineRule="auto"/>
-        <w:ind w:left="720" w:hanging="360"/>
-      </w:pPr>
-      <w:r>
-        <w:rPr>
-          <w:rtl w:val="0"/>
-        </w:rPr>
-        <w:t xml:space="preserve">Developed </w:t>
-      </w:r>
-      <w:r>
-        <w:rPr>
-          <w:b w:val="1"/>
-          <w:bCs w:val="1"/>
-          <w:rtl w:val="0"/>
-        </w:rPr>
-        <w:t xml:space="preserve">user account management and admin panel functionality</w:t>
-      </w:r>
-      <w:r>
-        <w:rPr>
-          <w:rtl w:val="0"/>
-        </w:rPr>
-        <w:t xml:space="preserve"> for managing users, roles, permissions, content, and platform operations.</w:t>
-      </w:r>
-    </w:p>
-    <w:p>
-      <w:pPr>
-        <w:numPr>
-          <w:ilvl w:val="0"/>
-          <w:numId w:val="2"/>
-        </w:numPr>
-        <w:spacing w:after="0" w:afterAutospacing="0" w:before="0" w:beforeAutospacing="0" w:line="252.00000000000003" w:lineRule="auto"/>
-        <w:ind w:left="720" w:hanging="360"/>
-      </w:pPr>
-      <w:r>
-        <w:rPr>
-          <w:rtl w:val="0"/>
-        </w:rPr>
-        <w:t xml:space="preserve">Designed the application to support future expansion into a larger </w:t>
-      </w:r>
-      <w:r>
-        <w:rPr>
-          <w:b w:val="1"/>
-          <w:bCs w:val="1"/>
-          <w:rtl w:val="0"/>
-        </w:rPr>
-        <w:t xml:space="preserve">Mandal, District, or Regional Digital Platform</w:t>
+        <w:t xml:space="preserve">investigations, incidents, diagnostic results, monitoring history, statistics, and reports</w:t>
       </w:r>
       <w:r>
         <w:rPr>
@@ -6178,30 +7025,47 @@
         </w:numPr>
         <w:spacing w:after="240" w:before="0" w:beforeAutospacing="0" w:line="252.00000000000003" w:lineRule="auto"/>
         <w:ind w:left="720" w:hanging="360"/>
-      </w:pPr>
-      <w:r>
-        <w:rPr>
-          <w:rtl w:val="0"/>
-        </w:rPr>
-        <w:t xml:space="preserve">Worked on complete application architecture, database design, API development, authentication, authorization, third-party API integration, and scalable full-stack development.</w:t>
-      </w:r>
-    </w:p>
-    <w:p>
-      <w:pPr>
-        <w:pStyle w:val="Heading3"/>
-        <w:keepNext w:val="0"/>
-        <w:keepLines w:val="0"/>
-        <w:spacing w:after="80" w:before="280" w:line="252.00000000000003" w:lineRule="auto"/>
-        <w:rPr>
+        <w:rPr>
+          <w:u w:val="none"/>
+        </w:rPr>
+      </w:pPr>
+      <w:r>
+        <w:rPr>
+          <w:rtl w:val="0"/>
+        </w:rPr>
+        <w:t xml:space="preserve">Designed the system using a </w:t>
+      </w:r>
+      <w:r>
+        <w:rPr>
+          <w:b w:val="1"/>
+          <w:bCs w:val="1"/>
+          <w:rtl w:val="0"/>
+        </w:rPr>
+        <w:t xml:space="preserve">feature-based modular architecture</w:t>
+      </w:r>
+      <w:r>
+        <w:rPr>
+          <w:rtl w:val="0"/>
+        </w:rPr>
+        <w:t xml:space="preserve">, making the codebase easier for junior developers to understand, maintain, and extend.</w:t>
+      </w:r>
+    </w:p>
+    <w:p>
+      <w:pPr>
+        <w:spacing w:after="40" w:line="252.00000000000003" w:lineRule="auto"/>
+        <w:ind w:left="0" w:firstLine="0"/>
+        <w:rPr>
+          <w:b w:val="1"/>
+          <w:bCs w:val="1"/>
           <w:color w:val="222222"/>
           <w:sz w:val="22"/>
           <w:szCs w:val="22"/>
         </w:rPr>
       </w:pPr>
-      <w:bookmarkStart w:colFirst="0" w:colLast="0" w:name="_heading=h.1ji02pnd1xq3" w:id="4"/>
-      <w:bookmarkEnd w:id="4"/>
-      <w:r>
-        <w:rPr>
+      <w:r>
+        <w:rPr>
+          <w:b w:val="1"/>
+          <w:bCs w:val="1"/>
           <w:color w:val="222222"/>
           <w:sz w:val="22"/>
           <w:szCs w:val="22"/>
@@ -6219,18 +7083,7 @@
         <w:rPr>
           <w:rtl w:val="0"/>
         </w:rPr>
-        <w:t xml:space="preserve">Village News &amp; Events · Local Businesses &amp; Services Directory · Farmers &amp; Agriculture Resources · Local Jobs &amp; Marketplace · Government Services &amp; Schemes · Health &amp; Emergency Information · Google Maps Integration · Location &amp; Places Search · Village Weather &amp; Forecast · Telugu Text-to-Speech · Notifications &amp; Advertisements · Polls &amp; Community Engagement · Problem/Issue Reporting · Poster Creation &amp; Publishing · Global Search · User Account Management · Admin Panel · JWT Authentication · Role-Based Access Control (RBAC) · Permission Management · Content Verification &amp; Publishing Workflow · Audit Logging · Rate Limiting · Multi-Village Architecture · Service → Repository Pattern · MySQL Database Management · Mobile-First Telugu UI</w:t>
-      </w:r>
-    </w:p>
-    <w:p>
-      <w:pPr>
-        <w:spacing w:after="40" w:line="252.00000000000003" w:lineRule="auto"/>
-        <w:rPr/>
-      </w:pPr>
-      <w:r>
-        <w:rPr>
-          <w:rtl w:val="0"/>
-        </w:rPr>
+        <w:t xml:space="preserve">AI Developer Troubleshooting · Error Doctor · Stack Trace Analysis · Root Cause Analysis · API Doctor · API Testing · SQL Doctor · Live Read-Only MySQL Analysis · Website Health Monitoring · Website Security Checks · SSL Monitoring · DNS Analysis · Broken-Link Detection · HTTP Error Detection · Playwright Web Testing · Website Crawling · Screenshot Capture · Log Analysis · Error Grouping · Incident Management · Evidence-Based Diagnosis · AI Developer Agent · Knowledge Base · Solution Management · Investigation History · Developer Dashboard · JWT Authentication · RBAC · Permission Management · Audit Logging · SSRF Protection · Rate Limiting · Security Headers · Protected APIs · Cron Jobs · REST APIs · Next.js · NestJS · TypeScript · MySQL · React Query · Tailwind CSS · Playwright </w:t>
       </w:r>
     </w:p>
     <w:p>
@@ -7460,91 +8313,107 @@
       <w:lvlText w:val="●"/>
       <w:lvlJc w:val="left"/>
       <w:pPr>
-        <w:ind w:left="360" w:hanging="360"/>
-      </w:pPr>
-      <w:rPr>
-        <w:rFonts w:ascii="Noto Sans Symbols" w:cs="Noto Sans Symbols" w:eastAsia="Noto Sans Symbols" w:hAnsi="Noto Sans Symbols"/>
+        <w:ind w:left="720" w:hanging="360"/>
+      </w:pPr>
+      <w:rPr>
+        <w:u w:val="none"/>
       </w:rPr>
     </w:lvl>
     <w:lvl w:ilvl="1">
       <w:start w:val="1"/>
       <w:numFmt w:val="bullet"/>
-      <w:lvlText w:val=""/>
+      <w:lvlText w:val="○"/>
       <w:lvlJc w:val="left"/>
       <w:pPr>
-        <w:ind w:left="0" w:firstLine="0"/>
-      </w:pPr>
-      <w:rPr/>
+        <w:ind w:left="1440" w:hanging="360"/>
+      </w:pPr>
+      <w:rPr>
+        <w:u w:val="none"/>
+      </w:rPr>
     </w:lvl>
     <w:lvl w:ilvl="2">
       <w:start w:val="1"/>
       <w:numFmt w:val="bullet"/>
-      <w:lvlText w:val=""/>
+      <w:lvlText w:val="■"/>
       <w:lvlJc w:val="left"/>
       <w:pPr>
-        <w:ind w:left="0" w:firstLine="0"/>
-      </w:pPr>
-      <w:rPr/>
+        <w:ind w:left="2160" w:hanging="360"/>
+      </w:pPr>
+      <w:rPr>
+        <w:u w:val="none"/>
+      </w:rPr>
     </w:lvl>
     <w:lvl w:ilvl="3">
       <w:start w:val="1"/>
       <w:numFmt w:val="bullet"/>
-      <w:lvlText w:val=""/>
+      <w:lvlText w:val="●"/>
       <w:lvlJc w:val="left"/>
       <w:pPr>
-        <w:ind w:left="0" w:firstLine="0"/>
-      </w:pPr>
-      <w:rPr/>
+        <w:ind w:left="2880" w:hanging="360"/>
+      </w:pPr>
+      <w:rPr>
+        <w:u w:val="none"/>
+      </w:rPr>
     </w:lvl>
     <w:lvl w:ilvl="4">
       <w:start w:val="1"/>
       <w:numFmt w:val="bullet"/>
-      <w:lvlText w:val=""/>
+      <w:lvlText w:val="○"/>
       <w:lvlJc w:val="left"/>
       <w:pPr>
-        <w:ind w:left="0" w:firstLine="0"/>
-      </w:pPr>
-      <w:rPr/>
+        <w:ind w:left="3600" w:hanging="360"/>
+      </w:pPr>
+      <w:rPr>
+        <w:u w:val="none"/>
+      </w:rPr>
     </w:lvl>
     <w:lvl w:ilvl="5">
       <w:start w:val="1"/>
       <w:numFmt w:val="bullet"/>
-      <w:lvlText w:val=""/>
+      <w:lvlText w:val="■"/>
       <w:lvlJc w:val="left"/>
       <w:pPr>
-        <w:ind w:left="0" w:firstLine="0"/>
-      </w:pPr>
-      <w:rPr/>
+        <w:ind w:left="4320" w:hanging="360"/>
+      </w:pPr>
+      <w:rPr>
+        <w:u w:val="none"/>
+      </w:rPr>
     </w:lvl>
     <w:lvl w:ilvl="6">
       <w:start w:val="1"/>
       <w:numFmt w:val="bullet"/>
-      <w:lvlText w:val=""/>
+      <w:lvlText w:val="●"/>
       <w:lvlJc w:val="left"/>
       <w:pPr>
-        <w:ind w:left="0" w:firstLine="0"/>
-      </w:pPr>
-      <w:rPr/>
+        <w:ind w:left="5040" w:hanging="360"/>
+      </w:pPr>
+      <w:rPr>
+        <w:u w:val="none"/>
+      </w:rPr>
     </w:lvl>
     <w:lvl w:ilvl="7">
       <w:start w:val="1"/>
       <w:numFmt w:val="bullet"/>
-      <w:lvlText w:val=""/>
+      <w:lvlText w:val="○"/>
       <w:lvlJc w:val="left"/>
       <w:pPr>
-        <w:ind w:left="0" w:firstLine="0"/>
-      </w:pPr>
-      <w:rPr/>
+        <w:ind w:left="5760" w:hanging="360"/>
+      </w:pPr>
+      <w:rPr>
+        <w:u w:val="none"/>
+      </w:rPr>
     </w:lvl>
     <w:lvl w:ilvl="8">
       <w:start w:val="1"/>
       <w:numFmt w:val="bullet"/>
-      <w:lvlText w:val=""/>
+      <w:lvlText w:val="■"/>
       <w:lvlJc w:val="left"/>
       <w:pPr>
-        <w:ind w:left="0" w:firstLine="0"/>
-      </w:pPr>
-      <w:rPr/>
+        <w:ind w:left="6480" w:hanging="360"/>
+      </w:pPr>
+      <w:rPr>
+        <w:u w:val="none"/>
+      </w:rPr>
     </w:lvl>
   </w:abstractNum>
   <w:abstractNum w:abstractNumId="8">
@@ -7554,107 +8423,91 @@
       <w:lvlText w:val="●"/>
       <w:lvlJc w:val="left"/>
       <w:pPr>
-        <w:ind w:left="720" w:hanging="360"/>
-      </w:pPr>
-      <w:rPr>
-        <w:u w:val="none"/>
+        <w:ind w:left="360" w:hanging="360"/>
+      </w:pPr>
+      <w:rPr>
+        <w:rFonts w:ascii="Noto Sans Symbols" w:cs="Noto Sans Symbols" w:eastAsia="Noto Sans Symbols" w:hAnsi="Noto Sans Symbols"/>
       </w:rPr>
     </w:lvl>
     <w:lvl w:ilvl="1">
       <w:start w:val="1"/>
       <w:numFmt w:val="bullet"/>
-      <w:lvlText w:val="○"/>
+      <w:lvlText w:val=""/>
       <w:lvlJc w:val="left"/>
       <w:pPr>
-        <w:ind w:left="1440" w:hanging="360"/>
-      </w:pPr>
-      <w:rPr>
-        <w:u w:val="none"/>
-      </w:rPr>
+        <w:ind w:left="0" w:firstLine="0"/>
+      </w:pPr>
+      <w:rPr/>
     </w:lvl>
     <w:lvl w:ilvl="2">
       <w:start w:val="1"/>
       <w:numFmt w:val="bullet"/>
-      <w:lvlText w:val="■"/>
+      <w:lvlText w:val=""/>
       <w:lvlJc w:val="left"/>
       <w:pPr>
-        <w:ind w:left="2160" w:hanging="360"/>
-      </w:pPr>
-      <w:rPr>
-        <w:u w:val="none"/>
-      </w:rPr>
+        <w:ind w:left="0" w:firstLine="0"/>
+      </w:pPr>
+      <w:rPr/>
     </w:lvl>
     <w:lvl w:ilvl="3">
       <w:start w:val="1"/>
       <w:numFmt w:val="bullet"/>
-      <w:lvlText w:val="●"/>
+      <w:lvlText w:val=""/>
       <w:lvlJc w:val="left"/>
       <w:pPr>
-        <w:ind w:left="2880" w:hanging="360"/>
-      </w:pPr>
-      <w:rPr>
-        <w:u w:val="none"/>
-      </w:rPr>
+        <w:ind w:left="0" w:firstLine="0"/>
+      </w:pPr>
+      <w:rPr/>
     </w:lvl>
     <w:lvl w:ilvl="4">
       <w:start w:val="1"/>
       <w:numFmt w:val="bullet"/>
-      <w:lvlText w:val="○"/>
+      <w:lvlText w:val=""/>
       <w:lvlJc w:val="left"/>
       <w:pPr>
-        <w:ind w:left="3600" w:hanging="360"/>
-      </w:pPr>
-      <w:rPr>
-        <w:u w:val="none"/>
-      </w:rPr>
+        <w:ind w:left="0" w:firstLine="0"/>
+      </w:pPr>
+      <w:rPr/>
     </w:lvl>
     <w:lvl w:ilvl="5">
       <w:start w:val="1"/>
       <w:numFmt w:val="bullet"/>
-      <w:lvlText w:val="■"/>
+      <w:lvlText w:val=""/>
       <w:lvlJc w:val="left"/>
       <w:pPr>
-        <w:ind w:left="4320" w:hanging="360"/>
-      </w:pPr>
-      <w:rPr>
-        <w:u w:val="none"/>
-      </w:rPr>
+        <w:ind w:left="0" w:firstLine="0"/>
+      </w:pPr>
+      <w:rPr/>
     </w:lvl>
     <w:lvl w:ilvl="6">
       <w:start w:val="1"/>
       <w:numFmt w:val="bullet"/>
-      <w:lvlText w:val="●"/>
+      <w:lvlText w:val=""/>
       <w:lvlJc w:val="left"/>
       <w:pPr>
-        <w:ind w:left="5040" w:hanging="360"/>
-      </w:pPr>
-      <w:rPr>
-        <w:u w:val="none"/>
-      </w:rPr>
+        <w:ind w:left="0" w:firstLine="0"/>
+      </w:pPr>
+      <w:rPr/>
     </w:lvl>
     <w:lvl w:ilvl="7">
       <w:start w:val="1"/>
       <w:numFmt w:val="bullet"/>
-      <w:lvlText w:val="○"/>
+      <w:lvlText w:val=""/>
       <w:lvlJc w:val="left"/>
       <w:pPr>
-        <w:ind w:left="5760" w:hanging="360"/>
-      </w:pPr>
-      <w:rPr>
-        <w:u w:val="none"/>
-      </w:rPr>
+        <w:ind w:left="0" w:firstLine="0"/>
+      </w:pPr>
+      <w:rPr/>
     </w:lvl>
     <w:lvl w:ilvl="8">
       <w:start w:val="1"/>
       <w:numFmt w:val="bullet"/>
-      <w:lvlText w:val="■"/>
+      <w:lvlText w:val=""/>
       <w:lvlJc w:val="left"/>
       <w:pPr>
-        <w:ind w:left="6480" w:hanging="360"/>
-      </w:pPr>
-      <w:rPr>
-        <w:u w:val="none"/>
-      </w:rPr>
+        <w:ind w:left="0" w:firstLine="0"/>
+      </w:pPr>
+      <w:rPr/>
     </w:lvl>
   </w:abstractNum>
   <w:abstractNum w:abstractNumId="9">
@@ -7768,6 +8621,226 @@
     </w:lvl>
   </w:abstractNum>
   <w:abstractNum w:abstractNumId="10">
+    <w:lvl w:ilvl="0">
+      <w:start w:val="1"/>
+      <w:numFmt w:val="bullet"/>
+      <w:lvlText w:val="●"/>
+      <w:lvlJc w:val="left"/>
+      <w:pPr>
+        <w:ind w:left="720" w:hanging="360"/>
+      </w:pPr>
+      <w:rPr>
+        <w:u w:val="none"/>
+      </w:rPr>
+    </w:lvl>
+    <w:lvl w:ilvl="1">
+      <w:start w:val="1"/>
+      <w:numFmt w:val="bullet"/>
+      <w:lvlText w:val="○"/>
+      <w:lvlJc w:val="left"/>
+      <w:pPr>
+        <w:ind w:left="1440" w:hanging="360"/>
+      </w:pPr>
+      <w:rPr>
+        <w:u w:val="none"/>
+      </w:rPr>
+    </w:lvl>
+    <w:lvl w:ilvl="2">
+      <w:start w:val="1"/>
+      <w:numFmt w:val="bullet"/>
+      <w:lvlText w:val="■"/>
+      <w:lvlJc w:val="left"/>
+      <w:pPr>
+        <w:ind w:left="2160" w:hanging="360"/>
+      </w:pPr>
+      <w:rPr>
+        <w:u w:val="none"/>
+      </w:rPr>
+    </w:lvl>
+    <w:lvl w:ilvl="3">
+      <w:start w:val="1"/>
+      <w:numFmt w:val="bullet"/>
+      <w:lvlText w:val="●"/>
+      <w:lvlJc w:val="left"/>
+      <w:pPr>
+        <w:ind w:left="2880" w:hanging="360"/>
+      </w:pPr>
+      <w:rPr>
+        <w:u w:val="none"/>
+      </w:rPr>
+    </w:lvl>
+    <w:lvl w:ilvl="4">
+      <w:start w:val="1"/>
+      <w:numFmt w:val="bullet"/>
+      <w:lvlText w:val="○"/>
+      <w:lvlJc w:val="left"/>
+      <w:pPr>
+        <w:ind w:left="3600" w:hanging="360"/>
+      </w:pPr>
+      <w:rPr>
+        <w:u w:val="none"/>
+      </w:rPr>
+    </w:lvl>
+    <w:lvl w:ilvl="5">
+      <w:start w:val="1"/>
+      <w:numFmt w:val="bullet"/>
+      <w:lvlText w:val="■"/>
+      <w:lvlJc w:val="left"/>
+      <w:pPr>
+        <w:ind w:left="4320" w:hanging="360"/>
+      </w:pPr>
+      <w:rPr>
+        <w:u w:val="none"/>
+      </w:rPr>
+    </w:lvl>
+    <w:lvl w:ilvl="6">
+      <w:start w:val="1"/>
+      <w:numFmt w:val="bullet"/>
+      <w:lvlText w:val="●"/>
+      <w:lvlJc w:val="left"/>
+      <w:pPr>
+        <w:ind w:left="5040" w:hanging="360"/>
+      </w:pPr>
+      <w:rPr>
+        <w:u w:val="none"/>
+      </w:rPr>
+    </w:lvl>
+    <w:lvl w:ilvl="7">
+      <w:start w:val="1"/>
+      <w:numFmt w:val="bullet"/>
+      <w:lvlText w:val="○"/>
+      <w:lvlJc w:val="left"/>
+      <w:pPr>
+        <w:ind w:left="5760" w:hanging="360"/>
+      </w:pPr>
+      <w:rPr>
+        <w:u w:val="none"/>
+      </w:rPr>
+    </w:lvl>
+    <w:lvl w:ilvl="8">
+      <w:start w:val="1"/>
+      <w:numFmt w:val="bullet"/>
+      <w:lvlText w:val="■"/>
+      <w:lvlJc w:val="left"/>
+      <w:pPr>
+        <w:ind w:left="6480" w:hanging="360"/>
+      </w:pPr>
+      <w:rPr>
+        <w:u w:val="none"/>
+      </w:rPr>
+    </w:lvl>
+  </w:abstractNum>
+  <w:abstractNum w:abstractNumId="11">
+    <w:lvl w:ilvl="0">
+      <w:start w:val="1"/>
+      <w:numFmt w:val="bullet"/>
+      <w:lvlText w:val="●"/>
+      <w:lvlJc w:val="left"/>
+      <w:pPr>
+        <w:ind w:left="720" w:hanging="360"/>
+      </w:pPr>
+      <w:rPr>
+        <w:u w:val="none"/>
+      </w:rPr>
+    </w:lvl>
+    <w:lvl w:ilvl="1">
+      <w:start w:val="1"/>
+      <w:numFmt w:val="bullet"/>
+      <w:lvlText w:val="○"/>
+      <w:lvlJc w:val="left"/>
+      <w:pPr>
+        <w:ind w:left="1440" w:hanging="360"/>
+      </w:pPr>
+      <w:rPr>
+        <w:u w:val="none"/>
+      </w:rPr>
+    </w:lvl>
+    <w:lvl w:ilvl="2">
+      <w:start w:val="1"/>
+      <w:numFmt w:val="bullet"/>
+      <w:lvlText w:val="■"/>
+      <w:lvlJc w:val="left"/>
+      <w:pPr>
+        <w:ind w:left="2160" w:hanging="360"/>
+      </w:pPr>
+      <w:rPr>
+        <w:u w:val="none"/>
+      </w:rPr>
+    </w:lvl>
+    <w:lvl w:ilvl="3">
+      <w:start w:val="1"/>
+      <w:numFmt w:val="bullet"/>
+      <w:lvlText w:val="●"/>
+      <w:lvlJc w:val="left"/>
+      <w:pPr>
+        <w:ind w:left="2880" w:hanging="360"/>
+      </w:pPr>
+      <w:rPr>
+        <w:u w:val="none"/>
+      </w:rPr>
+    </w:lvl>
+    <w:lvl w:ilvl="4">
+      <w:start w:val="1"/>
+      <w:numFmt w:val="bullet"/>
+      <w:lvlText w:val="○"/>
+      <w:lvlJc w:val="left"/>
+      <w:pPr>
+        <w:ind w:left="3600" w:hanging="360"/>
+      </w:pPr>
+      <w:rPr>
+        <w:u w:val="none"/>
+      </w:rPr>
+    </w:lvl>
+    <w:lvl w:ilvl="5">
+      <w:start w:val="1"/>
+      <w:numFmt w:val="bullet"/>
+      <w:lvlText w:val="■"/>
+      <w:lvlJc w:val="left"/>
+      <w:pPr>
+        <w:ind w:left="4320" w:hanging="360"/>
+      </w:pPr>
+      <w:rPr>
+        <w:u w:val="none"/>
+      </w:rPr>
+    </w:lvl>
+    <w:lvl w:ilvl="6">
+      <w:start w:val="1"/>
+      <w:numFmt w:val="bullet"/>
+      <w:lvlText w:val="●"/>
+      <w:lvlJc w:val="left"/>
+      <w:pPr>
+        <w:ind w:left="5040" w:hanging="360"/>
+      </w:pPr>
+      <w:rPr>
+        <w:u w:val="none"/>
+      </w:rPr>
+    </w:lvl>
+    <w:lvl w:ilvl="7">
+      <w:start w:val="1"/>
+      <w:numFmt w:val="bullet"/>
+      <w:lvlText w:val="○"/>
+      <w:lvlJc w:val="left"/>
+      <w:pPr>
+        <w:ind w:left="5760" w:hanging="360"/>
+      </w:pPr>
+      <w:rPr>
+        <w:u w:val="none"/>
+      </w:rPr>
+    </w:lvl>
+    <w:lvl w:ilvl="8">
+      <w:start w:val="1"/>
+      <w:numFmt w:val="bullet"/>
+      <w:lvlText w:val="■"/>
+      <w:lvlJc w:val="left"/>
+      <w:pPr>
+        <w:ind w:left="6480" w:hanging="360"/>
+      </w:pPr>
+      <w:rPr>
+        <w:u w:val="none"/>
+      </w:rPr>
+    </w:lvl>
+  </w:abstractNum>
+  <w:abstractNum w:abstractNumId="12">
     <w:lvl w:ilvl="0">
       <w:start w:val="1"/>
       <w:numFmt w:val="bullet"/>
@@ -7906,6 +8979,12 @@
   </w:num>
   <w:num w:numId="10">
     <w:abstractNumId w:val="10"/>
+  </w:num>
+  <w:num w:numId="11">
+    <w:abstractNumId w:val="11"/>
+  </w:num>
+  <w:num w:numId="12">
+    <w:abstractNumId w:val="12"/>
   </w:num>
 </w:numbering>
 </file>
@@ -19211,7 +20290,7 @@
 
 <file path=customXML/item1.xml><?xml version="1.0" encoding="utf-8"?>
 <go:gDocsCustomXmlDataStorage xmlns:go="http://customooxmlschemas.google.com/" xmlns:r="http://schemas.openxmlformats.org/officeDocument/2006/relationships" uri="GoogleDocsCustomDataVersion2">
-  <go:docsCustomData xmlns:go="http://customooxmlschemas.google.com/" roundtripDataSignature="AMtx7mgOG4ROezFn5qB7WAIm9ovTJQIg0g==">CgMxLjAyDmguMWIxc3JuaGk1dnpsMg5oLnJ5OTIzc25iOTh0OTIOaC5lN2RneXN1OTg2cXIyDmgubDhyM3M3dThuNW0wMg5oLjFqaTAycG5kMXhxMzgAciExMldyZ3hjRnN2NllWRm94OGpVNlYyRTZLXzhnT0tFeTc=</go:docsCustomData>
+  <go:docsCustomData xmlns:go="http://customooxmlschemas.google.com/" roundtripDataSignature="AMtx7mgDtA8OymrHCjABBIgIe1Yoleimxg==">CgMxLjAyDmguMWIxc3JuaGk1dnpsMg5oLnJ5OTIzc25iOTh0OTIOaC5lN2RneXN1OTg2cXIyDmgubDhyM3M3dThuNW0wMg5oLjFqaTAycG5kMXhxMzIOaC5nb2g4cDE3Z2Y5ZzYyDmguZTlneWloZDFpcXhhMg5oLnJmdGpubjY4bnAzdTgAciExMldyZ3hjRnN2NllWRm94OGpVNlYyRTZLXzhnT0tFeTc=</go:docsCustomData>
 </go:gDocsCustomXmlDataStorage>
 </file>
 
